--- a/test-report/ValidationReport.docx
+++ b/test-report/ValidationReport.docx
@@ -420,8 +420,6 @@
                 <w:szCs w:val="22"/>
               </w:rPr>
             </w:pPr>
-            <w:proofErr w:type="spellStart"/>
-            <w:proofErr w:type="gramStart"/>
             <w:r>
               <w:rPr>
                 <w:rFonts w:ascii="Segoe UI" w:hAnsi="Segoe UI" w:cs="Segoe UI"/>
@@ -446,8 +444,6 @@
               </w:rPr>
               <w:t>No</w:t>
             </w:r>
-            <w:proofErr w:type="spellEnd"/>
-            <w:proofErr w:type="gramEnd"/>
           </w:p>
         </w:tc>
         <w:tc>
@@ -1320,25 +1316,7 @@
                 <w:sz w:val="22"/>
                 <w:szCs w:val="22"/>
               </w:rPr>
-              <w:t>Warning shown on correct private [</w:t>
-            </w:r>
-            <w:proofErr w:type="spellStart"/>
-            <w:r>
-              <w:rPr>
-                <w:rFonts w:ascii="Segoe UI" w:hAnsi="Segoe UI" w:cs="Segoe UI"/>
-                <w:sz w:val="22"/>
-                <w:szCs w:val="22"/>
-              </w:rPr>
-              <w:t>JSInvokable</w:t>
-            </w:r>
-            <w:proofErr w:type="spellEnd"/>
-            <w:r>
-              <w:rPr>
-                <w:rFonts w:ascii="Segoe UI" w:hAnsi="Segoe UI" w:cs="Segoe UI"/>
-                <w:sz w:val="22"/>
-                <w:szCs w:val="22"/>
-              </w:rPr>
-              <w:t>] method</w:t>
+              <w:t>Warning shown on correct private [JSInvokable] method</w:t>
             </w:r>
           </w:p>
         </w:tc>
@@ -1824,25 +1802,7 @@
                 <w:sz w:val="22"/>
                 <w:szCs w:val="22"/>
               </w:rPr>
-              <w:t xml:space="preserve">Verify BL0016 </w:t>
-            </w:r>
-            <w:proofErr w:type="gramStart"/>
-            <w:r>
-              <w:rPr>
-                <w:rFonts w:ascii="Segoe UI" w:hAnsi="Segoe UI" w:cs="Segoe UI"/>
-                <w:sz w:val="22"/>
-                <w:szCs w:val="22"/>
-              </w:rPr>
-              <w:t>warning</w:t>
-            </w:r>
-            <w:proofErr w:type="gramEnd"/>
-            <w:r>
-              <w:rPr>
-                <w:rFonts w:ascii="Segoe UI" w:hAnsi="Segoe UI" w:cs="Segoe UI"/>
-                <w:sz w:val="22"/>
-                <w:szCs w:val="22"/>
-              </w:rPr>
-              <w:t xml:space="preserve"> in Visual Studio</w:t>
+              <w:t>Verify BL0016 warning in Visual Studio</w:t>
             </w:r>
           </w:p>
         </w:tc>
@@ -2026,23 +1986,13 @@
                 <w:szCs w:val="22"/>
               </w:rPr>
             </w:pPr>
-            <w:proofErr w:type="spellStart"/>
-            <w:r>
-              <w:rPr>
-                <w:rFonts w:ascii="Segoe UI" w:hAnsi="Segoe UI" w:cs="Segoe UI"/>
-                <w:sz w:val="22"/>
-                <w:szCs w:val="22"/>
-              </w:rPr>
-              <w:t>CorrectInterop</w:t>
-            </w:r>
-            <w:proofErr w:type="spellEnd"/>
-            <w:r>
-              <w:rPr>
-                <w:rFonts w:ascii="Segoe UI" w:hAnsi="Segoe UI" w:cs="Segoe UI"/>
-                <w:sz w:val="22"/>
-                <w:szCs w:val="22"/>
-              </w:rPr>
-              <w:t xml:space="preserve"> page builds with no BL00xx warnings</w:t>
+            <w:r>
+              <w:rPr>
+                <w:rFonts w:ascii="Segoe UI" w:hAnsi="Segoe UI" w:cs="Segoe UI"/>
+                <w:sz w:val="22"/>
+                <w:szCs w:val="22"/>
+              </w:rPr>
+              <w:t>CorrectInterop page builds with no BL00xx warnings</w:t>
             </w:r>
           </w:p>
         </w:tc>
@@ -2601,8 +2551,6 @@
                 <w:szCs w:val="22"/>
               </w:rPr>
             </w:pPr>
-            <w:proofErr w:type="spellStart"/>
-            <w:proofErr w:type="gramStart"/>
             <w:r>
               <w:rPr>
                 <w:rFonts w:ascii="Segoe UI" w:hAnsi="Segoe UI" w:cs="Segoe UI"/>
@@ -2627,8 +2575,6 @@
               </w:rPr>
               <w:t>No</w:t>
             </w:r>
-            <w:proofErr w:type="spellEnd"/>
-            <w:proofErr w:type="gramEnd"/>
           </w:p>
         </w:tc>
         <w:tc>
@@ -2818,25 +2764,7 @@
                 <w:sz w:val="22"/>
                 <w:szCs w:val="22"/>
               </w:rPr>
-              <w:t xml:space="preserve"> in Server </w:t>
-            </w:r>
-            <w:proofErr w:type="gramStart"/>
-            <w:r>
-              <w:rPr>
-                <w:rFonts w:ascii="Segoe UI" w:hAnsi="Segoe UI" w:cs="Segoe UI"/>
-                <w:sz w:val="22"/>
-                <w:szCs w:val="22"/>
-              </w:rPr>
-              <w:t>and .Client</w:t>
-            </w:r>
-            <w:proofErr w:type="gramEnd"/>
-            <w:r>
-              <w:rPr>
-                <w:rFonts w:ascii="Segoe UI" w:hAnsi="Segoe UI" w:cs="Segoe UI"/>
-                <w:sz w:val="22"/>
-                <w:szCs w:val="22"/>
-              </w:rPr>
-              <w:t xml:space="preserve"> projects</w:t>
+              <w:t xml:space="preserve"> in Server and .Client projects</w:t>
             </w:r>
           </w:p>
         </w:tc>
@@ -2988,25 +2916,7 @@
                 <w:sz w:val="22"/>
                 <w:szCs w:val="22"/>
               </w:rPr>
-              <w:t xml:space="preserve"> in Server</w:t>
-            </w:r>
-            <w:proofErr w:type="gramStart"/>
-            <w:r>
-              <w:rPr>
-                <w:rFonts w:ascii="Segoe UI" w:hAnsi="Segoe UI" w:cs="Segoe UI"/>
-                <w:sz w:val="22"/>
-                <w:szCs w:val="22"/>
-              </w:rPr>
-              <w:t>, .Client</w:t>
-            </w:r>
-            <w:proofErr w:type="gramEnd"/>
-            <w:r>
-              <w:rPr>
-                <w:rFonts w:ascii="Segoe UI" w:hAnsi="Segoe UI" w:cs="Segoe UI"/>
-                <w:sz w:val="22"/>
-                <w:szCs w:val="22"/>
-              </w:rPr>
-              <w:t xml:space="preserve"> and RCL projects</w:t>
+              <w:t xml:space="preserve"> in Server, .Client and RCL projects</w:t>
             </w:r>
           </w:p>
         </w:tc>
@@ -3176,25 +3086,7 @@
                 <w:sz w:val="22"/>
                 <w:szCs w:val="22"/>
               </w:rPr>
-              <w:t>Automatic code fix "Make [</w:t>
-            </w:r>
-            <w:proofErr w:type="spellStart"/>
-            <w:r>
-              <w:rPr>
-                <w:rFonts w:ascii="Segoe UI" w:hAnsi="Segoe UI" w:cs="Segoe UI"/>
-                <w:sz w:val="22"/>
-                <w:szCs w:val="22"/>
-              </w:rPr>
-              <w:t>JSInvokable</w:t>
-            </w:r>
-            <w:proofErr w:type="spellEnd"/>
-            <w:r>
-              <w:rPr>
-                <w:rFonts w:ascii="Segoe UI" w:hAnsi="Segoe UI" w:cs="Segoe UI"/>
-                <w:sz w:val="22"/>
-                <w:szCs w:val="22"/>
-              </w:rPr>
-              <w:t>] method public" is available ONLY in RCL project</w:t>
+              <w:t>Automatic code fix "Make [JSInvokable] method public" is available ONLY in RCL project</w:t>
             </w:r>
           </w:p>
         </w:tc>
@@ -3323,8 +3215,6 @@
                 <w:szCs w:val="22"/>
               </w:rPr>
             </w:pPr>
-            <w:proofErr w:type="spellStart"/>
-            <w:proofErr w:type="gramStart"/>
             <w:r>
               <w:rPr>
                 <w:rFonts w:ascii="Segoe UI" w:hAnsi="Segoe UI" w:cs="Segoe UI"/>
@@ -3349,8 +3239,6 @@
               </w:rPr>
               <w:t>No</w:t>
             </w:r>
-            <w:proofErr w:type="spellEnd"/>
-            <w:proofErr w:type="gramEnd"/>
           </w:p>
         </w:tc>
         <w:tc>
@@ -3578,51 +3466,15 @@
                 <w:sz w:val="22"/>
                 <w:szCs w:val="22"/>
               </w:rPr>
-              <w:t xml:space="preserve">Serialization error occurs when </w:t>
-            </w:r>
-            <w:proofErr w:type="spellStart"/>
-            <w:r>
-              <w:rPr>
-                <w:rFonts w:ascii="Segoe UI" w:hAnsi="Segoe UI" w:cs="Segoe UI"/>
-                <w:sz w:val="22"/>
-                <w:szCs w:val="22"/>
-              </w:rPr>
-              <w:t>InvokeAsync</w:t>
-            </w:r>
-            <w:proofErr w:type="spellEnd"/>
-            <w:r>
-              <w:rPr>
-                <w:rFonts w:ascii="Segoe UI" w:hAnsi="Segoe UI" w:cs="Segoe UI"/>
-                <w:sz w:val="22"/>
-                <w:szCs w:val="22"/>
-              </w:rPr>
-              <w:t>&lt;object&gt; used</w:t>
-            </w:r>
-            <w:r>
-              <w:rPr>
-                <w:rFonts w:ascii="Segoe UI" w:hAnsi="Segoe UI" w:cs="Segoe UI"/>
-                <w:sz w:val="22"/>
-                <w:szCs w:val="22"/>
-              </w:rPr>
-              <w:t xml:space="preserve"> and resolved when </w:t>
-            </w:r>
-            <w:proofErr w:type="spellStart"/>
-            <w:r>
-              <w:rPr>
-                <w:rFonts w:ascii="Segoe UI" w:hAnsi="Segoe UI" w:cs="Segoe UI"/>
-                <w:sz w:val="22"/>
-                <w:szCs w:val="22"/>
-              </w:rPr>
-              <w:t>InvokeVoidAsync</w:t>
-            </w:r>
-            <w:proofErr w:type="spellEnd"/>
-            <w:r>
-              <w:rPr>
-                <w:rFonts w:ascii="Segoe UI" w:hAnsi="Segoe UI" w:cs="Segoe UI"/>
-                <w:sz w:val="22"/>
-                <w:szCs w:val="22"/>
-              </w:rPr>
-              <w:t xml:space="preserve"> used.</w:t>
+              <w:t>Serialization error occurs when InvokeAsync&lt;object&gt; used</w:t>
+            </w:r>
+            <w:r>
+              <w:rPr>
+                <w:rFonts w:ascii="Segoe UI" w:hAnsi="Segoe UI" w:cs="Segoe UI"/>
+                <w:sz w:val="22"/>
+                <w:szCs w:val="22"/>
+              </w:rPr>
+              <w:t xml:space="preserve"> and resolved when InvokeVoidAsync used.</w:t>
             </w:r>
           </w:p>
         </w:tc>
@@ -3773,25 +3625,7 @@
                 <w:sz w:val="22"/>
                 <w:szCs w:val="22"/>
               </w:rPr>
-              <w:t>Method lookup fails when [</w:t>
-            </w:r>
-            <w:proofErr w:type="spellStart"/>
-            <w:r>
-              <w:rPr>
-                <w:rFonts w:ascii="Segoe UI" w:hAnsi="Segoe UI" w:cs="Segoe UI"/>
-                <w:sz w:val="22"/>
-                <w:szCs w:val="22"/>
-              </w:rPr>
-              <w:t>JSInvokable</w:t>
-            </w:r>
-            <w:proofErr w:type="spellEnd"/>
-            <w:r>
-              <w:rPr>
-                <w:rFonts w:ascii="Segoe UI" w:hAnsi="Segoe UI" w:cs="Segoe UI"/>
-                <w:sz w:val="22"/>
-                <w:szCs w:val="22"/>
-              </w:rPr>
-              <w:t>] is private</w:t>
+              <w:t>Method lookup fails when [JSInvokable] is private</w:t>
             </w:r>
             <w:r>
               <w:rPr>
@@ -3807,25 +3641,7 @@
                 <w:sz w:val="22"/>
                 <w:szCs w:val="22"/>
               </w:rPr>
-              <w:t>[</w:t>
-            </w:r>
-            <w:proofErr w:type="spellStart"/>
-            <w:r>
-              <w:rPr>
-                <w:rFonts w:ascii="Segoe UI" w:hAnsi="Segoe UI" w:cs="Segoe UI"/>
-                <w:sz w:val="22"/>
-                <w:szCs w:val="22"/>
-              </w:rPr>
-              <w:t>JSInvokable</w:t>
-            </w:r>
-            <w:proofErr w:type="spellEnd"/>
-            <w:r>
-              <w:rPr>
-                <w:rFonts w:ascii="Segoe UI" w:hAnsi="Segoe UI" w:cs="Segoe UI"/>
-                <w:sz w:val="22"/>
-                <w:szCs w:val="22"/>
-              </w:rPr>
-              <w:t xml:space="preserve">] is </w:t>
+              <w:t xml:space="preserve">[JSInvokable] is </w:t>
             </w:r>
             <w:r>
               <w:rPr>
@@ -4107,25 +3923,7 @@
                 <w:sz w:val="22"/>
                 <w:szCs w:val="22"/>
               </w:rPr>
-              <w:t xml:space="preserve">Guarded call in </w:t>
-            </w:r>
-            <w:proofErr w:type="spellStart"/>
-            <w:r>
-              <w:rPr>
-                <w:rFonts w:ascii="Segoe UI" w:hAnsi="Segoe UI" w:cs="Segoe UI"/>
-                <w:sz w:val="22"/>
-                <w:szCs w:val="22"/>
-              </w:rPr>
-              <w:t>OnAfterRender</w:t>
-            </w:r>
-            <w:proofErr w:type="spellEnd"/>
-            <w:r>
-              <w:rPr>
-                <w:rFonts w:ascii="Segoe UI" w:hAnsi="Segoe UI" w:cs="Segoe UI"/>
-                <w:sz w:val="22"/>
-                <w:szCs w:val="22"/>
-              </w:rPr>
-              <w:t xml:space="preserve"> succeeds</w:t>
+              <w:t>Guarded call in OnAfterRender succeeds</w:t>
             </w:r>
           </w:p>
         </w:tc>
@@ -4256,8 +4054,6 @@
                 <w:szCs w:val="22"/>
               </w:rPr>
             </w:pPr>
-            <w:proofErr w:type="spellStart"/>
-            <w:proofErr w:type="gramStart"/>
             <w:r>
               <w:rPr>
                 <w:rFonts w:ascii="Segoe UI" w:hAnsi="Segoe UI" w:cs="Segoe UI"/>
@@ -4266,8 +4062,6 @@
               </w:rPr>
               <w:t>S.No</w:t>
             </w:r>
-            <w:proofErr w:type="spellEnd"/>
-            <w:proofErr w:type="gramEnd"/>
           </w:p>
         </w:tc>
         <w:tc>
@@ -4421,25 +4215,7 @@
                 <w:sz w:val="22"/>
                 <w:szCs w:val="22"/>
               </w:rPr>
-              <w:t xml:space="preserve">Build BL0010 warning </w:t>
-            </w:r>
-            <w:proofErr w:type="gramStart"/>
-            <w:r>
-              <w:rPr>
-                <w:rFonts w:ascii="Segoe UI" w:hAnsi="Segoe UI" w:cs="Segoe UI"/>
-                <w:sz w:val="22"/>
-                <w:szCs w:val="22"/>
-              </w:rPr>
-              <w:t>in .Client</w:t>
-            </w:r>
-            <w:proofErr w:type="gramEnd"/>
-            <w:r>
-              <w:rPr>
-                <w:rFonts w:ascii="Segoe UI" w:hAnsi="Segoe UI" w:cs="Segoe UI"/>
-                <w:sz w:val="22"/>
-                <w:szCs w:val="22"/>
-              </w:rPr>
-              <w:t xml:space="preserve"> project</w:t>
+              <w:t>Build BL0010 warning in .Client project</w:t>
             </w:r>
           </w:p>
         </w:tc>
@@ -4566,25 +4342,7 @@
                 <w:sz w:val="22"/>
                 <w:szCs w:val="22"/>
               </w:rPr>
-              <w:t xml:space="preserve">Build BL0015 warning </w:t>
-            </w:r>
-            <w:proofErr w:type="gramStart"/>
-            <w:r>
-              <w:rPr>
-                <w:rFonts w:ascii="Segoe UI" w:hAnsi="Segoe UI" w:cs="Segoe UI"/>
-                <w:sz w:val="22"/>
-                <w:szCs w:val="22"/>
-              </w:rPr>
-              <w:t>in .Client</w:t>
-            </w:r>
-            <w:proofErr w:type="gramEnd"/>
-            <w:r>
-              <w:rPr>
-                <w:rFonts w:ascii="Segoe UI" w:hAnsi="Segoe UI" w:cs="Segoe UI"/>
-                <w:sz w:val="22"/>
-                <w:szCs w:val="22"/>
-              </w:rPr>
-              <w:t xml:space="preserve"> project</w:t>
+              <w:t>Build BL0015 warning in .Client project</w:t>
             </w:r>
           </w:p>
         </w:tc>
@@ -4714,25 +4472,7 @@
                 <w:sz w:val="22"/>
                 <w:szCs w:val="22"/>
               </w:rPr>
-              <w:t xml:space="preserve">Build BL0016 warning </w:t>
-            </w:r>
-            <w:proofErr w:type="gramStart"/>
-            <w:r>
-              <w:rPr>
-                <w:rFonts w:ascii="Segoe UI" w:hAnsi="Segoe UI" w:cs="Segoe UI"/>
-                <w:sz w:val="22"/>
-                <w:szCs w:val="22"/>
-              </w:rPr>
-              <w:t>in .Client</w:t>
-            </w:r>
-            <w:proofErr w:type="gramEnd"/>
-            <w:r>
-              <w:rPr>
-                <w:rFonts w:ascii="Segoe UI" w:hAnsi="Segoe UI" w:cs="Segoe UI"/>
-                <w:sz w:val="22"/>
-                <w:szCs w:val="22"/>
-              </w:rPr>
-              <w:t xml:space="preserve"> project</w:t>
+              <w:t>Build BL0016 warning in .Client project</w:t>
             </w:r>
           </w:p>
         </w:tc>
@@ -4896,8 +4636,6 @@
                 <w:szCs w:val="22"/>
               </w:rPr>
             </w:pPr>
-            <w:proofErr w:type="spellStart"/>
-            <w:proofErr w:type="gramStart"/>
             <w:r>
               <w:rPr>
                 <w:rFonts w:ascii="Segoe UI" w:hAnsi="Segoe UI" w:cs="Segoe UI"/>
@@ -4906,8 +4644,6 @@
               </w:rPr>
               <w:t>S.No</w:t>
             </w:r>
-            <w:proofErr w:type="spellEnd"/>
-            <w:proofErr w:type="gramEnd"/>
           </w:p>
         </w:tc>
         <w:tc>
@@ -5525,8 +5261,6 @@
         </w:rPr>
         <w:t xml:space="preserve">For BL0010, Visual Studio highlights the warning directly on the </w:t>
       </w:r>
-      <w:proofErr w:type="spellStart"/>
-      <w:proofErr w:type="gramStart"/>
       <w:r>
         <w:rPr>
           <w:rFonts w:ascii="Segoe UI" w:hAnsi="Segoe UI" w:cs="Segoe UI"/>
@@ -5535,41 +5269,7 @@
           <w:sz w:val="22"/>
           <w:szCs w:val="22"/>
         </w:rPr>
-        <w:t>JS.InvokeAsync</w:t>
-      </w:r>
-      <w:proofErr w:type="spellEnd"/>
-      <w:proofErr w:type="gramEnd"/>
-      <w:r>
-        <w:rPr>
-          <w:rFonts w:ascii="Segoe UI" w:hAnsi="Segoe UI" w:cs="Segoe UI"/>
-          <w:b/>
-          <w:bCs/>
-          <w:sz w:val="22"/>
-          <w:szCs w:val="22"/>
-        </w:rPr>
-        <w:t>&lt;object</w:t>
-      </w:r>
-      <w:proofErr w:type="gramStart"/>
-      <w:r>
-        <w:rPr>
-          <w:rFonts w:ascii="Segoe UI" w:hAnsi="Segoe UI" w:cs="Segoe UI"/>
-          <w:b/>
-          <w:bCs/>
-          <w:sz w:val="22"/>
-          <w:szCs w:val="22"/>
-        </w:rPr>
-        <w:t>&gt;(</w:t>
-      </w:r>
-      <w:proofErr w:type="gramEnd"/>
-      <w:r>
-        <w:rPr>
-          <w:rFonts w:ascii="Segoe UI" w:hAnsi="Segoe UI" w:cs="Segoe UI"/>
-          <w:b/>
-          <w:bCs/>
-          <w:sz w:val="22"/>
-          <w:szCs w:val="22"/>
-        </w:rPr>
-        <w:t>)</w:t>
+        <w:t>JS.InvokeAsync&lt;object&gt;()</w:t>
       </w:r>
       <w:r>
         <w:rPr>
@@ -5769,43 +5469,7 @@
           <w:sz w:val="22"/>
           <w:szCs w:val="22"/>
         </w:rPr>
-        <w:t xml:space="preserve"> automatic code fix ("Make [</w:t>
-      </w:r>
-      <w:proofErr w:type="spellStart"/>
-      <w:r>
-        <w:rPr>
-          <w:rFonts w:ascii="Segoe UI" w:hAnsi="Segoe UI" w:cs="Segoe UI"/>
-          <w:sz w:val="22"/>
-          <w:szCs w:val="22"/>
-        </w:rPr>
-        <w:t>JSInvokable</w:t>
-      </w:r>
-      <w:proofErr w:type="spellEnd"/>
-      <w:r>
-        <w:rPr>
-          <w:rFonts w:ascii="Segoe UI" w:hAnsi="Segoe UI" w:cs="Segoe UI"/>
-          <w:sz w:val="22"/>
-          <w:szCs w:val="22"/>
-        </w:rPr>
-        <w:t xml:space="preserve">] method public") is available exclusively in the Razor Class Library project. When the same diagnostic appears in server project components </w:t>
-      </w:r>
-      <w:proofErr w:type="gramStart"/>
-      <w:r>
-        <w:rPr>
-          <w:rFonts w:ascii="Segoe UI" w:hAnsi="Segoe UI" w:cs="Segoe UI"/>
-          <w:sz w:val="22"/>
-          <w:szCs w:val="22"/>
-        </w:rPr>
-        <w:t>and .Client</w:t>
-      </w:r>
-      <w:proofErr w:type="gramEnd"/>
-      <w:r>
-        <w:rPr>
-          <w:rFonts w:ascii="Segoe UI" w:hAnsi="Segoe UI" w:cs="Segoe UI"/>
-          <w:sz w:val="22"/>
-          <w:szCs w:val="22"/>
-        </w:rPr>
-        <w:t xml:space="preserve"> project components, the automatic code fix is not available and must be applied manually. This behavior difference between project types suggests the code fix implementation is context-dependent, available only for class library services but not for Razor component files.</w:t>
+        <w:t xml:space="preserve"> automatic code fix ("Make [JSInvokable] method public") is available exclusively in the Razor Class Library project. When the same diagnostic appears in server project components and .Client project components, the automatic code fix is not available and must be applied manually. This behavior difference between project types suggests the code fix implementation is context-dependent, available only for class library services but not for Razor component files.</w:t>
       </w:r>
     </w:p>
     <w:p>
@@ -6020,7 +5684,6 @@
           <w:u w:val="single"/>
         </w:rPr>
       </w:pPr>
-      <w:proofErr w:type="gramStart"/>
       <w:r>
         <w:rPr>
           <w:rFonts w:ascii="Segoe UI" w:hAnsi="Segoe UI" w:cs="Segoe UI"/>
@@ -6033,7 +5696,6 @@
         <w:lastRenderedPageBreak/>
         <w:t>Final Result</w:t>
       </w:r>
-      <w:proofErr w:type="gramEnd"/>
     </w:p>
     <w:p>
       <w:pPr>
@@ -6100,25 +5762,7 @@
           <w:sz w:val="22"/>
           <w:szCs w:val="22"/>
         </w:rPr>
-        <w:t xml:space="preserve">with clear diagnostic messages and explanations. Runtime behavior matches diagnostic intent. The application demonstrates correct interop patterns producing zero warnings. Static SSR and Interactive Server render modes both </w:t>
-      </w:r>
-      <w:proofErr w:type="gramStart"/>
-      <w:r>
-        <w:rPr>
-          <w:rFonts w:ascii="Segoe UI" w:hAnsi="Segoe UI" w:cs="Segoe UI"/>
-          <w:sz w:val="22"/>
-          <w:szCs w:val="22"/>
-        </w:rPr>
-        <w:t>function</w:t>
-      </w:r>
-      <w:proofErr w:type="gramEnd"/>
-      <w:r>
-        <w:rPr>
-          <w:rFonts w:ascii="Segoe UI" w:hAnsi="Segoe UI" w:cs="Segoe UI"/>
-          <w:sz w:val="22"/>
-          <w:szCs w:val="22"/>
-        </w:rPr>
-        <w:t xml:space="preserve"> correctly. </w:t>
+        <w:t xml:space="preserve">with clear diagnostic messages and explanations. Runtime behavior matches diagnostic intent. The application demonstrates correct interop patterns producing zero warnings. Static SSR and Interactive Server render modes both function correctly. </w:t>
       </w:r>
     </w:p>
     <w:p>

--- a/test-report/ValidationReport.docx
+++ b/test-report/ValidationReport.docx
@@ -420,6 +420,8 @@
                 <w:szCs w:val="22"/>
               </w:rPr>
             </w:pPr>
+            <w:proofErr w:type="spellStart"/>
+            <w:proofErr w:type="gramStart"/>
             <w:r>
               <w:rPr>
                 <w:rFonts w:ascii="Segoe UI" w:hAnsi="Segoe UI" w:cs="Segoe UI"/>
@@ -444,6 +446,8 @@
               </w:rPr>
               <w:t>No</w:t>
             </w:r>
+            <w:proofErr w:type="spellEnd"/>
+            <w:proofErr w:type="gramEnd"/>
           </w:p>
         </w:tc>
         <w:tc>
@@ -1316,7 +1320,25 @@
                 <w:sz w:val="22"/>
                 <w:szCs w:val="22"/>
               </w:rPr>
-              <w:t>Warning shown on correct private [JSInvokable] method</w:t>
+              <w:t>Warning shown on correct private [</w:t>
+            </w:r>
+            <w:proofErr w:type="spellStart"/>
+            <w:r>
+              <w:rPr>
+                <w:rFonts w:ascii="Segoe UI" w:hAnsi="Segoe UI" w:cs="Segoe UI"/>
+                <w:sz w:val="22"/>
+                <w:szCs w:val="22"/>
+              </w:rPr>
+              <w:t>JSInvokable</w:t>
+            </w:r>
+            <w:proofErr w:type="spellEnd"/>
+            <w:r>
+              <w:rPr>
+                <w:rFonts w:ascii="Segoe UI" w:hAnsi="Segoe UI" w:cs="Segoe UI"/>
+                <w:sz w:val="22"/>
+                <w:szCs w:val="22"/>
+              </w:rPr>
+              <w:t>] method</w:t>
             </w:r>
           </w:p>
         </w:tc>
@@ -1802,7 +1824,25 @@
                 <w:sz w:val="22"/>
                 <w:szCs w:val="22"/>
               </w:rPr>
-              <w:t>Verify BL0016 warning in Visual Studio</w:t>
+              <w:t xml:space="preserve">Verify BL0016 </w:t>
+            </w:r>
+            <w:proofErr w:type="gramStart"/>
+            <w:r>
+              <w:rPr>
+                <w:rFonts w:ascii="Segoe UI" w:hAnsi="Segoe UI" w:cs="Segoe UI"/>
+                <w:sz w:val="22"/>
+                <w:szCs w:val="22"/>
+              </w:rPr>
+              <w:t>warning</w:t>
+            </w:r>
+            <w:proofErr w:type="gramEnd"/>
+            <w:r>
+              <w:rPr>
+                <w:rFonts w:ascii="Segoe UI" w:hAnsi="Segoe UI" w:cs="Segoe UI"/>
+                <w:sz w:val="22"/>
+                <w:szCs w:val="22"/>
+              </w:rPr>
+              <w:t xml:space="preserve"> in Visual Studio</w:t>
             </w:r>
           </w:p>
         </w:tc>
@@ -1986,13 +2026,23 @@
                 <w:szCs w:val="22"/>
               </w:rPr>
             </w:pPr>
-            <w:r>
-              <w:rPr>
-                <w:rFonts w:ascii="Segoe UI" w:hAnsi="Segoe UI" w:cs="Segoe UI"/>
-                <w:sz w:val="22"/>
-                <w:szCs w:val="22"/>
-              </w:rPr>
-              <w:t>CorrectInterop page builds with no BL00xx warnings</w:t>
+            <w:proofErr w:type="spellStart"/>
+            <w:r>
+              <w:rPr>
+                <w:rFonts w:ascii="Segoe UI" w:hAnsi="Segoe UI" w:cs="Segoe UI"/>
+                <w:sz w:val="22"/>
+                <w:szCs w:val="22"/>
+              </w:rPr>
+              <w:t>CorrectInterop</w:t>
+            </w:r>
+            <w:proofErr w:type="spellEnd"/>
+            <w:r>
+              <w:rPr>
+                <w:rFonts w:ascii="Segoe UI" w:hAnsi="Segoe UI" w:cs="Segoe UI"/>
+                <w:sz w:val="22"/>
+                <w:szCs w:val="22"/>
+              </w:rPr>
+              <w:t xml:space="preserve"> page builds with no BL00xx warnings</w:t>
             </w:r>
           </w:p>
         </w:tc>
@@ -2551,6 +2601,8 @@
                 <w:szCs w:val="22"/>
               </w:rPr>
             </w:pPr>
+            <w:proofErr w:type="spellStart"/>
+            <w:proofErr w:type="gramStart"/>
             <w:r>
               <w:rPr>
                 <w:rFonts w:ascii="Segoe UI" w:hAnsi="Segoe UI" w:cs="Segoe UI"/>
@@ -2575,6 +2627,8 @@
               </w:rPr>
               <w:t>No</w:t>
             </w:r>
+            <w:proofErr w:type="spellEnd"/>
+            <w:proofErr w:type="gramEnd"/>
           </w:p>
         </w:tc>
         <w:tc>
@@ -2764,7 +2818,25 @@
                 <w:sz w:val="22"/>
                 <w:szCs w:val="22"/>
               </w:rPr>
-              <w:t xml:space="preserve"> in Server and .Client projects</w:t>
+              <w:t xml:space="preserve"> in Server </w:t>
+            </w:r>
+            <w:proofErr w:type="gramStart"/>
+            <w:r>
+              <w:rPr>
+                <w:rFonts w:ascii="Segoe UI" w:hAnsi="Segoe UI" w:cs="Segoe UI"/>
+                <w:sz w:val="22"/>
+                <w:szCs w:val="22"/>
+              </w:rPr>
+              <w:t>and .Client</w:t>
+            </w:r>
+            <w:proofErr w:type="gramEnd"/>
+            <w:r>
+              <w:rPr>
+                <w:rFonts w:ascii="Segoe UI" w:hAnsi="Segoe UI" w:cs="Segoe UI"/>
+                <w:sz w:val="22"/>
+                <w:szCs w:val="22"/>
+              </w:rPr>
+              <w:t xml:space="preserve"> projects</w:t>
             </w:r>
           </w:p>
         </w:tc>
@@ -2916,7 +2988,25 @@
                 <w:sz w:val="22"/>
                 <w:szCs w:val="22"/>
               </w:rPr>
-              <w:t xml:space="preserve"> in Server, .Client and RCL projects</w:t>
+              <w:t xml:space="preserve"> in Server</w:t>
+            </w:r>
+            <w:proofErr w:type="gramStart"/>
+            <w:r>
+              <w:rPr>
+                <w:rFonts w:ascii="Segoe UI" w:hAnsi="Segoe UI" w:cs="Segoe UI"/>
+                <w:sz w:val="22"/>
+                <w:szCs w:val="22"/>
+              </w:rPr>
+              <w:t>, .Client</w:t>
+            </w:r>
+            <w:proofErr w:type="gramEnd"/>
+            <w:r>
+              <w:rPr>
+                <w:rFonts w:ascii="Segoe UI" w:hAnsi="Segoe UI" w:cs="Segoe UI"/>
+                <w:sz w:val="22"/>
+                <w:szCs w:val="22"/>
+              </w:rPr>
+              <w:t xml:space="preserve"> and RCL projects</w:t>
             </w:r>
           </w:p>
         </w:tc>
@@ -3061,7 +3151,31 @@
                 <w:sz w:val="22"/>
                 <w:szCs w:val="22"/>
               </w:rPr>
-              <w:t>Available in RCL project alone</w:t>
+              <w:t xml:space="preserve">Available </w:t>
+            </w:r>
+            <w:proofErr w:type="gramStart"/>
+            <w:r>
+              <w:rPr>
+                <w:rStyle w:val="Strong"/>
+                <w:rFonts w:ascii="Segoe UI" w:hAnsi="Segoe UI" w:cs="Segoe UI"/>
+                <w:b w:val="0"/>
+                <w:bCs w:val="0"/>
+                <w:sz w:val="22"/>
+                <w:szCs w:val="22"/>
+              </w:rPr>
+              <w:t>in</w:t>
+            </w:r>
+            <w:proofErr w:type="gramEnd"/>
+            <w:r>
+              <w:rPr>
+                <w:rStyle w:val="Strong"/>
+                <w:rFonts w:ascii="Segoe UI" w:hAnsi="Segoe UI" w:cs="Segoe UI"/>
+                <w:b w:val="0"/>
+                <w:bCs w:val="0"/>
+                <w:sz w:val="22"/>
+                <w:szCs w:val="22"/>
+              </w:rPr>
+              <w:t xml:space="preserve"> RCL project alone</w:t>
             </w:r>
           </w:p>
         </w:tc>
@@ -3086,7 +3200,25 @@
                 <w:sz w:val="22"/>
                 <w:szCs w:val="22"/>
               </w:rPr>
-              <w:t>Automatic code fix "Make [JSInvokable] method public" is available ONLY in RCL project</w:t>
+              <w:t>Automatic code fix "Make [</w:t>
+            </w:r>
+            <w:proofErr w:type="spellStart"/>
+            <w:r>
+              <w:rPr>
+                <w:rFonts w:ascii="Segoe UI" w:hAnsi="Segoe UI" w:cs="Segoe UI"/>
+                <w:sz w:val="22"/>
+                <w:szCs w:val="22"/>
+              </w:rPr>
+              <w:t>JSInvokable</w:t>
+            </w:r>
+            <w:proofErr w:type="spellEnd"/>
+            <w:r>
+              <w:rPr>
+                <w:rFonts w:ascii="Segoe UI" w:hAnsi="Segoe UI" w:cs="Segoe UI"/>
+                <w:sz w:val="22"/>
+                <w:szCs w:val="22"/>
+              </w:rPr>
+              <w:t>] method public" is available ONLY in RCL project</w:t>
             </w:r>
           </w:p>
         </w:tc>
@@ -3112,6 +3244,178 @@
                 <w:szCs w:val="22"/>
               </w:rPr>
               <w:t>RCL-BL0015-codefix-preview.png</w:t>
+            </w:r>
+          </w:p>
+        </w:tc>
+      </w:tr>
+      <w:tr>
+        <w:tc>
+          <w:tcPr>
+            <w:cnfStyle w:val="001000000000" w:firstRow="0" w:lastRow="0" w:firstColumn="1" w:lastColumn="0" w:oddVBand="0" w:evenVBand="0" w:oddHBand="0" w:evenHBand="0" w:firstRowFirstColumn="0" w:firstRowLastColumn="0" w:lastRowFirstColumn="0" w:lastRowLastColumn="0"/>
+            <w:tcW w:w="711" w:type="dxa"/>
+            <w:vAlign w:val="center"/>
+          </w:tcPr>
+          <w:p>
+            <w:pPr>
+              <w:spacing w:line="276" w:lineRule="auto"/>
+              <w:rPr>
+                <w:rFonts w:ascii="Segoe UI" w:hAnsi="Segoe UI" w:cs="Segoe UI"/>
+                <w:sz w:val="22"/>
+                <w:szCs w:val="22"/>
+              </w:rPr>
+            </w:pPr>
+            <w:r>
+              <w:rPr>
+                <w:rFonts w:ascii="Segoe UI" w:hAnsi="Segoe UI" w:cs="Segoe UI"/>
+                <w:sz w:val="22"/>
+                <w:szCs w:val="22"/>
+              </w:rPr>
+              <w:t>4</w:t>
+            </w:r>
+          </w:p>
+        </w:tc>
+        <w:tc>
+          <w:tcPr>
+            <w:tcW w:w="1800" w:type="dxa"/>
+            <w:vAlign w:val="center"/>
+          </w:tcPr>
+          <w:p>
+            <w:pPr>
+              <w:spacing w:line="276" w:lineRule="auto"/>
+              <w:cnfStyle w:val="000000000000" w:firstRow="0" w:lastRow="0" w:firstColumn="0" w:lastColumn="0" w:oddVBand="0" w:evenVBand="0" w:oddHBand="0" w:evenHBand="0" w:firstRowFirstColumn="0" w:firstRowLastColumn="0" w:lastRowFirstColumn="0" w:lastRowLastColumn="0"/>
+              <w:rPr>
+                <w:rFonts w:ascii="Segoe UI" w:hAnsi="Segoe UI" w:cs="Segoe UI"/>
+                <w:sz w:val="22"/>
+                <w:szCs w:val="22"/>
+              </w:rPr>
+            </w:pPr>
+            <w:r>
+              <w:rPr>
+                <w:rFonts w:ascii="Segoe UI" w:hAnsi="Segoe UI" w:cs="Segoe UI"/>
+                <w:sz w:val="22"/>
+                <w:szCs w:val="22"/>
+              </w:rPr>
+              <w:t>BL0015 automatic code fix</w:t>
+            </w:r>
+            <w:r>
+              <w:rPr>
+                <w:rFonts w:ascii="Segoe UI" w:hAnsi="Segoe UI" w:cs="Segoe UI"/>
+                <w:sz w:val="22"/>
+                <w:szCs w:val="22"/>
+              </w:rPr>
+              <w:t xml:space="preserve"> with multiple modifiers</w:t>
+            </w:r>
+            <w:r>
+              <w:rPr>
+                <w:rFonts w:ascii="Segoe UI" w:hAnsi="Segoe UI" w:cs="Segoe UI"/>
+                <w:sz w:val="22"/>
+                <w:szCs w:val="22"/>
+              </w:rPr>
+              <w:t xml:space="preserve"> in </w:t>
+            </w:r>
+            <w:r>
+              <w:rPr>
+                <w:rFonts w:ascii="Segoe UI" w:hAnsi="Segoe UI" w:cs="Segoe UI"/>
+                <w:b/>
+                <w:bCs/>
+                <w:sz w:val="22"/>
+                <w:szCs w:val="22"/>
+              </w:rPr>
+              <w:t>RCL</w:t>
+            </w:r>
+          </w:p>
+        </w:tc>
+        <w:tc>
+          <w:tcPr>
+            <w:tcW w:w="1714" w:type="dxa"/>
+            <w:vAlign w:val="center"/>
+          </w:tcPr>
+          <w:p>
+            <w:pPr>
+              <w:spacing w:line="276" w:lineRule="auto"/>
+              <w:cnfStyle w:val="000000000000" w:firstRow="0" w:lastRow="0" w:firstColumn="0" w:lastColumn="0" w:oddVBand="0" w:evenVBand="0" w:oddHBand="0" w:evenHBand="0" w:firstRowFirstColumn="0" w:firstRowLastColumn="0" w:lastRowFirstColumn="0" w:lastRowLastColumn="0"/>
+              <w:rPr>
+                <w:rStyle w:val="Strong"/>
+                <w:rFonts w:ascii="Segoe UI" w:hAnsi="Segoe UI" w:cs="Segoe UI"/>
+                <w:b w:val="0"/>
+                <w:bCs w:val="0"/>
+                <w:sz w:val="22"/>
+                <w:szCs w:val="22"/>
+              </w:rPr>
+            </w:pPr>
+            <w:r>
+              <w:rPr>
+                <w:rFonts w:ascii="Segoe UI" w:hAnsi="Segoe UI" w:cs="Segoe UI"/>
+                <w:sz w:val="22"/>
+                <w:szCs w:val="22"/>
+              </w:rPr>
+              <w:t>Works Properly</w:t>
+            </w:r>
+          </w:p>
+        </w:tc>
+        <w:tc>
+          <w:tcPr>
+            <w:tcW w:w="2444" w:type="dxa"/>
+            <w:vAlign w:val="center"/>
+          </w:tcPr>
+          <w:p>
+            <w:pPr>
+              <w:spacing w:line="276" w:lineRule="auto"/>
+              <w:cnfStyle w:val="000000000000" w:firstRow="0" w:lastRow="0" w:firstColumn="0" w:lastColumn="0" w:oddVBand="0" w:evenVBand="0" w:oddHBand="0" w:evenHBand="0" w:firstRowFirstColumn="0" w:firstRowLastColumn="0" w:lastRowFirstColumn="0" w:lastRowLastColumn="0"/>
+              <w:rPr>
+                <w:rFonts w:ascii="Segoe UI" w:hAnsi="Segoe UI" w:cs="Segoe UI"/>
+                <w:sz w:val="22"/>
+                <w:szCs w:val="22"/>
+              </w:rPr>
+            </w:pPr>
+            <w:r>
+              <w:rPr>
+                <w:rFonts w:ascii="Segoe UI" w:hAnsi="Segoe UI" w:cs="Segoe UI"/>
+                <w:sz w:val="22"/>
+                <w:szCs w:val="22"/>
+              </w:rPr>
+              <w:t>BL0015 code fix preserves multiple method modifiers (static, async) when applied</w:t>
+            </w:r>
+          </w:p>
+        </w:tc>
+        <w:tc>
+          <w:tcPr>
+            <w:tcW w:w="2681" w:type="dxa"/>
+            <w:vAlign w:val="center"/>
+          </w:tcPr>
+          <w:p>
+            <w:pPr>
+              <w:spacing w:line="276" w:lineRule="auto"/>
+              <w:cnfStyle w:val="000000000000" w:firstRow="0" w:lastRow="0" w:firstColumn="0" w:lastColumn="0" w:oddVBand="0" w:evenVBand="0" w:oddHBand="0" w:evenHBand="0" w:firstRowFirstColumn="0" w:firstRowLastColumn="0" w:lastRowFirstColumn="0" w:lastRowLastColumn="0"/>
+              <w:rPr>
+                <w:rFonts w:ascii="Segoe UI" w:hAnsi="Segoe UI" w:cs="Segoe UI"/>
+                <w:sz w:val="22"/>
+                <w:szCs w:val="22"/>
+              </w:rPr>
+            </w:pPr>
+            <w:r>
+              <w:rPr>
+                <w:rFonts w:ascii="Segoe UI" w:hAnsi="Segoe UI" w:cs="Segoe UI"/>
+                <w:sz w:val="22"/>
+                <w:szCs w:val="22"/>
+              </w:rPr>
+              <w:t>RCL-BL0015-before-fix-multimodifier</w:t>
+            </w:r>
+            <w:r>
+              <w:rPr>
+                <w:rFonts w:ascii="Segoe UI" w:hAnsi="Segoe UI" w:cs="Segoe UI"/>
+                <w:sz w:val="22"/>
+                <w:szCs w:val="22"/>
+              </w:rPr>
+              <w:t xml:space="preserve">, </w:t>
+            </w:r>
+            <w:r>
+              <w:rPr>
+                <w:rFonts w:ascii="Segoe UI" w:hAnsi="Segoe UI" w:cs="Segoe UI"/>
+                <w:sz w:val="22"/>
+                <w:szCs w:val="22"/>
+              </w:rPr>
+              <w:t>RCL-BL0015-after-fix-multimodifier</w:t>
             </w:r>
           </w:p>
         </w:tc>
@@ -3215,6 +3519,8 @@
                 <w:szCs w:val="22"/>
               </w:rPr>
             </w:pPr>
+            <w:proofErr w:type="spellStart"/>
+            <w:proofErr w:type="gramStart"/>
             <w:r>
               <w:rPr>
                 <w:rFonts w:ascii="Segoe UI" w:hAnsi="Segoe UI" w:cs="Segoe UI"/>
@@ -3239,6 +3545,8 @@
               </w:rPr>
               <w:t>No</w:t>
             </w:r>
+            <w:proofErr w:type="spellEnd"/>
+            <w:proofErr w:type="gramEnd"/>
           </w:p>
         </w:tc>
         <w:tc>
@@ -3466,15 +3774,51 @@
                 <w:sz w:val="22"/>
                 <w:szCs w:val="22"/>
               </w:rPr>
-              <w:t>Serialization error occurs when InvokeAsync&lt;object&gt; used</w:t>
-            </w:r>
-            <w:r>
-              <w:rPr>
-                <w:rFonts w:ascii="Segoe UI" w:hAnsi="Segoe UI" w:cs="Segoe UI"/>
-                <w:sz w:val="22"/>
-                <w:szCs w:val="22"/>
-              </w:rPr>
-              <w:t xml:space="preserve"> and resolved when InvokeVoidAsync used.</w:t>
+              <w:t xml:space="preserve">Serialization error occurs when </w:t>
+            </w:r>
+            <w:proofErr w:type="spellStart"/>
+            <w:r>
+              <w:rPr>
+                <w:rFonts w:ascii="Segoe UI" w:hAnsi="Segoe UI" w:cs="Segoe UI"/>
+                <w:sz w:val="22"/>
+                <w:szCs w:val="22"/>
+              </w:rPr>
+              <w:t>InvokeAsync</w:t>
+            </w:r>
+            <w:proofErr w:type="spellEnd"/>
+            <w:r>
+              <w:rPr>
+                <w:rFonts w:ascii="Segoe UI" w:hAnsi="Segoe UI" w:cs="Segoe UI"/>
+                <w:sz w:val="22"/>
+                <w:szCs w:val="22"/>
+              </w:rPr>
+              <w:t>&lt;object&gt; used</w:t>
+            </w:r>
+            <w:r>
+              <w:rPr>
+                <w:rFonts w:ascii="Segoe UI" w:hAnsi="Segoe UI" w:cs="Segoe UI"/>
+                <w:sz w:val="22"/>
+                <w:szCs w:val="22"/>
+              </w:rPr>
+              <w:t xml:space="preserve"> and resolved when </w:t>
+            </w:r>
+            <w:proofErr w:type="spellStart"/>
+            <w:r>
+              <w:rPr>
+                <w:rFonts w:ascii="Segoe UI" w:hAnsi="Segoe UI" w:cs="Segoe UI"/>
+                <w:sz w:val="22"/>
+                <w:szCs w:val="22"/>
+              </w:rPr>
+              <w:t>InvokeVoidAsync</w:t>
+            </w:r>
+            <w:proofErr w:type="spellEnd"/>
+            <w:r>
+              <w:rPr>
+                <w:rFonts w:ascii="Segoe UI" w:hAnsi="Segoe UI" w:cs="Segoe UI"/>
+                <w:sz w:val="22"/>
+                <w:szCs w:val="22"/>
+              </w:rPr>
+              <w:t xml:space="preserve"> used.</w:t>
             </w:r>
           </w:p>
         </w:tc>
@@ -3625,23 +3969,77 @@
                 <w:sz w:val="22"/>
                 <w:szCs w:val="22"/>
               </w:rPr>
-              <w:t>Method lookup fails when [JSInvokable] is private</w:t>
-            </w:r>
-            <w:r>
-              <w:rPr>
-                <w:rFonts w:ascii="Segoe UI" w:hAnsi="Segoe UI" w:cs="Segoe UI"/>
-                <w:sz w:val="22"/>
-                <w:szCs w:val="22"/>
-              </w:rPr>
-              <w:t xml:space="preserve"> and it succeed </w:t>
-            </w:r>
-            <w:r>
-              <w:rPr>
-                <w:rFonts w:ascii="Segoe UI" w:hAnsi="Segoe UI" w:cs="Segoe UI"/>
-                <w:sz w:val="22"/>
-                <w:szCs w:val="22"/>
-              </w:rPr>
-              <w:t xml:space="preserve">[JSInvokable] is </w:t>
+              <w:t>Method lookup fails when [</w:t>
+            </w:r>
+            <w:proofErr w:type="spellStart"/>
+            <w:r>
+              <w:rPr>
+                <w:rFonts w:ascii="Segoe UI" w:hAnsi="Segoe UI" w:cs="Segoe UI"/>
+                <w:sz w:val="22"/>
+                <w:szCs w:val="22"/>
+              </w:rPr>
+              <w:t>JSInvokable</w:t>
+            </w:r>
+            <w:proofErr w:type="spellEnd"/>
+            <w:r>
+              <w:rPr>
+                <w:rFonts w:ascii="Segoe UI" w:hAnsi="Segoe UI" w:cs="Segoe UI"/>
+                <w:sz w:val="22"/>
+                <w:szCs w:val="22"/>
+              </w:rPr>
+              <w:t>] is private</w:t>
+            </w:r>
+            <w:r>
+              <w:rPr>
+                <w:rFonts w:ascii="Segoe UI" w:hAnsi="Segoe UI" w:cs="Segoe UI"/>
+                <w:sz w:val="22"/>
+                <w:szCs w:val="22"/>
+              </w:rPr>
+              <w:t xml:space="preserve"> and it </w:t>
+            </w:r>
+            <w:proofErr w:type="gramStart"/>
+            <w:r>
+              <w:rPr>
+                <w:rFonts w:ascii="Segoe UI" w:hAnsi="Segoe UI" w:cs="Segoe UI"/>
+                <w:sz w:val="22"/>
+                <w:szCs w:val="22"/>
+              </w:rPr>
+              <w:t>succeed</w:t>
+            </w:r>
+            <w:proofErr w:type="gramEnd"/>
+            <w:r>
+              <w:rPr>
+                <w:rFonts w:ascii="Segoe UI" w:hAnsi="Segoe UI" w:cs="Segoe UI"/>
+                <w:sz w:val="22"/>
+                <w:szCs w:val="22"/>
+              </w:rPr>
+              <w:t xml:space="preserve"> </w:t>
+            </w:r>
+            <w:r>
+              <w:rPr>
+                <w:rFonts w:ascii="Segoe UI" w:hAnsi="Segoe UI" w:cs="Segoe UI"/>
+                <w:sz w:val="22"/>
+                <w:szCs w:val="22"/>
+              </w:rPr>
+              <w:t>[</w:t>
+            </w:r>
+            <w:proofErr w:type="spellStart"/>
+            <w:r>
+              <w:rPr>
+                <w:rFonts w:ascii="Segoe UI" w:hAnsi="Segoe UI" w:cs="Segoe UI"/>
+                <w:sz w:val="22"/>
+                <w:szCs w:val="22"/>
+              </w:rPr>
+              <w:t>JSInvokable</w:t>
+            </w:r>
+            <w:proofErr w:type="spellEnd"/>
+            <w:r>
+              <w:rPr>
+                <w:rFonts w:ascii="Segoe UI" w:hAnsi="Segoe UI" w:cs="Segoe UI"/>
+                <w:sz w:val="22"/>
+                <w:szCs w:val="22"/>
+              </w:rPr>
+              <w:t xml:space="preserve">] is </w:t>
             </w:r>
             <w:r>
               <w:rPr>
@@ -3704,6 +4102,7 @@
                 <w:sz w:val="22"/>
                 <w:szCs w:val="22"/>
               </w:rPr>
+              <w:lastRenderedPageBreak/>
               <w:t>3</w:t>
             </w:r>
           </w:p>
@@ -3729,7 +4128,25 @@
                 <w:sz w:val="22"/>
                 <w:szCs w:val="22"/>
               </w:rPr>
-              <w:t>Runtime behavior - BL0016 unguarded call</w:t>
+              <w:t xml:space="preserve">Runtime </w:t>
+            </w:r>
+            <w:proofErr w:type="gramStart"/>
+            <w:r>
+              <w:rPr>
+                <w:rFonts w:ascii="Segoe UI" w:hAnsi="Segoe UI" w:cs="Segoe UI"/>
+                <w:sz w:val="22"/>
+                <w:szCs w:val="22"/>
+              </w:rPr>
+              <w:t>behavior</w:t>
+            </w:r>
+            <w:proofErr w:type="gramEnd"/>
+            <w:r>
+              <w:rPr>
+                <w:rFonts w:ascii="Segoe UI" w:hAnsi="Segoe UI" w:cs="Segoe UI"/>
+                <w:sz w:val="22"/>
+                <w:szCs w:val="22"/>
+              </w:rPr>
+              <w:t xml:space="preserve"> - BL0016 unguarded call</w:t>
             </w:r>
           </w:p>
         </w:tc>
@@ -3847,7 +4264,6 @@
                 <w:sz w:val="22"/>
                 <w:szCs w:val="22"/>
               </w:rPr>
-              <w:lastRenderedPageBreak/>
               <w:t>4</w:t>
             </w:r>
           </w:p>
@@ -3923,7 +4339,25 @@
                 <w:sz w:val="22"/>
                 <w:szCs w:val="22"/>
               </w:rPr>
-              <w:t>Guarded call in OnAfterRender succeeds</w:t>
+              <w:t xml:space="preserve">Guarded call in </w:t>
+            </w:r>
+            <w:proofErr w:type="spellStart"/>
+            <w:r>
+              <w:rPr>
+                <w:rFonts w:ascii="Segoe UI" w:hAnsi="Segoe UI" w:cs="Segoe UI"/>
+                <w:sz w:val="22"/>
+                <w:szCs w:val="22"/>
+              </w:rPr>
+              <w:t>OnAfterRender</w:t>
+            </w:r>
+            <w:proofErr w:type="spellEnd"/>
+            <w:r>
+              <w:rPr>
+                <w:rFonts w:ascii="Segoe UI" w:hAnsi="Segoe UI" w:cs="Segoe UI"/>
+                <w:sz w:val="22"/>
+                <w:szCs w:val="22"/>
+              </w:rPr>
+              <w:t xml:space="preserve"> succeeds</w:t>
             </w:r>
           </w:p>
         </w:tc>
@@ -3956,17 +4390,6 @@
     </w:tbl>
     <w:p>
       <w:pPr>
-        <w:jc w:val="center"/>
-        <w:rPr>
-          <w:rFonts w:ascii="Segoe UI" w:hAnsi="Segoe UI" w:cs="Segoe UI"/>
-          <w:sz w:val="22"/>
-          <w:szCs w:val="22"/>
-        </w:rPr>
-      </w:pPr>
-    </w:p>
-    <w:p>
-      <w:pPr>
-        <w:jc w:val="center"/>
         <w:rPr>
           <w:rFonts w:ascii="Segoe UI" w:hAnsi="Segoe UI" w:cs="Segoe UI"/>
           <w:b/>
@@ -4054,6 +4477,8 @@
                 <w:szCs w:val="22"/>
               </w:rPr>
             </w:pPr>
+            <w:proofErr w:type="spellStart"/>
+            <w:proofErr w:type="gramStart"/>
             <w:r>
               <w:rPr>
                 <w:rFonts w:ascii="Segoe UI" w:hAnsi="Segoe UI" w:cs="Segoe UI"/>
@@ -4062,6 +4487,8 @@
               </w:rPr>
               <w:t>S.No</w:t>
             </w:r>
+            <w:proofErr w:type="spellEnd"/>
+            <w:proofErr w:type="gramEnd"/>
           </w:p>
         </w:tc>
         <w:tc>
@@ -4215,7 +4642,25 @@
                 <w:sz w:val="22"/>
                 <w:szCs w:val="22"/>
               </w:rPr>
-              <w:t>Build BL0010 warning in .Client project</w:t>
+              <w:t xml:space="preserve">Build BL0010 warning </w:t>
+            </w:r>
+            <w:proofErr w:type="gramStart"/>
+            <w:r>
+              <w:rPr>
+                <w:rFonts w:ascii="Segoe UI" w:hAnsi="Segoe UI" w:cs="Segoe UI"/>
+                <w:sz w:val="22"/>
+                <w:szCs w:val="22"/>
+              </w:rPr>
+              <w:t>in .Client</w:t>
+            </w:r>
+            <w:proofErr w:type="gramEnd"/>
+            <w:r>
+              <w:rPr>
+                <w:rFonts w:ascii="Segoe UI" w:hAnsi="Segoe UI" w:cs="Segoe UI"/>
+                <w:sz w:val="22"/>
+                <w:szCs w:val="22"/>
+              </w:rPr>
+              <w:t xml:space="preserve"> project</w:t>
             </w:r>
           </w:p>
         </w:tc>
@@ -4342,7 +4787,25 @@
                 <w:sz w:val="22"/>
                 <w:szCs w:val="22"/>
               </w:rPr>
-              <w:t>Build BL0015 warning in .Client project</w:t>
+              <w:t xml:space="preserve">Build BL0015 warning </w:t>
+            </w:r>
+            <w:proofErr w:type="gramStart"/>
+            <w:r>
+              <w:rPr>
+                <w:rFonts w:ascii="Segoe UI" w:hAnsi="Segoe UI" w:cs="Segoe UI"/>
+                <w:sz w:val="22"/>
+                <w:szCs w:val="22"/>
+              </w:rPr>
+              <w:t>in .Client</w:t>
+            </w:r>
+            <w:proofErr w:type="gramEnd"/>
+            <w:r>
+              <w:rPr>
+                <w:rFonts w:ascii="Segoe UI" w:hAnsi="Segoe UI" w:cs="Segoe UI"/>
+                <w:sz w:val="22"/>
+                <w:szCs w:val="22"/>
+              </w:rPr>
+              <w:t xml:space="preserve"> project</w:t>
             </w:r>
           </w:p>
         </w:tc>
@@ -4472,7 +4935,25 @@
                 <w:sz w:val="22"/>
                 <w:szCs w:val="22"/>
               </w:rPr>
-              <w:t>Build BL0016 warning in .Client project</w:t>
+              <w:t xml:space="preserve">Build BL0016 warning </w:t>
+            </w:r>
+            <w:proofErr w:type="gramStart"/>
+            <w:r>
+              <w:rPr>
+                <w:rFonts w:ascii="Segoe UI" w:hAnsi="Segoe UI" w:cs="Segoe UI"/>
+                <w:sz w:val="22"/>
+                <w:szCs w:val="22"/>
+              </w:rPr>
+              <w:t>in .Client</w:t>
+            </w:r>
+            <w:proofErr w:type="gramEnd"/>
+            <w:r>
+              <w:rPr>
+                <w:rFonts w:ascii="Segoe UI" w:hAnsi="Segoe UI" w:cs="Segoe UI"/>
+                <w:sz w:val="22"/>
+                <w:szCs w:val="22"/>
+              </w:rPr>
+              <w:t xml:space="preserve"> project</w:t>
             </w:r>
           </w:p>
         </w:tc>
@@ -4557,30 +5038,25 @@
       <w:pPr>
         <w:rPr>
           <w:rFonts w:ascii="Segoe UI" w:hAnsi="Segoe UI" w:cs="Segoe UI"/>
-          <w:b/>
-          <w:bCs/>
-          <w:sz w:val="26"/>
-          <w:szCs w:val="26"/>
-        </w:rPr>
-      </w:pPr>
-    </w:p>
-    <w:p>
-      <w:pPr>
-        <w:rPr>
-          <w:rFonts w:ascii="Segoe UI" w:hAnsi="Segoe UI" w:cs="Segoe UI"/>
-          <w:b/>
-          <w:bCs/>
-          <w:sz w:val="26"/>
-          <w:szCs w:val="26"/>
-        </w:rPr>
-      </w:pPr>
-      <w:r>
-        <w:rPr>
-          <w:rFonts w:ascii="Segoe UI" w:hAnsi="Segoe UI" w:cs="Segoe UI"/>
-          <w:sz w:val="26"/>
-          <w:szCs w:val="26"/>
+          <w:sz w:val="22"/>
+          <w:szCs w:val="22"/>
+        </w:rPr>
+      </w:pPr>
+      <w:r>
+        <w:rPr>
+          <w:rFonts w:ascii="Segoe UI" w:hAnsi="Segoe UI" w:cs="Segoe UI"/>
+          <w:sz w:val="22"/>
+          <w:szCs w:val="22"/>
         </w:rPr>
         <w:t>------------------------------------------------------------------------------------------</w:t>
+      </w:r>
+      <w:r>
+        <w:rPr>
+          <w:rFonts w:ascii="Segoe UI" w:hAnsi="Segoe UI" w:cs="Segoe UI"/>
+          <w:sz w:val="22"/>
+          <w:szCs w:val="22"/>
+        </w:rPr>
+        <w:t>----------------</w:t>
       </w:r>
     </w:p>
     <w:p>
@@ -4636,6 +5112,8 @@
                 <w:szCs w:val="22"/>
               </w:rPr>
             </w:pPr>
+            <w:proofErr w:type="spellStart"/>
+            <w:proofErr w:type="gramStart"/>
             <w:r>
               <w:rPr>
                 <w:rFonts w:ascii="Segoe UI" w:hAnsi="Segoe UI" w:cs="Segoe UI"/>
@@ -4644,6 +5122,8 @@
               </w:rPr>
               <w:t>S.No</w:t>
             </w:r>
+            <w:proofErr w:type="spellEnd"/>
+            <w:proofErr w:type="gramEnd"/>
           </w:p>
         </w:tc>
         <w:tc>
@@ -5137,6 +5617,17 @@
     </w:tbl>
     <w:p>
       <w:pPr>
+        <w:jc w:val="center"/>
+        <w:rPr>
+          <w:rFonts w:ascii="Segoe UI" w:hAnsi="Segoe UI" w:cs="Segoe UI"/>
+          <w:sz w:val="22"/>
+          <w:szCs w:val="22"/>
+        </w:rPr>
+      </w:pPr>
+    </w:p>
+    <w:p>
+      <w:pPr>
+        <w:jc w:val="center"/>
         <w:rPr>
           <w:rFonts w:ascii="Segoe UI" w:hAnsi="Segoe UI" w:cs="Segoe UI"/>
           <w:b/>
@@ -5145,10 +5636,43 @@
           <w:szCs w:val="26"/>
         </w:rPr>
       </w:pPr>
+      <w:r>
+        <w:rPr>
+          <w:rFonts w:ascii="Segoe UI" w:hAnsi="Segoe UI" w:cs="Segoe UI"/>
+          <w:sz w:val="22"/>
+          <w:szCs w:val="22"/>
+        </w:rPr>
+        <w:t>-----</w:t>
+      </w:r>
+      <w:r>
+        <w:rPr>
+          <w:rFonts w:ascii="Segoe UI" w:hAnsi="Segoe UI" w:cs="Segoe UI"/>
+          <w:sz w:val="22"/>
+          <w:szCs w:val="22"/>
+        </w:rPr>
+        <w:t>-----------------------------------------------------------------------------------------------</w:t>
+      </w:r>
+      <w:r>
+        <w:rPr>
+          <w:rFonts w:ascii="Segoe UI" w:hAnsi="Segoe UI" w:cs="Segoe UI"/>
+          <w:sz w:val="22"/>
+          <w:szCs w:val="22"/>
+        </w:rPr>
+        <w:t>------</w:t>
+      </w:r>
+      <w:r>
+        <w:rPr>
+          <w:rFonts w:ascii="Segoe UI" w:hAnsi="Segoe UI" w:cs="Segoe UI"/>
+          <w:b/>
+          <w:bCs/>
+          <w:sz w:val="26"/>
+          <w:szCs w:val="26"/>
+        </w:rPr>
+        <w:br w:type="page"/>
+      </w:r>
     </w:p>
     <w:p>
       <w:pPr>
-        <w:jc w:val="center"/>
         <w:rPr>
           <w:rFonts w:ascii="Segoe UI" w:hAnsi="Segoe UI" w:cs="Segoe UI"/>
           <w:b/>
@@ -5161,36 +5685,508 @@
       <w:r>
         <w:rPr>
           <w:rFonts w:ascii="Segoe UI" w:hAnsi="Segoe UI" w:cs="Segoe UI"/>
-          <w:sz w:val="22"/>
-          <w:szCs w:val="22"/>
-        </w:rPr>
-        <w:t>-----</w:t>
-      </w:r>
-      <w:r>
-        <w:rPr>
-          <w:rFonts w:ascii="Segoe UI" w:hAnsi="Segoe UI" w:cs="Segoe UI"/>
-          <w:sz w:val="22"/>
-          <w:szCs w:val="22"/>
-        </w:rPr>
-        <w:t>-----------------------------------------------------------------------------------------------</w:t>
-      </w:r>
-      <w:r>
-        <w:rPr>
-          <w:rFonts w:ascii="Segoe UI" w:hAnsi="Segoe UI" w:cs="Segoe UI"/>
-          <w:sz w:val="22"/>
-          <w:szCs w:val="22"/>
-        </w:rPr>
-        <w:t>------</w:t>
-      </w:r>
-      <w:r>
-        <w:rPr>
-          <w:rFonts w:ascii="Segoe UI" w:hAnsi="Segoe UI" w:cs="Segoe UI"/>
           <w:b/>
           <w:bCs/>
           <w:sz w:val="26"/>
           <w:szCs w:val="26"/>
         </w:rPr>
+        <w:lastRenderedPageBreak/>
+        <w:t>Observations:</w:t>
+      </w:r>
+    </w:p>
+    <w:p>
+      <w:pPr>
+        <w:rPr>
+          <w:rFonts w:ascii="Segoe UI" w:hAnsi="Segoe UI" w:cs="Segoe UI"/>
+          <w:sz w:val="22"/>
+          <w:szCs w:val="22"/>
+        </w:rPr>
+      </w:pPr>
+      <w:r>
+        <w:rPr>
+          <w:rFonts w:ascii="Segoe UI" w:hAnsi="Segoe UI" w:cs="Segoe UI"/>
+          <w:b/>
+          <w:bCs/>
+          <w:sz w:val="22"/>
+          <w:szCs w:val="22"/>
+        </w:rPr>
+        <w:t xml:space="preserve">Observation </w:t>
+      </w:r>
+      <w:r>
+        <w:rPr>
+          <w:rFonts w:ascii="Segoe UI" w:hAnsi="Segoe UI" w:cs="Segoe UI"/>
+          <w:b/>
+          <w:bCs/>
+          <w:sz w:val="22"/>
+          <w:szCs w:val="22"/>
+        </w:rPr>
+        <w:t>1</w:t>
+      </w:r>
+    </w:p>
+    <w:p>
+      <w:pPr>
+        <w:rPr>
+          <w:rFonts w:ascii="Segoe UI" w:hAnsi="Segoe UI" w:cs="Segoe UI"/>
+          <w:sz w:val="22"/>
+          <w:szCs w:val="22"/>
+        </w:rPr>
+      </w:pPr>
+      <w:r>
+        <w:rPr>
+          <w:rFonts w:ascii="Segoe UI" w:hAnsi="Segoe UI" w:cs="Segoe UI"/>
+          <w:sz w:val="22"/>
+          <w:szCs w:val="22"/>
+        </w:rPr>
+        <w:t xml:space="preserve">For BL0010, Visual Studio highlights the warning directly on the </w:t>
+      </w:r>
+      <w:proofErr w:type="spellStart"/>
+      <w:proofErr w:type="gramStart"/>
+      <w:r>
+        <w:rPr>
+          <w:rFonts w:ascii="Segoe UI" w:hAnsi="Segoe UI" w:cs="Segoe UI"/>
+          <w:b/>
+          <w:bCs/>
+          <w:sz w:val="22"/>
+          <w:szCs w:val="22"/>
+        </w:rPr>
+        <w:t>JS.InvokeAsync</w:t>
+      </w:r>
+      <w:proofErr w:type="spellEnd"/>
+      <w:proofErr w:type="gramEnd"/>
+      <w:r>
+        <w:rPr>
+          <w:rFonts w:ascii="Segoe UI" w:hAnsi="Segoe UI" w:cs="Segoe UI"/>
+          <w:b/>
+          <w:bCs/>
+          <w:sz w:val="22"/>
+          <w:szCs w:val="22"/>
+        </w:rPr>
+        <w:t>&lt;object</w:t>
+      </w:r>
+      <w:proofErr w:type="gramStart"/>
+      <w:r>
+        <w:rPr>
+          <w:rFonts w:ascii="Segoe UI" w:hAnsi="Segoe UI" w:cs="Segoe UI"/>
+          <w:b/>
+          <w:bCs/>
+          <w:sz w:val="22"/>
+          <w:szCs w:val="22"/>
+        </w:rPr>
+        <w:t>&gt;(</w:t>
+      </w:r>
+      <w:proofErr w:type="gramEnd"/>
+      <w:r>
+        <w:rPr>
+          <w:rFonts w:ascii="Segoe UI" w:hAnsi="Segoe UI" w:cs="Segoe UI"/>
+          <w:b/>
+          <w:bCs/>
+          <w:sz w:val="22"/>
+          <w:szCs w:val="22"/>
+        </w:rPr>
+        <w:t>)</w:t>
+      </w:r>
+      <w:r>
+        <w:rPr>
+          <w:rFonts w:ascii="Segoe UI" w:hAnsi="Segoe UI" w:cs="Segoe UI"/>
+          <w:sz w:val="22"/>
+          <w:szCs w:val="22"/>
+        </w:rPr>
+        <w:t xml:space="preserve"> call and provides a tooltip explaining why the pattern is discouraged. The standard </w:t>
+      </w:r>
+      <w:r>
+        <w:rPr>
+          <w:rFonts w:ascii="Segoe UI" w:hAnsi="Segoe UI" w:cs="Segoe UI"/>
+          <w:b/>
+          <w:bCs/>
+          <w:sz w:val="22"/>
+          <w:szCs w:val="22"/>
+        </w:rPr>
+        <w:t>Quick Actions (Alt+.)</w:t>
+      </w:r>
+      <w:r>
+        <w:rPr>
+          <w:rFonts w:ascii="Segoe UI" w:hAnsi="Segoe UI" w:cs="Segoe UI"/>
+          <w:sz w:val="22"/>
+          <w:szCs w:val="22"/>
+        </w:rPr>
+        <w:t xml:space="preserve"> menu is also available for the diagnostic. During validation, no analyzer-specific code fix was found for BL0010, which aligns with the current analyzer behavior.</w:t>
+      </w:r>
+    </w:p>
+    <w:p>
+      <w:pPr>
+        <w:rPr>
+          <w:rFonts w:ascii="Segoe UI" w:hAnsi="Segoe UI" w:cs="Segoe UI"/>
+          <w:sz w:val="22"/>
+          <w:szCs w:val="22"/>
+        </w:rPr>
+      </w:pPr>
+      <w:r>
+        <w:rPr>
+          <w:rFonts w:ascii="Segoe UI" w:hAnsi="Segoe UI" w:cs="Segoe UI"/>
+          <w:b/>
+          <w:bCs/>
+          <w:sz w:val="22"/>
+          <w:szCs w:val="22"/>
+        </w:rPr>
+        <w:t xml:space="preserve">Observation </w:t>
+      </w:r>
+      <w:r>
+        <w:rPr>
+          <w:rFonts w:ascii="Segoe UI" w:hAnsi="Segoe UI" w:cs="Segoe UI"/>
+          <w:b/>
+          <w:bCs/>
+          <w:sz w:val="22"/>
+          <w:szCs w:val="22"/>
+        </w:rPr>
+        <w:t>2</w:t>
+      </w:r>
+    </w:p>
+    <w:p>
+      <w:pPr>
+        <w:rPr>
+          <w:rFonts w:ascii="Segoe UI" w:hAnsi="Segoe UI" w:cs="Segoe UI"/>
+          <w:sz w:val="22"/>
+          <w:szCs w:val="22"/>
+        </w:rPr>
+      </w:pPr>
+      <w:r>
+        <w:rPr>
+          <w:rFonts w:ascii="Segoe UI" w:hAnsi="Segoe UI" w:cs="Segoe UI"/>
+          <w:sz w:val="22"/>
+          <w:szCs w:val="22"/>
+        </w:rPr>
+        <w:t xml:space="preserve">The </w:t>
+      </w:r>
+      <w:r>
+        <w:rPr>
+          <w:rFonts w:ascii="Segoe UI" w:hAnsi="Segoe UI" w:cs="Segoe UI"/>
+          <w:b/>
+          <w:bCs/>
+          <w:sz w:val="22"/>
+          <w:szCs w:val="22"/>
+        </w:rPr>
+        <w:t>Error List</w:t>
+      </w:r>
+      <w:r>
+        <w:rPr>
+          <w:rFonts w:ascii="Segoe UI" w:hAnsi="Segoe UI" w:cs="Segoe UI"/>
+          <w:sz w:val="22"/>
+          <w:szCs w:val="22"/>
+        </w:rPr>
+        <w:t xml:space="preserve"> provides the full diagnostic description, while the inline editor tooltip focuses on the primary warning message. Despite the different presentation formats, the warning ID and diagnostic information remained consistent between Visual Studio and command-line build output.</w:t>
+      </w:r>
+    </w:p>
+    <w:p>
+      <w:pPr>
+        <w:rPr>
+          <w:rFonts w:ascii="Segoe UI" w:hAnsi="Segoe UI" w:cs="Segoe UI"/>
+          <w:b/>
+          <w:bCs/>
+          <w:sz w:val="26"/>
+          <w:szCs w:val="26"/>
+        </w:rPr>
+      </w:pPr>
+      <w:r>
+        <w:rPr>
+          <w:rFonts w:ascii="Segoe UI" w:hAnsi="Segoe UI" w:cs="Segoe UI"/>
+          <w:sz w:val="22"/>
+          <w:szCs w:val="22"/>
+        </w:rPr>
+        <w:t>-----</w:t>
+      </w:r>
+      <w:r>
+        <w:rPr>
+          <w:rFonts w:ascii="Segoe UI" w:hAnsi="Segoe UI" w:cs="Segoe UI"/>
+          <w:sz w:val="22"/>
+          <w:szCs w:val="22"/>
+        </w:rPr>
+        <w:t>-----------------------------------------------------------------------------------------------</w:t>
+      </w:r>
+      <w:r>
+        <w:rPr>
+          <w:rFonts w:ascii="Segoe UI" w:hAnsi="Segoe UI" w:cs="Segoe UI"/>
+          <w:sz w:val="22"/>
+          <w:szCs w:val="22"/>
+        </w:rPr>
+        <w:t>------</w:t>
+      </w:r>
+    </w:p>
+    <w:p>
+      <w:pPr>
+        <w:rPr>
+          <w:rFonts w:ascii="Segoe UI" w:hAnsi="Segoe UI" w:cs="Segoe UI"/>
+          <w:b/>
+          <w:bCs/>
+          <w:sz w:val="26"/>
+          <w:szCs w:val="26"/>
+        </w:rPr>
+      </w:pPr>
+      <w:r>
+        <w:rPr>
+          <w:rFonts w:ascii="Segoe UI" w:hAnsi="Segoe UI" w:cs="Segoe UI"/>
+          <w:b/>
+          <w:bCs/>
+          <w:sz w:val="26"/>
+          <w:szCs w:val="26"/>
+        </w:rPr>
+        <w:t>Findings</w:t>
+      </w:r>
+    </w:p>
+    <w:p>
+      <w:pPr>
+        <w:rPr>
+          <w:rFonts w:ascii="Segoe UI" w:hAnsi="Segoe UI" w:cs="Segoe UI"/>
+          <w:sz w:val="22"/>
+          <w:szCs w:val="22"/>
+        </w:rPr>
+      </w:pPr>
+      <w:r>
+        <w:rPr>
+          <w:rFonts w:ascii="Segoe UI" w:hAnsi="Segoe UI" w:cs="Segoe UI"/>
+          <w:b/>
+          <w:bCs/>
+          <w:sz w:val="22"/>
+          <w:szCs w:val="22"/>
+        </w:rPr>
+        <w:t>Finding 1:</w:t>
+      </w:r>
+    </w:p>
+    <w:p>
+      <w:pPr>
+        <w:rPr>
+          <w:rFonts w:ascii="Segoe UI" w:hAnsi="Segoe UI" w:cs="Segoe UI"/>
+          <w:sz w:val="22"/>
+          <w:szCs w:val="22"/>
+        </w:rPr>
+      </w:pPr>
+      <w:r>
+        <w:rPr>
+          <w:rFonts w:ascii="Segoe UI" w:hAnsi="Segoe UI" w:cs="Segoe UI"/>
+          <w:sz w:val="22"/>
+          <w:szCs w:val="22"/>
+        </w:rPr>
+        <w:t xml:space="preserve">The </w:t>
+      </w:r>
+      <w:r>
+        <w:rPr>
+          <w:rFonts w:ascii="Segoe UI" w:hAnsi="Segoe UI" w:cs="Segoe UI"/>
+          <w:b/>
+          <w:bCs/>
+          <w:sz w:val="22"/>
+          <w:szCs w:val="22"/>
+        </w:rPr>
+        <w:t>BL0015</w:t>
+      </w:r>
+      <w:r>
+        <w:rPr>
+          <w:rFonts w:ascii="Segoe UI" w:hAnsi="Segoe UI" w:cs="Segoe UI"/>
+          <w:sz w:val="22"/>
+          <w:szCs w:val="22"/>
+        </w:rPr>
+        <w:t xml:space="preserve"> automatic code fix ("Make [</w:t>
+      </w:r>
+      <w:proofErr w:type="spellStart"/>
+      <w:r>
+        <w:rPr>
+          <w:rFonts w:ascii="Segoe UI" w:hAnsi="Segoe UI" w:cs="Segoe UI"/>
+          <w:sz w:val="22"/>
+          <w:szCs w:val="22"/>
+        </w:rPr>
+        <w:t>JSInvokable</w:t>
+      </w:r>
+      <w:proofErr w:type="spellEnd"/>
+      <w:r>
+        <w:rPr>
+          <w:rFonts w:ascii="Segoe UI" w:hAnsi="Segoe UI" w:cs="Segoe UI"/>
+          <w:sz w:val="22"/>
+          <w:szCs w:val="22"/>
+        </w:rPr>
+        <w:t xml:space="preserve">] method public") is available exclusively in the Razor Class Library project. When the same diagnostic appears in server project components </w:t>
+      </w:r>
+      <w:proofErr w:type="gramStart"/>
+      <w:r>
+        <w:rPr>
+          <w:rFonts w:ascii="Segoe UI" w:hAnsi="Segoe UI" w:cs="Segoe UI"/>
+          <w:sz w:val="22"/>
+          <w:szCs w:val="22"/>
+        </w:rPr>
+        <w:t>and .Client</w:t>
+      </w:r>
+      <w:proofErr w:type="gramEnd"/>
+      <w:r>
+        <w:rPr>
+          <w:rFonts w:ascii="Segoe UI" w:hAnsi="Segoe UI" w:cs="Segoe UI"/>
+          <w:sz w:val="22"/>
+          <w:szCs w:val="22"/>
+        </w:rPr>
+        <w:t xml:space="preserve"> project components, the automatic code fix is not available and must be applied manually. This behavior difference between project types suggests the code fix implementation is context-dependent, available only for class library services but not for Razor component files.</w:t>
+      </w:r>
+    </w:p>
+    <w:p>
+      <w:pPr>
+        <w:rPr>
+          <w:rFonts w:ascii="Segoe UI" w:hAnsi="Segoe UI" w:cs="Segoe UI"/>
+          <w:sz w:val="22"/>
+          <w:szCs w:val="22"/>
+        </w:rPr>
+      </w:pPr>
+      <w:r>
+        <w:rPr>
+          <w:rFonts w:ascii="Segoe UI" w:hAnsi="Segoe UI" w:cs="Segoe UI"/>
+          <w:b/>
+          <w:bCs/>
+          <w:sz w:val="22"/>
+          <w:szCs w:val="22"/>
+        </w:rPr>
+        <w:t>Finding 2:</w:t>
+      </w:r>
+    </w:p>
+    <w:p>
+      <w:pPr>
+        <w:rPr>
+          <w:rFonts w:ascii="Segoe UI" w:hAnsi="Segoe UI" w:cs="Segoe UI"/>
+          <w:sz w:val="22"/>
+          <w:szCs w:val="22"/>
+        </w:rPr>
+      </w:pPr>
+      <w:r>
+        <w:rPr>
+          <w:rFonts w:ascii="Segoe UI" w:hAnsi="Segoe UI" w:cs="Segoe UI"/>
+          <w:sz w:val="22"/>
+          <w:szCs w:val="22"/>
+        </w:rPr>
+        <w:t>No automatic code fixes are available for </w:t>
+      </w:r>
+      <w:r>
+        <w:rPr>
+          <w:rFonts w:ascii="Segoe UI" w:hAnsi="Segoe UI" w:cs="Segoe UI"/>
+          <w:b/>
+          <w:bCs/>
+          <w:sz w:val="22"/>
+          <w:szCs w:val="22"/>
+        </w:rPr>
+        <w:t>BL0016</w:t>
+      </w:r>
+      <w:r>
+        <w:rPr>
+          <w:rFonts w:ascii="Segoe UI" w:hAnsi="Segoe UI" w:cs="Segoe UI"/>
+          <w:sz w:val="22"/>
+          <w:szCs w:val="22"/>
+        </w:rPr>
+        <w:t> warning in any project type. Developers must manually correct these issues by guarding JavaScript interop calls with a </w:t>
+      </w:r>
+      <w:r>
+        <w:rPr>
+          <w:rFonts w:ascii="Segoe UI" w:hAnsi="Segoe UI" w:cs="Segoe UI"/>
+          <w:b/>
+          <w:bCs/>
+          <w:sz w:val="22"/>
+          <w:szCs w:val="22"/>
+        </w:rPr>
+        <w:t>try/catch block</w:t>
+      </w:r>
+      <w:r>
+        <w:rPr>
+          <w:rFonts w:ascii="Segoe UI" w:hAnsi="Segoe UI" w:cs="Segoe UI"/>
+          <w:sz w:val="22"/>
+          <w:szCs w:val="22"/>
+        </w:rPr>
+        <w:t> to handle potential exceptions. The diagnostic message provides clear guidance on the required fix.</w:t>
+      </w:r>
+    </w:p>
+    <w:p>
+      <w:pPr>
+        <w:rPr>
+          <w:rFonts w:ascii="Segoe UI" w:hAnsi="Segoe UI" w:cs="Segoe UI"/>
+          <w:b/>
+          <w:bCs/>
+          <w:sz w:val="26"/>
+          <w:szCs w:val="26"/>
+        </w:rPr>
+      </w:pPr>
+      <w:r>
+        <w:rPr>
+          <w:rFonts w:ascii="Segoe UI" w:hAnsi="Segoe UI" w:cs="Segoe UI"/>
+          <w:sz w:val="22"/>
+          <w:szCs w:val="22"/>
+        </w:rPr>
+        <w:t>-----</w:t>
+      </w:r>
+      <w:r>
+        <w:rPr>
+          <w:rFonts w:ascii="Segoe UI" w:hAnsi="Segoe UI" w:cs="Segoe UI"/>
+          <w:sz w:val="22"/>
+          <w:szCs w:val="22"/>
+        </w:rPr>
+        <w:t>-----------------------------------------------------------------------------------------------</w:t>
+      </w:r>
+      <w:r>
+        <w:rPr>
+          <w:rFonts w:ascii="Segoe UI" w:hAnsi="Segoe UI" w:cs="Segoe UI"/>
+          <w:sz w:val="22"/>
+          <w:szCs w:val="22"/>
+        </w:rPr>
+        <w:t>------</w:t>
+      </w:r>
+    </w:p>
+    <w:p>
+      <w:pPr>
+        <w:rPr>
+          <w:rFonts w:ascii="Segoe UI" w:hAnsi="Segoe UI" w:cs="Segoe UI"/>
+          <w:b/>
+          <w:bCs/>
+          <w:sz w:val="26"/>
+          <w:szCs w:val="26"/>
+        </w:rPr>
+      </w:pPr>
+      <w:r>
+        <w:rPr>
+          <w:rFonts w:ascii="Segoe UI" w:hAnsi="Segoe UI" w:cs="Segoe UI"/>
+          <w:b/>
+          <w:bCs/>
+          <w:sz w:val="26"/>
+          <w:szCs w:val="26"/>
+        </w:rPr>
         <w:br w:type="page"/>
+      </w:r>
+    </w:p>
+    <w:p>
+      <w:pPr>
+        <w:rPr>
+          <w:rFonts w:ascii="Segoe UI" w:hAnsi="Segoe UI" w:cs="Segoe UI"/>
+          <w:b/>
+          <w:bCs/>
+          <w:sz w:val="26"/>
+          <w:szCs w:val="26"/>
+        </w:rPr>
+      </w:pPr>
+      <w:r>
+        <w:rPr>
+          <w:rFonts w:ascii="Segoe UI" w:hAnsi="Segoe UI" w:cs="Segoe UI"/>
+          <w:b/>
+          <w:bCs/>
+          <w:sz w:val="26"/>
+          <w:szCs w:val="26"/>
+        </w:rPr>
+        <w:lastRenderedPageBreak/>
+        <w:t>Issues Found:</w:t>
+      </w:r>
+    </w:p>
+    <w:p>
+      <w:pPr>
+        <w:rPr>
+          <w:rFonts w:ascii="Segoe UI" w:hAnsi="Segoe UI" w:cs="Segoe UI"/>
+          <w:sz w:val="22"/>
+          <w:szCs w:val="22"/>
+        </w:rPr>
+      </w:pPr>
+      <w:r>
+        <w:rPr>
+          <w:rFonts w:ascii="Segoe UI" w:hAnsi="Segoe UI" w:cs="Segoe UI"/>
+          <w:sz w:val="22"/>
+          <w:szCs w:val="22"/>
+        </w:rPr>
+        <w:t>No issues found during validation.</w:t>
       </w:r>
     </w:p>
     <w:p>
@@ -5207,427 +6203,6 @@
       <w:r>
         <w:rPr>
           <w:rFonts w:ascii="Segoe UI" w:hAnsi="Segoe UI" w:cs="Segoe UI"/>
-          <w:b/>
-          <w:bCs/>
-          <w:sz w:val="26"/>
-          <w:szCs w:val="26"/>
-        </w:rPr>
-        <w:lastRenderedPageBreak/>
-        <w:t>Observations:</w:t>
-      </w:r>
-    </w:p>
-    <w:p>
-      <w:pPr>
-        <w:rPr>
-          <w:rFonts w:ascii="Segoe UI" w:hAnsi="Segoe UI" w:cs="Segoe UI"/>
-          <w:sz w:val="22"/>
-          <w:szCs w:val="22"/>
-        </w:rPr>
-      </w:pPr>
-      <w:r>
-        <w:rPr>
-          <w:rFonts w:ascii="Segoe UI" w:hAnsi="Segoe UI" w:cs="Segoe UI"/>
-          <w:b/>
-          <w:bCs/>
-          <w:sz w:val="22"/>
-          <w:szCs w:val="22"/>
-        </w:rPr>
-        <w:t xml:space="preserve">Observation </w:t>
-      </w:r>
-      <w:r>
-        <w:rPr>
-          <w:rFonts w:ascii="Segoe UI" w:hAnsi="Segoe UI" w:cs="Segoe UI"/>
-          <w:b/>
-          <w:bCs/>
-          <w:sz w:val="22"/>
-          <w:szCs w:val="22"/>
-        </w:rPr>
-        <w:t>1</w:t>
-      </w:r>
-    </w:p>
-    <w:p>
-      <w:pPr>
-        <w:rPr>
-          <w:rFonts w:ascii="Segoe UI" w:hAnsi="Segoe UI" w:cs="Segoe UI"/>
-          <w:sz w:val="22"/>
-          <w:szCs w:val="22"/>
-        </w:rPr>
-      </w:pPr>
-      <w:r>
-        <w:rPr>
-          <w:rFonts w:ascii="Segoe UI" w:hAnsi="Segoe UI" w:cs="Segoe UI"/>
-          <w:sz w:val="22"/>
-          <w:szCs w:val="22"/>
-        </w:rPr>
-        <w:t xml:space="preserve">For BL0010, Visual Studio highlights the warning directly on the </w:t>
-      </w:r>
-      <w:r>
-        <w:rPr>
-          <w:rFonts w:ascii="Segoe UI" w:hAnsi="Segoe UI" w:cs="Segoe UI"/>
-          <w:b/>
-          <w:bCs/>
-          <w:sz w:val="22"/>
-          <w:szCs w:val="22"/>
-        </w:rPr>
-        <w:t>JS.InvokeAsync&lt;object&gt;()</w:t>
-      </w:r>
-      <w:r>
-        <w:rPr>
-          <w:rFonts w:ascii="Segoe UI" w:hAnsi="Segoe UI" w:cs="Segoe UI"/>
-          <w:sz w:val="22"/>
-          <w:szCs w:val="22"/>
-        </w:rPr>
-        <w:t xml:space="preserve"> call and provides a tooltip explaining why the pattern is discouraged. The standard </w:t>
-      </w:r>
-      <w:r>
-        <w:rPr>
-          <w:rFonts w:ascii="Segoe UI" w:hAnsi="Segoe UI" w:cs="Segoe UI"/>
-          <w:b/>
-          <w:bCs/>
-          <w:sz w:val="22"/>
-          <w:szCs w:val="22"/>
-        </w:rPr>
-        <w:t>Quick Actions (Alt+.)</w:t>
-      </w:r>
-      <w:r>
-        <w:rPr>
-          <w:rFonts w:ascii="Segoe UI" w:hAnsi="Segoe UI" w:cs="Segoe UI"/>
-          <w:sz w:val="22"/>
-          <w:szCs w:val="22"/>
-        </w:rPr>
-        <w:t xml:space="preserve"> menu is also available for the diagnostic. During validation, no analyzer-specific code fix was found for BL0010, which aligns with the current analyzer behavior.</w:t>
-      </w:r>
-    </w:p>
-    <w:p>
-      <w:pPr>
-        <w:rPr>
-          <w:rFonts w:ascii="Segoe UI" w:hAnsi="Segoe UI" w:cs="Segoe UI"/>
-          <w:sz w:val="22"/>
-          <w:szCs w:val="22"/>
-        </w:rPr>
-      </w:pPr>
-      <w:r>
-        <w:rPr>
-          <w:rFonts w:ascii="Segoe UI" w:hAnsi="Segoe UI" w:cs="Segoe UI"/>
-          <w:b/>
-          <w:bCs/>
-          <w:sz w:val="22"/>
-          <w:szCs w:val="22"/>
-        </w:rPr>
-        <w:t xml:space="preserve">Observation </w:t>
-      </w:r>
-      <w:r>
-        <w:rPr>
-          <w:rFonts w:ascii="Segoe UI" w:hAnsi="Segoe UI" w:cs="Segoe UI"/>
-          <w:b/>
-          <w:bCs/>
-          <w:sz w:val="22"/>
-          <w:szCs w:val="22"/>
-        </w:rPr>
-        <w:t>2</w:t>
-      </w:r>
-    </w:p>
-    <w:p>
-      <w:pPr>
-        <w:rPr>
-          <w:rFonts w:ascii="Segoe UI" w:hAnsi="Segoe UI" w:cs="Segoe UI"/>
-          <w:sz w:val="22"/>
-          <w:szCs w:val="22"/>
-        </w:rPr>
-      </w:pPr>
-      <w:r>
-        <w:rPr>
-          <w:rFonts w:ascii="Segoe UI" w:hAnsi="Segoe UI" w:cs="Segoe UI"/>
-          <w:sz w:val="22"/>
-          <w:szCs w:val="22"/>
-        </w:rPr>
-        <w:t xml:space="preserve">The </w:t>
-      </w:r>
-      <w:r>
-        <w:rPr>
-          <w:rFonts w:ascii="Segoe UI" w:hAnsi="Segoe UI" w:cs="Segoe UI"/>
-          <w:b/>
-          <w:bCs/>
-          <w:sz w:val="22"/>
-          <w:szCs w:val="22"/>
-        </w:rPr>
-        <w:t>Error List</w:t>
-      </w:r>
-      <w:r>
-        <w:rPr>
-          <w:rFonts w:ascii="Segoe UI" w:hAnsi="Segoe UI" w:cs="Segoe UI"/>
-          <w:sz w:val="22"/>
-          <w:szCs w:val="22"/>
-        </w:rPr>
-        <w:t xml:space="preserve"> provides the full diagnostic description, while the inline editor tooltip focuses on the primary warning message. Despite the different presentation formats, the warning ID and diagnostic information remained consistent between Visual Studio and command-line build output.</w:t>
-      </w:r>
-    </w:p>
-    <w:p>
-      <w:pPr>
-        <w:rPr>
-          <w:rFonts w:ascii="Segoe UI" w:hAnsi="Segoe UI" w:cs="Segoe UI"/>
-          <w:b/>
-          <w:bCs/>
-          <w:sz w:val="26"/>
-          <w:szCs w:val="26"/>
-        </w:rPr>
-      </w:pPr>
-      <w:r>
-        <w:rPr>
-          <w:rFonts w:ascii="Segoe UI" w:hAnsi="Segoe UI" w:cs="Segoe UI"/>
-          <w:sz w:val="22"/>
-          <w:szCs w:val="22"/>
-        </w:rPr>
-        <w:t>-----</w:t>
-      </w:r>
-      <w:r>
-        <w:rPr>
-          <w:rFonts w:ascii="Segoe UI" w:hAnsi="Segoe UI" w:cs="Segoe UI"/>
-          <w:sz w:val="22"/>
-          <w:szCs w:val="22"/>
-        </w:rPr>
-        <w:t>-----------------------------------------------------------------------------------------------</w:t>
-      </w:r>
-      <w:r>
-        <w:rPr>
-          <w:rFonts w:ascii="Segoe UI" w:hAnsi="Segoe UI" w:cs="Segoe UI"/>
-          <w:sz w:val="22"/>
-          <w:szCs w:val="22"/>
-        </w:rPr>
-        <w:t>------</w:t>
-      </w:r>
-    </w:p>
-    <w:p>
-      <w:pPr>
-        <w:rPr>
-          <w:rFonts w:ascii="Segoe UI" w:hAnsi="Segoe UI" w:cs="Segoe UI"/>
-          <w:b/>
-          <w:bCs/>
-          <w:sz w:val="26"/>
-          <w:szCs w:val="26"/>
-        </w:rPr>
-      </w:pPr>
-      <w:r>
-        <w:rPr>
-          <w:rFonts w:ascii="Segoe UI" w:hAnsi="Segoe UI" w:cs="Segoe UI"/>
-          <w:b/>
-          <w:bCs/>
-          <w:sz w:val="26"/>
-          <w:szCs w:val="26"/>
-        </w:rPr>
-        <w:t>Findings</w:t>
-      </w:r>
-    </w:p>
-    <w:p>
-      <w:pPr>
-        <w:rPr>
-          <w:rFonts w:ascii="Segoe UI" w:hAnsi="Segoe UI" w:cs="Segoe UI"/>
-          <w:sz w:val="22"/>
-          <w:szCs w:val="22"/>
-        </w:rPr>
-      </w:pPr>
-      <w:r>
-        <w:rPr>
-          <w:rFonts w:ascii="Segoe UI" w:hAnsi="Segoe UI" w:cs="Segoe UI"/>
-          <w:b/>
-          <w:bCs/>
-          <w:sz w:val="22"/>
-          <w:szCs w:val="22"/>
-        </w:rPr>
-        <w:t>Finding 1:</w:t>
-      </w:r>
-    </w:p>
-    <w:p>
-      <w:pPr>
-        <w:rPr>
-          <w:rFonts w:ascii="Segoe UI" w:hAnsi="Segoe UI" w:cs="Segoe UI"/>
-          <w:sz w:val="22"/>
-          <w:szCs w:val="22"/>
-        </w:rPr>
-      </w:pPr>
-      <w:r>
-        <w:rPr>
-          <w:rFonts w:ascii="Segoe UI" w:hAnsi="Segoe UI" w:cs="Segoe UI"/>
-          <w:sz w:val="22"/>
-          <w:szCs w:val="22"/>
-        </w:rPr>
-        <w:t xml:space="preserve">The </w:t>
-      </w:r>
-      <w:r>
-        <w:rPr>
-          <w:rFonts w:ascii="Segoe UI" w:hAnsi="Segoe UI" w:cs="Segoe UI"/>
-          <w:b/>
-          <w:bCs/>
-          <w:sz w:val="22"/>
-          <w:szCs w:val="22"/>
-        </w:rPr>
-        <w:t>BL0015</w:t>
-      </w:r>
-      <w:r>
-        <w:rPr>
-          <w:rFonts w:ascii="Segoe UI" w:hAnsi="Segoe UI" w:cs="Segoe UI"/>
-          <w:sz w:val="22"/>
-          <w:szCs w:val="22"/>
-        </w:rPr>
-        <w:t xml:space="preserve"> automatic code fix ("Make [JSInvokable] method public") is available exclusively in the Razor Class Library project. When the same diagnostic appears in server project components and .Client project components, the automatic code fix is not available and must be applied manually. This behavior difference between project types suggests the code fix implementation is context-dependent, available only for class library services but not for Razor component files.</w:t>
-      </w:r>
-    </w:p>
-    <w:p>
-      <w:pPr>
-        <w:rPr>
-          <w:rFonts w:ascii="Segoe UI" w:hAnsi="Segoe UI" w:cs="Segoe UI"/>
-          <w:sz w:val="22"/>
-          <w:szCs w:val="22"/>
-        </w:rPr>
-      </w:pPr>
-      <w:r>
-        <w:rPr>
-          <w:rFonts w:ascii="Segoe UI" w:hAnsi="Segoe UI" w:cs="Segoe UI"/>
-          <w:b/>
-          <w:bCs/>
-          <w:sz w:val="22"/>
-          <w:szCs w:val="22"/>
-        </w:rPr>
-        <w:t>Finding 2:</w:t>
-      </w:r>
-    </w:p>
-    <w:p>
-      <w:pPr>
-        <w:rPr>
-          <w:rFonts w:ascii="Segoe UI" w:hAnsi="Segoe UI" w:cs="Segoe UI"/>
-          <w:sz w:val="22"/>
-          <w:szCs w:val="22"/>
-        </w:rPr>
-      </w:pPr>
-      <w:r>
-        <w:rPr>
-          <w:rFonts w:ascii="Segoe UI" w:hAnsi="Segoe UI" w:cs="Segoe UI"/>
-          <w:sz w:val="22"/>
-          <w:szCs w:val="22"/>
-        </w:rPr>
-        <w:t>No automatic code fixes are available for </w:t>
-      </w:r>
-      <w:r>
-        <w:rPr>
-          <w:rFonts w:ascii="Segoe UI" w:hAnsi="Segoe UI" w:cs="Segoe UI"/>
-          <w:b/>
-          <w:bCs/>
-          <w:sz w:val="22"/>
-          <w:szCs w:val="22"/>
-        </w:rPr>
-        <w:t>BL0016</w:t>
-      </w:r>
-      <w:r>
-        <w:rPr>
-          <w:rFonts w:ascii="Segoe UI" w:hAnsi="Segoe UI" w:cs="Segoe UI"/>
-          <w:sz w:val="22"/>
-          <w:szCs w:val="22"/>
-        </w:rPr>
-        <w:t> warning in any project type. Developers must manually correct these issues by guarding JavaScript interop calls with a </w:t>
-      </w:r>
-      <w:r>
-        <w:rPr>
-          <w:rFonts w:ascii="Segoe UI" w:hAnsi="Segoe UI" w:cs="Segoe UI"/>
-          <w:b/>
-          <w:bCs/>
-          <w:sz w:val="22"/>
-          <w:szCs w:val="22"/>
-        </w:rPr>
-        <w:t>try/catch block</w:t>
-      </w:r>
-      <w:r>
-        <w:rPr>
-          <w:rFonts w:ascii="Segoe UI" w:hAnsi="Segoe UI" w:cs="Segoe UI"/>
-          <w:sz w:val="22"/>
-          <w:szCs w:val="22"/>
-        </w:rPr>
-        <w:t> to handle potential exceptions. The diagnostic message provides clear guidance on the required fix.</w:t>
-      </w:r>
-    </w:p>
-    <w:p>
-      <w:pPr>
-        <w:rPr>
-          <w:rFonts w:ascii="Segoe UI" w:hAnsi="Segoe UI" w:cs="Segoe UI"/>
-          <w:b/>
-          <w:bCs/>
-          <w:sz w:val="26"/>
-          <w:szCs w:val="26"/>
-        </w:rPr>
-      </w:pPr>
-      <w:r>
-        <w:rPr>
-          <w:rFonts w:ascii="Segoe UI" w:hAnsi="Segoe UI" w:cs="Segoe UI"/>
-          <w:sz w:val="22"/>
-          <w:szCs w:val="22"/>
-        </w:rPr>
-        <w:t>-----</w:t>
-      </w:r>
-      <w:r>
-        <w:rPr>
-          <w:rFonts w:ascii="Segoe UI" w:hAnsi="Segoe UI" w:cs="Segoe UI"/>
-          <w:sz w:val="22"/>
-          <w:szCs w:val="22"/>
-        </w:rPr>
-        <w:t>-----------------------------------------------------------------------------------------------</w:t>
-      </w:r>
-      <w:r>
-        <w:rPr>
-          <w:rFonts w:ascii="Segoe UI" w:hAnsi="Segoe UI" w:cs="Segoe UI"/>
-          <w:sz w:val="22"/>
-          <w:szCs w:val="22"/>
-        </w:rPr>
-        <w:t>------</w:t>
-      </w:r>
-    </w:p>
-    <w:p>
-      <w:pPr>
-        <w:rPr>
-          <w:rFonts w:ascii="Segoe UI" w:hAnsi="Segoe UI" w:cs="Segoe UI"/>
-          <w:b/>
-          <w:bCs/>
-          <w:sz w:val="26"/>
-          <w:szCs w:val="26"/>
-        </w:rPr>
-      </w:pPr>
-      <w:r>
-        <w:rPr>
-          <w:rFonts w:ascii="Segoe UI" w:hAnsi="Segoe UI" w:cs="Segoe UI"/>
-          <w:b/>
-          <w:bCs/>
-          <w:sz w:val="26"/>
-          <w:szCs w:val="26"/>
-        </w:rPr>
-        <w:t>Issues Found:</w:t>
-      </w:r>
-    </w:p>
-    <w:p>
-      <w:pPr>
-        <w:rPr>
-          <w:rFonts w:ascii="Segoe UI" w:hAnsi="Segoe UI" w:cs="Segoe UI"/>
-          <w:sz w:val="22"/>
-          <w:szCs w:val="22"/>
-        </w:rPr>
-      </w:pPr>
-      <w:r>
-        <w:rPr>
-          <w:rFonts w:ascii="Segoe UI" w:hAnsi="Segoe UI" w:cs="Segoe UI"/>
-          <w:sz w:val="22"/>
-          <w:szCs w:val="22"/>
-        </w:rPr>
-        <w:t>No issues found during validation.</w:t>
-      </w:r>
-    </w:p>
-    <w:p>
-      <w:pPr>
-        <w:rPr>
-          <w:rFonts w:ascii="Segoe UI" w:hAnsi="Segoe UI" w:cs="Segoe UI"/>
-          <w:sz w:val="22"/>
-          <w:szCs w:val="22"/>
-        </w:rPr>
-      </w:pPr>
-      <w:r>
-        <w:rPr>
-          <w:rFonts w:ascii="Segoe UI" w:hAnsi="Segoe UI" w:cs="Segoe UI"/>
           <w:sz w:val="22"/>
           <w:szCs w:val="22"/>
         </w:rPr>
@@ -5661,6 +6236,7 @@
           <w:u w:val="single"/>
         </w:rPr>
       </w:pPr>
+      <w:proofErr w:type="gramStart"/>
       <w:r>
         <w:rPr>
           <w:rFonts w:ascii="Segoe UI" w:hAnsi="Segoe UI" w:cs="Segoe UI"/>
@@ -5670,31 +6246,43 @@
           <w:szCs w:val="26"/>
           <w:u w:val="single"/>
         </w:rPr>
-        <w:br w:type="page"/>
-      </w:r>
+        <w:t>Final Result</w:t>
+      </w:r>
+      <w:proofErr w:type="gramEnd"/>
     </w:p>
     <w:p>
       <w:pPr>
         <w:rPr>
           <w:rFonts w:ascii="Segoe UI" w:hAnsi="Segoe UI" w:cs="Segoe UI"/>
+          <w:sz w:val="22"/>
+          <w:szCs w:val="22"/>
+        </w:rPr>
+      </w:pPr>
+      <w:r>
+        <w:rPr>
+          <w:rFonts w:ascii="Segoe UI" w:hAnsi="Segoe UI" w:cs="Segoe UI"/>
           <w:b/>
           <w:bCs/>
-          <w:sz w:val="26"/>
-          <w:szCs w:val="26"/>
-          <w:u w:val="single"/>
-        </w:rPr>
-      </w:pPr>
-      <w:r>
-        <w:rPr>
-          <w:rFonts w:ascii="Segoe UI" w:hAnsi="Segoe UI" w:cs="Segoe UI"/>
-          <w:b/>
-          <w:bCs/>
-          <w:sz w:val="26"/>
-          <w:szCs w:val="26"/>
-          <w:u w:val="single"/>
-        </w:rPr>
-        <w:lastRenderedPageBreak/>
-        <w:t>Final Result</w:t>
+          <w:sz w:val="22"/>
+          <w:szCs w:val="22"/>
+        </w:rPr>
+        <w:t>Status</w:t>
+      </w:r>
+      <w:r>
+        <w:rPr>
+          <w:rFonts w:ascii="Segoe UI" w:hAnsi="Segoe UI" w:cs="Segoe UI"/>
+          <w:sz w:val="22"/>
+          <w:szCs w:val="22"/>
+        </w:rPr>
+        <w:t xml:space="preserve">: </w:t>
+      </w:r>
+      <w:r>
+        <w:rPr>
+          <w:rFonts w:ascii="Segoe UI" w:hAnsi="Segoe UI" w:cs="Segoe UI"/>
+          <w:sz w:val="22"/>
+          <w:szCs w:val="22"/>
+        </w:rPr>
+        <w:t>Validation completed</w:t>
       </w:r>
     </w:p>
     <w:p>
@@ -5708,41 +6296,6 @@
       <w:r>
         <w:rPr>
           <w:rFonts w:ascii="Segoe UI" w:hAnsi="Segoe UI" w:cs="Segoe UI"/>
-          <w:b/>
-          <w:bCs/>
-          <w:sz w:val="22"/>
-          <w:szCs w:val="22"/>
-        </w:rPr>
-        <w:t>Status</w:t>
-      </w:r>
-      <w:r>
-        <w:rPr>
-          <w:rFonts w:ascii="Segoe UI" w:hAnsi="Segoe UI" w:cs="Segoe UI"/>
-          <w:sz w:val="22"/>
-          <w:szCs w:val="22"/>
-        </w:rPr>
-        <w:t xml:space="preserve">: </w:t>
-      </w:r>
-      <w:r>
-        <w:rPr>
-          <w:rFonts w:ascii="Segoe UI" w:hAnsi="Segoe UI" w:cs="Segoe UI"/>
-          <w:sz w:val="22"/>
-          <w:szCs w:val="22"/>
-        </w:rPr>
-        <w:t>Validation completed</w:t>
-      </w:r>
-    </w:p>
-    <w:p>
-      <w:pPr>
-        <w:rPr>
-          <w:rFonts w:ascii="Segoe UI" w:hAnsi="Segoe UI" w:cs="Segoe UI"/>
-          <w:sz w:val="22"/>
-          <w:szCs w:val="22"/>
-        </w:rPr>
-      </w:pPr>
-      <w:r>
-        <w:rPr>
-          <w:rFonts w:ascii="Segoe UI" w:hAnsi="Segoe UI" w:cs="Segoe UI"/>
           <w:sz w:val="22"/>
           <w:szCs w:val="22"/>
         </w:rPr>
@@ -5762,7 +6315,25 @@
           <w:sz w:val="22"/>
           <w:szCs w:val="22"/>
         </w:rPr>
-        <w:t xml:space="preserve">with clear diagnostic messages and explanations. Runtime behavior matches diagnostic intent. The application demonstrates correct interop patterns producing zero warnings. Static SSR and Interactive Server render modes both function correctly. </w:t>
+        <w:t xml:space="preserve">with clear diagnostic messages and explanations. Runtime behavior matches diagnostic intent. The application demonstrates correct interop patterns producing zero warnings. Static SSR and Interactive Server render modes both </w:t>
+      </w:r>
+      <w:proofErr w:type="gramStart"/>
+      <w:r>
+        <w:rPr>
+          <w:rFonts w:ascii="Segoe UI" w:hAnsi="Segoe UI" w:cs="Segoe UI"/>
+          <w:sz w:val="22"/>
+          <w:szCs w:val="22"/>
+        </w:rPr>
+        <w:t>function</w:t>
+      </w:r>
+      <w:proofErr w:type="gramEnd"/>
+      <w:r>
+        <w:rPr>
+          <w:rFonts w:ascii="Segoe UI" w:hAnsi="Segoe UI" w:cs="Segoe UI"/>
+          <w:sz w:val="22"/>
+          <w:szCs w:val="22"/>
+        </w:rPr>
+        <w:t xml:space="preserve"> correctly. </w:t>
       </w:r>
     </w:p>
     <w:p>

--- a/test-report/ValidationReport.docx
+++ b/test-report/ValidationReport.docx
@@ -5929,11 +5929,1471 @@
           <w:sz w:val="26"/>
           <w:szCs w:val="26"/>
         </w:rPr>
-        <w:t>Findings</w:t>
+        <w:t>IDE vs Command-Line Build Comparison</w:t>
+      </w:r>
+    </w:p>
+    <w:tbl>
+      <w:tblPr>
+        <w:tblStyle w:val="PlainTable1"/>
+        <w:tblW w:w="0" w:type="auto"/>
+        <w:tblLayout w:type="fixed"/>
+        <w:tblLook w:val="04A0" w:firstRow="1" w:lastRow="0" w:firstColumn="1" w:lastColumn="0" w:noHBand="0" w:noVBand="1"/>
+      </w:tblPr>
+      <w:tblGrid>
+        <w:gridCol w:w="2130"/>
+        <w:gridCol w:w="1825"/>
+        <w:gridCol w:w="1440"/>
+        <w:gridCol w:w="1350"/>
+        <w:gridCol w:w="2605"/>
+      </w:tblGrid>
+      <w:tr>
+        <w:trPr>
+          <w:cnfStyle w:val="100000000000" w:firstRow="1" w:lastRow="0" w:firstColumn="0" w:lastColumn="0" w:oddVBand="0" w:evenVBand="0" w:oddHBand="0" w:evenHBand="0" w:firstRowFirstColumn="0" w:firstRowLastColumn="0" w:lastRowFirstColumn="0" w:lastRowLastColumn="0"/>
+        </w:trPr>
+        <w:tc>
+          <w:tcPr>
+            <w:cnfStyle w:val="001000000000" w:firstRow="0" w:lastRow="0" w:firstColumn="1" w:lastColumn="0" w:oddVBand="0" w:evenVBand="0" w:oddHBand="0" w:evenHBand="0" w:firstRowFirstColumn="0" w:firstRowLastColumn="0" w:lastRowFirstColumn="0" w:lastRowLastColumn="0"/>
+            <w:tcW w:w="2130" w:type="dxa"/>
+          </w:tcPr>
+          <w:p>
+            <w:pPr>
+              <w:spacing w:line="276" w:lineRule="auto"/>
+              <w:jc w:val="center"/>
+              <w:rPr>
+                <w:rFonts w:ascii="Segoe UI" w:hAnsi="Segoe UI" w:cs="Segoe UI"/>
+                <w:sz w:val="22"/>
+                <w:szCs w:val="22"/>
+              </w:rPr>
+            </w:pPr>
+            <w:r>
+              <w:rPr>
+                <w:rFonts w:ascii="Segoe UI" w:hAnsi="Segoe UI" w:cs="Segoe UI"/>
+                <w:sz w:val="22"/>
+                <w:szCs w:val="22"/>
+              </w:rPr>
+              <w:t>Project</w:t>
+            </w:r>
+          </w:p>
+          <w:p>
+            <w:pPr>
+              <w:spacing w:line="276" w:lineRule="auto"/>
+              <w:jc w:val="center"/>
+              <w:rPr>
+                <w:rFonts w:ascii="Segoe UI" w:hAnsi="Segoe UI" w:cs="Segoe UI"/>
+                <w:sz w:val="22"/>
+                <w:szCs w:val="22"/>
+              </w:rPr>
+            </w:pPr>
+          </w:p>
+        </w:tc>
+        <w:tc>
+          <w:tcPr>
+            <w:tcW w:w="1825" w:type="dxa"/>
+          </w:tcPr>
+          <w:p>
+            <w:pPr>
+              <w:spacing w:line="276" w:lineRule="auto"/>
+              <w:jc w:val="center"/>
+              <w:cnfStyle w:val="100000000000" w:firstRow="1" w:lastRow="0" w:firstColumn="0" w:lastColumn="0" w:oddVBand="0" w:evenVBand="0" w:oddHBand="0" w:evenHBand="0" w:firstRowFirstColumn="0" w:firstRowLastColumn="0" w:lastRowFirstColumn="0" w:lastRowLastColumn="0"/>
+              <w:rPr>
+                <w:rFonts w:ascii="Segoe UI" w:hAnsi="Segoe UI" w:cs="Segoe UI"/>
+                <w:sz w:val="22"/>
+                <w:szCs w:val="22"/>
+              </w:rPr>
+            </w:pPr>
+            <w:r>
+              <w:rPr>
+                <w:rFonts w:ascii="Segoe UI" w:hAnsi="Segoe UI" w:cs="Segoe UI"/>
+                <w:sz w:val="22"/>
+                <w:szCs w:val="22"/>
+              </w:rPr>
+              <w:t>Warning Type</w:t>
+            </w:r>
+          </w:p>
+          <w:p>
+            <w:pPr>
+              <w:spacing w:line="276" w:lineRule="auto"/>
+              <w:jc w:val="center"/>
+              <w:cnfStyle w:val="100000000000" w:firstRow="1" w:lastRow="0" w:firstColumn="0" w:lastColumn="0" w:oddVBand="0" w:evenVBand="0" w:oddHBand="0" w:evenHBand="0" w:firstRowFirstColumn="0" w:firstRowLastColumn="0" w:lastRowFirstColumn="0" w:lastRowLastColumn="0"/>
+              <w:rPr>
+                <w:rFonts w:ascii="Segoe UI" w:hAnsi="Segoe UI" w:cs="Segoe UI"/>
+                <w:sz w:val="22"/>
+                <w:szCs w:val="22"/>
+              </w:rPr>
+            </w:pPr>
+          </w:p>
+        </w:tc>
+        <w:tc>
+          <w:tcPr>
+            <w:tcW w:w="1440" w:type="dxa"/>
+          </w:tcPr>
+          <w:p>
+            <w:pPr>
+              <w:spacing w:line="276" w:lineRule="auto"/>
+              <w:jc w:val="center"/>
+              <w:cnfStyle w:val="100000000000" w:firstRow="1" w:lastRow="0" w:firstColumn="0" w:lastColumn="0" w:oddVBand="0" w:evenVBand="0" w:oddHBand="0" w:evenHBand="0" w:firstRowFirstColumn="0" w:firstRowLastColumn="0" w:lastRowFirstColumn="0" w:lastRowLastColumn="0"/>
+              <w:rPr>
+                <w:rFonts w:ascii="Segoe UI" w:hAnsi="Segoe UI" w:cs="Segoe UI"/>
+                <w:sz w:val="22"/>
+                <w:szCs w:val="22"/>
+              </w:rPr>
+            </w:pPr>
+            <w:r>
+              <w:rPr>
+                <w:rFonts w:ascii="Segoe UI" w:hAnsi="Segoe UI" w:cs="Segoe UI"/>
+                <w:sz w:val="22"/>
+                <w:szCs w:val="22"/>
+              </w:rPr>
+              <w:t>CLI Count</w:t>
+            </w:r>
+          </w:p>
+        </w:tc>
+        <w:tc>
+          <w:tcPr>
+            <w:tcW w:w="1350" w:type="dxa"/>
+          </w:tcPr>
+          <w:p>
+            <w:pPr>
+              <w:spacing w:line="276" w:lineRule="auto"/>
+              <w:jc w:val="center"/>
+              <w:cnfStyle w:val="100000000000" w:firstRow="1" w:lastRow="0" w:firstColumn="0" w:lastColumn="0" w:oddVBand="0" w:evenVBand="0" w:oddHBand="0" w:evenHBand="0" w:firstRowFirstColumn="0" w:firstRowLastColumn="0" w:lastRowFirstColumn="0" w:lastRowLastColumn="0"/>
+              <w:rPr>
+                <w:rFonts w:ascii="Segoe UI" w:hAnsi="Segoe UI" w:cs="Segoe UI"/>
+                <w:sz w:val="22"/>
+                <w:szCs w:val="22"/>
+              </w:rPr>
+            </w:pPr>
+            <w:r>
+              <w:rPr>
+                <w:rFonts w:ascii="Segoe UI" w:hAnsi="Segoe UI" w:cs="Segoe UI"/>
+                <w:sz w:val="22"/>
+                <w:szCs w:val="22"/>
+              </w:rPr>
+              <w:t>IDE Count</w:t>
+            </w:r>
+          </w:p>
+        </w:tc>
+        <w:tc>
+          <w:tcPr>
+            <w:tcW w:w="2605" w:type="dxa"/>
+          </w:tcPr>
+          <w:p>
+            <w:pPr>
+              <w:spacing w:line="276" w:lineRule="auto"/>
+              <w:jc w:val="center"/>
+              <w:cnfStyle w:val="100000000000" w:firstRow="1" w:lastRow="0" w:firstColumn="0" w:lastColumn="0" w:oddVBand="0" w:evenVBand="0" w:oddHBand="0" w:evenHBand="0" w:firstRowFirstColumn="0" w:firstRowLastColumn="0" w:lastRowFirstColumn="0" w:lastRowLastColumn="0"/>
+              <w:rPr>
+                <w:rFonts w:ascii="Segoe UI" w:hAnsi="Segoe UI" w:cs="Segoe UI"/>
+                <w:sz w:val="22"/>
+                <w:szCs w:val="22"/>
+              </w:rPr>
+            </w:pPr>
+            <w:r>
+              <w:rPr>
+                <w:rFonts w:ascii="Segoe UI" w:hAnsi="Segoe UI" w:cs="Segoe UI"/>
+                <w:sz w:val="22"/>
+                <w:szCs w:val="22"/>
+              </w:rPr>
+              <w:t>Match</w:t>
+            </w:r>
+          </w:p>
+        </w:tc>
+      </w:tr>
+      <w:tr>
+        <w:trPr>
+          <w:cnfStyle w:val="000000100000" w:firstRow="0" w:lastRow="0" w:firstColumn="0" w:lastColumn="0" w:oddVBand="0" w:evenVBand="0" w:oddHBand="1" w:evenHBand="0" w:firstRowFirstColumn="0" w:firstRowLastColumn="0" w:lastRowFirstColumn="0" w:lastRowLastColumn="0"/>
+        </w:trPr>
+        <w:tc>
+          <w:tcPr>
+            <w:cnfStyle w:val="001000000000" w:firstRow="0" w:lastRow="0" w:firstColumn="1" w:lastColumn="0" w:oddVBand="0" w:evenVBand="0" w:oddHBand="0" w:evenHBand="0" w:firstRowFirstColumn="0" w:firstRowLastColumn="0" w:lastRowFirstColumn="0" w:lastRowLastColumn="0"/>
+            <w:tcW w:w="2130" w:type="dxa"/>
+            <w:vAlign w:val="center"/>
+          </w:tcPr>
+          <w:p>
+            <w:pPr>
+              <w:spacing w:line="276" w:lineRule="auto"/>
+              <w:jc w:val="center"/>
+              <w:rPr>
+                <w:rFonts w:ascii="Segoe UI" w:hAnsi="Segoe UI" w:cs="Segoe UI"/>
+                <w:sz w:val="22"/>
+                <w:szCs w:val="22"/>
+              </w:rPr>
+            </w:pPr>
+            <w:r>
+              <w:rPr>
+                <w:rFonts w:ascii="Segoe UI" w:hAnsi="Segoe UI" w:cs="Segoe UI"/>
+                <w:sz w:val="22"/>
+                <w:szCs w:val="22"/>
+              </w:rPr>
+              <w:t>Server</w:t>
+            </w:r>
+          </w:p>
+        </w:tc>
+        <w:tc>
+          <w:tcPr>
+            <w:tcW w:w="1825" w:type="dxa"/>
+            <w:vAlign w:val="center"/>
+          </w:tcPr>
+          <w:p>
+            <w:pPr>
+              <w:spacing w:line="276" w:lineRule="auto"/>
+              <w:jc w:val="center"/>
+              <w:cnfStyle w:val="000000100000" w:firstRow="0" w:lastRow="0" w:firstColumn="0" w:lastColumn="0" w:oddVBand="0" w:evenVBand="0" w:oddHBand="1" w:evenHBand="0" w:firstRowFirstColumn="0" w:firstRowLastColumn="0" w:lastRowFirstColumn="0" w:lastRowLastColumn="0"/>
+              <w:rPr>
+                <w:rFonts w:ascii="Segoe UI" w:hAnsi="Segoe UI" w:cs="Segoe UI"/>
+                <w:sz w:val="22"/>
+                <w:szCs w:val="22"/>
+              </w:rPr>
+            </w:pPr>
+            <w:r>
+              <w:rPr>
+                <w:rFonts w:ascii="Segoe UI" w:hAnsi="Segoe UI" w:cs="Segoe UI"/>
+                <w:sz w:val="22"/>
+                <w:szCs w:val="22"/>
+              </w:rPr>
+              <w:t>BL0010</w:t>
+            </w:r>
+          </w:p>
+        </w:tc>
+        <w:tc>
+          <w:tcPr>
+            <w:tcW w:w="1440" w:type="dxa"/>
+            <w:vAlign w:val="center"/>
+          </w:tcPr>
+          <w:p>
+            <w:pPr>
+              <w:spacing w:line="276" w:lineRule="auto"/>
+              <w:jc w:val="center"/>
+              <w:cnfStyle w:val="000000100000" w:firstRow="0" w:lastRow="0" w:firstColumn="0" w:lastColumn="0" w:oddVBand="0" w:evenVBand="0" w:oddHBand="1" w:evenHBand="0" w:firstRowFirstColumn="0" w:firstRowLastColumn="0" w:lastRowFirstColumn="0" w:lastRowLastColumn="0"/>
+              <w:rPr>
+                <w:rFonts w:ascii="Segoe UI" w:hAnsi="Segoe UI" w:cs="Segoe UI"/>
+                <w:sz w:val="22"/>
+                <w:szCs w:val="22"/>
+              </w:rPr>
+            </w:pPr>
+            <w:r>
+              <w:rPr>
+                <w:rFonts w:ascii="Segoe UI" w:hAnsi="Segoe UI" w:cs="Segoe UI"/>
+                <w:sz w:val="22"/>
+                <w:szCs w:val="22"/>
+              </w:rPr>
+              <w:t>1</w:t>
+            </w:r>
+          </w:p>
+        </w:tc>
+        <w:tc>
+          <w:tcPr>
+            <w:tcW w:w="1350" w:type="dxa"/>
+            <w:vAlign w:val="center"/>
+          </w:tcPr>
+          <w:p>
+            <w:pPr>
+              <w:spacing w:line="276" w:lineRule="auto"/>
+              <w:jc w:val="center"/>
+              <w:cnfStyle w:val="000000100000" w:firstRow="0" w:lastRow="0" w:firstColumn="0" w:lastColumn="0" w:oddVBand="0" w:evenVBand="0" w:oddHBand="1" w:evenHBand="0" w:firstRowFirstColumn="0" w:firstRowLastColumn="0" w:lastRowFirstColumn="0" w:lastRowLastColumn="0"/>
+              <w:rPr>
+                <w:rFonts w:ascii="Segoe UI" w:hAnsi="Segoe UI" w:cs="Segoe UI"/>
+                <w:sz w:val="22"/>
+                <w:szCs w:val="22"/>
+              </w:rPr>
+            </w:pPr>
+            <w:r>
+              <w:rPr>
+                <w:rFonts w:ascii="Segoe UI" w:hAnsi="Segoe UI" w:cs="Segoe UI"/>
+                <w:sz w:val="22"/>
+                <w:szCs w:val="22"/>
+              </w:rPr>
+              <w:t>1</w:t>
+            </w:r>
+          </w:p>
+        </w:tc>
+        <w:tc>
+          <w:tcPr>
+            <w:tcW w:w="2605" w:type="dxa"/>
+            <w:vAlign w:val="center"/>
+          </w:tcPr>
+          <w:p>
+            <w:pPr>
+              <w:spacing w:line="276" w:lineRule="auto"/>
+              <w:jc w:val="center"/>
+              <w:cnfStyle w:val="000000100000" w:firstRow="0" w:lastRow="0" w:firstColumn="0" w:lastColumn="0" w:oddVBand="0" w:evenVBand="0" w:oddHBand="1" w:evenHBand="0" w:firstRowFirstColumn="0" w:firstRowLastColumn="0" w:lastRowFirstColumn="0" w:lastRowLastColumn="0"/>
+              <w:rPr>
+                <w:rFonts w:ascii="Segoe UI" w:hAnsi="Segoe UI" w:cs="Segoe UI"/>
+                <w:sz w:val="22"/>
+                <w:szCs w:val="22"/>
+              </w:rPr>
+            </w:pPr>
+            <w:r>
+              <w:rPr>
+                <w:rFonts w:ascii="Segoe UI" w:hAnsi="Segoe UI" w:cs="Segoe UI"/>
+                <w:sz w:val="22"/>
+                <w:szCs w:val="22"/>
+              </w:rPr>
+              <w:t>Match</w:t>
+            </w:r>
+          </w:p>
+        </w:tc>
+      </w:tr>
+      <w:tr>
+        <w:tc>
+          <w:tcPr>
+            <w:cnfStyle w:val="001000000000" w:firstRow="0" w:lastRow="0" w:firstColumn="1" w:lastColumn="0" w:oddVBand="0" w:evenVBand="0" w:oddHBand="0" w:evenHBand="0" w:firstRowFirstColumn="0" w:firstRowLastColumn="0" w:lastRowFirstColumn="0" w:lastRowLastColumn="0"/>
+            <w:tcW w:w="2130" w:type="dxa"/>
+            <w:vAlign w:val="center"/>
+          </w:tcPr>
+          <w:p>
+            <w:pPr>
+              <w:spacing w:line="276" w:lineRule="auto"/>
+              <w:jc w:val="center"/>
+              <w:rPr>
+                <w:rFonts w:ascii="Segoe UI" w:hAnsi="Segoe UI" w:cs="Segoe UI"/>
+                <w:sz w:val="22"/>
+                <w:szCs w:val="22"/>
+              </w:rPr>
+            </w:pPr>
+            <w:r>
+              <w:rPr>
+                <w:rFonts w:ascii="Segoe UI" w:hAnsi="Segoe UI" w:cs="Segoe UI"/>
+                <w:sz w:val="22"/>
+                <w:szCs w:val="22"/>
+              </w:rPr>
+              <w:t>Server</w:t>
+            </w:r>
+          </w:p>
+        </w:tc>
+        <w:tc>
+          <w:tcPr>
+            <w:tcW w:w="1825" w:type="dxa"/>
+            <w:vAlign w:val="center"/>
+          </w:tcPr>
+          <w:p>
+            <w:pPr>
+              <w:spacing w:line="276" w:lineRule="auto"/>
+              <w:jc w:val="center"/>
+              <w:cnfStyle w:val="000000000000" w:firstRow="0" w:lastRow="0" w:firstColumn="0" w:lastColumn="0" w:oddVBand="0" w:evenVBand="0" w:oddHBand="0" w:evenHBand="0" w:firstRowFirstColumn="0" w:firstRowLastColumn="0" w:lastRowFirstColumn="0" w:lastRowLastColumn="0"/>
+              <w:rPr>
+                <w:rFonts w:ascii="Segoe UI" w:hAnsi="Segoe UI" w:cs="Segoe UI"/>
+                <w:sz w:val="22"/>
+                <w:szCs w:val="22"/>
+              </w:rPr>
+            </w:pPr>
+            <w:r>
+              <w:rPr>
+                <w:rFonts w:ascii="Segoe UI" w:hAnsi="Segoe UI" w:cs="Segoe UI"/>
+                <w:sz w:val="22"/>
+                <w:szCs w:val="22"/>
+              </w:rPr>
+              <w:t>BL001</w:t>
+            </w:r>
+            <w:r>
+              <w:rPr>
+                <w:rFonts w:ascii="Segoe UI" w:hAnsi="Segoe UI" w:cs="Segoe UI"/>
+                <w:sz w:val="22"/>
+                <w:szCs w:val="22"/>
+              </w:rPr>
+              <w:t>5</w:t>
+            </w:r>
+          </w:p>
+        </w:tc>
+        <w:tc>
+          <w:tcPr>
+            <w:tcW w:w="1440" w:type="dxa"/>
+            <w:vAlign w:val="center"/>
+          </w:tcPr>
+          <w:p>
+            <w:pPr>
+              <w:spacing w:line="276" w:lineRule="auto"/>
+              <w:jc w:val="center"/>
+              <w:cnfStyle w:val="000000000000" w:firstRow="0" w:lastRow="0" w:firstColumn="0" w:lastColumn="0" w:oddVBand="0" w:evenVBand="0" w:oddHBand="0" w:evenHBand="0" w:firstRowFirstColumn="0" w:firstRowLastColumn="0" w:lastRowFirstColumn="0" w:lastRowLastColumn="0"/>
+              <w:rPr>
+                <w:rFonts w:ascii="Segoe UI" w:hAnsi="Segoe UI" w:cs="Segoe UI"/>
+                <w:sz w:val="22"/>
+                <w:szCs w:val="22"/>
+              </w:rPr>
+            </w:pPr>
+            <w:r>
+              <w:rPr>
+                <w:rFonts w:ascii="Segoe UI" w:hAnsi="Segoe UI" w:cs="Segoe UI"/>
+                <w:sz w:val="22"/>
+                <w:szCs w:val="22"/>
+              </w:rPr>
+              <w:t>1</w:t>
+            </w:r>
+          </w:p>
+        </w:tc>
+        <w:tc>
+          <w:tcPr>
+            <w:tcW w:w="1350" w:type="dxa"/>
+            <w:vAlign w:val="center"/>
+          </w:tcPr>
+          <w:p>
+            <w:pPr>
+              <w:spacing w:line="276" w:lineRule="auto"/>
+              <w:jc w:val="center"/>
+              <w:cnfStyle w:val="000000000000" w:firstRow="0" w:lastRow="0" w:firstColumn="0" w:lastColumn="0" w:oddVBand="0" w:evenVBand="0" w:oddHBand="0" w:evenHBand="0" w:firstRowFirstColumn="0" w:firstRowLastColumn="0" w:lastRowFirstColumn="0" w:lastRowLastColumn="0"/>
+              <w:rPr>
+                <w:rFonts w:ascii="Segoe UI" w:hAnsi="Segoe UI" w:cs="Segoe UI"/>
+                <w:sz w:val="22"/>
+                <w:szCs w:val="22"/>
+              </w:rPr>
+            </w:pPr>
+            <w:r>
+              <w:rPr>
+                <w:rFonts w:ascii="Segoe UI" w:hAnsi="Segoe UI" w:cs="Segoe UI"/>
+                <w:sz w:val="22"/>
+                <w:szCs w:val="22"/>
+              </w:rPr>
+              <w:t>1</w:t>
+            </w:r>
+          </w:p>
+        </w:tc>
+        <w:tc>
+          <w:tcPr>
+            <w:tcW w:w="2605" w:type="dxa"/>
+            <w:vAlign w:val="center"/>
+          </w:tcPr>
+          <w:p>
+            <w:pPr>
+              <w:spacing w:line="276" w:lineRule="auto"/>
+              <w:jc w:val="center"/>
+              <w:cnfStyle w:val="000000000000" w:firstRow="0" w:lastRow="0" w:firstColumn="0" w:lastColumn="0" w:oddVBand="0" w:evenVBand="0" w:oddHBand="0" w:evenHBand="0" w:firstRowFirstColumn="0" w:firstRowLastColumn="0" w:lastRowFirstColumn="0" w:lastRowLastColumn="0"/>
+              <w:rPr>
+                <w:rFonts w:ascii="Segoe UI" w:hAnsi="Segoe UI" w:cs="Segoe UI"/>
+                <w:sz w:val="22"/>
+                <w:szCs w:val="22"/>
+              </w:rPr>
+            </w:pPr>
+            <w:r>
+              <w:rPr>
+                <w:rFonts w:ascii="Segoe UI" w:hAnsi="Segoe UI" w:cs="Segoe UI"/>
+                <w:sz w:val="22"/>
+                <w:szCs w:val="22"/>
+              </w:rPr>
+              <w:t>Match</w:t>
+            </w:r>
+          </w:p>
+        </w:tc>
+      </w:tr>
+      <w:tr>
+        <w:trPr>
+          <w:cnfStyle w:val="000000100000" w:firstRow="0" w:lastRow="0" w:firstColumn="0" w:lastColumn="0" w:oddVBand="0" w:evenVBand="0" w:oddHBand="1" w:evenHBand="0" w:firstRowFirstColumn="0" w:firstRowLastColumn="0" w:lastRowFirstColumn="0" w:lastRowLastColumn="0"/>
+        </w:trPr>
+        <w:tc>
+          <w:tcPr>
+            <w:cnfStyle w:val="001000000000" w:firstRow="0" w:lastRow="0" w:firstColumn="1" w:lastColumn="0" w:oddVBand="0" w:evenVBand="0" w:oddHBand="0" w:evenHBand="0" w:firstRowFirstColumn="0" w:firstRowLastColumn="0" w:lastRowFirstColumn="0" w:lastRowLastColumn="0"/>
+            <w:tcW w:w="2130" w:type="dxa"/>
+            <w:vAlign w:val="center"/>
+          </w:tcPr>
+          <w:p>
+            <w:pPr>
+              <w:spacing w:line="276" w:lineRule="auto"/>
+              <w:jc w:val="center"/>
+              <w:rPr>
+                <w:rFonts w:ascii="Segoe UI" w:hAnsi="Segoe UI" w:cs="Segoe UI"/>
+                <w:sz w:val="22"/>
+                <w:szCs w:val="22"/>
+              </w:rPr>
+            </w:pPr>
+            <w:r>
+              <w:rPr>
+                <w:rFonts w:ascii="Segoe UI" w:hAnsi="Segoe UI" w:cs="Segoe UI"/>
+                <w:sz w:val="22"/>
+                <w:szCs w:val="22"/>
+              </w:rPr>
+              <w:t>Server</w:t>
+            </w:r>
+          </w:p>
+        </w:tc>
+        <w:tc>
+          <w:tcPr>
+            <w:tcW w:w="1825" w:type="dxa"/>
+            <w:vAlign w:val="center"/>
+          </w:tcPr>
+          <w:p>
+            <w:pPr>
+              <w:spacing w:line="276" w:lineRule="auto"/>
+              <w:jc w:val="center"/>
+              <w:cnfStyle w:val="000000100000" w:firstRow="0" w:lastRow="0" w:firstColumn="0" w:lastColumn="0" w:oddVBand="0" w:evenVBand="0" w:oddHBand="1" w:evenHBand="0" w:firstRowFirstColumn="0" w:firstRowLastColumn="0" w:lastRowFirstColumn="0" w:lastRowLastColumn="0"/>
+              <w:rPr>
+                <w:rFonts w:ascii="Segoe UI" w:hAnsi="Segoe UI" w:cs="Segoe UI"/>
+                <w:sz w:val="22"/>
+                <w:szCs w:val="22"/>
+              </w:rPr>
+            </w:pPr>
+            <w:r>
+              <w:rPr>
+                <w:rFonts w:ascii="Segoe UI" w:hAnsi="Segoe UI" w:cs="Segoe UI"/>
+                <w:sz w:val="22"/>
+                <w:szCs w:val="22"/>
+              </w:rPr>
+              <w:t>BL001</w:t>
+            </w:r>
+            <w:r>
+              <w:rPr>
+                <w:rFonts w:ascii="Segoe UI" w:hAnsi="Segoe UI" w:cs="Segoe UI"/>
+                <w:sz w:val="22"/>
+                <w:szCs w:val="22"/>
+              </w:rPr>
+              <w:t>6</w:t>
+            </w:r>
+          </w:p>
+        </w:tc>
+        <w:tc>
+          <w:tcPr>
+            <w:tcW w:w="1440" w:type="dxa"/>
+            <w:vAlign w:val="center"/>
+          </w:tcPr>
+          <w:p>
+            <w:pPr>
+              <w:spacing w:line="276" w:lineRule="auto"/>
+              <w:jc w:val="center"/>
+              <w:cnfStyle w:val="000000100000" w:firstRow="0" w:lastRow="0" w:firstColumn="0" w:lastColumn="0" w:oddVBand="0" w:evenVBand="0" w:oddHBand="1" w:evenHBand="0" w:firstRowFirstColumn="0" w:firstRowLastColumn="0" w:lastRowFirstColumn="0" w:lastRowLastColumn="0"/>
+              <w:rPr>
+                <w:rFonts w:ascii="Segoe UI" w:hAnsi="Segoe UI" w:cs="Segoe UI"/>
+                <w:sz w:val="22"/>
+                <w:szCs w:val="22"/>
+              </w:rPr>
+            </w:pPr>
+            <w:r>
+              <w:rPr>
+                <w:rFonts w:ascii="Segoe UI" w:hAnsi="Segoe UI" w:cs="Segoe UI"/>
+                <w:sz w:val="22"/>
+                <w:szCs w:val="22"/>
+              </w:rPr>
+              <w:t>1</w:t>
+            </w:r>
+          </w:p>
+        </w:tc>
+        <w:tc>
+          <w:tcPr>
+            <w:tcW w:w="1350" w:type="dxa"/>
+            <w:vAlign w:val="center"/>
+          </w:tcPr>
+          <w:p>
+            <w:pPr>
+              <w:spacing w:line="276" w:lineRule="auto"/>
+              <w:jc w:val="center"/>
+              <w:cnfStyle w:val="000000100000" w:firstRow="0" w:lastRow="0" w:firstColumn="0" w:lastColumn="0" w:oddVBand="0" w:evenVBand="0" w:oddHBand="1" w:evenHBand="0" w:firstRowFirstColumn="0" w:firstRowLastColumn="0" w:lastRowFirstColumn="0" w:lastRowLastColumn="0"/>
+              <w:rPr>
+                <w:rFonts w:ascii="Segoe UI" w:hAnsi="Segoe UI" w:cs="Segoe UI"/>
+                <w:sz w:val="22"/>
+                <w:szCs w:val="22"/>
+              </w:rPr>
+            </w:pPr>
+            <w:r>
+              <w:rPr>
+                <w:rFonts w:ascii="Segoe UI" w:hAnsi="Segoe UI" w:cs="Segoe UI"/>
+                <w:sz w:val="22"/>
+                <w:szCs w:val="22"/>
+              </w:rPr>
+              <w:t>1</w:t>
+            </w:r>
+          </w:p>
+        </w:tc>
+        <w:tc>
+          <w:tcPr>
+            <w:tcW w:w="2605" w:type="dxa"/>
+            <w:vAlign w:val="center"/>
+          </w:tcPr>
+          <w:p>
+            <w:pPr>
+              <w:spacing w:line="276" w:lineRule="auto"/>
+              <w:jc w:val="center"/>
+              <w:cnfStyle w:val="000000100000" w:firstRow="0" w:lastRow="0" w:firstColumn="0" w:lastColumn="0" w:oddVBand="0" w:evenVBand="0" w:oddHBand="1" w:evenHBand="0" w:firstRowFirstColumn="0" w:firstRowLastColumn="0" w:lastRowFirstColumn="0" w:lastRowLastColumn="0"/>
+              <w:rPr>
+                <w:rFonts w:ascii="Segoe UI" w:hAnsi="Segoe UI" w:cs="Segoe UI"/>
+                <w:sz w:val="22"/>
+                <w:szCs w:val="22"/>
+              </w:rPr>
+            </w:pPr>
+            <w:r>
+              <w:rPr>
+                <w:rFonts w:ascii="Segoe UI" w:hAnsi="Segoe UI" w:cs="Segoe UI"/>
+                <w:sz w:val="22"/>
+                <w:szCs w:val="22"/>
+              </w:rPr>
+              <w:t>Match</w:t>
+            </w:r>
+          </w:p>
+        </w:tc>
+      </w:tr>
+      <w:tr>
+        <w:tc>
+          <w:tcPr>
+            <w:cnfStyle w:val="001000000000" w:firstRow="0" w:lastRow="0" w:firstColumn="1" w:lastColumn="0" w:oddVBand="0" w:evenVBand="0" w:oddHBand="0" w:evenHBand="0" w:firstRowFirstColumn="0" w:firstRowLastColumn="0" w:lastRowFirstColumn="0" w:lastRowLastColumn="0"/>
+            <w:tcW w:w="2130" w:type="dxa"/>
+            <w:vAlign w:val="center"/>
+          </w:tcPr>
+          <w:p>
+            <w:pPr>
+              <w:spacing w:line="276" w:lineRule="auto"/>
+              <w:jc w:val="center"/>
+              <w:rPr>
+                <w:rFonts w:ascii="Segoe UI" w:hAnsi="Segoe UI" w:cs="Segoe UI"/>
+                <w:sz w:val="22"/>
+                <w:szCs w:val="22"/>
+              </w:rPr>
+            </w:pPr>
+            <w:r>
+              <w:rPr>
+                <w:rFonts w:ascii="Segoe UI" w:hAnsi="Segoe UI" w:cs="Segoe UI"/>
+                <w:sz w:val="22"/>
+                <w:szCs w:val="22"/>
+              </w:rPr>
+              <w:t>Client</w:t>
+            </w:r>
+          </w:p>
+        </w:tc>
+        <w:tc>
+          <w:tcPr>
+            <w:tcW w:w="1825" w:type="dxa"/>
+            <w:vAlign w:val="center"/>
+          </w:tcPr>
+          <w:p>
+            <w:pPr>
+              <w:spacing w:line="276" w:lineRule="auto"/>
+              <w:jc w:val="center"/>
+              <w:cnfStyle w:val="000000000000" w:firstRow="0" w:lastRow="0" w:firstColumn="0" w:lastColumn="0" w:oddVBand="0" w:evenVBand="0" w:oddHBand="0" w:evenHBand="0" w:firstRowFirstColumn="0" w:firstRowLastColumn="0" w:lastRowFirstColumn="0" w:lastRowLastColumn="0"/>
+              <w:rPr>
+                <w:rFonts w:ascii="Segoe UI" w:hAnsi="Segoe UI" w:cs="Segoe UI"/>
+                <w:sz w:val="22"/>
+                <w:szCs w:val="22"/>
+              </w:rPr>
+            </w:pPr>
+            <w:r>
+              <w:rPr>
+                <w:rFonts w:ascii="Segoe UI" w:hAnsi="Segoe UI" w:cs="Segoe UI"/>
+                <w:sz w:val="22"/>
+                <w:szCs w:val="22"/>
+              </w:rPr>
+              <w:t>BL0010</w:t>
+            </w:r>
+          </w:p>
+        </w:tc>
+        <w:tc>
+          <w:tcPr>
+            <w:tcW w:w="1440" w:type="dxa"/>
+            <w:vAlign w:val="center"/>
+          </w:tcPr>
+          <w:p>
+            <w:pPr>
+              <w:spacing w:line="276" w:lineRule="auto"/>
+              <w:jc w:val="center"/>
+              <w:cnfStyle w:val="000000000000" w:firstRow="0" w:lastRow="0" w:firstColumn="0" w:lastColumn="0" w:oddVBand="0" w:evenVBand="0" w:oddHBand="0" w:evenHBand="0" w:firstRowFirstColumn="0" w:firstRowLastColumn="0" w:lastRowFirstColumn="0" w:lastRowLastColumn="0"/>
+              <w:rPr>
+                <w:rFonts w:ascii="Segoe UI" w:hAnsi="Segoe UI" w:cs="Segoe UI"/>
+                <w:sz w:val="22"/>
+                <w:szCs w:val="22"/>
+              </w:rPr>
+            </w:pPr>
+            <w:r>
+              <w:rPr>
+                <w:rFonts w:ascii="Segoe UI" w:hAnsi="Segoe UI" w:cs="Segoe UI"/>
+                <w:sz w:val="22"/>
+                <w:szCs w:val="22"/>
+              </w:rPr>
+              <w:t>1</w:t>
+            </w:r>
+          </w:p>
+        </w:tc>
+        <w:tc>
+          <w:tcPr>
+            <w:tcW w:w="1350" w:type="dxa"/>
+            <w:vAlign w:val="center"/>
+          </w:tcPr>
+          <w:p>
+            <w:pPr>
+              <w:spacing w:line="276" w:lineRule="auto"/>
+              <w:jc w:val="center"/>
+              <w:cnfStyle w:val="000000000000" w:firstRow="0" w:lastRow="0" w:firstColumn="0" w:lastColumn="0" w:oddVBand="0" w:evenVBand="0" w:oddHBand="0" w:evenHBand="0" w:firstRowFirstColumn="0" w:firstRowLastColumn="0" w:lastRowFirstColumn="0" w:lastRowLastColumn="0"/>
+              <w:rPr>
+                <w:rFonts w:ascii="Segoe UI" w:hAnsi="Segoe UI" w:cs="Segoe UI"/>
+                <w:sz w:val="22"/>
+                <w:szCs w:val="22"/>
+              </w:rPr>
+            </w:pPr>
+            <w:r>
+              <w:rPr>
+                <w:rFonts w:ascii="Segoe UI" w:hAnsi="Segoe UI" w:cs="Segoe UI"/>
+                <w:sz w:val="22"/>
+                <w:szCs w:val="22"/>
+              </w:rPr>
+              <w:t>1</w:t>
+            </w:r>
+          </w:p>
+        </w:tc>
+        <w:tc>
+          <w:tcPr>
+            <w:tcW w:w="2605" w:type="dxa"/>
+            <w:vAlign w:val="center"/>
+          </w:tcPr>
+          <w:p>
+            <w:pPr>
+              <w:spacing w:line="276" w:lineRule="auto"/>
+              <w:jc w:val="center"/>
+              <w:cnfStyle w:val="000000000000" w:firstRow="0" w:lastRow="0" w:firstColumn="0" w:lastColumn="0" w:oddVBand="0" w:evenVBand="0" w:oddHBand="0" w:evenHBand="0" w:firstRowFirstColumn="0" w:firstRowLastColumn="0" w:lastRowFirstColumn="0" w:lastRowLastColumn="0"/>
+              <w:rPr>
+                <w:rFonts w:ascii="Segoe UI" w:hAnsi="Segoe UI" w:cs="Segoe UI"/>
+                <w:sz w:val="22"/>
+                <w:szCs w:val="22"/>
+              </w:rPr>
+            </w:pPr>
+            <w:r>
+              <w:rPr>
+                <w:rFonts w:ascii="Segoe UI" w:hAnsi="Segoe UI" w:cs="Segoe UI"/>
+                <w:sz w:val="22"/>
+                <w:szCs w:val="22"/>
+              </w:rPr>
+              <w:t>Match</w:t>
+            </w:r>
+          </w:p>
+        </w:tc>
+      </w:tr>
+      <w:tr>
+        <w:trPr>
+          <w:cnfStyle w:val="000000100000" w:firstRow="0" w:lastRow="0" w:firstColumn="0" w:lastColumn="0" w:oddVBand="0" w:evenVBand="0" w:oddHBand="1" w:evenHBand="0" w:firstRowFirstColumn="0" w:firstRowLastColumn="0" w:lastRowFirstColumn="0" w:lastRowLastColumn="0"/>
+        </w:trPr>
+        <w:tc>
+          <w:tcPr>
+            <w:cnfStyle w:val="001000000000" w:firstRow="0" w:lastRow="0" w:firstColumn="1" w:lastColumn="0" w:oddVBand="0" w:evenVBand="0" w:oddHBand="0" w:evenHBand="0" w:firstRowFirstColumn="0" w:firstRowLastColumn="0" w:lastRowFirstColumn="0" w:lastRowLastColumn="0"/>
+            <w:tcW w:w="2130" w:type="dxa"/>
+            <w:vAlign w:val="center"/>
+          </w:tcPr>
+          <w:p>
+            <w:pPr>
+              <w:spacing w:line="276" w:lineRule="auto"/>
+              <w:jc w:val="center"/>
+              <w:rPr>
+                <w:rFonts w:ascii="Segoe UI" w:hAnsi="Segoe UI" w:cs="Segoe UI"/>
+                <w:sz w:val="22"/>
+                <w:szCs w:val="22"/>
+              </w:rPr>
+            </w:pPr>
+            <w:r>
+              <w:rPr>
+                <w:rFonts w:ascii="Segoe UI" w:hAnsi="Segoe UI" w:cs="Segoe UI"/>
+                <w:sz w:val="22"/>
+                <w:szCs w:val="22"/>
+              </w:rPr>
+              <w:t>Client</w:t>
+            </w:r>
+          </w:p>
+        </w:tc>
+        <w:tc>
+          <w:tcPr>
+            <w:tcW w:w="1825" w:type="dxa"/>
+            <w:vAlign w:val="center"/>
+          </w:tcPr>
+          <w:p>
+            <w:pPr>
+              <w:spacing w:line="276" w:lineRule="auto"/>
+              <w:jc w:val="center"/>
+              <w:cnfStyle w:val="000000100000" w:firstRow="0" w:lastRow="0" w:firstColumn="0" w:lastColumn="0" w:oddVBand="0" w:evenVBand="0" w:oddHBand="1" w:evenHBand="0" w:firstRowFirstColumn="0" w:firstRowLastColumn="0" w:lastRowFirstColumn="0" w:lastRowLastColumn="0"/>
+              <w:rPr>
+                <w:rFonts w:ascii="Segoe UI" w:hAnsi="Segoe UI" w:cs="Segoe UI"/>
+                <w:sz w:val="22"/>
+                <w:szCs w:val="22"/>
+              </w:rPr>
+            </w:pPr>
+            <w:r>
+              <w:rPr>
+                <w:rFonts w:ascii="Segoe UI" w:hAnsi="Segoe UI" w:cs="Segoe UI"/>
+                <w:sz w:val="22"/>
+                <w:szCs w:val="22"/>
+              </w:rPr>
+              <w:t>BL001</w:t>
+            </w:r>
+            <w:r>
+              <w:rPr>
+                <w:rFonts w:ascii="Segoe UI" w:hAnsi="Segoe UI" w:cs="Segoe UI"/>
+                <w:sz w:val="22"/>
+                <w:szCs w:val="22"/>
+              </w:rPr>
+              <w:t>5</w:t>
+            </w:r>
+          </w:p>
+        </w:tc>
+        <w:tc>
+          <w:tcPr>
+            <w:tcW w:w="1440" w:type="dxa"/>
+            <w:vAlign w:val="center"/>
+          </w:tcPr>
+          <w:p>
+            <w:pPr>
+              <w:spacing w:line="276" w:lineRule="auto"/>
+              <w:jc w:val="center"/>
+              <w:cnfStyle w:val="000000100000" w:firstRow="0" w:lastRow="0" w:firstColumn="0" w:lastColumn="0" w:oddVBand="0" w:evenVBand="0" w:oddHBand="1" w:evenHBand="0" w:firstRowFirstColumn="0" w:firstRowLastColumn="0" w:lastRowFirstColumn="0" w:lastRowLastColumn="0"/>
+              <w:rPr>
+                <w:rFonts w:ascii="Segoe UI" w:hAnsi="Segoe UI" w:cs="Segoe UI"/>
+                <w:sz w:val="22"/>
+                <w:szCs w:val="22"/>
+              </w:rPr>
+            </w:pPr>
+            <w:r>
+              <w:rPr>
+                <w:rFonts w:ascii="Segoe UI" w:hAnsi="Segoe UI" w:cs="Segoe UI"/>
+                <w:sz w:val="22"/>
+                <w:szCs w:val="22"/>
+              </w:rPr>
+              <w:t>1</w:t>
+            </w:r>
+          </w:p>
+        </w:tc>
+        <w:tc>
+          <w:tcPr>
+            <w:tcW w:w="1350" w:type="dxa"/>
+            <w:vAlign w:val="center"/>
+          </w:tcPr>
+          <w:p>
+            <w:pPr>
+              <w:spacing w:line="276" w:lineRule="auto"/>
+              <w:jc w:val="center"/>
+              <w:cnfStyle w:val="000000100000" w:firstRow="0" w:lastRow="0" w:firstColumn="0" w:lastColumn="0" w:oddVBand="0" w:evenVBand="0" w:oddHBand="1" w:evenHBand="0" w:firstRowFirstColumn="0" w:firstRowLastColumn="0" w:lastRowFirstColumn="0" w:lastRowLastColumn="0"/>
+              <w:rPr>
+                <w:rFonts w:ascii="Segoe UI" w:hAnsi="Segoe UI" w:cs="Segoe UI"/>
+                <w:sz w:val="22"/>
+                <w:szCs w:val="22"/>
+              </w:rPr>
+            </w:pPr>
+            <w:r>
+              <w:rPr>
+                <w:rFonts w:ascii="Segoe UI" w:hAnsi="Segoe UI" w:cs="Segoe UI"/>
+                <w:sz w:val="22"/>
+                <w:szCs w:val="22"/>
+              </w:rPr>
+              <w:t>1</w:t>
+            </w:r>
+          </w:p>
+        </w:tc>
+        <w:tc>
+          <w:tcPr>
+            <w:tcW w:w="2605" w:type="dxa"/>
+            <w:vAlign w:val="center"/>
+          </w:tcPr>
+          <w:p>
+            <w:pPr>
+              <w:spacing w:line="276" w:lineRule="auto"/>
+              <w:jc w:val="center"/>
+              <w:cnfStyle w:val="000000100000" w:firstRow="0" w:lastRow="0" w:firstColumn="0" w:lastColumn="0" w:oddVBand="0" w:evenVBand="0" w:oddHBand="1" w:evenHBand="0" w:firstRowFirstColumn="0" w:firstRowLastColumn="0" w:lastRowFirstColumn="0" w:lastRowLastColumn="0"/>
+              <w:rPr>
+                <w:rFonts w:ascii="Segoe UI" w:hAnsi="Segoe UI" w:cs="Segoe UI"/>
+                <w:sz w:val="22"/>
+                <w:szCs w:val="22"/>
+              </w:rPr>
+            </w:pPr>
+            <w:r>
+              <w:rPr>
+                <w:rFonts w:ascii="Segoe UI" w:hAnsi="Segoe UI" w:cs="Segoe UI"/>
+                <w:sz w:val="22"/>
+                <w:szCs w:val="22"/>
+              </w:rPr>
+              <w:t>Match</w:t>
+            </w:r>
+          </w:p>
+        </w:tc>
+      </w:tr>
+      <w:tr>
+        <w:tc>
+          <w:tcPr>
+            <w:cnfStyle w:val="001000000000" w:firstRow="0" w:lastRow="0" w:firstColumn="1" w:lastColumn="0" w:oddVBand="0" w:evenVBand="0" w:oddHBand="0" w:evenHBand="0" w:firstRowFirstColumn="0" w:firstRowLastColumn="0" w:lastRowFirstColumn="0" w:lastRowLastColumn="0"/>
+            <w:tcW w:w="2130" w:type="dxa"/>
+            <w:vAlign w:val="center"/>
+          </w:tcPr>
+          <w:p>
+            <w:pPr>
+              <w:spacing w:line="276" w:lineRule="auto"/>
+              <w:jc w:val="center"/>
+              <w:rPr>
+                <w:rFonts w:ascii="Segoe UI" w:hAnsi="Segoe UI" w:cs="Segoe UI"/>
+                <w:sz w:val="22"/>
+                <w:szCs w:val="22"/>
+              </w:rPr>
+            </w:pPr>
+            <w:r>
+              <w:rPr>
+                <w:rFonts w:ascii="Segoe UI" w:hAnsi="Segoe UI" w:cs="Segoe UI"/>
+                <w:sz w:val="22"/>
+                <w:szCs w:val="22"/>
+              </w:rPr>
+              <w:t>Client</w:t>
+            </w:r>
+          </w:p>
+        </w:tc>
+        <w:tc>
+          <w:tcPr>
+            <w:tcW w:w="1825" w:type="dxa"/>
+            <w:vAlign w:val="center"/>
+          </w:tcPr>
+          <w:p>
+            <w:pPr>
+              <w:spacing w:line="276" w:lineRule="auto"/>
+              <w:jc w:val="center"/>
+              <w:cnfStyle w:val="000000000000" w:firstRow="0" w:lastRow="0" w:firstColumn="0" w:lastColumn="0" w:oddVBand="0" w:evenVBand="0" w:oddHBand="0" w:evenHBand="0" w:firstRowFirstColumn="0" w:firstRowLastColumn="0" w:lastRowFirstColumn="0" w:lastRowLastColumn="0"/>
+              <w:rPr>
+                <w:rFonts w:ascii="Segoe UI" w:hAnsi="Segoe UI" w:cs="Segoe UI"/>
+                <w:sz w:val="22"/>
+                <w:szCs w:val="22"/>
+              </w:rPr>
+            </w:pPr>
+            <w:r>
+              <w:rPr>
+                <w:rFonts w:ascii="Segoe UI" w:hAnsi="Segoe UI" w:cs="Segoe UI"/>
+                <w:sz w:val="22"/>
+                <w:szCs w:val="22"/>
+              </w:rPr>
+              <w:t>BL001</w:t>
+            </w:r>
+            <w:r>
+              <w:rPr>
+                <w:rFonts w:ascii="Segoe UI" w:hAnsi="Segoe UI" w:cs="Segoe UI"/>
+                <w:sz w:val="22"/>
+                <w:szCs w:val="22"/>
+              </w:rPr>
+              <w:t>6</w:t>
+            </w:r>
+          </w:p>
+        </w:tc>
+        <w:tc>
+          <w:tcPr>
+            <w:tcW w:w="1440" w:type="dxa"/>
+            <w:vAlign w:val="center"/>
+          </w:tcPr>
+          <w:p>
+            <w:pPr>
+              <w:spacing w:line="276" w:lineRule="auto"/>
+              <w:jc w:val="center"/>
+              <w:cnfStyle w:val="000000000000" w:firstRow="0" w:lastRow="0" w:firstColumn="0" w:lastColumn="0" w:oddVBand="0" w:evenVBand="0" w:oddHBand="0" w:evenHBand="0" w:firstRowFirstColumn="0" w:firstRowLastColumn="0" w:lastRowFirstColumn="0" w:lastRowLastColumn="0"/>
+              <w:rPr>
+                <w:rFonts w:ascii="Segoe UI" w:hAnsi="Segoe UI" w:cs="Segoe UI"/>
+                <w:sz w:val="22"/>
+                <w:szCs w:val="22"/>
+              </w:rPr>
+            </w:pPr>
+            <w:r>
+              <w:rPr>
+                <w:rFonts w:ascii="Segoe UI" w:hAnsi="Segoe UI" w:cs="Segoe UI"/>
+                <w:sz w:val="22"/>
+                <w:szCs w:val="22"/>
+              </w:rPr>
+              <w:t>1</w:t>
+            </w:r>
+          </w:p>
+        </w:tc>
+        <w:tc>
+          <w:tcPr>
+            <w:tcW w:w="1350" w:type="dxa"/>
+            <w:vAlign w:val="center"/>
+          </w:tcPr>
+          <w:p>
+            <w:pPr>
+              <w:spacing w:line="276" w:lineRule="auto"/>
+              <w:jc w:val="center"/>
+              <w:cnfStyle w:val="000000000000" w:firstRow="0" w:lastRow="0" w:firstColumn="0" w:lastColumn="0" w:oddVBand="0" w:evenVBand="0" w:oddHBand="0" w:evenHBand="0" w:firstRowFirstColumn="0" w:firstRowLastColumn="0" w:lastRowFirstColumn="0" w:lastRowLastColumn="0"/>
+              <w:rPr>
+                <w:rFonts w:ascii="Segoe UI" w:hAnsi="Segoe UI" w:cs="Segoe UI"/>
+                <w:sz w:val="22"/>
+                <w:szCs w:val="22"/>
+              </w:rPr>
+            </w:pPr>
+            <w:r>
+              <w:rPr>
+                <w:rFonts w:ascii="Segoe UI" w:hAnsi="Segoe UI" w:cs="Segoe UI"/>
+                <w:sz w:val="22"/>
+                <w:szCs w:val="22"/>
+              </w:rPr>
+              <w:t>1</w:t>
+            </w:r>
+          </w:p>
+        </w:tc>
+        <w:tc>
+          <w:tcPr>
+            <w:tcW w:w="2605" w:type="dxa"/>
+            <w:vAlign w:val="center"/>
+          </w:tcPr>
+          <w:p>
+            <w:pPr>
+              <w:spacing w:line="276" w:lineRule="auto"/>
+              <w:jc w:val="center"/>
+              <w:cnfStyle w:val="000000000000" w:firstRow="0" w:lastRow="0" w:firstColumn="0" w:lastColumn="0" w:oddVBand="0" w:evenVBand="0" w:oddHBand="0" w:evenHBand="0" w:firstRowFirstColumn="0" w:firstRowLastColumn="0" w:lastRowFirstColumn="0" w:lastRowLastColumn="0"/>
+              <w:rPr>
+                <w:rFonts w:ascii="Segoe UI" w:hAnsi="Segoe UI" w:cs="Segoe UI"/>
+                <w:sz w:val="22"/>
+                <w:szCs w:val="22"/>
+              </w:rPr>
+            </w:pPr>
+            <w:r>
+              <w:rPr>
+                <w:rFonts w:ascii="Segoe UI" w:hAnsi="Segoe UI" w:cs="Segoe UI"/>
+                <w:sz w:val="22"/>
+                <w:szCs w:val="22"/>
+              </w:rPr>
+              <w:t>Match</w:t>
+            </w:r>
+          </w:p>
+        </w:tc>
+      </w:tr>
+      <w:tr>
+        <w:trPr>
+          <w:cnfStyle w:val="000000100000" w:firstRow="0" w:lastRow="0" w:firstColumn="0" w:lastColumn="0" w:oddVBand="0" w:evenVBand="0" w:oddHBand="1" w:evenHBand="0" w:firstRowFirstColumn="0" w:firstRowLastColumn="0" w:lastRowFirstColumn="0" w:lastRowLastColumn="0"/>
+        </w:trPr>
+        <w:tc>
+          <w:tcPr>
+            <w:cnfStyle w:val="001000000000" w:firstRow="0" w:lastRow="0" w:firstColumn="1" w:lastColumn="0" w:oddVBand="0" w:evenVBand="0" w:oddHBand="0" w:evenHBand="0" w:firstRowFirstColumn="0" w:firstRowLastColumn="0" w:lastRowFirstColumn="0" w:lastRowLastColumn="0"/>
+            <w:tcW w:w="2130" w:type="dxa"/>
+            <w:vAlign w:val="center"/>
+          </w:tcPr>
+          <w:p>
+            <w:pPr>
+              <w:spacing w:line="276" w:lineRule="auto"/>
+              <w:jc w:val="center"/>
+              <w:rPr>
+                <w:rFonts w:ascii="Segoe UI" w:hAnsi="Segoe UI" w:cs="Segoe UI"/>
+                <w:sz w:val="22"/>
+                <w:szCs w:val="22"/>
+              </w:rPr>
+            </w:pPr>
+            <w:r>
+              <w:rPr>
+                <w:rFonts w:ascii="Segoe UI" w:hAnsi="Segoe UI" w:cs="Segoe UI"/>
+                <w:sz w:val="22"/>
+                <w:szCs w:val="22"/>
+              </w:rPr>
+              <w:t>RCL</w:t>
+            </w:r>
+          </w:p>
+        </w:tc>
+        <w:tc>
+          <w:tcPr>
+            <w:tcW w:w="1825" w:type="dxa"/>
+            <w:vAlign w:val="center"/>
+          </w:tcPr>
+          <w:p>
+            <w:pPr>
+              <w:spacing w:line="276" w:lineRule="auto"/>
+              <w:jc w:val="center"/>
+              <w:cnfStyle w:val="000000100000" w:firstRow="0" w:lastRow="0" w:firstColumn="0" w:lastColumn="0" w:oddVBand="0" w:evenVBand="0" w:oddHBand="1" w:evenHBand="0" w:firstRowFirstColumn="0" w:firstRowLastColumn="0" w:lastRowFirstColumn="0" w:lastRowLastColumn="0"/>
+              <w:rPr>
+                <w:rFonts w:ascii="Segoe UI" w:hAnsi="Segoe UI" w:cs="Segoe UI"/>
+                <w:sz w:val="22"/>
+                <w:szCs w:val="22"/>
+              </w:rPr>
+            </w:pPr>
+            <w:r>
+              <w:rPr>
+                <w:rFonts w:ascii="Segoe UI" w:hAnsi="Segoe UI" w:cs="Segoe UI"/>
+                <w:sz w:val="22"/>
+                <w:szCs w:val="22"/>
+              </w:rPr>
+              <w:t>BL0010</w:t>
+            </w:r>
+          </w:p>
+        </w:tc>
+        <w:tc>
+          <w:tcPr>
+            <w:tcW w:w="1440" w:type="dxa"/>
+            <w:vAlign w:val="center"/>
+          </w:tcPr>
+          <w:p>
+            <w:pPr>
+              <w:spacing w:line="276" w:lineRule="auto"/>
+              <w:jc w:val="center"/>
+              <w:cnfStyle w:val="000000100000" w:firstRow="0" w:lastRow="0" w:firstColumn="0" w:lastColumn="0" w:oddVBand="0" w:evenVBand="0" w:oddHBand="1" w:evenHBand="0" w:firstRowFirstColumn="0" w:firstRowLastColumn="0" w:lastRowFirstColumn="0" w:lastRowLastColumn="0"/>
+              <w:rPr>
+                <w:rFonts w:ascii="Segoe UI" w:hAnsi="Segoe UI" w:cs="Segoe UI"/>
+                <w:sz w:val="22"/>
+                <w:szCs w:val="22"/>
+              </w:rPr>
+            </w:pPr>
+            <w:r>
+              <w:rPr>
+                <w:rFonts w:ascii="Segoe UI" w:hAnsi="Segoe UI" w:cs="Segoe UI"/>
+                <w:sz w:val="22"/>
+                <w:szCs w:val="22"/>
+              </w:rPr>
+              <w:t>1</w:t>
+            </w:r>
+          </w:p>
+        </w:tc>
+        <w:tc>
+          <w:tcPr>
+            <w:tcW w:w="1350" w:type="dxa"/>
+            <w:vAlign w:val="center"/>
+          </w:tcPr>
+          <w:p>
+            <w:pPr>
+              <w:spacing w:line="276" w:lineRule="auto"/>
+              <w:jc w:val="center"/>
+              <w:cnfStyle w:val="000000100000" w:firstRow="0" w:lastRow="0" w:firstColumn="0" w:lastColumn="0" w:oddVBand="0" w:evenVBand="0" w:oddHBand="1" w:evenHBand="0" w:firstRowFirstColumn="0" w:firstRowLastColumn="0" w:lastRowFirstColumn="0" w:lastRowLastColumn="0"/>
+              <w:rPr>
+                <w:rFonts w:ascii="Segoe UI" w:hAnsi="Segoe UI" w:cs="Segoe UI"/>
+                <w:sz w:val="22"/>
+                <w:szCs w:val="22"/>
+              </w:rPr>
+            </w:pPr>
+            <w:r>
+              <w:rPr>
+                <w:rFonts w:ascii="Segoe UI" w:hAnsi="Segoe UI" w:cs="Segoe UI"/>
+                <w:sz w:val="22"/>
+                <w:szCs w:val="22"/>
+              </w:rPr>
+              <w:t>1</w:t>
+            </w:r>
+          </w:p>
+        </w:tc>
+        <w:tc>
+          <w:tcPr>
+            <w:tcW w:w="2605" w:type="dxa"/>
+            <w:vAlign w:val="center"/>
+          </w:tcPr>
+          <w:p>
+            <w:pPr>
+              <w:spacing w:line="276" w:lineRule="auto"/>
+              <w:jc w:val="center"/>
+              <w:cnfStyle w:val="000000100000" w:firstRow="0" w:lastRow="0" w:firstColumn="0" w:lastColumn="0" w:oddVBand="0" w:evenVBand="0" w:oddHBand="1" w:evenHBand="0" w:firstRowFirstColumn="0" w:firstRowLastColumn="0" w:lastRowFirstColumn="0" w:lastRowLastColumn="0"/>
+              <w:rPr>
+                <w:rFonts w:ascii="Segoe UI" w:hAnsi="Segoe UI" w:cs="Segoe UI"/>
+                <w:sz w:val="22"/>
+                <w:szCs w:val="22"/>
+              </w:rPr>
+            </w:pPr>
+            <w:r>
+              <w:rPr>
+                <w:rFonts w:ascii="Segoe UI" w:hAnsi="Segoe UI" w:cs="Segoe UI"/>
+                <w:sz w:val="22"/>
+                <w:szCs w:val="22"/>
+              </w:rPr>
+              <w:t>Match</w:t>
+            </w:r>
+          </w:p>
+        </w:tc>
+      </w:tr>
+      <w:tr>
+        <w:tc>
+          <w:tcPr>
+            <w:cnfStyle w:val="001000000000" w:firstRow="0" w:lastRow="0" w:firstColumn="1" w:lastColumn="0" w:oddVBand="0" w:evenVBand="0" w:oddHBand="0" w:evenHBand="0" w:firstRowFirstColumn="0" w:firstRowLastColumn="0" w:lastRowFirstColumn="0" w:lastRowLastColumn="0"/>
+            <w:tcW w:w="2130" w:type="dxa"/>
+            <w:vAlign w:val="center"/>
+          </w:tcPr>
+          <w:p>
+            <w:pPr>
+              <w:spacing w:line="276" w:lineRule="auto"/>
+              <w:jc w:val="center"/>
+              <w:rPr>
+                <w:rFonts w:ascii="Segoe UI" w:hAnsi="Segoe UI" w:cs="Segoe UI"/>
+                <w:sz w:val="22"/>
+                <w:szCs w:val="22"/>
+              </w:rPr>
+            </w:pPr>
+            <w:r>
+              <w:rPr>
+                <w:rFonts w:ascii="Segoe UI" w:hAnsi="Segoe UI" w:cs="Segoe UI"/>
+                <w:sz w:val="22"/>
+                <w:szCs w:val="22"/>
+              </w:rPr>
+              <w:t>RCL</w:t>
+            </w:r>
+          </w:p>
+        </w:tc>
+        <w:tc>
+          <w:tcPr>
+            <w:tcW w:w="1825" w:type="dxa"/>
+            <w:vAlign w:val="center"/>
+          </w:tcPr>
+          <w:p>
+            <w:pPr>
+              <w:spacing w:line="276" w:lineRule="auto"/>
+              <w:jc w:val="center"/>
+              <w:cnfStyle w:val="000000000000" w:firstRow="0" w:lastRow="0" w:firstColumn="0" w:lastColumn="0" w:oddVBand="0" w:evenVBand="0" w:oddHBand="0" w:evenHBand="0" w:firstRowFirstColumn="0" w:firstRowLastColumn="0" w:lastRowFirstColumn="0" w:lastRowLastColumn="0"/>
+              <w:rPr>
+                <w:rFonts w:ascii="Segoe UI" w:hAnsi="Segoe UI" w:cs="Segoe UI"/>
+                <w:sz w:val="22"/>
+                <w:szCs w:val="22"/>
+              </w:rPr>
+            </w:pPr>
+            <w:r>
+              <w:rPr>
+                <w:rFonts w:ascii="Segoe UI" w:hAnsi="Segoe UI" w:cs="Segoe UI"/>
+                <w:sz w:val="22"/>
+                <w:szCs w:val="22"/>
+              </w:rPr>
+              <w:t>BL001</w:t>
+            </w:r>
+            <w:r>
+              <w:rPr>
+                <w:rFonts w:ascii="Segoe UI" w:hAnsi="Segoe UI" w:cs="Segoe UI"/>
+                <w:sz w:val="22"/>
+                <w:szCs w:val="22"/>
+              </w:rPr>
+              <w:t>5</w:t>
+            </w:r>
+          </w:p>
+        </w:tc>
+        <w:tc>
+          <w:tcPr>
+            <w:tcW w:w="1440" w:type="dxa"/>
+            <w:vAlign w:val="center"/>
+          </w:tcPr>
+          <w:p>
+            <w:pPr>
+              <w:spacing w:line="276" w:lineRule="auto"/>
+              <w:jc w:val="center"/>
+              <w:cnfStyle w:val="000000000000" w:firstRow="0" w:lastRow="0" w:firstColumn="0" w:lastColumn="0" w:oddVBand="0" w:evenVBand="0" w:oddHBand="0" w:evenHBand="0" w:firstRowFirstColumn="0" w:firstRowLastColumn="0" w:lastRowFirstColumn="0" w:lastRowLastColumn="0"/>
+              <w:rPr>
+                <w:rFonts w:ascii="Segoe UI" w:hAnsi="Segoe UI" w:cs="Segoe UI"/>
+                <w:sz w:val="22"/>
+                <w:szCs w:val="22"/>
+              </w:rPr>
+            </w:pPr>
+            <w:r>
+              <w:rPr>
+                <w:rFonts w:ascii="Segoe UI" w:hAnsi="Segoe UI" w:cs="Segoe UI"/>
+                <w:sz w:val="22"/>
+                <w:szCs w:val="22"/>
+              </w:rPr>
+              <w:t>2</w:t>
+            </w:r>
+          </w:p>
+        </w:tc>
+        <w:tc>
+          <w:tcPr>
+            <w:tcW w:w="1350" w:type="dxa"/>
+            <w:vAlign w:val="center"/>
+          </w:tcPr>
+          <w:p>
+            <w:pPr>
+              <w:spacing w:line="276" w:lineRule="auto"/>
+              <w:jc w:val="center"/>
+              <w:cnfStyle w:val="000000000000" w:firstRow="0" w:lastRow="0" w:firstColumn="0" w:lastColumn="0" w:oddVBand="0" w:evenVBand="0" w:oddHBand="0" w:evenHBand="0" w:firstRowFirstColumn="0" w:firstRowLastColumn="0" w:lastRowFirstColumn="0" w:lastRowLastColumn="0"/>
+              <w:rPr>
+                <w:rFonts w:ascii="Segoe UI" w:hAnsi="Segoe UI" w:cs="Segoe UI"/>
+                <w:sz w:val="22"/>
+                <w:szCs w:val="22"/>
+              </w:rPr>
+            </w:pPr>
+            <w:r>
+              <w:rPr>
+                <w:rFonts w:ascii="Segoe UI" w:hAnsi="Segoe UI" w:cs="Segoe UI"/>
+                <w:sz w:val="22"/>
+                <w:szCs w:val="22"/>
+              </w:rPr>
+              <w:t>2</w:t>
+            </w:r>
+          </w:p>
+        </w:tc>
+        <w:tc>
+          <w:tcPr>
+            <w:tcW w:w="2605" w:type="dxa"/>
+            <w:vAlign w:val="center"/>
+          </w:tcPr>
+          <w:p>
+            <w:pPr>
+              <w:spacing w:line="276" w:lineRule="auto"/>
+              <w:jc w:val="center"/>
+              <w:cnfStyle w:val="000000000000" w:firstRow="0" w:lastRow="0" w:firstColumn="0" w:lastColumn="0" w:oddVBand="0" w:evenVBand="0" w:oddHBand="0" w:evenHBand="0" w:firstRowFirstColumn="0" w:firstRowLastColumn="0" w:lastRowFirstColumn="0" w:lastRowLastColumn="0"/>
+              <w:rPr>
+                <w:rFonts w:ascii="Segoe UI" w:hAnsi="Segoe UI" w:cs="Segoe UI"/>
+                <w:sz w:val="22"/>
+                <w:szCs w:val="22"/>
+              </w:rPr>
+            </w:pPr>
+            <w:r>
+              <w:rPr>
+                <w:rFonts w:ascii="Segoe UI" w:hAnsi="Segoe UI" w:cs="Segoe UI"/>
+                <w:sz w:val="22"/>
+                <w:szCs w:val="22"/>
+              </w:rPr>
+              <w:t>Match</w:t>
+            </w:r>
+          </w:p>
+        </w:tc>
+      </w:tr>
+      <w:tr>
+        <w:trPr>
+          <w:cnfStyle w:val="000000100000" w:firstRow="0" w:lastRow="0" w:firstColumn="0" w:lastColumn="0" w:oddVBand="0" w:evenVBand="0" w:oddHBand="1" w:evenHBand="0" w:firstRowFirstColumn="0" w:firstRowLastColumn="0" w:lastRowFirstColumn="0" w:lastRowLastColumn="0"/>
+        </w:trPr>
+        <w:tc>
+          <w:tcPr>
+            <w:cnfStyle w:val="001000000000" w:firstRow="0" w:lastRow="0" w:firstColumn="1" w:lastColumn="0" w:oddVBand="0" w:evenVBand="0" w:oddHBand="0" w:evenHBand="0" w:firstRowFirstColumn="0" w:firstRowLastColumn="0" w:lastRowFirstColumn="0" w:lastRowLastColumn="0"/>
+            <w:tcW w:w="2130" w:type="dxa"/>
+            <w:vAlign w:val="center"/>
+          </w:tcPr>
+          <w:p>
+            <w:pPr>
+              <w:spacing w:line="276" w:lineRule="auto"/>
+              <w:jc w:val="center"/>
+              <w:rPr>
+                <w:rFonts w:ascii="Segoe UI" w:hAnsi="Segoe UI" w:cs="Segoe UI"/>
+                <w:sz w:val="22"/>
+                <w:szCs w:val="22"/>
+              </w:rPr>
+            </w:pPr>
+            <w:r>
+              <w:rPr>
+                <w:rFonts w:ascii="Segoe UI" w:hAnsi="Segoe UI" w:cs="Segoe UI"/>
+                <w:sz w:val="22"/>
+                <w:szCs w:val="22"/>
+              </w:rPr>
+              <w:t>RCL</w:t>
+            </w:r>
+          </w:p>
+        </w:tc>
+        <w:tc>
+          <w:tcPr>
+            <w:tcW w:w="1825" w:type="dxa"/>
+            <w:vAlign w:val="center"/>
+          </w:tcPr>
+          <w:p>
+            <w:pPr>
+              <w:spacing w:line="276" w:lineRule="auto"/>
+              <w:jc w:val="center"/>
+              <w:cnfStyle w:val="000000100000" w:firstRow="0" w:lastRow="0" w:firstColumn="0" w:lastColumn="0" w:oddVBand="0" w:evenVBand="0" w:oddHBand="1" w:evenHBand="0" w:firstRowFirstColumn="0" w:firstRowLastColumn="0" w:lastRowFirstColumn="0" w:lastRowLastColumn="0"/>
+              <w:rPr>
+                <w:rFonts w:ascii="Segoe UI" w:hAnsi="Segoe UI" w:cs="Segoe UI"/>
+                <w:sz w:val="22"/>
+                <w:szCs w:val="22"/>
+              </w:rPr>
+            </w:pPr>
+            <w:r>
+              <w:rPr>
+                <w:rFonts w:ascii="Segoe UI" w:hAnsi="Segoe UI" w:cs="Segoe UI"/>
+                <w:sz w:val="22"/>
+                <w:szCs w:val="22"/>
+              </w:rPr>
+              <w:t>BL001</w:t>
+            </w:r>
+            <w:r>
+              <w:rPr>
+                <w:rFonts w:ascii="Segoe UI" w:hAnsi="Segoe UI" w:cs="Segoe UI"/>
+                <w:sz w:val="22"/>
+                <w:szCs w:val="22"/>
+              </w:rPr>
+              <w:t>6</w:t>
+            </w:r>
+          </w:p>
+        </w:tc>
+        <w:tc>
+          <w:tcPr>
+            <w:tcW w:w="1440" w:type="dxa"/>
+            <w:vAlign w:val="center"/>
+          </w:tcPr>
+          <w:p>
+            <w:pPr>
+              <w:spacing w:line="276" w:lineRule="auto"/>
+              <w:jc w:val="center"/>
+              <w:cnfStyle w:val="000000100000" w:firstRow="0" w:lastRow="0" w:firstColumn="0" w:lastColumn="0" w:oddVBand="0" w:evenVBand="0" w:oddHBand="1" w:evenHBand="0" w:firstRowFirstColumn="0" w:firstRowLastColumn="0" w:lastRowFirstColumn="0" w:lastRowLastColumn="0"/>
+              <w:rPr>
+                <w:rFonts w:ascii="Segoe UI" w:hAnsi="Segoe UI" w:cs="Segoe UI"/>
+                <w:sz w:val="22"/>
+                <w:szCs w:val="22"/>
+              </w:rPr>
+            </w:pPr>
+            <w:r>
+              <w:rPr>
+                <w:rFonts w:ascii="Segoe UI" w:hAnsi="Segoe UI" w:cs="Segoe UI"/>
+                <w:sz w:val="22"/>
+                <w:szCs w:val="22"/>
+              </w:rPr>
+              <w:t>1</w:t>
+            </w:r>
+          </w:p>
+        </w:tc>
+        <w:tc>
+          <w:tcPr>
+            <w:tcW w:w="1350" w:type="dxa"/>
+            <w:vAlign w:val="center"/>
+          </w:tcPr>
+          <w:p>
+            <w:pPr>
+              <w:spacing w:line="276" w:lineRule="auto"/>
+              <w:jc w:val="center"/>
+              <w:cnfStyle w:val="000000100000" w:firstRow="0" w:lastRow="0" w:firstColumn="0" w:lastColumn="0" w:oddVBand="0" w:evenVBand="0" w:oddHBand="1" w:evenHBand="0" w:firstRowFirstColumn="0" w:firstRowLastColumn="0" w:lastRowFirstColumn="0" w:lastRowLastColumn="0"/>
+              <w:rPr>
+                <w:rFonts w:ascii="Segoe UI" w:hAnsi="Segoe UI" w:cs="Segoe UI"/>
+                <w:sz w:val="22"/>
+                <w:szCs w:val="22"/>
+              </w:rPr>
+            </w:pPr>
+            <w:r>
+              <w:rPr>
+                <w:rFonts w:ascii="Segoe UI" w:hAnsi="Segoe UI" w:cs="Segoe UI"/>
+                <w:sz w:val="22"/>
+                <w:szCs w:val="22"/>
+              </w:rPr>
+              <w:t>1</w:t>
+            </w:r>
+          </w:p>
+        </w:tc>
+        <w:tc>
+          <w:tcPr>
+            <w:tcW w:w="2605" w:type="dxa"/>
+            <w:vAlign w:val="center"/>
+          </w:tcPr>
+          <w:p>
+            <w:pPr>
+              <w:spacing w:line="276" w:lineRule="auto"/>
+              <w:jc w:val="center"/>
+              <w:cnfStyle w:val="000000100000" w:firstRow="0" w:lastRow="0" w:firstColumn="0" w:lastColumn="0" w:oddVBand="0" w:evenVBand="0" w:oddHBand="1" w:evenHBand="0" w:firstRowFirstColumn="0" w:firstRowLastColumn="0" w:lastRowFirstColumn="0" w:lastRowLastColumn="0"/>
+              <w:rPr>
+                <w:rFonts w:ascii="Segoe UI" w:hAnsi="Segoe UI" w:cs="Segoe UI"/>
+                <w:sz w:val="22"/>
+                <w:szCs w:val="22"/>
+              </w:rPr>
+            </w:pPr>
+            <w:r>
+              <w:rPr>
+                <w:rFonts w:ascii="Segoe UI" w:hAnsi="Segoe UI" w:cs="Segoe UI"/>
+                <w:sz w:val="22"/>
+                <w:szCs w:val="22"/>
+              </w:rPr>
+              <w:t>Match</w:t>
+            </w:r>
+          </w:p>
+        </w:tc>
+      </w:tr>
+    </w:tbl>
+    <w:p>
+      <w:pPr>
+        <w:rPr>
+          <w:rFonts w:ascii="Segoe UI" w:hAnsi="Segoe UI" w:cs="Segoe UI"/>
+          <w:sz w:val="22"/>
+          <w:szCs w:val="22"/>
+        </w:rPr>
+      </w:pPr>
+    </w:p>
+    <w:p>
+      <w:pPr>
+        <w:rPr>
+          <w:rFonts w:ascii="Segoe UI" w:hAnsi="Segoe UI" w:cs="Segoe UI"/>
+          <w:sz w:val="22"/>
+          <w:szCs w:val="22"/>
+        </w:rPr>
+      </w:pPr>
+      <w:r>
+        <w:rPr>
+          <w:rFonts w:ascii="Segoe UI" w:hAnsi="Segoe UI" w:cs="Segoe UI"/>
+          <w:b/>
+          <w:bCs/>
+          <w:sz w:val="22"/>
+          <w:szCs w:val="22"/>
+        </w:rPr>
+        <w:t>Note</w:t>
+      </w:r>
+      <w:r>
+        <w:rPr>
+          <w:rFonts w:ascii="Segoe UI" w:hAnsi="Segoe UI" w:cs="Segoe UI"/>
+          <w:sz w:val="22"/>
+          <w:szCs w:val="22"/>
+        </w:rPr>
+        <w:t>: RCL BL0015 count is 2 because the project includes two test methods:</w:t>
       </w:r>
     </w:p>
     <w:p>
       <w:pPr>
+        <w:pStyle w:val="ListParagraph"/>
+        <w:numPr>
+          <w:ilvl w:val="0"/>
+          <w:numId w:val="10"/>
+        </w:numPr>
         <w:rPr>
           <w:rFonts w:ascii="Segoe UI" w:hAnsi="Segoe UI" w:cs="Segoe UI"/>
           <w:sz w:val="22"/>
@@ -5943,16 +7403,27 @@
       <w:r>
         <w:rPr>
           <w:rFonts w:ascii="Segoe UI" w:hAnsi="Segoe UI" w:cs="Segoe UI"/>
-          <w:b/>
-          <w:bCs/>
-          <w:sz w:val="22"/>
-          <w:szCs w:val="22"/>
-        </w:rPr>
-        <w:t>Finding 1:</w:t>
+          <w:sz w:val="22"/>
+          <w:szCs w:val="22"/>
+        </w:rPr>
+        <w:t>One with single access modifier (private) - standard scenario</w:t>
+      </w:r>
+      <w:r>
+        <w:rPr>
+          <w:rFonts w:ascii="Segoe UI" w:hAnsi="Segoe UI" w:cs="Segoe UI"/>
+          <w:sz w:val="22"/>
+          <w:szCs w:val="22"/>
+        </w:rPr>
+        <w:t>.</w:t>
       </w:r>
     </w:p>
     <w:p>
       <w:pPr>
+        <w:pStyle w:val="ListParagraph"/>
+        <w:numPr>
+          <w:ilvl w:val="0"/>
+          <w:numId w:val="10"/>
+        </w:numPr>
         <w:rPr>
           <w:rFonts w:ascii="Segoe UI" w:hAnsi="Segoe UI" w:cs="Segoe UI"/>
           <w:sz w:val="22"/>
@@ -5965,133 +7436,7 @@
           <w:sz w:val="22"/>
           <w:szCs w:val="22"/>
         </w:rPr>
-        <w:t xml:space="preserve">The </w:t>
-      </w:r>
-      <w:r>
-        <w:rPr>
-          <w:rFonts w:ascii="Segoe UI" w:hAnsi="Segoe UI" w:cs="Segoe UI"/>
-          <w:b/>
-          <w:bCs/>
-          <w:sz w:val="22"/>
-          <w:szCs w:val="22"/>
-        </w:rPr>
-        <w:t>BL0015</w:t>
-      </w:r>
-      <w:r>
-        <w:rPr>
-          <w:rFonts w:ascii="Segoe UI" w:hAnsi="Segoe UI" w:cs="Segoe UI"/>
-          <w:sz w:val="22"/>
-          <w:szCs w:val="22"/>
-        </w:rPr>
-        <w:t xml:space="preserve"> automatic code fix ("Make [</w:t>
-      </w:r>
-      <w:proofErr w:type="spellStart"/>
-      <w:r>
-        <w:rPr>
-          <w:rFonts w:ascii="Segoe UI" w:hAnsi="Segoe UI" w:cs="Segoe UI"/>
-          <w:sz w:val="22"/>
-          <w:szCs w:val="22"/>
-        </w:rPr>
-        <w:t>JSInvokable</w:t>
-      </w:r>
-      <w:proofErr w:type="spellEnd"/>
-      <w:r>
-        <w:rPr>
-          <w:rFonts w:ascii="Segoe UI" w:hAnsi="Segoe UI" w:cs="Segoe UI"/>
-          <w:sz w:val="22"/>
-          <w:szCs w:val="22"/>
-        </w:rPr>
-        <w:t xml:space="preserve">] method public") is available exclusively in the Razor Class Library project. When the same diagnostic appears in server project components </w:t>
-      </w:r>
-      <w:proofErr w:type="gramStart"/>
-      <w:r>
-        <w:rPr>
-          <w:rFonts w:ascii="Segoe UI" w:hAnsi="Segoe UI" w:cs="Segoe UI"/>
-          <w:sz w:val="22"/>
-          <w:szCs w:val="22"/>
-        </w:rPr>
-        <w:t>and .Client</w:t>
-      </w:r>
-      <w:proofErr w:type="gramEnd"/>
-      <w:r>
-        <w:rPr>
-          <w:rFonts w:ascii="Segoe UI" w:hAnsi="Segoe UI" w:cs="Segoe UI"/>
-          <w:sz w:val="22"/>
-          <w:szCs w:val="22"/>
-        </w:rPr>
-        <w:t xml:space="preserve"> project components, the automatic code fix is not available and must be applied manually. This behavior difference between project types suggests the code fix implementation is context-dependent, available only for class library services but not for Razor component files.</w:t>
-      </w:r>
-    </w:p>
-    <w:p>
-      <w:pPr>
-        <w:rPr>
-          <w:rFonts w:ascii="Segoe UI" w:hAnsi="Segoe UI" w:cs="Segoe UI"/>
-          <w:sz w:val="22"/>
-          <w:szCs w:val="22"/>
-        </w:rPr>
-      </w:pPr>
-      <w:r>
-        <w:rPr>
-          <w:rFonts w:ascii="Segoe UI" w:hAnsi="Segoe UI" w:cs="Segoe UI"/>
-          <w:b/>
-          <w:bCs/>
-          <w:sz w:val="22"/>
-          <w:szCs w:val="22"/>
-        </w:rPr>
-        <w:t>Finding 2:</w:t>
-      </w:r>
-    </w:p>
-    <w:p>
-      <w:pPr>
-        <w:rPr>
-          <w:rFonts w:ascii="Segoe UI" w:hAnsi="Segoe UI" w:cs="Segoe UI"/>
-          <w:sz w:val="22"/>
-          <w:szCs w:val="22"/>
-        </w:rPr>
-      </w:pPr>
-      <w:r>
-        <w:rPr>
-          <w:rFonts w:ascii="Segoe UI" w:hAnsi="Segoe UI" w:cs="Segoe UI"/>
-          <w:sz w:val="22"/>
-          <w:szCs w:val="22"/>
-        </w:rPr>
-        <w:t>No automatic code fixes are available for </w:t>
-      </w:r>
-      <w:r>
-        <w:rPr>
-          <w:rFonts w:ascii="Segoe UI" w:hAnsi="Segoe UI" w:cs="Segoe UI"/>
-          <w:b/>
-          <w:bCs/>
-          <w:sz w:val="22"/>
-          <w:szCs w:val="22"/>
-        </w:rPr>
-        <w:t>BL0016</w:t>
-      </w:r>
-      <w:r>
-        <w:rPr>
-          <w:rFonts w:ascii="Segoe UI" w:hAnsi="Segoe UI" w:cs="Segoe UI"/>
-          <w:sz w:val="22"/>
-          <w:szCs w:val="22"/>
-        </w:rPr>
-        <w:t> warning in any project type. Developers must manually correct these issues by guarding JavaScript interop calls with a </w:t>
-      </w:r>
-      <w:r>
-        <w:rPr>
-          <w:rFonts w:ascii="Segoe UI" w:hAnsi="Segoe UI" w:cs="Segoe UI"/>
-          <w:b/>
-          <w:bCs/>
-          <w:sz w:val="22"/>
-          <w:szCs w:val="22"/>
-        </w:rPr>
-        <w:t>try/catch block</w:t>
-      </w:r>
-      <w:r>
-        <w:rPr>
-          <w:rFonts w:ascii="Segoe UI" w:hAnsi="Segoe UI" w:cs="Segoe UI"/>
-          <w:sz w:val="22"/>
-          <w:szCs w:val="22"/>
-        </w:rPr>
-        <w:t> to handle potential exceptions. The diagnostic message provides clear guidance on the required fix.</w:t>
+        <w:t>One with multiple access modifiers (private static async) - modifier preservation test</w:t>
       </w:r>
     </w:p>
     <w:p>
@@ -6102,6 +7447,7 @@
           <w:bCs/>
           <w:sz w:val="26"/>
           <w:szCs w:val="26"/>
+          <w:u w:val="single"/>
         </w:rPr>
       </w:pPr>
       <w:r>
@@ -6174,8 +7520,13 @@
     </w:p>
     <w:p>
       <w:pPr>
-        <w:rPr>
-          <w:rFonts w:ascii="Segoe UI" w:hAnsi="Segoe UI" w:cs="Segoe UI"/>
+        <w:tabs>
+          <w:tab w:val="left" w:pos="5064"/>
+        </w:tabs>
+        <w:rPr>
+          <w:rFonts w:ascii="Segoe UI" w:hAnsi="Segoe UI" w:cs="Segoe UI"/>
+          <w:b/>
+          <w:bCs/>
           <w:sz w:val="22"/>
           <w:szCs w:val="22"/>
         </w:rPr>
@@ -6183,10 +7534,206 @@
       <w:r>
         <w:rPr>
           <w:rFonts w:ascii="Segoe UI" w:hAnsi="Segoe UI" w:cs="Segoe UI"/>
-          <w:sz w:val="22"/>
-          <w:szCs w:val="22"/>
-        </w:rPr>
-        <w:t>No issues found during validation.</w:t>
+          <w:b/>
+          <w:bCs/>
+          <w:sz w:val="22"/>
+          <w:szCs w:val="22"/>
+        </w:rPr>
+        <w:t>Finding 1: Code Fix Availability Limitations</w:t>
+      </w:r>
+    </w:p>
+    <w:p>
+      <w:pPr>
+        <w:tabs>
+          <w:tab w:val="left" w:pos="5064"/>
+        </w:tabs>
+        <w:rPr>
+          <w:rFonts w:ascii="Segoe UI" w:hAnsi="Segoe UI" w:cs="Segoe UI"/>
+          <w:sz w:val="22"/>
+          <w:szCs w:val="22"/>
+        </w:rPr>
+      </w:pPr>
+      <w:r>
+        <w:rPr>
+          <w:rFonts w:ascii="Segoe UI" w:hAnsi="Segoe UI" w:cs="Segoe UI"/>
+          <w:sz w:val="22"/>
+          <w:szCs w:val="22"/>
+        </w:rPr>
+        <w:t>BL0015 and BL0016 diagnostic warnings do not provide automatic code fixes in all scenarios:</w:t>
+      </w:r>
+    </w:p>
+    <w:p>
+      <w:pPr>
+        <w:pStyle w:val="ListParagraph"/>
+        <w:numPr>
+          <w:ilvl w:val="0"/>
+          <w:numId w:val="9"/>
+        </w:numPr>
+        <w:rPr>
+          <w:rFonts w:ascii="Segoe UI" w:hAnsi="Segoe UI" w:cs="Segoe UI"/>
+          <w:sz w:val="22"/>
+          <w:szCs w:val="22"/>
+        </w:rPr>
+      </w:pPr>
+      <w:r>
+        <w:rPr>
+          <w:rFonts w:ascii="Segoe UI" w:hAnsi="Segoe UI" w:cs="Segoe UI"/>
+          <w:b/>
+          <w:bCs/>
+          <w:sz w:val="22"/>
+          <w:szCs w:val="22"/>
+        </w:rPr>
+        <w:t>BL0015 ("Make [</w:t>
+      </w:r>
+      <w:proofErr w:type="spellStart"/>
+      <w:r>
+        <w:rPr>
+          <w:rFonts w:ascii="Segoe UI" w:hAnsi="Segoe UI" w:cs="Segoe UI"/>
+          <w:b/>
+          <w:bCs/>
+          <w:sz w:val="22"/>
+          <w:szCs w:val="22"/>
+        </w:rPr>
+        <w:t>JSInvokable</w:t>
+      </w:r>
+      <w:proofErr w:type="spellEnd"/>
+      <w:r>
+        <w:rPr>
+          <w:rFonts w:ascii="Segoe UI" w:hAnsi="Segoe UI" w:cs="Segoe UI"/>
+          <w:b/>
+          <w:bCs/>
+          <w:sz w:val="22"/>
+          <w:szCs w:val="22"/>
+        </w:rPr>
+        <w:t>] method public")</w:t>
+      </w:r>
+      <w:r>
+        <w:rPr>
+          <w:rFonts w:ascii="Segoe UI" w:hAnsi="Segoe UI" w:cs="Segoe UI"/>
+          <w:sz w:val="22"/>
+          <w:szCs w:val="22"/>
+        </w:rPr>
+        <w:t xml:space="preserve">: </w:t>
+      </w:r>
+      <w:r>
+        <w:rPr>
+          <w:rFonts w:ascii="Segoe UI" w:hAnsi="Segoe UI" w:cs="Segoe UI"/>
+          <w:sz w:val="22"/>
+          <w:szCs w:val="22"/>
+        </w:rPr>
+        <w:t xml:space="preserve">Code fix is available only in Razor Class Library (.cs class files) but is unavailable in Razor component </w:t>
+      </w:r>
+      <w:proofErr w:type="gramStart"/>
+      <w:r>
+        <w:rPr>
+          <w:rFonts w:ascii="Segoe UI" w:hAnsi="Segoe UI" w:cs="Segoe UI"/>
+          <w:sz w:val="22"/>
+          <w:szCs w:val="22"/>
+        </w:rPr>
+        <w:t>(.razor</w:t>
+      </w:r>
+      <w:proofErr w:type="gramEnd"/>
+      <w:r>
+        <w:rPr>
+          <w:rFonts w:ascii="Segoe UI" w:hAnsi="Segoe UI" w:cs="Segoe UI"/>
+          <w:sz w:val="22"/>
+          <w:szCs w:val="22"/>
+        </w:rPr>
+        <w:t xml:space="preserve">) files. Developers must manually change </w:t>
+      </w:r>
+      <w:proofErr w:type="gramStart"/>
+      <w:r>
+        <w:rPr>
+          <w:rFonts w:ascii="Segoe UI" w:hAnsi="Segoe UI" w:cs="Segoe UI"/>
+          <w:sz w:val="22"/>
+          <w:szCs w:val="22"/>
+        </w:rPr>
+        <w:t>method</w:t>
+      </w:r>
+      <w:proofErr w:type="gramEnd"/>
+      <w:r>
+        <w:rPr>
+          <w:rFonts w:ascii="Segoe UI" w:hAnsi="Segoe UI" w:cs="Segoe UI"/>
+          <w:sz w:val="22"/>
+          <w:szCs w:val="22"/>
+        </w:rPr>
+        <w:t xml:space="preserve"> </w:t>
+      </w:r>
+      <w:proofErr w:type="gramStart"/>
+      <w:r>
+        <w:rPr>
+          <w:rFonts w:ascii="Segoe UI" w:hAnsi="Segoe UI" w:cs="Segoe UI"/>
+          <w:sz w:val="22"/>
+          <w:szCs w:val="22"/>
+        </w:rPr>
+        <w:t>access</w:t>
+      </w:r>
+      <w:proofErr w:type="gramEnd"/>
+      <w:r>
+        <w:rPr>
+          <w:rFonts w:ascii="Segoe UI" w:hAnsi="Segoe UI" w:cs="Segoe UI"/>
+          <w:sz w:val="22"/>
+          <w:szCs w:val="22"/>
+        </w:rPr>
+        <w:t xml:space="preserve"> modifiers from private to public when the diagnostic appears in component code.</w:t>
+      </w:r>
+    </w:p>
+    <w:p>
+      <w:pPr>
+        <w:pStyle w:val="ListParagraph"/>
+        <w:numPr>
+          <w:ilvl w:val="0"/>
+          <w:numId w:val="9"/>
+        </w:numPr>
+        <w:rPr>
+          <w:rFonts w:ascii="Segoe UI" w:hAnsi="Segoe UI" w:cs="Segoe UI"/>
+          <w:sz w:val="22"/>
+          <w:szCs w:val="22"/>
+        </w:rPr>
+      </w:pPr>
+      <w:r>
+        <w:rPr>
+          <w:rFonts w:ascii="Segoe UI" w:hAnsi="Segoe UI" w:cs="Segoe UI"/>
+          <w:b/>
+          <w:bCs/>
+          <w:sz w:val="22"/>
+          <w:szCs w:val="22"/>
+        </w:rPr>
+        <w:t>BL0016 ("Guard JavaScript interop calls")</w:t>
+      </w:r>
+      <w:r>
+        <w:rPr>
+          <w:rFonts w:ascii="Segoe UI" w:hAnsi="Segoe UI" w:cs="Segoe UI"/>
+          <w:sz w:val="22"/>
+          <w:szCs w:val="22"/>
+        </w:rPr>
+        <w:t xml:space="preserve">: </w:t>
+      </w:r>
+      <w:r>
+        <w:rPr>
+          <w:rFonts w:ascii="Segoe UI" w:hAnsi="Segoe UI" w:cs="Segoe UI"/>
+          <w:sz w:val="22"/>
+          <w:szCs w:val="22"/>
+        </w:rPr>
+        <w:t xml:space="preserve">No automatic code fix is available in any project type (Server, Client, or RCL). Developers must manually update code to guard JavaScript interop calls with try/catch blocks or move calls to </w:t>
+      </w:r>
+      <w:proofErr w:type="spellStart"/>
+      <w:r>
+        <w:rPr>
+          <w:rFonts w:ascii="Segoe UI" w:hAnsi="Segoe UI" w:cs="Segoe UI"/>
+          <w:sz w:val="22"/>
+          <w:szCs w:val="22"/>
+        </w:rPr>
+        <w:t>OnAfterRender</w:t>
+      </w:r>
+      <w:proofErr w:type="spellEnd"/>
+      <w:r>
+        <w:rPr>
+          <w:rFonts w:ascii="Segoe UI" w:hAnsi="Segoe UI" w:cs="Segoe UI"/>
+          <w:sz w:val="22"/>
+          <w:szCs w:val="22"/>
+        </w:rPr>
+        <w:t xml:space="preserve"> lifecycle methods based on diagnostic guidance.</w:t>
       </w:r>
     </w:p>
     <w:p>
@@ -7029,6 +8576,232 @@
     <w:nsid w:val="27B6399F"/>
     <w:multiLevelType w:val="hybridMultilevel"/>
     <w:tmpl w:val="B3B48336"/>
+    <w:lvl w:ilvl="0" w:tplc="04090001">
+      <w:start w:val="1"/>
+      <w:numFmt w:val="bullet"/>
+      <w:lvlText w:val=""/>
+      <w:lvlJc w:val="left"/>
+      <w:pPr>
+        <w:ind w:left="720" w:hanging="360"/>
+      </w:pPr>
+      <w:rPr>
+        <w:rFonts w:ascii="Symbol" w:hAnsi="Symbol" w:hint="default"/>
+      </w:rPr>
+    </w:lvl>
+    <w:lvl w:ilvl="1" w:tplc="04090003" w:tentative="1">
+      <w:start w:val="1"/>
+      <w:numFmt w:val="bullet"/>
+      <w:lvlText w:val="o"/>
+      <w:lvlJc w:val="left"/>
+      <w:pPr>
+        <w:ind w:left="1440" w:hanging="360"/>
+      </w:pPr>
+      <w:rPr>
+        <w:rFonts w:ascii="Courier New" w:hAnsi="Courier New" w:cs="Courier New" w:hint="default"/>
+      </w:rPr>
+    </w:lvl>
+    <w:lvl w:ilvl="2" w:tplc="04090005" w:tentative="1">
+      <w:start w:val="1"/>
+      <w:numFmt w:val="bullet"/>
+      <w:lvlText w:val=""/>
+      <w:lvlJc w:val="left"/>
+      <w:pPr>
+        <w:ind w:left="2160" w:hanging="360"/>
+      </w:pPr>
+      <w:rPr>
+        <w:rFonts w:ascii="Wingdings" w:hAnsi="Wingdings" w:hint="default"/>
+      </w:rPr>
+    </w:lvl>
+    <w:lvl w:ilvl="3" w:tplc="04090001" w:tentative="1">
+      <w:start w:val="1"/>
+      <w:numFmt w:val="bullet"/>
+      <w:lvlText w:val=""/>
+      <w:lvlJc w:val="left"/>
+      <w:pPr>
+        <w:ind w:left="2880" w:hanging="360"/>
+      </w:pPr>
+      <w:rPr>
+        <w:rFonts w:ascii="Symbol" w:hAnsi="Symbol" w:hint="default"/>
+      </w:rPr>
+    </w:lvl>
+    <w:lvl w:ilvl="4" w:tplc="04090003" w:tentative="1">
+      <w:start w:val="1"/>
+      <w:numFmt w:val="bullet"/>
+      <w:lvlText w:val="o"/>
+      <w:lvlJc w:val="left"/>
+      <w:pPr>
+        <w:ind w:left="3600" w:hanging="360"/>
+      </w:pPr>
+      <w:rPr>
+        <w:rFonts w:ascii="Courier New" w:hAnsi="Courier New" w:cs="Courier New" w:hint="default"/>
+      </w:rPr>
+    </w:lvl>
+    <w:lvl w:ilvl="5" w:tplc="04090005" w:tentative="1">
+      <w:start w:val="1"/>
+      <w:numFmt w:val="bullet"/>
+      <w:lvlText w:val=""/>
+      <w:lvlJc w:val="left"/>
+      <w:pPr>
+        <w:ind w:left="4320" w:hanging="360"/>
+      </w:pPr>
+      <w:rPr>
+        <w:rFonts w:ascii="Wingdings" w:hAnsi="Wingdings" w:hint="default"/>
+      </w:rPr>
+    </w:lvl>
+    <w:lvl w:ilvl="6" w:tplc="04090001" w:tentative="1">
+      <w:start w:val="1"/>
+      <w:numFmt w:val="bullet"/>
+      <w:lvlText w:val=""/>
+      <w:lvlJc w:val="left"/>
+      <w:pPr>
+        <w:ind w:left="5040" w:hanging="360"/>
+      </w:pPr>
+      <w:rPr>
+        <w:rFonts w:ascii="Symbol" w:hAnsi="Symbol" w:hint="default"/>
+      </w:rPr>
+    </w:lvl>
+    <w:lvl w:ilvl="7" w:tplc="04090003" w:tentative="1">
+      <w:start w:val="1"/>
+      <w:numFmt w:val="bullet"/>
+      <w:lvlText w:val="o"/>
+      <w:lvlJc w:val="left"/>
+      <w:pPr>
+        <w:ind w:left="5760" w:hanging="360"/>
+      </w:pPr>
+      <w:rPr>
+        <w:rFonts w:ascii="Courier New" w:hAnsi="Courier New" w:cs="Courier New" w:hint="default"/>
+      </w:rPr>
+    </w:lvl>
+    <w:lvl w:ilvl="8" w:tplc="04090005" w:tentative="1">
+      <w:start w:val="1"/>
+      <w:numFmt w:val="bullet"/>
+      <w:lvlText w:val=""/>
+      <w:lvlJc w:val="left"/>
+      <w:pPr>
+        <w:ind w:left="6480" w:hanging="360"/>
+      </w:pPr>
+      <w:rPr>
+        <w:rFonts w:ascii="Wingdings" w:hAnsi="Wingdings" w:hint="default"/>
+      </w:rPr>
+    </w:lvl>
+  </w:abstractNum>
+  <w:abstractNum w:abstractNumId="7" w15:restartNumberingAfterBreak="0">
+    <w:nsid w:val="59DE631A"/>
+    <w:multiLevelType w:val="hybridMultilevel"/>
+    <w:tmpl w:val="6FF69582"/>
+    <w:lvl w:ilvl="0" w:tplc="04090001">
+      <w:start w:val="1"/>
+      <w:numFmt w:val="bullet"/>
+      <w:lvlText w:val=""/>
+      <w:lvlJc w:val="left"/>
+      <w:pPr>
+        <w:ind w:left="720" w:hanging="360"/>
+      </w:pPr>
+      <w:rPr>
+        <w:rFonts w:ascii="Symbol" w:hAnsi="Symbol" w:hint="default"/>
+      </w:rPr>
+    </w:lvl>
+    <w:lvl w:ilvl="1" w:tplc="04090003" w:tentative="1">
+      <w:start w:val="1"/>
+      <w:numFmt w:val="bullet"/>
+      <w:lvlText w:val="o"/>
+      <w:lvlJc w:val="left"/>
+      <w:pPr>
+        <w:ind w:left="1440" w:hanging="360"/>
+      </w:pPr>
+      <w:rPr>
+        <w:rFonts w:ascii="Courier New" w:hAnsi="Courier New" w:cs="Courier New" w:hint="default"/>
+      </w:rPr>
+    </w:lvl>
+    <w:lvl w:ilvl="2" w:tplc="04090005" w:tentative="1">
+      <w:start w:val="1"/>
+      <w:numFmt w:val="bullet"/>
+      <w:lvlText w:val=""/>
+      <w:lvlJc w:val="left"/>
+      <w:pPr>
+        <w:ind w:left="2160" w:hanging="360"/>
+      </w:pPr>
+      <w:rPr>
+        <w:rFonts w:ascii="Wingdings" w:hAnsi="Wingdings" w:hint="default"/>
+      </w:rPr>
+    </w:lvl>
+    <w:lvl w:ilvl="3" w:tplc="04090001" w:tentative="1">
+      <w:start w:val="1"/>
+      <w:numFmt w:val="bullet"/>
+      <w:lvlText w:val=""/>
+      <w:lvlJc w:val="left"/>
+      <w:pPr>
+        <w:ind w:left="2880" w:hanging="360"/>
+      </w:pPr>
+      <w:rPr>
+        <w:rFonts w:ascii="Symbol" w:hAnsi="Symbol" w:hint="default"/>
+      </w:rPr>
+    </w:lvl>
+    <w:lvl w:ilvl="4" w:tplc="04090003" w:tentative="1">
+      <w:start w:val="1"/>
+      <w:numFmt w:val="bullet"/>
+      <w:lvlText w:val="o"/>
+      <w:lvlJc w:val="left"/>
+      <w:pPr>
+        <w:ind w:left="3600" w:hanging="360"/>
+      </w:pPr>
+      <w:rPr>
+        <w:rFonts w:ascii="Courier New" w:hAnsi="Courier New" w:cs="Courier New" w:hint="default"/>
+      </w:rPr>
+    </w:lvl>
+    <w:lvl w:ilvl="5" w:tplc="04090005" w:tentative="1">
+      <w:start w:val="1"/>
+      <w:numFmt w:val="bullet"/>
+      <w:lvlText w:val=""/>
+      <w:lvlJc w:val="left"/>
+      <w:pPr>
+        <w:ind w:left="4320" w:hanging="360"/>
+      </w:pPr>
+      <w:rPr>
+        <w:rFonts w:ascii="Wingdings" w:hAnsi="Wingdings" w:hint="default"/>
+      </w:rPr>
+    </w:lvl>
+    <w:lvl w:ilvl="6" w:tplc="04090001" w:tentative="1">
+      <w:start w:val="1"/>
+      <w:numFmt w:val="bullet"/>
+      <w:lvlText w:val=""/>
+      <w:lvlJc w:val="left"/>
+      <w:pPr>
+        <w:ind w:left="5040" w:hanging="360"/>
+      </w:pPr>
+      <w:rPr>
+        <w:rFonts w:ascii="Symbol" w:hAnsi="Symbol" w:hint="default"/>
+      </w:rPr>
+    </w:lvl>
+    <w:lvl w:ilvl="7" w:tplc="04090003" w:tentative="1">
+      <w:start w:val="1"/>
+      <w:numFmt w:val="bullet"/>
+      <w:lvlText w:val="o"/>
+      <w:lvlJc w:val="left"/>
+      <w:pPr>
+        <w:ind w:left="5760" w:hanging="360"/>
+      </w:pPr>
+      <w:rPr>
+        <w:rFonts w:ascii="Courier New" w:hAnsi="Courier New" w:cs="Courier New" w:hint="default"/>
+      </w:rPr>
+    </w:lvl>
+    <w:lvl w:ilvl="8" w:tplc="04090005" w:tentative="1">
+      <w:start w:val="1"/>
+      <w:numFmt w:val="bullet"/>
+      <w:lvlText w:val=""/>
+      <w:lvlJc w:val="left"/>
+      <w:pPr>
+        <w:ind w:left="6480" w:hanging="360"/>
+      </w:pPr>
+      <w:rPr>
+        <w:rFonts w:ascii="Wingdings" w:hAnsi="Wingdings" w:hint="default"/>
+      </w:rPr>
+    </w:lvl>
+  </w:abstractNum>
+  <w:abstractNum w:abstractNumId="8" w15:restartNumberingAfterBreak="0">
+    <w:nsid w:val="5A7B6711"/>
+    <w:multiLevelType w:val="hybridMultilevel"/>
+    <w:tmpl w:val="6ED20BDE"/>
     <w:lvl w:ilvl="0" w:tplc="04090001">
       <w:start w:val="1"/>
       <w:numFmt w:val="bullet"/>
@@ -7161,6 +8934,12 @@
   </w:num>
   <w:num w:numId="8" w16cid:durableId="771705788">
     <w:abstractNumId w:val="4"/>
+  </w:num>
+  <w:num w:numId="9" w16cid:durableId="951666417">
+    <w:abstractNumId w:val="8"/>
+  </w:num>
+  <w:num w:numId="10" w16cid:durableId="1637566183">
+    <w:abstractNumId w:val="7"/>
   </w:num>
 </w:numbering>
 </file>
@@ -7565,7 +9344,7 @@
   <w:style w:type="paragraph" w:default="1" w:styleId="Normal">
     <w:name w:val="Normal"/>
     <w:qFormat/>
-    <w:rsid w:val="0058541E"/>
+    <w:rsid w:val="003C244D"/>
   </w:style>
   <w:style w:type="paragraph" w:styleId="Heading1">
     <w:name w:val="heading 1"/>
@@ -7768,7 +9547,6 @@
   <w:style w:type="character" w:default="1" w:styleId="DefaultParagraphFont">
     <w:name w:val="Default Paragraph Font"/>
     <w:uiPriority w:val="1"/>
-    <w:semiHidden/>
     <w:unhideWhenUsed/>
   </w:style>
   <w:style w:type="table" w:default="1" w:styleId="TableNormal">

--- a/test-report/ValidationReport.docx
+++ b/test-report/ValidationReport.docx
@@ -5679,7 +5679,6 @@
           <w:bCs/>
           <w:sz w:val="26"/>
           <w:szCs w:val="26"/>
-          <w:u w:val="single"/>
         </w:rPr>
       </w:pPr>
       <w:r>
@@ -5691,244 +5690,6 @@
           <w:szCs w:val="26"/>
         </w:rPr>
         <w:lastRenderedPageBreak/>
-        <w:t>Observations:</w:t>
-      </w:r>
-    </w:p>
-    <w:p>
-      <w:pPr>
-        <w:rPr>
-          <w:rFonts w:ascii="Segoe UI" w:hAnsi="Segoe UI" w:cs="Segoe UI"/>
-          <w:sz w:val="22"/>
-          <w:szCs w:val="22"/>
-        </w:rPr>
-      </w:pPr>
-      <w:r>
-        <w:rPr>
-          <w:rFonts w:ascii="Segoe UI" w:hAnsi="Segoe UI" w:cs="Segoe UI"/>
-          <w:b/>
-          <w:bCs/>
-          <w:sz w:val="22"/>
-          <w:szCs w:val="22"/>
-        </w:rPr>
-        <w:t xml:space="preserve">Observation </w:t>
-      </w:r>
-      <w:r>
-        <w:rPr>
-          <w:rFonts w:ascii="Segoe UI" w:hAnsi="Segoe UI" w:cs="Segoe UI"/>
-          <w:b/>
-          <w:bCs/>
-          <w:sz w:val="22"/>
-          <w:szCs w:val="22"/>
-        </w:rPr>
-        <w:t>1</w:t>
-      </w:r>
-    </w:p>
-    <w:p>
-      <w:pPr>
-        <w:rPr>
-          <w:rFonts w:ascii="Segoe UI" w:hAnsi="Segoe UI" w:cs="Segoe UI"/>
-          <w:sz w:val="22"/>
-          <w:szCs w:val="22"/>
-        </w:rPr>
-      </w:pPr>
-      <w:r>
-        <w:rPr>
-          <w:rFonts w:ascii="Segoe UI" w:hAnsi="Segoe UI" w:cs="Segoe UI"/>
-          <w:sz w:val="22"/>
-          <w:szCs w:val="22"/>
-        </w:rPr>
-        <w:t xml:space="preserve">For BL0010, Visual Studio highlights the warning directly on the </w:t>
-      </w:r>
-      <w:proofErr w:type="spellStart"/>
-      <w:proofErr w:type="gramStart"/>
-      <w:r>
-        <w:rPr>
-          <w:rFonts w:ascii="Segoe UI" w:hAnsi="Segoe UI" w:cs="Segoe UI"/>
-          <w:b/>
-          <w:bCs/>
-          <w:sz w:val="22"/>
-          <w:szCs w:val="22"/>
-        </w:rPr>
-        <w:t>JS.InvokeAsync</w:t>
-      </w:r>
-      <w:proofErr w:type="spellEnd"/>
-      <w:proofErr w:type="gramEnd"/>
-      <w:r>
-        <w:rPr>
-          <w:rFonts w:ascii="Segoe UI" w:hAnsi="Segoe UI" w:cs="Segoe UI"/>
-          <w:b/>
-          <w:bCs/>
-          <w:sz w:val="22"/>
-          <w:szCs w:val="22"/>
-        </w:rPr>
-        <w:t>&lt;object</w:t>
-      </w:r>
-      <w:proofErr w:type="gramStart"/>
-      <w:r>
-        <w:rPr>
-          <w:rFonts w:ascii="Segoe UI" w:hAnsi="Segoe UI" w:cs="Segoe UI"/>
-          <w:b/>
-          <w:bCs/>
-          <w:sz w:val="22"/>
-          <w:szCs w:val="22"/>
-        </w:rPr>
-        <w:t>&gt;(</w:t>
-      </w:r>
-      <w:proofErr w:type="gramEnd"/>
-      <w:r>
-        <w:rPr>
-          <w:rFonts w:ascii="Segoe UI" w:hAnsi="Segoe UI" w:cs="Segoe UI"/>
-          <w:b/>
-          <w:bCs/>
-          <w:sz w:val="22"/>
-          <w:szCs w:val="22"/>
-        </w:rPr>
-        <w:t>)</w:t>
-      </w:r>
-      <w:r>
-        <w:rPr>
-          <w:rFonts w:ascii="Segoe UI" w:hAnsi="Segoe UI" w:cs="Segoe UI"/>
-          <w:sz w:val="22"/>
-          <w:szCs w:val="22"/>
-        </w:rPr>
-        <w:t xml:space="preserve"> call and provides a tooltip explaining why the pattern is discouraged. The standard </w:t>
-      </w:r>
-      <w:r>
-        <w:rPr>
-          <w:rFonts w:ascii="Segoe UI" w:hAnsi="Segoe UI" w:cs="Segoe UI"/>
-          <w:b/>
-          <w:bCs/>
-          <w:sz w:val="22"/>
-          <w:szCs w:val="22"/>
-        </w:rPr>
-        <w:t>Quick Actions (Alt+.)</w:t>
-      </w:r>
-      <w:r>
-        <w:rPr>
-          <w:rFonts w:ascii="Segoe UI" w:hAnsi="Segoe UI" w:cs="Segoe UI"/>
-          <w:sz w:val="22"/>
-          <w:szCs w:val="22"/>
-        </w:rPr>
-        <w:t xml:space="preserve"> menu is also available for the diagnostic. During validation, no analyzer-specific code fix was found for BL0010, which aligns with the current analyzer behavior.</w:t>
-      </w:r>
-    </w:p>
-    <w:p>
-      <w:pPr>
-        <w:rPr>
-          <w:rFonts w:ascii="Segoe UI" w:hAnsi="Segoe UI" w:cs="Segoe UI"/>
-          <w:sz w:val="22"/>
-          <w:szCs w:val="22"/>
-        </w:rPr>
-      </w:pPr>
-      <w:r>
-        <w:rPr>
-          <w:rFonts w:ascii="Segoe UI" w:hAnsi="Segoe UI" w:cs="Segoe UI"/>
-          <w:b/>
-          <w:bCs/>
-          <w:sz w:val="22"/>
-          <w:szCs w:val="22"/>
-        </w:rPr>
-        <w:t xml:space="preserve">Observation </w:t>
-      </w:r>
-      <w:r>
-        <w:rPr>
-          <w:rFonts w:ascii="Segoe UI" w:hAnsi="Segoe UI" w:cs="Segoe UI"/>
-          <w:b/>
-          <w:bCs/>
-          <w:sz w:val="22"/>
-          <w:szCs w:val="22"/>
-        </w:rPr>
-        <w:t>2</w:t>
-      </w:r>
-    </w:p>
-    <w:p>
-      <w:pPr>
-        <w:rPr>
-          <w:rFonts w:ascii="Segoe UI" w:hAnsi="Segoe UI" w:cs="Segoe UI"/>
-          <w:sz w:val="22"/>
-          <w:szCs w:val="22"/>
-        </w:rPr>
-      </w:pPr>
-      <w:r>
-        <w:rPr>
-          <w:rFonts w:ascii="Segoe UI" w:hAnsi="Segoe UI" w:cs="Segoe UI"/>
-          <w:sz w:val="22"/>
-          <w:szCs w:val="22"/>
-        </w:rPr>
-        <w:t xml:space="preserve">The </w:t>
-      </w:r>
-      <w:r>
-        <w:rPr>
-          <w:rFonts w:ascii="Segoe UI" w:hAnsi="Segoe UI" w:cs="Segoe UI"/>
-          <w:b/>
-          <w:bCs/>
-          <w:sz w:val="22"/>
-          <w:szCs w:val="22"/>
-        </w:rPr>
-        <w:t>Error List</w:t>
-      </w:r>
-      <w:r>
-        <w:rPr>
-          <w:rFonts w:ascii="Segoe UI" w:hAnsi="Segoe UI" w:cs="Segoe UI"/>
-          <w:sz w:val="22"/>
-          <w:szCs w:val="22"/>
-        </w:rPr>
-        <w:t xml:space="preserve"> provides the full diagnostic description, while the inline editor tooltip focuses on the primary warning message. Despite the different presentation formats, the warning ID and diagnostic information remained consistent between Visual Studio and command-line build output.</w:t>
-      </w:r>
-    </w:p>
-    <w:p>
-      <w:pPr>
-        <w:rPr>
-          <w:rFonts w:ascii="Segoe UI" w:hAnsi="Segoe UI" w:cs="Segoe UI"/>
-          <w:b/>
-          <w:bCs/>
-          <w:sz w:val="26"/>
-          <w:szCs w:val="26"/>
-        </w:rPr>
-      </w:pPr>
-      <w:r>
-        <w:rPr>
-          <w:rFonts w:ascii="Segoe UI" w:hAnsi="Segoe UI" w:cs="Segoe UI"/>
-          <w:sz w:val="22"/>
-          <w:szCs w:val="22"/>
-        </w:rPr>
-        <w:t>-----</w:t>
-      </w:r>
-      <w:r>
-        <w:rPr>
-          <w:rFonts w:ascii="Segoe UI" w:hAnsi="Segoe UI" w:cs="Segoe UI"/>
-          <w:sz w:val="22"/>
-          <w:szCs w:val="22"/>
-        </w:rPr>
-        <w:t>-----------------------------------------------------------------------------------------------</w:t>
-      </w:r>
-      <w:r>
-        <w:rPr>
-          <w:rFonts w:ascii="Segoe UI" w:hAnsi="Segoe UI" w:cs="Segoe UI"/>
-          <w:sz w:val="22"/>
-          <w:szCs w:val="22"/>
-        </w:rPr>
-        <w:t>------</w:t>
-      </w:r>
-    </w:p>
-    <w:p>
-      <w:pPr>
-        <w:rPr>
-          <w:rFonts w:ascii="Segoe UI" w:hAnsi="Segoe UI" w:cs="Segoe UI"/>
-          <w:b/>
-          <w:bCs/>
-          <w:sz w:val="26"/>
-          <w:szCs w:val="26"/>
-        </w:rPr>
-      </w:pPr>
-      <w:r>
-        <w:rPr>
-          <w:rFonts w:ascii="Segoe UI" w:hAnsi="Segoe UI" w:cs="Segoe UI"/>
-          <w:b/>
-          <w:bCs/>
-          <w:sz w:val="26"/>
-          <w:szCs w:val="26"/>
-        </w:rPr>
         <w:t>IDE vs Command-Line Build Comparison</w:t>
       </w:r>
     </w:p>
@@ -7406,15 +7167,7 @@
           <w:sz w:val="22"/>
           <w:szCs w:val="22"/>
         </w:rPr>
-        <w:t>One with single access modifier (private) - standard scenario</w:t>
-      </w:r>
-      <w:r>
-        <w:rPr>
-          <w:rFonts w:ascii="Segoe UI" w:hAnsi="Segoe UI" w:cs="Segoe UI"/>
-          <w:sz w:val="22"/>
-          <w:szCs w:val="22"/>
-        </w:rPr>
-        <w:t>.</w:t>
+        <w:t>One with single access modifier (private) - standard scenario.</w:t>
       </w:r>
     </w:p>
     <w:p>
@@ -7447,7 +7200,6 @@
           <w:bCs/>
           <w:sz w:val="26"/>
           <w:szCs w:val="26"/>
-          <w:u w:val="single"/>
         </w:rPr>
       </w:pPr>
       <w:r>
@@ -7474,6 +7226,257 @@
         </w:rPr>
         <w:t>------</w:t>
       </w:r>
+    </w:p>
+    <w:p>
+      <w:pPr>
+        <w:rPr>
+          <w:rFonts w:ascii="Segoe UI" w:hAnsi="Segoe UI" w:cs="Segoe UI"/>
+          <w:b/>
+          <w:bCs/>
+          <w:sz w:val="26"/>
+          <w:szCs w:val="26"/>
+          <w:u w:val="single"/>
+        </w:rPr>
+      </w:pPr>
+      <w:r>
+        <w:rPr>
+          <w:rFonts w:ascii="Segoe UI" w:hAnsi="Segoe UI" w:cs="Segoe UI"/>
+          <w:b/>
+          <w:bCs/>
+          <w:sz w:val="26"/>
+          <w:szCs w:val="26"/>
+        </w:rPr>
+        <w:t>Observations:</w:t>
+      </w:r>
+    </w:p>
+    <w:p>
+      <w:pPr>
+        <w:rPr>
+          <w:rFonts w:ascii="Segoe UI" w:hAnsi="Segoe UI" w:cs="Segoe UI"/>
+          <w:sz w:val="22"/>
+          <w:szCs w:val="22"/>
+        </w:rPr>
+      </w:pPr>
+      <w:r>
+        <w:rPr>
+          <w:rFonts w:ascii="Segoe UI" w:hAnsi="Segoe UI" w:cs="Segoe UI"/>
+          <w:b/>
+          <w:bCs/>
+          <w:sz w:val="22"/>
+          <w:szCs w:val="22"/>
+        </w:rPr>
+        <w:t xml:space="preserve">Observation </w:t>
+      </w:r>
+      <w:r>
+        <w:rPr>
+          <w:rFonts w:ascii="Segoe UI" w:hAnsi="Segoe UI" w:cs="Segoe UI"/>
+          <w:b/>
+          <w:bCs/>
+          <w:sz w:val="22"/>
+          <w:szCs w:val="22"/>
+        </w:rPr>
+        <w:t>1</w:t>
+      </w:r>
+    </w:p>
+    <w:p>
+      <w:pPr>
+        <w:rPr>
+          <w:rFonts w:ascii="Segoe UI" w:hAnsi="Segoe UI" w:cs="Segoe UI"/>
+          <w:sz w:val="22"/>
+          <w:szCs w:val="22"/>
+        </w:rPr>
+      </w:pPr>
+      <w:r>
+        <w:rPr>
+          <w:rFonts w:ascii="Segoe UI" w:hAnsi="Segoe UI" w:cs="Segoe UI"/>
+          <w:sz w:val="22"/>
+          <w:szCs w:val="22"/>
+        </w:rPr>
+        <w:t xml:space="preserve">For BL0010, Visual Studio highlights the warning directly on the </w:t>
+      </w:r>
+      <w:proofErr w:type="spellStart"/>
+      <w:proofErr w:type="gramStart"/>
+      <w:r>
+        <w:rPr>
+          <w:rFonts w:ascii="Segoe UI" w:hAnsi="Segoe UI" w:cs="Segoe UI"/>
+          <w:b/>
+          <w:bCs/>
+          <w:sz w:val="22"/>
+          <w:szCs w:val="22"/>
+        </w:rPr>
+        <w:t>JS.InvokeAsync</w:t>
+      </w:r>
+      <w:proofErr w:type="spellEnd"/>
+      <w:proofErr w:type="gramEnd"/>
+      <w:r>
+        <w:rPr>
+          <w:rFonts w:ascii="Segoe UI" w:hAnsi="Segoe UI" w:cs="Segoe UI"/>
+          <w:b/>
+          <w:bCs/>
+          <w:sz w:val="22"/>
+          <w:szCs w:val="22"/>
+        </w:rPr>
+        <w:t>&lt;object</w:t>
+      </w:r>
+      <w:proofErr w:type="gramStart"/>
+      <w:r>
+        <w:rPr>
+          <w:rFonts w:ascii="Segoe UI" w:hAnsi="Segoe UI" w:cs="Segoe UI"/>
+          <w:b/>
+          <w:bCs/>
+          <w:sz w:val="22"/>
+          <w:szCs w:val="22"/>
+        </w:rPr>
+        <w:t>&gt;(</w:t>
+      </w:r>
+      <w:proofErr w:type="gramEnd"/>
+      <w:r>
+        <w:rPr>
+          <w:rFonts w:ascii="Segoe UI" w:hAnsi="Segoe UI" w:cs="Segoe UI"/>
+          <w:b/>
+          <w:bCs/>
+          <w:sz w:val="22"/>
+          <w:szCs w:val="22"/>
+        </w:rPr>
+        <w:t>)</w:t>
+      </w:r>
+      <w:r>
+        <w:rPr>
+          <w:rFonts w:ascii="Segoe UI" w:hAnsi="Segoe UI" w:cs="Segoe UI"/>
+          <w:sz w:val="22"/>
+          <w:szCs w:val="22"/>
+        </w:rPr>
+        <w:t xml:space="preserve"> call and provides a tooltip explaining why the pattern is discouraged. The standard </w:t>
+      </w:r>
+      <w:r>
+        <w:rPr>
+          <w:rFonts w:ascii="Segoe UI" w:hAnsi="Segoe UI" w:cs="Segoe UI"/>
+          <w:b/>
+          <w:bCs/>
+          <w:sz w:val="22"/>
+          <w:szCs w:val="22"/>
+        </w:rPr>
+        <w:t>Quick Actions (Alt+.)</w:t>
+      </w:r>
+      <w:r>
+        <w:rPr>
+          <w:rFonts w:ascii="Segoe UI" w:hAnsi="Segoe UI" w:cs="Segoe UI"/>
+          <w:sz w:val="22"/>
+          <w:szCs w:val="22"/>
+        </w:rPr>
+        <w:t xml:space="preserve"> menu is also available for the diagnostic. During validation, no analyzer-specific code fix was found for BL0010, which aligns with the current analyzer behavior.</w:t>
+      </w:r>
+    </w:p>
+    <w:p>
+      <w:pPr>
+        <w:rPr>
+          <w:rFonts w:ascii="Segoe UI" w:hAnsi="Segoe UI" w:cs="Segoe UI"/>
+          <w:sz w:val="22"/>
+          <w:szCs w:val="22"/>
+        </w:rPr>
+      </w:pPr>
+      <w:r>
+        <w:rPr>
+          <w:rFonts w:ascii="Segoe UI" w:hAnsi="Segoe UI" w:cs="Segoe UI"/>
+          <w:b/>
+          <w:bCs/>
+          <w:sz w:val="22"/>
+          <w:szCs w:val="22"/>
+        </w:rPr>
+        <w:t xml:space="preserve">Observation </w:t>
+      </w:r>
+      <w:r>
+        <w:rPr>
+          <w:rFonts w:ascii="Segoe UI" w:hAnsi="Segoe UI" w:cs="Segoe UI"/>
+          <w:b/>
+          <w:bCs/>
+          <w:sz w:val="22"/>
+          <w:szCs w:val="22"/>
+        </w:rPr>
+        <w:t>2</w:t>
+      </w:r>
+    </w:p>
+    <w:p>
+      <w:pPr>
+        <w:rPr>
+          <w:rFonts w:ascii="Segoe UI" w:hAnsi="Segoe UI" w:cs="Segoe UI"/>
+          <w:sz w:val="22"/>
+          <w:szCs w:val="22"/>
+        </w:rPr>
+      </w:pPr>
+      <w:r>
+        <w:rPr>
+          <w:rFonts w:ascii="Segoe UI" w:hAnsi="Segoe UI" w:cs="Segoe UI"/>
+          <w:sz w:val="22"/>
+          <w:szCs w:val="22"/>
+        </w:rPr>
+        <w:t xml:space="preserve">The </w:t>
+      </w:r>
+      <w:r>
+        <w:rPr>
+          <w:rFonts w:ascii="Segoe UI" w:hAnsi="Segoe UI" w:cs="Segoe UI"/>
+          <w:b/>
+          <w:bCs/>
+          <w:sz w:val="22"/>
+          <w:szCs w:val="22"/>
+        </w:rPr>
+        <w:t>Error List</w:t>
+      </w:r>
+      <w:r>
+        <w:rPr>
+          <w:rFonts w:ascii="Segoe UI" w:hAnsi="Segoe UI" w:cs="Segoe UI"/>
+          <w:sz w:val="22"/>
+          <w:szCs w:val="22"/>
+        </w:rPr>
+        <w:t xml:space="preserve"> provides the full diagnostic description, while the inline editor tooltip focuses on the primary warning message. Despite the different presentation formats, the warning ID and diagnostic information remained consistent between Visual Studio and command-line build output.</w:t>
+      </w:r>
+    </w:p>
+    <w:p>
+      <w:pPr>
+        <w:rPr>
+          <w:rFonts w:ascii="Segoe UI" w:hAnsi="Segoe UI" w:cs="Segoe UI"/>
+          <w:b/>
+          <w:bCs/>
+          <w:sz w:val="26"/>
+          <w:szCs w:val="26"/>
+        </w:rPr>
+      </w:pPr>
+      <w:r>
+        <w:rPr>
+          <w:rFonts w:ascii="Segoe UI" w:hAnsi="Segoe UI" w:cs="Segoe UI"/>
+          <w:sz w:val="22"/>
+          <w:szCs w:val="22"/>
+        </w:rPr>
+        <w:t>-----</w:t>
+      </w:r>
+      <w:r>
+        <w:rPr>
+          <w:rFonts w:ascii="Segoe UI" w:hAnsi="Segoe UI" w:cs="Segoe UI"/>
+          <w:sz w:val="22"/>
+          <w:szCs w:val="22"/>
+        </w:rPr>
+        <w:t>-----------------------------------------------------------------------------------------------</w:t>
+      </w:r>
+      <w:r>
+        <w:rPr>
+          <w:rFonts w:ascii="Segoe UI" w:hAnsi="Segoe UI" w:cs="Segoe UI"/>
+          <w:sz w:val="22"/>
+          <w:szCs w:val="22"/>
+        </w:rPr>
+        <w:t>------</w:t>
+      </w:r>
+    </w:p>
+    <w:p>
+      <w:pPr>
+        <w:rPr>
+          <w:rFonts w:ascii="Segoe UI" w:hAnsi="Segoe UI" w:cs="Segoe UI"/>
+          <w:b/>
+          <w:bCs/>
+          <w:sz w:val="26"/>
+          <w:szCs w:val="26"/>
+          <w:u w:val="single"/>
+        </w:rPr>
+      </w:pPr>
     </w:p>
     <w:p>
       <w:pPr>
@@ -7707,15 +7710,7 @@
           <w:sz w:val="22"/>
           <w:szCs w:val="22"/>
         </w:rPr>
-        <w:t xml:space="preserve">: </w:t>
-      </w:r>
-      <w:r>
-        <w:rPr>
-          <w:rFonts w:ascii="Segoe UI" w:hAnsi="Segoe UI" w:cs="Segoe UI"/>
-          <w:sz w:val="22"/>
-          <w:szCs w:val="22"/>
-        </w:rPr>
-        <w:t xml:space="preserve">No automatic code fix is available in any project type (Server, Client, or RCL). Developers must manually update code to guard JavaScript interop calls with try/catch blocks or move calls to </w:t>
+        <w:t xml:space="preserve">: No automatic code fix is available in any project type (Server, Client, or RCL). Developers must manually update code to guard JavaScript interop calls with try/catch blocks or move calls to </w:t>
       </w:r>
       <w:proofErr w:type="spellStart"/>
       <w:r>
@@ -9547,6 +9542,7 @@
   <w:style w:type="character" w:default="1" w:styleId="DefaultParagraphFont">
     <w:name w:val="Default Paragraph Font"/>
     <w:uiPriority w:val="1"/>
+    <w:semiHidden/>
     <w:unhideWhenUsed/>
   </w:style>
   <w:style w:type="table" w:default="1" w:styleId="TableNormal">

--- a/test-report/ValidationReport.docx
+++ b/test-report/ValidationReport.docx
@@ -5741,6 +5741,8 @@
               <w:jc w:val="center"/>
               <w:rPr>
                 <w:rFonts w:ascii="Segoe UI" w:hAnsi="Segoe UI" w:cs="Segoe UI"/>
+                <w:b w:val="0"/>
+                <w:bCs w:val="0"/>
                 <w:sz w:val="22"/>
                 <w:szCs w:val="22"/>
               </w:rPr>
@@ -5876,13 +5878,17 @@
               <w:jc w:val="center"/>
               <w:rPr>
                 <w:rFonts w:ascii="Segoe UI" w:hAnsi="Segoe UI" w:cs="Segoe UI"/>
-                <w:sz w:val="22"/>
-                <w:szCs w:val="22"/>
-              </w:rPr>
-            </w:pPr>
-            <w:r>
-              <w:rPr>
-                <w:rFonts w:ascii="Segoe UI" w:hAnsi="Segoe UI" w:cs="Segoe UI"/>
+                <w:b w:val="0"/>
+                <w:bCs w:val="0"/>
+                <w:sz w:val="22"/>
+                <w:szCs w:val="22"/>
+              </w:rPr>
+            </w:pPr>
+            <w:r>
+              <w:rPr>
+                <w:rFonts w:ascii="Segoe UI" w:hAnsi="Segoe UI" w:cs="Segoe UI"/>
+                <w:b w:val="0"/>
+                <w:bCs w:val="0"/>
                 <w:sz w:val="22"/>
                 <w:szCs w:val="22"/>
               </w:rPr>
@@ -6008,13 +6014,17 @@
               <w:jc w:val="center"/>
               <w:rPr>
                 <w:rFonts w:ascii="Segoe UI" w:hAnsi="Segoe UI" w:cs="Segoe UI"/>
-                <w:sz w:val="22"/>
-                <w:szCs w:val="22"/>
-              </w:rPr>
-            </w:pPr>
-            <w:r>
-              <w:rPr>
-                <w:rFonts w:ascii="Segoe UI" w:hAnsi="Segoe UI" w:cs="Segoe UI"/>
+                <w:b w:val="0"/>
+                <w:bCs w:val="0"/>
+                <w:sz w:val="22"/>
+                <w:szCs w:val="22"/>
+              </w:rPr>
+            </w:pPr>
+            <w:r>
+              <w:rPr>
+                <w:rFonts w:ascii="Segoe UI" w:hAnsi="Segoe UI" w:cs="Segoe UI"/>
+                <w:b w:val="0"/>
+                <w:bCs w:val="0"/>
                 <w:sz w:val="22"/>
                 <w:szCs w:val="22"/>
               </w:rPr>
@@ -6151,13 +6161,17 @@
               <w:jc w:val="center"/>
               <w:rPr>
                 <w:rFonts w:ascii="Segoe UI" w:hAnsi="Segoe UI" w:cs="Segoe UI"/>
-                <w:sz w:val="22"/>
-                <w:szCs w:val="22"/>
-              </w:rPr>
-            </w:pPr>
-            <w:r>
-              <w:rPr>
-                <w:rFonts w:ascii="Segoe UI" w:hAnsi="Segoe UI" w:cs="Segoe UI"/>
+                <w:b w:val="0"/>
+                <w:bCs w:val="0"/>
+                <w:sz w:val="22"/>
+                <w:szCs w:val="22"/>
+              </w:rPr>
+            </w:pPr>
+            <w:r>
+              <w:rPr>
+                <w:rFonts w:ascii="Segoe UI" w:hAnsi="Segoe UI" w:cs="Segoe UI"/>
+                <w:b w:val="0"/>
+                <w:bCs w:val="0"/>
                 <w:sz w:val="22"/>
                 <w:szCs w:val="22"/>
               </w:rPr>
@@ -6291,13 +6305,17 @@
               <w:jc w:val="center"/>
               <w:rPr>
                 <w:rFonts w:ascii="Segoe UI" w:hAnsi="Segoe UI" w:cs="Segoe UI"/>
-                <w:sz w:val="22"/>
-                <w:szCs w:val="22"/>
-              </w:rPr>
-            </w:pPr>
-            <w:r>
-              <w:rPr>
-                <w:rFonts w:ascii="Segoe UI" w:hAnsi="Segoe UI" w:cs="Segoe UI"/>
+                <w:b w:val="0"/>
+                <w:bCs w:val="0"/>
+                <w:sz w:val="22"/>
+                <w:szCs w:val="22"/>
+              </w:rPr>
+            </w:pPr>
+            <w:r>
+              <w:rPr>
+                <w:rFonts w:ascii="Segoe UI" w:hAnsi="Segoe UI" w:cs="Segoe UI"/>
+                <w:b w:val="0"/>
+                <w:bCs w:val="0"/>
                 <w:sz w:val="22"/>
                 <w:szCs w:val="22"/>
               </w:rPr>
@@ -6426,13 +6444,17 @@
               <w:jc w:val="center"/>
               <w:rPr>
                 <w:rFonts w:ascii="Segoe UI" w:hAnsi="Segoe UI" w:cs="Segoe UI"/>
-                <w:sz w:val="22"/>
-                <w:szCs w:val="22"/>
-              </w:rPr>
-            </w:pPr>
-            <w:r>
-              <w:rPr>
-                <w:rFonts w:ascii="Segoe UI" w:hAnsi="Segoe UI" w:cs="Segoe UI"/>
+                <w:b w:val="0"/>
+                <w:bCs w:val="0"/>
+                <w:sz w:val="22"/>
+                <w:szCs w:val="22"/>
+              </w:rPr>
+            </w:pPr>
+            <w:r>
+              <w:rPr>
+                <w:rFonts w:ascii="Segoe UI" w:hAnsi="Segoe UI" w:cs="Segoe UI"/>
+                <w:b w:val="0"/>
+                <w:bCs w:val="0"/>
                 <w:sz w:val="22"/>
                 <w:szCs w:val="22"/>
               </w:rPr>
@@ -6566,13 +6588,17 @@
               <w:jc w:val="center"/>
               <w:rPr>
                 <w:rFonts w:ascii="Segoe UI" w:hAnsi="Segoe UI" w:cs="Segoe UI"/>
-                <w:sz w:val="22"/>
-                <w:szCs w:val="22"/>
-              </w:rPr>
-            </w:pPr>
-            <w:r>
-              <w:rPr>
-                <w:rFonts w:ascii="Segoe UI" w:hAnsi="Segoe UI" w:cs="Segoe UI"/>
+                <w:b w:val="0"/>
+                <w:bCs w:val="0"/>
+                <w:sz w:val="22"/>
+                <w:szCs w:val="22"/>
+              </w:rPr>
+            </w:pPr>
+            <w:r>
+              <w:rPr>
+                <w:rFonts w:ascii="Segoe UI" w:hAnsi="Segoe UI" w:cs="Segoe UI"/>
+                <w:b w:val="0"/>
+                <w:bCs w:val="0"/>
                 <w:sz w:val="22"/>
                 <w:szCs w:val="22"/>
               </w:rPr>
@@ -6709,13 +6735,17 @@
               <w:jc w:val="center"/>
               <w:rPr>
                 <w:rFonts w:ascii="Segoe UI" w:hAnsi="Segoe UI" w:cs="Segoe UI"/>
-                <w:sz w:val="22"/>
-                <w:szCs w:val="22"/>
-              </w:rPr>
-            </w:pPr>
-            <w:r>
-              <w:rPr>
-                <w:rFonts w:ascii="Segoe UI" w:hAnsi="Segoe UI" w:cs="Segoe UI"/>
+                <w:b w:val="0"/>
+                <w:bCs w:val="0"/>
+                <w:sz w:val="22"/>
+                <w:szCs w:val="22"/>
+              </w:rPr>
+            </w:pPr>
+            <w:r>
+              <w:rPr>
+                <w:rFonts w:ascii="Segoe UI" w:hAnsi="Segoe UI" w:cs="Segoe UI"/>
+                <w:b w:val="0"/>
+                <w:bCs w:val="0"/>
                 <w:sz w:val="22"/>
                 <w:szCs w:val="22"/>
               </w:rPr>
@@ -6841,13 +6871,17 @@
               <w:jc w:val="center"/>
               <w:rPr>
                 <w:rFonts w:ascii="Segoe UI" w:hAnsi="Segoe UI" w:cs="Segoe UI"/>
-                <w:sz w:val="22"/>
-                <w:szCs w:val="22"/>
-              </w:rPr>
-            </w:pPr>
-            <w:r>
-              <w:rPr>
-                <w:rFonts w:ascii="Segoe UI" w:hAnsi="Segoe UI" w:cs="Segoe UI"/>
+                <w:b w:val="0"/>
+                <w:bCs w:val="0"/>
+                <w:sz w:val="22"/>
+                <w:szCs w:val="22"/>
+              </w:rPr>
+            </w:pPr>
+            <w:r>
+              <w:rPr>
+                <w:rFonts w:ascii="Segoe UI" w:hAnsi="Segoe UI" w:cs="Segoe UI"/>
+                <w:b w:val="0"/>
+                <w:bCs w:val="0"/>
                 <w:sz w:val="22"/>
                 <w:szCs w:val="22"/>
               </w:rPr>
@@ -6984,13 +7018,17 @@
               <w:jc w:val="center"/>
               <w:rPr>
                 <w:rFonts w:ascii="Segoe UI" w:hAnsi="Segoe UI" w:cs="Segoe UI"/>
-                <w:sz w:val="22"/>
-                <w:szCs w:val="22"/>
-              </w:rPr>
-            </w:pPr>
-            <w:r>
-              <w:rPr>
-                <w:rFonts w:ascii="Segoe UI" w:hAnsi="Segoe UI" w:cs="Segoe UI"/>
+                <w:b w:val="0"/>
+                <w:bCs w:val="0"/>
+                <w:sz w:val="22"/>
+                <w:szCs w:val="22"/>
+              </w:rPr>
+            </w:pPr>
+            <w:r>
+              <w:rPr>
+                <w:rFonts w:ascii="Segoe UI" w:hAnsi="Segoe UI" w:cs="Segoe UI"/>
+                <w:b w:val="0"/>
+                <w:bCs w:val="0"/>
                 <w:sz w:val="22"/>
                 <w:szCs w:val="22"/>
               </w:rPr>

--- a/test-report/ValidationReport.docx
+++ b/test-report/ValidationReport.docx
@@ -228,7 +228,7 @@
           <w:sz w:val="22"/>
           <w:szCs w:val="22"/>
         </w:rPr>
-        <w:t xml:space="preserve">Command Line </w:t>
+        <w:t>Command Line</w:t>
       </w:r>
     </w:p>
     <w:p>
@@ -376,6 +376,2995 @@
           <w:szCs w:val="22"/>
         </w:rPr>
       </w:pPr>
+      <w:r>
+        <w:rPr>
+          <w:rFonts w:ascii="Segoe UI" w:hAnsi="Segoe UI" w:cs="Segoe UI"/>
+          <w:b/>
+          <w:bCs/>
+          <w:sz w:val="26"/>
+          <w:szCs w:val="26"/>
+        </w:rPr>
+        <w:t>TEST RESULTS</w:t>
+      </w:r>
+    </w:p>
+    <w:tbl>
+      <w:tblPr>
+        <w:tblStyle w:val="PlainTable1"/>
+        <w:tblW w:w="0" w:type="auto"/>
+        <w:tblLook w:val="04A0" w:firstRow="1" w:lastRow="0" w:firstColumn="1" w:lastColumn="0" w:noHBand="0" w:noVBand="1"/>
+      </w:tblPr>
+      <w:tblGrid>
+        <w:gridCol w:w="708"/>
+        <w:gridCol w:w="1855"/>
+        <w:gridCol w:w="1032"/>
+        <w:gridCol w:w="3074"/>
+        <w:gridCol w:w="2681"/>
+      </w:tblGrid>
+      <w:tr>
+        <w:trPr>
+          <w:cnfStyle w:val="100000000000" w:firstRow="1" w:lastRow="0" w:firstColumn="0" w:lastColumn="0" w:oddVBand="0" w:evenVBand="0" w:oddHBand="0" w:evenHBand="0" w:firstRowFirstColumn="0" w:firstRowLastColumn="0" w:lastRowFirstColumn="0" w:lastRowLastColumn="0"/>
+        </w:trPr>
+        <w:tc>
+          <w:tcPr>
+            <w:cnfStyle w:val="001000000000" w:firstRow="0" w:lastRow="0" w:firstColumn="1" w:lastColumn="0" w:oddVBand="0" w:evenVBand="0" w:oddHBand="0" w:evenHBand="0" w:firstRowFirstColumn="0" w:firstRowLastColumn="0" w:lastRowFirstColumn="0" w:lastRowLastColumn="0"/>
+            <w:tcW w:w="708" w:type="dxa"/>
+            <w:hideMark/>
+          </w:tcPr>
+          <w:p>
+            <w:pPr>
+              <w:spacing w:after="160" w:line="276" w:lineRule="auto"/>
+              <w:jc w:val="center"/>
+              <w:rPr>
+                <w:rFonts w:ascii="Segoe UI" w:hAnsi="Segoe UI" w:cs="Segoe UI"/>
+                <w:sz w:val="22"/>
+                <w:szCs w:val="22"/>
+              </w:rPr>
+            </w:pPr>
+            <w:r>
+              <w:rPr>
+                <w:rFonts w:ascii="Segoe UI" w:hAnsi="Segoe UI" w:cs="Segoe UI"/>
+                <w:sz w:val="22"/>
+                <w:szCs w:val="22"/>
+              </w:rPr>
+              <w:t>S</w:t>
+            </w:r>
+            <w:r>
+              <w:rPr>
+                <w:rFonts w:ascii="Segoe UI" w:hAnsi="Segoe UI" w:cs="Segoe UI"/>
+                <w:sz w:val="22"/>
+                <w:szCs w:val="22"/>
+              </w:rPr>
+              <w:t>.</w:t>
+            </w:r>
+            <w:r>
+              <w:rPr>
+                <w:rFonts w:ascii="Segoe UI" w:hAnsi="Segoe UI" w:cs="Segoe UI"/>
+                <w:sz w:val="22"/>
+                <w:szCs w:val="22"/>
+              </w:rPr>
+              <w:t>No</w:t>
+            </w:r>
+          </w:p>
+        </w:tc>
+        <w:tc>
+          <w:tcPr>
+            <w:tcW w:w="1855" w:type="dxa"/>
+            <w:hideMark/>
+          </w:tcPr>
+          <w:p>
+            <w:pPr>
+              <w:spacing w:after="160" w:line="276" w:lineRule="auto"/>
+              <w:jc w:val="center"/>
+              <w:cnfStyle w:val="100000000000" w:firstRow="1" w:lastRow="0" w:firstColumn="0" w:lastColumn="0" w:oddVBand="0" w:evenVBand="0" w:oddHBand="0" w:evenHBand="0" w:firstRowFirstColumn="0" w:firstRowLastColumn="0" w:lastRowFirstColumn="0" w:lastRowLastColumn="0"/>
+              <w:rPr>
+                <w:rFonts w:ascii="Segoe UI" w:hAnsi="Segoe UI" w:cs="Segoe UI"/>
+                <w:sz w:val="22"/>
+                <w:szCs w:val="22"/>
+              </w:rPr>
+            </w:pPr>
+            <w:r>
+              <w:rPr>
+                <w:rFonts w:ascii="Segoe UI" w:hAnsi="Segoe UI" w:cs="Segoe UI"/>
+                <w:sz w:val="22"/>
+                <w:szCs w:val="22"/>
+              </w:rPr>
+              <w:t>Scenario</w:t>
+            </w:r>
+          </w:p>
+        </w:tc>
+        <w:tc>
+          <w:tcPr>
+            <w:tcW w:w="1032" w:type="dxa"/>
+            <w:hideMark/>
+          </w:tcPr>
+          <w:p>
+            <w:pPr>
+              <w:spacing w:after="160" w:line="276" w:lineRule="auto"/>
+              <w:jc w:val="center"/>
+              <w:cnfStyle w:val="100000000000" w:firstRow="1" w:lastRow="0" w:firstColumn="0" w:lastColumn="0" w:oddVBand="0" w:evenVBand="0" w:oddHBand="0" w:evenHBand="0" w:firstRowFirstColumn="0" w:firstRowLastColumn="0" w:lastRowFirstColumn="0" w:lastRowLastColumn="0"/>
+              <w:rPr>
+                <w:rFonts w:ascii="Segoe UI" w:hAnsi="Segoe UI" w:cs="Segoe UI"/>
+                <w:sz w:val="22"/>
+                <w:szCs w:val="22"/>
+              </w:rPr>
+            </w:pPr>
+            <w:r>
+              <w:rPr>
+                <w:rFonts w:ascii="Segoe UI" w:hAnsi="Segoe UI" w:cs="Segoe UI"/>
+                <w:sz w:val="22"/>
+                <w:szCs w:val="22"/>
+              </w:rPr>
+              <w:t>Test Status</w:t>
+            </w:r>
+          </w:p>
+        </w:tc>
+        <w:tc>
+          <w:tcPr>
+            <w:tcW w:w="3074" w:type="dxa"/>
+            <w:hideMark/>
+          </w:tcPr>
+          <w:p>
+            <w:pPr>
+              <w:spacing w:after="160" w:line="276" w:lineRule="auto"/>
+              <w:jc w:val="center"/>
+              <w:cnfStyle w:val="100000000000" w:firstRow="1" w:lastRow="0" w:firstColumn="0" w:lastColumn="0" w:oddVBand="0" w:evenVBand="0" w:oddHBand="0" w:evenHBand="0" w:firstRowFirstColumn="0" w:firstRowLastColumn="0" w:lastRowFirstColumn="0" w:lastRowLastColumn="0"/>
+              <w:rPr>
+                <w:rFonts w:ascii="Segoe UI" w:hAnsi="Segoe UI" w:cs="Segoe UI"/>
+                <w:sz w:val="22"/>
+                <w:szCs w:val="22"/>
+              </w:rPr>
+            </w:pPr>
+            <w:r>
+              <w:rPr>
+                <w:rFonts w:ascii="Segoe UI" w:hAnsi="Segoe UI" w:cs="Segoe UI"/>
+                <w:sz w:val="22"/>
+                <w:szCs w:val="22"/>
+              </w:rPr>
+              <w:t>Comments</w:t>
+            </w:r>
+          </w:p>
+        </w:tc>
+        <w:tc>
+          <w:tcPr>
+            <w:tcW w:w="2681" w:type="dxa"/>
+          </w:tcPr>
+          <w:p>
+            <w:pPr>
+              <w:spacing w:line="276" w:lineRule="auto"/>
+              <w:jc w:val="center"/>
+              <w:cnfStyle w:val="100000000000" w:firstRow="1" w:lastRow="0" w:firstColumn="0" w:lastColumn="0" w:oddVBand="0" w:evenVBand="0" w:oddHBand="0" w:evenHBand="0" w:firstRowFirstColumn="0" w:firstRowLastColumn="0" w:lastRowFirstColumn="0" w:lastRowLastColumn="0"/>
+              <w:rPr>
+                <w:rFonts w:ascii="Segoe UI" w:hAnsi="Segoe UI" w:cs="Segoe UI"/>
+                <w:sz w:val="22"/>
+                <w:szCs w:val="22"/>
+              </w:rPr>
+            </w:pPr>
+            <w:r>
+              <w:rPr>
+                <w:rFonts w:ascii="Segoe UI" w:hAnsi="Segoe UI" w:cs="Segoe UI"/>
+                <w:sz w:val="22"/>
+                <w:szCs w:val="22"/>
+              </w:rPr>
+              <w:t>Evidence</w:t>
+            </w:r>
+          </w:p>
+        </w:tc>
+      </w:tr>
+      <w:tr>
+        <w:trPr>
+          <w:cnfStyle w:val="000000100000" w:firstRow="0" w:lastRow="0" w:firstColumn="0" w:lastColumn="0" w:oddVBand="0" w:evenVBand="0" w:oddHBand="1" w:evenHBand="0" w:firstRowFirstColumn="0" w:firstRowLastColumn="0" w:lastRowFirstColumn="0" w:lastRowLastColumn="0"/>
+        </w:trPr>
+        <w:tc>
+          <w:tcPr>
+            <w:cnfStyle w:val="001000000000" w:firstRow="0" w:lastRow="0" w:firstColumn="1" w:lastColumn="0" w:oddVBand="0" w:evenVBand="0" w:oddHBand="0" w:evenHBand="0" w:firstRowFirstColumn="0" w:firstRowLastColumn="0" w:lastRowFirstColumn="0" w:lastRowLastColumn="0"/>
+            <w:tcW w:w="708" w:type="dxa"/>
+            <w:vAlign w:val="center"/>
+            <w:hideMark/>
+          </w:tcPr>
+          <w:p>
+            <w:pPr>
+              <w:spacing w:line="276" w:lineRule="auto"/>
+              <w:rPr>
+                <w:rFonts w:ascii="Segoe UI" w:hAnsi="Segoe UI" w:cs="Segoe UI"/>
+                <w:sz w:val="22"/>
+                <w:szCs w:val="22"/>
+              </w:rPr>
+            </w:pPr>
+            <w:r>
+              <w:rPr>
+                <w:rFonts w:ascii="Segoe UI" w:hAnsi="Segoe UI" w:cs="Segoe UI"/>
+                <w:sz w:val="22"/>
+                <w:szCs w:val="22"/>
+              </w:rPr>
+              <w:t>1</w:t>
+            </w:r>
+          </w:p>
+        </w:tc>
+        <w:tc>
+          <w:tcPr>
+            <w:tcW w:w="1855" w:type="dxa"/>
+            <w:vAlign w:val="center"/>
+            <w:hideMark/>
+          </w:tcPr>
+          <w:p>
+            <w:pPr>
+              <w:spacing w:line="276" w:lineRule="auto"/>
+              <w:cnfStyle w:val="000000100000" w:firstRow="0" w:lastRow="0" w:firstColumn="0" w:lastColumn="0" w:oddVBand="0" w:evenVBand="0" w:oddHBand="1" w:evenHBand="0" w:firstRowFirstColumn="0" w:firstRowLastColumn="0" w:lastRowFirstColumn="0" w:lastRowLastColumn="0"/>
+              <w:rPr>
+                <w:rFonts w:ascii="Segoe UI" w:hAnsi="Segoe UI" w:cs="Segoe UI"/>
+                <w:sz w:val="22"/>
+                <w:szCs w:val="22"/>
+              </w:rPr>
+            </w:pPr>
+            <w:r>
+              <w:rPr>
+                <w:rFonts w:ascii="Segoe UI" w:hAnsi="Segoe UI" w:cs="Segoe UI"/>
+                <w:sz w:val="22"/>
+                <w:szCs w:val="22"/>
+              </w:rPr>
+              <w:t>Build BL0010 warning in command line</w:t>
+            </w:r>
+          </w:p>
+        </w:tc>
+        <w:tc>
+          <w:tcPr>
+            <w:tcW w:w="1032" w:type="dxa"/>
+            <w:vAlign w:val="center"/>
+            <w:hideMark/>
+          </w:tcPr>
+          <w:p>
+            <w:pPr>
+              <w:spacing w:line="276" w:lineRule="auto"/>
+              <w:cnfStyle w:val="000000100000" w:firstRow="0" w:lastRow="0" w:firstColumn="0" w:lastColumn="0" w:oddVBand="0" w:evenVBand="0" w:oddHBand="1" w:evenHBand="0" w:firstRowFirstColumn="0" w:firstRowLastColumn="0" w:lastRowFirstColumn="0" w:lastRowLastColumn="0"/>
+              <w:rPr>
+                <w:rFonts w:ascii="Segoe UI" w:hAnsi="Segoe UI" w:cs="Segoe UI"/>
+                <w:sz w:val="22"/>
+                <w:szCs w:val="22"/>
+              </w:rPr>
+            </w:pPr>
+            <w:r>
+              <w:rPr>
+                <w:rFonts w:ascii="Segoe UI" w:hAnsi="Segoe UI" w:cs="Segoe UI"/>
+                <w:sz w:val="22"/>
+                <w:szCs w:val="22"/>
+              </w:rPr>
+              <w:t>Works Properly</w:t>
+            </w:r>
+          </w:p>
+        </w:tc>
+        <w:tc>
+          <w:tcPr>
+            <w:tcW w:w="3074" w:type="dxa"/>
+            <w:vAlign w:val="center"/>
+            <w:hideMark/>
+          </w:tcPr>
+          <w:p>
+            <w:pPr>
+              <w:spacing w:line="276" w:lineRule="auto"/>
+              <w:cnfStyle w:val="000000100000" w:firstRow="0" w:lastRow="0" w:firstColumn="0" w:lastColumn="0" w:oddVBand="0" w:evenVBand="0" w:oddHBand="1" w:evenHBand="0" w:firstRowFirstColumn="0" w:firstRowLastColumn="0" w:lastRowFirstColumn="0" w:lastRowLastColumn="0"/>
+              <w:rPr>
+                <w:rFonts w:ascii="Segoe UI" w:hAnsi="Segoe UI" w:cs="Segoe UI"/>
+                <w:sz w:val="22"/>
+                <w:szCs w:val="22"/>
+              </w:rPr>
+            </w:pPr>
+            <w:r>
+              <w:rPr>
+                <w:rFonts w:ascii="Segoe UI" w:hAnsi="Segoe UI" w:cs="Segoe UI"/>
+                <w:sz w:val="22"/>
+                <w:szCs w:val="22"/>
+              </w:rPr>
+              <w:t>BL0010 warning appears in dotnet build output</w:t>
+            </w:r>
+          </w:p>
+        </w:tc>
+        <w:tc>
+          <w:tcPr>
+            <w:tcW w:w="2681" w:type="dxa"/>
+            <w:vAlign w:val="center"/>
+          </w:tcPr>
+          <w:p>
+            <w:pPr>
+              <w:spacing w:line="276" w:lineRule="auto"/>
+              <w:cnfStyle w:val="000000100000" w:firstRow="0" w:lastRow="0" w:firstColumn="0" w:lastColumn="0" w:oddVBand="0" w:evenVBand="0" w:oddHBand="1" w:evenHBand="0" w:firstRowFirstColumn="0" w:firstRowLastColumn="0" w:lastRowFirstColumn="0" w:lastRowLastColumn="0"/>
+              <w:rPr>
+                <w:rFonts w:ascii="Segoe UI" w:hAnsi="Segoe UI" w:cs="Segoe UI"/>
+                <w:sz w:val="22"/>
+                <w:szCs w:val="22"/>
+              </w:rPr>
+            </w:pPr>
+            <w:r>
+              <w:rPr>
+                <w:rFonts w:ascii="Segoe UI" w:hAnsi="Segoe UI" w:cs="Segoe UI"/>
+                <w:sz w:val="22"/>
+                <w:szCs w:val="22"/>
+              </w:rPr>
+              <w:t>BL0010_build_output.png</w:t>
+            </w:r>
+          </w:p>
+        </w:tc>
+      </w:tr>
+      <w:tr>
+        <w:tc>
+          <w:tcPr>
+            <w:cnfStyle w:val="001000000000" w:firstRow="0" w:lastRow="0" w:firstColumn="1" w:lastColumn="0" w:oddVBand="0" w:evenVBand="0" w:oddHBand="0" w:evenHBand="0" w:firstRowFirstColumn="0" w:firstRowLastColumn="0" w:lastRowFirstColumn="0" w:lastRowLastColumn="0"/>
+            <w:tcW w:w="708" w:type="dxa"/>
+            <w:vAlign w:val="center"/>
+            <w:hideMark/>
+          </w:tcPr>
+          <w:p>
+            <w:pPr>
+              <w:spacing w:line="276" w:lineRule="auto"/>
+              <w:rPr>
+                <w:rFonts w:ascii="Segoe UI" w:hAnsi="Segoe UI" w:cs="Segoe UI"/>
+                <w:sz w:val="22"/>
+                <w:szCs w:val="22"/>
+              </w:rPr>
+            </w:pPr>
+            <w:r>
+              <w:rPr>
+                <w:rFonts w:ascii="Segoe UI" w:hAnsi="Segoe UI" w:cs="Segoe UI"/>
+                <w:sz w:val="22"/>
+                <w:szCs w:val="22"/>
+              </w:rPr>
+              <w:t>2</w:t>
+            </w:r>
+          </w:p>
+        </w:tc>
+        <w:tc>
+          <w:tcPr>
+            <w:tcW w:w="1855" w:type="dxa"/>
+            <w:vAlign w:val="center"/>
+            <w:hideMark/>
+          </w:tcPr>
+          <w:p>
+            <w:pPr>
+              <w:spacing w:line="276" w:lineRule="auto"/>
+              <w:cnfStyle w:val="000000000000" w:firstRow="0" w:lastRow="0" w:firstColumn="0" w:lastColumn="0" w:oddVBand="0" w:evenVBand="0" w:oddHBand="0" w:evenHBand="0" w:firstRowFirstColumn="0" w:firstRowLastColumn="0" w:lastRowFirstColumn="0" w:lastRowLastColumn="0"/>
+              <w:rPr>
+                <w:rFonts w:ascii="Segoe UI" w:hAnsi="Segoe UI" w:cs="Segoe UI"/>
+                <w:sz w:val="22"/>
+                <w:szCs w:val="22"/>
+              </w:rPr>
+            </w:pPr>
+            <w:r>
+              <w:rPr>
+                <w:rFonts w:ascii="Segoe UI" w:hAnsi="Segoe UI" w:cs="Segoe UI"/>
+                <w:sz w:val="22"/>
+                <w:szCs w:val="22"/>
+              </w:rPr>
+              <w:t>Verify BL0010 warning location</w:t>
+            </w:r>
+          </w:p>
+        </w:tc>
+        <w:tc>
+          <w:tcPr>
+            <w:tcW w:w="1032" w:type="dxa"/>
+            <w:vAlign w:val="center"/>
+            <w:hideMark/>
+          </w:tcPr>
+          <w:p>
+            <w:pPr>
+              <w:spacing w:line="276" w:lineRule="auto"/>
+              <w:cnfStyle w:val="000000000000" w:firstRow="0" w:lastRow="0" w:firstColumn="0" w:lastColumn="0" w:oddVBand="0" w:evenVBand="0" w:oddHBand="0" w:evenHBand="0" w:firstRowFirstColumn="0" w:firstRowLastColumn="0" w:lastRowFirstColumn="0" w:lastRowLastColumn="0"/>
+              <w:rPr>
+                <w:rFonts w:ascii="Segoe UI" w:hAnsi="Segoe UI" w:cs="Segoe UI"/>
+                <w:sz w:val="22"/>
+                <w:szCs w:val="22"/>
+              </w:rPr>
+            </w:pPr>
+            <w:r>
+              <w:rPr>
+                <w:rFonts w:ascii="Segoe UI" w:hAnsi="Segoe UI" w:cs="Segoe UI"/>
+                <w:sz w:val="22"/>
+                <w:szCs w:val="22"/>
+              </w:rPr>
+              <w:t>Works Properly</w:t>
+            </w:r>
+          </w:p>
+        </w:tc>
+        <w:tc>
+          <w:tcPr>
+            <w:tcW w:w="3074" w:type="dxa"/>
+            <w:vAlign w:val="center"/>
+            <w:hideMark/>
+          </w:tcPr>
+          <w:p>
+            <w:pPr>
+              <w:spacing w:line="276" w:lineRule="auto"/>
+              <w:cnfStyle w:val="000000000000" w:firstRow="0" w:lastRow="0" w:firstColumn="0" w:lastColumn="0" w:oddVBand="0" w:evenVBand="0" w:oddHBand="0" w:evenHBand="0" w:firstRowFirstColumn="0" w:firstRowLastColumn="0" w:lastRowFirstColumn="0" w:lastRowLastColumn="0"/>
+              <w:rPr>
+                <w:rFonts w:ascii="Segoe UI" w:hAnsi="Segoe UI" w:cs="Segoe UI"/>
+                <w:sz w:val="22"/>
+                <w:szCs w:val="22"/>
+              </w:rPr>
+            </w:pPr>
+            <w:r>
+              <w:rPr>
+                <w:rFonts w:ascii="Segoe UI" w:hAnsi="Segoe UI" w:cs="Segoe UI"/>
+                <w:sz w:val="22"/>
+                <w:szCs w:val="22"/>
+              </w:rPr>
+              <w:t>Warning shown on correct component and line number</w:t>
+            </w:r>
+          </w:p>
+        </w:tc>
+        <w:tc>
+          <w:tcPr>
+            <w:tcW w:w="2681" w:type="dxa"/>
+            <w:vAlign w:val="center"/>
+          </w:tcPr>
+          <w:p>
+            <w:pPr>
+              <w:spacing w:line="276" w:lineRule="auto"/>
+              <w:cnfStyle w:val="000000000000" w:firstRow="0" w:lastRow="0" w:firstColumn="0" w:lastColumn="0" w:oddVBand="0" w:evenVBand="0" w:oddHBand="0" w:evenHBand="0" w:firstRowFirstColumn="0" w:firstRowLastColumn="0" w:lastRowFirstColumn="0" w:lastRowLastColumn="0"/>
+              <w:rPr>
+                <w:rFonts w:ascii="Segoe UI" w:hAnsi="Segoe UI" w:cs="Segoe UI"/>
+                <w:sz w:val="22"/>
+                <w:szCs w:val="22"/>
+              </w:rPr>
+            </w:pPr>
+            <w:r>
+              <w:rPr>
+                <w:rFonts w:ascii="Segoe UI" w:hAnsi="Segoe UI" w:cs="Segoe UI"/>
+                <w:sz w:val="22"/>
+                <w:szCs w:val="22"/>
+              </w:rPr>
+              <w:t>BL0010_error_list.png</w:t>
+            </w:r>
+          </w:p>
+        </w:tc>
+      </w:tr>
+      <w:tr>
+        <w:trPr>
+          <w:cnfStyle w:val="000000100000" w:firstRow="0" w:lastRow="0" w:firstColumn="0" w:lastColumn="0" w:oddVBand="0" w:evenVBand="0" w:oddHBand="1" w:evenHBand="0" w:firstRowFirstColumn="0" w:firstRowLastColumn="0" w:lastRowFirstColumn="0" w:lastRowLastColumn="0"/>
+        </w:trPr>
+        <w:tc>
+          <w:tcPr>
+            <w:cnfStyle w:val="001000000000" w:firstRow="0" w:lastRow="0" w:firstColumn="1" w:lastColumn="0" w:oddVBand="0" w:evenVBand="0" w:oddHBand="0" w:evenHBand="0" w:firstRowFirstColumn="0" w:firstRowLastColumn="0" w:lastRowFirstColumn="0" w:lastRowLastColumn="0"/>
+            <w:tcW w:w="708" w:type="dxa"/>
+            <w:vAlign w:val="center"/>
+            <w:hideMark/>
+          </w:tcPr>
+          <w:p>
+            <w:pPr>
+              <w:spacing w:line="276" w:lineRule="auto"/>
+              <w:rPr>
+                <w:rFonts w:ascii="Segoe UI" w:hAnsi="Segoe UI" w:cs="Segoe UI"/>
+                <w:sz w:val="22"/>
+                <w:szCs w:val="22"/>
+              </w:rPr>
+            </w:pPr>
+            <w:r>
+              <w:rPr>
+                <w:rFonts w:ascii="Segoe UI" w:hAnsi="Segoe UI" w:cs="Segoe UI"/>
+                <w:sz w:val="22"/>
+                <w:szCs w:val="22"/>
+              </w:rPr>
+              <w:t>3</w:t>
+            </w:r>
+          </w:p>
+        </w:tc>
+        <w:tc>
+          <w:tcPr>
+            <w:tcW w:w="1855" w:type="dxa"/>
+            <w:vAlign w:val="center"/>
+            <w:hideMark/>
+          </w:tcPr>
+          <w:p>
+            <w:pPr>
+              <w:spacing w:line="276" w:lineRule="auto"/>
+              <w:cnfStyle w:val="000000100000" w:firstRow="0" w:lastRow="0" w:firstColumn="0" w:lastColumn="0" w:oddVBand="0" w:evenVBand="0" w:oddHBand="1" w:evenHBand="0" w:firstRowFirstColumn="0" w:firstRowLastColumn="0" w:lastRowFirstColumn="0" w:lastRowLastColumn="0"/>
+              <w:rPr>
+                <w:rFonts w:ascii="Segoe UI" w:hAnsi="Segoe UI" w:cs="Segoe UI"/>
+                <w:sz w:val="22"/>
+                <w:szCs w:val="22"/>
+              </w:rPr>
+            </w:pPr>
+            <w:r>
+              <w:rPr>
+                <w:rFonts w:ascii="Segoe UI" w:hAnsi="Segoe UI" w:cs="Segoe UI"/>
+                <w:sz w:val="22"/>
+                <w:szCs w:val="22"/>
+              </w:rPr>
+              <w:t>Verify BL0010 warning in Visual Studio</w:t>
+            </w:r>
+          </w:p>
+        </w:tc>
+        <w:tc>
+          <w:tcPr>
+            <w:tcW w:w="1032" w:type="dxa"/>
+            <w:vAlign w:val="center"/>
+            <w:hideMark/>
+          </w:tcPr>
+          <w:p>
+            <w:pPr>
+              <w:spacing w:line="276" w:lineRule="auto"/>
+              <w:cnfStyle w:val="000000100000" w:firstRow="0" w:lastRow="0" w:firstColumn="0" w:lastColumn="0" w:oddVBand="0" w:evenVBand="0" w:oddHBand="1" w:evenHBand="0" w:firstRowFirstColumn="0" w:firstRowLastColumn="0" w:lastRowFirstColumn="0" w:lastRowLastColumn="0"/>
+              <w:rPr>
+                <w:rFonts w:ascii="Segoe UI" w:hAnsi="Segoe UI" w:cs="Segoe UI"/>
+                <w:sz w:val="22"/>
+                <w:szCs w:val="22"/>
+              </w:rPr>
+            </w:pPr>
+            <w:r>
+              <w:rPr>
+                <w:rFonts w:ascii="Segoe UI" w:hAnsi="Segoe UI" w:cs="Segoe UI"/>
+                <w:sz w:val="22"/>
+                <w:szCs w:val="22"/>
+              </w:rPr>
+              <w:t>Works Properly</w:t>
+            </w:r>
+          </w:p>
+        </w:tc>
+        <w:tc>
+          <w:tcPr>
+            <w:tcW w:w="3074" w:type="dxa"/>
+            <w:vAlign w:val="center"/>
+            <w:hideMark/>
+          </w:tcPr>
+          <w:p>
+            <w:pPr>
+              <w:spacing w:line="276" w:lineRule="auto"/>
+              <w:cnfStyle w:val="000000100000" w:firstRow="0" w:lastRow="0" w:firstColumn="0" w:lastColumn="0" w:oddVBand="0" w:evenVBand="0" w:oddHBand="1" w:evenHBand="0" w:firstRowFirstColumn="0" w:firstRowLastColumn="0" w:lastRowFirstColumn="0" w:lastRowLastColumn="0"/>
+              <w:rPr>
+                <w:rFonts w:ascii="Segoe UI" w:hAnsi="Segoe UI" w:cs="Segoe UI"/>
+                <w:sz w:val="22"/>
+                <w:szCs w:val="22"/>
+              </w:rPr>
+            </w:pPr>
+            <w:r>
+              <w:rPr>
+                <w:rFonts w:ascii="Segoe UI" w:hAnsi="Segoe UI" w:cs="Segoe UI"/>
+                <w:sz w:val="22"/>
+                <w:szCs w:val="22"/>
+              </w:rPr>
+              <w:t>Warning displayed in IDE error list with tooltip</w:t>
+            </w:r>
+          </w:p>
+        </w:tc>
+        <w:tc>
+          <w:tcPr>
+            <w:tcW w:w="2681" w:type="dxa"/>
+            <w:vAlign w:val="center"/>
+          </w:tcPr>
+          <w:p>
+            <w:pPr>
+              <w:spacing w:line="276" w:lineRule="auto"/>
+              <w:cnfStyle w:val="000000100000" w:firstRow="0" w:lastRow="0" w:firstColumn="0" w:lastColumn="0" w:oddVBand="0" w:evenVBand="0" w:oddHBand="1" w:evenHBand="0" w:firstRowFirstColumn="0" w:firstRowLastColumn="0" w:lastRowFirstColumn="0" w:lastRowLastColumn="0"/>
+              <w:rPr>
+                <w:rFonts w:ascii="Segoe UI" w:hAnsi="Segoe UI" w:cs="Segoe UI"/>
+                <w:sz w:val="22"/>
+                <w:szCs w:val="22"/>
+              </w:rPr>
+            </w:pPr>
+            <w:r>
+              <w:rPr>
+                <w:rFonts w:ascii="Segoe UI" w:hAnsi="Segoe UI" w:cs="Segoe UI"/>
+                <w:sz w:val="22"/>
+                <w:szCs w:val="22"/>
+              </w:rPr>
+              <w:t>BL0010_IDE.png</w:t>
+            </w:r>
+          </w:p>
+        </w:tc>
+      </w:tr>
+      <w:tr>
+        <w:tc>
+          <w:tcPr>
+            <w:cnfStyle w:val="001000000000" w:firstRow="0" w:lastRow="0" w:firstColumn="1" w:lastColumn="0" w:oddVBand="0" w:evenVBand="0" w:oddHBand="0" w:evenHBand="0" w:firstRowFirstColumn="0" w:firstRowLastColumn="0" w:lastRowFirstColumn="0" w:lastRowLastColumn="0"/>
+            <w:tcW w:w="708" w:type="dxa"/>
+            <w:vAlign w:val="center"/>
+            <w:hideMark/>
+          </w:tcPr>
+          <w:p>
+            <w:pPr>
+              <w:spacing w:line="276" w:lineRule="auto"/>
+              <w:rPr>
+                <w:rFonts w:ascii="Segoe UI" w:hAnsi="Segoe UI" w:cs="Segoe UI"/>
+                <w:sz w:val="22"/>
+                <w:szCs w:val="22"/>
+              </w:rPr>
+            </w:pPr>
+            <w:r>
+              <w:rPr>
+                <w:rFonts w:ascii="Segoe UI" w:hAnsi="Segoe UI" w:cs="Segoe UI"/>
+                <w:sz w:val="22"/>
+                <w:szCs w:val="22"/>
+              </w:rPr>
+              <w:lastRenderedPageBreak/>
+              <w:t>4</w:t>
+            </w:r>
+          </w:p>
+        </w:tc>
+        <w:tc>
+          <w:tcPr>
+            <w:tcW w:w="1855" w:type="dxa"/>
+            <w:vAlign w:val="center"/>
+            <w:hideMark/>
+          </w:tcPr>
+          <w:p>
+            <w:pPr>
+              <w:spacing w:line="276" w:lineRule="auto"/>
+              <w:cnfStyle w:val="000000000000" w:firstRow="0" w:lastRow="0" w:firstColumn="0" w:lastColumn="0" w:oddVBand="0" w:evenVBand="0" w:oddHBand="0" w:evenHBand="0" w:firstRowFirstColumn="0" w:firstRowLastColumn="0" w:lastRowFirstColumn="0" w:lastRowLastColumn="0"/>
+              <w:rPr>
+                <w:rFonts w:ascii="Segoe UI" w:hAnsi="Segoe UI" w:cs="Segoe UI"/>
+                <w:sz w:val="22"/>
+                <w:szCs w:val="22"/>
+              </w:rPr>
+            </w:pPr>
+            <w:r>
+              <w:rPr>
+                <w:rFonts w:ascii="Segoe UI" w:hAnsi="Segoe UI" w:cs="Segoe UI"/>
+                <w:sz w:val="22"/>
+                <w:szCs w:val="22"/>
+              </w:rPr>
+              <w:t>Verify same warning appears in command line build</w:t>
+            </w:r>
+          </w:p>
+        </w:tc>
+        <w:tc>
+          <w:tcPr>
+            <w:tcW w:w="1032" w:type="dxa"/>
+            <w:vAlign w:val="center"/>
+            <w:hideMark/>
+          </w:tcPr>
+          <w:p>
+            <w:pPr>
+              <w:spacing w:line="276" w:lineRule="auto"/>
+              <w:cnfStyle w:val="000000000000" w:firstRow="0" w:lastRow="0" w:firstColumn="0" w:lastColumn="0" w:oddVBand="0" w:evenVBand="0" w:oddHBand="0" w:evenHBand="0" w:firstRowFirstColumn="0" w:firstRowLastColumn="0" w:lastRowFirstColumn="0" w:lastRowLastColumn="0"/>
+              <w:rPr>
+                <w:rFonts w:ascii="Segoe UI" w:hAnsi="Segoe UI" w:cs="Segoe UI"/>
+                <w:sz w:val="22"/>
+                <w:szCs w:val="22"/>
+              </w:rPr>
+            </w:pPr>
+            <w:r>
+              <w:rPr>
+                <w:rFonts w:ascii="Segoe UI" w:hAnsi="Segoe UI" w:cs="Segoe UI"/>
+                <w:sz w:val="22"/>
+                <w:szCs w:val="22"/>
+              </w:rPr>
+              <w:t>Works Properly</w:t>
+            </w:r>
+          </w:p>
+        </w:tc>
+        <w:tc>
+          <w:tcPr>
+            <w:tcW w:w="3074" w:type="dxa"/>
+            <w:vAlign w:val="center"/>
+            <w:hideMark/>
+          </w:tcPr>
+          <w:p>
+            <w:pPr>
+              <w:spacing w:line="276" w:lineRule="auto"/>
+              <w:cnfStyle w:val="000000000000" w:firstRow="0" w:lastRow="0" w:firstColumn="0" w:lastColumn="0" w:oddVBand="0" w:evenVBand="0" w:oddHBand="0" w:evenHBand="0" w:firstRowFirstColumn="0" w:firstRowLastColumn="0" w:lastRowFirstColumn="0" w:lastRowLastColumn="0"/>
+              <w:rPr>
+                <w:rFonts w:ascii="Segoe UI" w:hAnsi="Segoe UI" w:cs="Segoe UI"/>
+                <w:sz w:val="22"/>
+                <w:szCs w:val="22"/>
+              </w:rPr>
+            </w:pPr>
+            <w:r>
+              <w:rPr>
+                <w:rFonts w:ascii="Segoe UI" w:hAnsi="Segoe UI" w:cs="Segoe UI"/>
+                <w:sz w:val="22"/>
+                <w:szCs w:val="22"/>
+              </w:rPr>
+              <w:t>Same warning ID and count in CLI and IDE</w:t>
+            </w:r>
+          </w:p>
+        </w:tc>
+        <w:tc>
+          <w:tcPr>
+            <w:tcW w:w="2681" w:type="dxa"/>
+            <w:vAlign w:val="center"/>
+          </w:tcPr>
+          <w:p>
+            <w:pPr>
+              <w:spacing w:line="276" w:lineRule="auto"/>
+              <w:cnfStyle w:val="000000000000" w:firstRow="0" w:lastRow="0" w:firstColumn="0" w:lastColumn="0" w:oddVBand="0" w:evenVBand="0" w:oddHBand="0" w:evenHBand="0" w:firstRowFirstColumn="0" w:firstRowLastColumn="0" w:lastRowFirstColumn="0" w:lastRowLastColumn="0"/>
+              <w:rPr>
+                <w:rFonts w:ascii="Segoe UI" w:hAnsi="Segoe UI" w:cs="Segoe UI"/>
+                <w:sz w:val="22"/>
+                <w:szCs w:val="22"/>
+              </w:rPr>
+            </w:pPr>
+            <w:r>
+              <w:rPr>
+                <w:rFonts w:ascii="Segoe UI" w:hAnsi="Segoe UI" w:cs="Segoe UI"/>
+                <w:sz w:val="22"/>
+                <w:szCs w:val="22"/>
+              </w:rPr>
+              <w:t>BL0010_build_output.png</w:t>
+            </w:r>
+          </w:p>
+        </w:tc>
+      </w:tr>
+      <w:tr>
+        <w:trPr>
+          <w:cnfStyle w:val="000000100000" w:firstRow="0" w:lastRow="0" w:firstColumn="0" w:lastColumn="0" w:oddVBand="0" w:evenVBand="0" w:oddHBand="1" w:evenHBand="0" w:firstRowFirstColumn="0" w:firstRowLastColumn="0" w:lastRowFirstColumn="0" w:lastRowLastColumn="0"/>
+        </w:trPr>
+        <w:tc>
+          <w:tcPr>
+            <w:cnfStyle w:val="001000000000" w:firstRow="0" w:lastRow="0" w:firstColumn="1" w:lastColumn="0" w:oddVBand="0" w:evenVBand="0" w:oddHBand="0" w:evenHBand="0" w:firstRowFirstColumn="0" w:firstRowLastColumn="0" w:lastRowFirstColumn="0" w:lastRowLastColumn="0"/>
+            <w:tcW w:w="708" w:type="dxa"/>
+            <w:vAlign w:val="center"/>
+            <w:hideMark/>
+          </w:tcPr>
+          <w:p>
+            <w:pPr>
+              <w:spacing w:line="276" w:lineRule="auto"/>
+              <w:rPr>
+                <w:rFonts w:ascii="Segoe UI" w:hAnsi="Segoe UI" w:cs="Segoe UI"/>
+                <w:sz w:val="22"/>
+                <w:szCs w:val="22"/>
+              </w:rPr>
+            </w:pPr>
+            <w:r>
+              <w:rPr>
+                <w:rFonts w:ascii="Segoe UI" w:hAnsi="Segoe UI" w:cs="Segoe UI"/>
+                <w:sz w:val="22"/>
+                <w:szCs w:val="22"/>
+              </w:rPr>
+              <w:t>5</w:t>
+            </w:r>
+          </w:p>
+        </w:tc>
+        <w:tc>
+          <w:tcPr>
+            <w:tcW w:w="1855" w:type="dxa"/>
+            <w:vAlign w:val="center"/>
+            <w:hideMark/>
+          </w:tcPr>
+          <w:p>
+            <w:pPr>
+              <w:spacing w:line="276" w:lineRule="auto"/>
+              <w:cnfStyle w:val="000000100000" w:firstRow="0" w:lastRow="0" w:firstColumn="0" w:lastColumn="0" w:oddVBand="0" w:evenVBand="0" w:oddHBand="1" w:evenHBand="0" w:firstRowFirstColumn="0" w:firstRowLastColumn="0" w:lastRowFirstColumn="0" w:lastRowLastColumn="0"/>
+              <w:rPr>
+                <w:rFonts w:ascii="Segoe UI" w:hAnsi="Segoe UI" w:cs="Segoe UI"/>
+                <w:sz w:val="22"/>
+                <w:szCs w:val="22"/>
+              </w:rPr>
+            </w:pPr>
+            <w:r>
+              <w:rPr>
+                <w:rFonts w:ascii="Segoe UI" w:hAnsi="Segoe UI" w:cs="Segoe UI"/>
+                <w:sz w:val="22"/>
+                <w:szCs w:val="22"/>
+              </w:rPr>
+              <w:t>Build BL0015 warning in command line</w:t>
+            </w:r>
+          </w:p>
+        </w:tc>
+        <w:tc>
+          <w:tcPr>
+            <w:tcW w:w="1032" w:type="dxa"/>
+            <w:vAlign w:val="center"/>
+            <w:hideMark/>
+          </w:tcPr>
+          <w:p>
+            <w:pPr>
+              <w:spacing w:line="276" w:lineRule="auto"/>
+              <w:cnfStyle w:val="000000100000" w:firstRow="0" w:lastRow="0" w:firstColumn="0" w:lastColumn="0" w:oddVBand="0" w:evenVBand="0" w:oddHBand="1" w:evenHBand="0" w:firstRowFirstColumn="0" w:firstRowLastColumn="0" w:lastRowFirstColumn="0" w:lastRowLastColumn="0"/>
+              <w:rPr>
+                <w:rFonts w:ascii="Segoe UI" w:hAnsi="Segoe UI" w:cs="Segoe UI"/>
+                <w:sz w:val="22"/>
+                <w:szCs w:val="22"/>
+              </w:rPr>
+            </w:pPr>
+            <w:r>
+              <w:rPr>
+                <w:rFonts w:ascii="Segoe UI" w:hAnsi="Segoe UI" w:cs="Segoe UI"/>
+                <w:sz w:val="22"/>
+                <w:szCs w:val="22"/>
+              </w:rPr>
+              <w:t>Works Properly</w:t>
+            </w:r>
+          </w:p>
+        </w:tc>
+        <w:tc>
+          <w:tcPr>
+            <w:tcW w:w="3074" w:type="dxa"/>
+            <w:vAlign w:val="center"/>
+            <w:hideMark/>
+          </w:tcPr>
+          <w:p>
+            <w:pPr>
+              <w:spacing w:line="276" w:lineRule="auto"/>
+              <w:cnfStyle w:val="000000100000" w:firstRow="0" w:lastRow="0" w:firstColumn="0" w:lastColumn="0" w:oddVBand="0" w:evenVBand="0" w:oddHBand="1" w:evenHBand="0" w:firstRowFirstColumn="0" w:firstRowLastColumn="0" w:lastRowFirstColumn="0" w:lastRowLastColumn="0"/>
+              <w:rPr>
+                <w:rFonts w:ascii="Segoe UI" w:hAnsi="Segoe UI" w:cs="Segoe UI"/>
+                <w:sz w:val="22"/>
+                <w:szCs w:val="22"/>
+              </w:rPr>
+            </w:pPr>
+            <w:r>
+              <w:rPr>
+                <w:rFonts w:ascii="Segoe UI" w:hAnsi="Segoe UI" w:cs="Segoe UI"/>
+                <w:sz w:val="22"/>
+                <w:szCs w:val="22"/>
+              </w:rPr>
+              <w:t>BL0015 warning appears in dotnet build output</w:t>
+            </w:r>
+          </w:p>
+        </w:tc>
+        <w:tc>
+          <w:tcPr>
+            <w:tcW w:w="2681" w:type="dxa"/>
+            <w:vAlign w:val="center"/>
+          </w:tcPr>
+          <w:p>
+            <w:pPr>
+              <w:spacing w:line="276" w:lineRule="auto"/>
+              <w:cnfStyle w:val="000000100000" w:firstRow="0" w:lastRow="0" w:firstColumn="0" w:lastColumn="0" w:oddVBand="0" w:evenVBand="0" w:oddHBand="1" w:evenHBand="0" w:firstRowFirstColumn="0" w:firstRowLastColumn="0" w:lastRowFirstColumn="0" w:lastRowLastColumn="0"/>
+              <w:rPr>
+                <w:rFonts w:ascii="Segoe UI" w:hAnsi="Segoe UI" w:cs="Segoe UI"/>
+                <w:sz w:val="22"/>
+                <w:szCs w:val="22"/>
+              </w:rPr>
+            </w:pPr>
+            <w:r>
+              <w:rPr>
+                <w:rFonts w:ascii="Segoe UI" w:hAnsi="Segoe UI" w:cs="Segoe UI"/>
+                <w:sz w:val="22"/>
+                <w:szCs w:val="22"/>
+              </w:rPr>
+              <w:t>BL0015_build_output.png</w:t>
+            </w:r>
+          </w:p>
+        </w:tc>
+      </w:tr>
+      <w:tr>
+        <w:tc>
+          <w:tcPr>
+            <w:cnfStyle w:val="001000000000" w:firstRow="0" w:lastRow="0" w:firstColumn="1" w:lastColumn="0" w:oddVBand="0" w:evenVBand="0" w:oddHBand="0" w:evenHBand="0" w:firstRowFirstColumn="0" w:firstRowLastColumn="0" w:lastRowFirstColumn="0" w:lastRowLastColumn="0"/>
+            <w:tcW w:w="708" w:type="dxa"/>
+            <w:vAlign w:val="center"/>
+            <w:hideMark/>
+          </w:tcPr>
+          <w:p>
+            <w:pPr>
+              <w:spacing w:line="276" w:lineRule="auto"/>
+              <w:rPr>
+                <w:rFonts w:ascii="Segoe UI" w:hAnsi="Segoe UI" w:cs="Segoe UI"/>
+                <w:sz w:val="22"/>
+                <w:szCs w:val="22"/>
+              </w:rPr>
+            </w:pPr>
+            <w:r>
+              <w:rPr>
+                <w:rFonts w:ascii="Segoe UI" w:hAnsi="Segoe UI" w:cs="Segoe UI"/>
+                <w:sz w:val="22"/>
+                <w:szCs w:val="22"/>
+              </w:rPr>
+              <w:t>6</w:t>
+            </w:r>
+          </w:p>
+        </w:tc>
+        <w:tc>
+          <w:tcPr>
+            <w:tcW w:w="1855" w:type="dxa"/>
+            <w:vAlign w:val="center"/>
+            <w:hideMark/>
+          </w:tcPr>
+          <w:p>
+            <w:pPr>
+              <w:spacing w:line="276" w:lineRule="auto"/>
+              <w:cnfStyle w:val="000000000000" w:firstRow="0" w:lastRow="0" w:firstColumn="0" w:lastColumn="0" w:oddVBand="0" w:evenVBand="0" w:oddHBand="0" w:evenHBand="0" w:firstRowFirstColumn="0" w:firstRowLastColumn="0" w:lastRowFirstColumn="0" w:lastRowLastColumn="0"/>
+              <w:rPr>
+                <w:rFonts w:ascii="Segoe UI" w:hAnsi="Segoe UI" w:cs="Segoe UI"/>
+                <w:sz w:val="22"/>
+                <w:szCs w:val="22"/>
+              </w:rPr>
+            </w:pPr>
+            <w:r>
+              <w:rPr>
+                <w:rFonts w:ascii="Segoe UI" w:hAnsi="Segoe UI" w:cs="Segoe UI"/>
+                <w:sz w:val="22"/>
+                <w:szCs w:val="22"/>
+              </w:rPr>
+              <w:t>Verify BL0015 warning location</w:t>
+            </w:r>
+          </w:p>
+        </w:tc>
+        <w:tc>
+          <w:tcPr>
+            <w:tcW w:w="1032" w:type="dxa"/>
+            <w:vAlign w:val="center"/>
+            <w:hideMark/>
+          </w:tcPr>
+          <w:p>
+            <w:pPr>
+              <w:spacing w:line="276" w:lineRule="auto"/>
+              <w:cnfStyle w:val="000000000000" w:firstRow="0" w:lastRow="0" w:firstColumn="0" w:lastColumn="0" w:oddVBand="0" w:evenVBand="0" w:oddHBand="0" w:evenHBand="0" w:firstRowFirstColumn="0" w:firstRowLastColumn="0" w:lastRowFirstColumn="0" w:lastRowLastColumn="0"/>
+              <w:rPr>
+                <w:rFonts w:ascii="Segoe UI" w:hAnsi="Segoe UI" w:cs="Segoe UI"/>
+                <w:sz w:val="22"/>
+                <w:szCs w:val="22"/>
+              </w:rPr>
+            </w:pPr>
+            <w:r>
+              <w:rPr>
+                <w:rFonts w:ascii="Segoe UI" w:hAnsi="Segoe UI" w:cs="Segoe UI"/>
+                <w:sz w:val="22"/>
+                <w:szCs w:val="22"/>
+              </w:rPr>
+              <w:t>Works Properly</w:t>
+            </w:r>
+          </w:p>
+        </w:tc>
+        <w:tc>
+          <w:tcPr>
+            <w:tcW w:w="3074" w:type="dxa"/>
+            <w:vAlign w:val="center"/>
+            <w:hideMark/>
+          </w:tcPr>
+          <w:p>
+            <w:pPr>
+              <w:spacing w:line="276" w:lineRule="auto"/>
+              <w:cnfStyle w:val="000000000000" w:firstRow="0" w:lastRow="0" w:firstColumn="0" w:lastColumn="0" w:oddVBand="0" w:evenVBand="0" w:oddHBand="0" w:evenHBand="0" w:firstRowFirstColumn="0" w:firstRowLastColumn="0" w:lastRowFirstColumn="0" w:lastRowLastColumn="0"/>
+              <w:rPr>
+                <w:rFonts w:ascii="Segoe UI" w:hAnsi="Segoe UI" w:cs="Segoe UI"/>
+                <w:sz w:val="22"/>
+                <w:szCs w:val="22"/>
+              </w:rPr>
+            </w:pPr>
+            <w:r>
+              <w:rPr>
+                <w:rFonts w:ascii="Segoe UI" w:hAnsi="Segoe UI" w:cs="Segoe UI"/>
+                <w:sz w:val="22"/>
+                <w:szCs w:val="22"/>
+              </w:rPr>
+              <w:t>Warning shown on correct private [JSInvokable] method</w:t>
+            </w:r>
+          </w:p>
+        </w:tc>
+        <w:tc>
+          <w:tcPr>
+            <w:tcW w:w="2681" w:type="dxa"/>
+            <w:vAlign w:val="center"/>
+          </w:tcPr>
+          <w:p>
+            <w:pPr>
+              <w:spacing w:line="276" w:lineRule="auto"/>
+              <w:cnfStyle w:val="000000000000" w:firstRow="0" w:lastRow="0" w:firstColumn="0" w:lastColumn="0" w:oddVBand="0" w:evenVBand="0" w:oddHBand="0" w:evenHBand="0" w:firstRowFirstColumn="0" w:firstRowLastColumn="0" w:lastRowFirstColumn="0" w:lastRowLastColumn="0"/>
+              <w:rPr>
+                <w:rFonts w:ascii="Segoe UI" w:hAnsi="Segoe UI" w:cs="Segoe UI"/>
+                <w:sz w:val="22"/>
+                <w:szCs w:val="22"/>
+              </w:rPr>
+            </w:pPr>
+            <w:r>
+              <w:rPr>
+                <w:rFonts w:ascii="Segoe UI" w:hAnsi="Segoe UI" w:cs="Segoe UI"/>
+                <w:sz w:val="22"/>
+                <w:szCs w:val="22"/>
+              </w:rPr>
+              <w:t>BL0015_error_list.png</w:t>
+            </w:r>
+          </w:p>
+        </w:tc>
+      </w:tr>
+      <w:tr>
+        <w:trPr>
+          <w:cnfStyle w:val="000000100000" w:firstRow="0" w:lastRow="0" w:firstColumn="0" w:lastColumn="0" w:oddVBand="0" w:evenVBand="0" w:oddHBand="1" w:evenHBand="0" w:firstRowFirstColumn="0" w:firstRowLastColumn="0" w:lastRowFirstColumn="0" w:lastRowLastColumn="0"/>
+        </w:trPr>
+        <w:tc>
+          <w:tcPr>
+            <w:cnfStyle w:val="001000000000" w:firstRow="0" w:lastRow="0" w:firstColumn="1" w:lastColumn="0" w:oddVBand="0" w:evenVBand="0" w:oddHBand="0" w:evenHBand="0" w:firstRowFirstColumn="0" w:firstRowLastColumn="0" w:lastRowFirstColumn="0" w:lastRowLastColumn="0"/>
+            <w:tcW w:w="708" w:type="dxa"/>
+            <w:vAlign w:val="center"/>
+            <w:hideMark/>
+          </w:tcPr>
+          <w:p>
+            <w:pPr>
+              <w:spacing w:line="276" w:lineRule="auto"/>
+              <w:rPr>
+                <w:rFonts w:ascii="Segoe UI" w:hAnsi="Segoe UI" w:cs="Segoe UI"/>
+                <w:sz w:val="22"/>
+                <w:szCs w:val="22"/>
+              </w:rPr>
+            </w:pPr>
+            <w:r>
+              <w:rPr>
+                <w:rFonts w:ascii="Segoe UI" w:hAnsi="Segoe UI" w:cs="Segoe UI"/>
+                <w:sz w:val="22"/>
+                <w:szCs w:val="22"/>
+              </w:rPr>
+              <w:t>7</w:t>
+            </w:r>
+          </w:p>
+        </w:tc>
+        <w:tc>
+          <w:tcPr>
+            <w:tcW w:w="1855" w:type="dxa"/>
+            <w:vAlign w:val="center"/>
+            <w:hideMark/>
+          </w:tcPr>
+          <w:p>
+            <w:pPr>
+              <w:spacing w:line="276" w:lineRule="auto"/>
+              <w:cnfStyle w:val="000000100000" w:firstRow="0" w:lastRow="0" w:firstColumn="0" w:lastColumn="0" w:oddVBand="0" w:evenVBand="0" w:oddHBand="1" w:evenHBand="0" w:firstRowFirstColumn="0" w:firstRowLastColumn="0" w:lastRowFirstColumn="0" w:lastRowLastColumn="0"/>
+              <w:rPr>
+                <w:rFonts w:ascii="Segoe UI" w:hAnsi="Segoe UI" w:cs="Segoe UI"/>
+                <w:sz w:val="22"/>
+                <w:szCs w:val="22"/>
+              </w:rPr>
+            </w:pPr>
+            <w:r>
+              <w:rPr>
+                <w:rFonts w:ascii="Segoe UI" w:hAnsi="Segoe UI" w:cs="Segoe UI"/>
+                <w:sz w:val="22"/>
+                <w:szCs w:val="22"/>
+              </w:rPr>
+              <w:t>Verify BL0015 warning in Visual Studio</w:t>
+            </w:r>
+          </w:p>
+        </w:tc>
+        <w:tc>
+          <w:tcPr>
+            <w:tcW w:w="1032" w:type="dxa"/>
+            <w:vAlign w:val="center"/>
+            <w:hideMark/>
+          </w:tcPr>
+          <w:p>
+            <w:pPr>
+              <w:spacing w:line="276" w:lineRule="auto"/>
+              <w:cnfStyle w:val="000000100000" w:firstRow="0" w:lastRow="0" w:firstColumn="0" w:lastColumn="0" w:oddVBand="0" w:evenVBand="0" w:oddHBand="1" w:evenHBand="0" w:firstRowFirstColumn="0" w:firstRowLastColumn="0" w:lastRowFirstColumn="0" w:lastRowLastColumn="0"/>
+              <w:rPr>
+                <w:rFonts w:ascii="Segoe UI" w:hAnsi="Segoe UI" w:cs="Segoe UI"/>
+                <w:sz w:val="22"/>
+                <w:szCs w:val="22"/>
+              </w:rPr>
+            </w:pPr>
+            <w:r>
+              <w:rPr>
+                <w:rFonts w:ascii="Segoe UI" w:hAnsi="Segoe UI" w:cs="Segoe UI"/>
+                <w:sz w:val="22"/>
+                <w:szCs w:val="22"/>
+              </w:rPr>
+              <w:t>Works Properly</w:t>
+            </w:r>
+          </w:p>
+        </w:tc>
+        <w:tc>
+          <w:tcPr>
+            <w:tcW w:w="3074" w:type="dxa"/>
+            <w:vAlign w:val="center"/>
+            <w:hideMark/>
+          </w:tcPr>
+          <w:p>
+            <w:pPr>
+              <w:spacing w:line="276" w:lineRule="auto"/>
+              <w:cnfStyle w:val="000000100000" w:firstRow="0" w:lastRow="0" w:firstColumn="0" w:lastColumn="0" w:oddVBand="0" w:evenVBand="0" w:oddHBand="1" w:evenHBand="0" w:firstRowFirstColumn="0" w:firstRowLastColumn="0" w:lastRowFirstColumn="0" w:lastRowLastColumn="0"/>
+              <w:rPr>
+                <w:rFonts w:ascii="Segoe UI" w:hAnsi="Segoe UI" w:cs="Segoe UI"/>
+                <w:sz w:val="22"/>
+                <w:szCs w:val="22"/>
+              </w:rPr>
+            </w:pPr>
+            <w:r>
+              <w:rPr>
+                <w:rFonts w:ascii="Segoe UI" w:hAnsi="Segoe UI" w:cs="Segoe UI"/>
+                <w:sz w:val="22"/>
+                <w:szCs w:val="22"/>
+              </w:rPr>
+              <w:t>Warning displayed in IDE with squiggle and tooltip</w:t>
+            </w:r>
+          </w:p>
+        </w:tc>
+        <w:tc>
+          <w:tcPr>
+            <w:tcW w:w="2681" w:type="dxa"/>
+            <w:vAlign w:val="center"/>
+          </w:tcPr>
+          <w:p>
+            <w:pPr>
+              <w:spacing w:line="276" w:lineRule="auto"/>
+              <w:cnfStyle w:val="000000100000" w:firstRow="0" w:lastRow="0" w:firstColumn="0" w:lastColumn="0" w:oddVBand="0" w:evenVBand="0" w:oddHBand="1" w:evenHBand="0" w:firstRowFirstColumn="0" w:firstRowLastColumn="0" w:lastRowFirstColumn="0" w:lastRowLastColumn="0"/>
+              <w:rPr>
+                <w:rFonts w:ascii="Segoe UI" w:hAnsi="Segoe UI" w:cs="Segoe UI"/>
+                <w:sz w:val="22"/>
+                <w:szCs w:val="22"/>
+              </w:rPr>
+            </w:pPr>
+            <w:r>
+              <w:rPr>
+                <w:rFonts w:ascii="Segoe UI" w:hAnsi="Segoe UI" w:cs="Segoe UI"/>
+                <w:sz w:val="22"/>
+                <w:szCs w:val="22"/>
+              </w:rPr>
+              <w:t>BL0015_IDE.png</w:t>
+            </w:r>
+          </w:p>
+        </w:tc>
+      </w:tr>
+      <w:tr>
+        <w:tc>
+          <w:tcPr>
+            <w:cnfStyle w:val="001000000000" w:firstRow="0" w:lastRow="0" w:firstColumn="1" w:lastColumn="0" w:oddVBand="0" w:evenVBand="0" w:oddHBand="0" w:evenHBand="0" w:firstRowFirstColumn="0" w:firstRowLastColumn="0" w:lastRowFirstColumn="0" w:lastRowLastColumn="0"/>
+            <w:tcW w:w="708" w:type="dxa"/>
+            <w:vAlign w:val="center"/>
+            <w:hideMark/>
+          </w:tcPr>
+          <w:p>
+            <w:pPr>
+              <w:spacing w:line="276" w:lineRule="auto"/>
+              <w:rPr>
+                <w:rFonts w:ascii="Segoe UI" w:hAnsi="Segoe UI" w:cs="Segoe UI"/>
+                <w:sz w:val="22"/>
+                <w:szCs w:val="22"/>
+              </w:rPr>
+            </w:pPr>
+            <w:r>
+              <w:rPr>
+                <w:rFonts w:ascii="Segoe UI" w:hAnsi="Segoe UI" w:cs="Segoe UI"/>
+                <w:sz w:val="22"/>
+                <w:szCs w:val="22"/>
+              </w:rPr>
+              <w:t>8</w:t>
+            </w:r>
+          </w:p>
+        </w:tc>
+        <w:tc>
+          <w:tcPr>
+            <w:tcW w:w="1855" w:type="dxa"/>
+            <w:vAlign w:val="center"/>
+            <w:hideMark/>
+          </w:tcPr>
+          <w:p>
+            <w:pPr>
+              <w:spacing w:line="276" w:lineRule="auto"/>
+              <w:cnfStyle w:val="000000000000" w:firstRow="0" w:lastRow="0" w:firstColumn="0" w:lastColumn="0" w:oddVBand="0" w:evenVBand="0" w:oddHBand="0" w:evenHBand="0" w:firstRowFirstColumn="0" w:firstRowLastColumn="0" w:lastRowFirstColumn="0" w:lastRowLastColumn="0"/>
+              <w:rPr>
+                <w:rFonts w:ascii="Segoe UI" w:hAnsi="Segoe UI" w:cs="Segoe UI"/>
+                <w:sz w:val="22"/>
+                <w:szCs w:val="22"/>
+              </w:rPr>
+            </w:pPr>
+            <w:r>
+              <w:rPr>
+                <w:rFonts w:ascii="Segoe UI" w:hAnsi="Segoe UI" w:cs="Segoe UI"/>
+                <w:sz w:val="22"/>
+                <w:szCs w:val="22"/>
+              </w:rPr>
+              <w:t>Build BL0016 warning in command line</w:t>
+            </w:r>
+          </w:p>
+        </w:tc>
+        <w:tc>
+          <w:tcPr>
+            <w:tcW w:w="1032" w:type="dxa"/>
+            <w:vAlign w:val="center"/>
+            <w:hideMark/>
+          </w:tcPr>
+          <w:p>
+            <w:pPr>
+              <w:spacing w:line="276" w:lineRule="auto"/>
+              <w:cnfStyle w:val="000000000000" w:firstRow="0" w:lastRow="0" w:firstColumn="0" w:lastColumn="0" w:oddVBand="0" w:evenVBand="0" w:oddHBand="0" w:evenHBand="0" w:firstRowFirstColumn="0" w:firstRowLastColumn="0" w:lastRowFirstColumn="0" w:lastRowLastColumn="0"/>
+              <w:rPr>
+                <w:rFonts w:ascii="Segoe UI" w:hAnsi="Segoe UI" w:cs="Segoe UI"/>
+                <w:sz w:val="22"/>
+                <w:szCs w:val="22"/>
+              </w:rPr>
+            </w:pPr>
+            <w:r>
+              <w:rPr>
+                <w:rFonts w:ascii="Segoe UI" w:hAnsi="Segoe UI" w:cs="Segoe UI"/>
+                <w:sz w:val="22"/>
+                <w:szCs w:val="22"/>
+              </w:rPr>
+              <w:t>Works Properly</w:t>
+            </w:r>
+          </w:p>
+        </w:tc>
+        <w:tc>
+          <w:tcPr>
+            <w:tcW w:w="3074" w:type="dxa"/>
+            <w:vAlign w:val="center"/>
+            <w:hideMark/>
+          </w:tcPr>
+          <w:p>
+            <w:pPr>
+              <w:spacing w:line="276" w:lineRule="auto"/>
+              <w:cnfStyle w:val="000000000000" w:firstRow="0" w:lastRow="0" w:firstColumn="0" w:lastColumn="0" w:oddVBand="0" w:evenVBand="0" w:oddHBand="0" w:evenHBand="0" w:firstRowFirstColumn="0" w:firstRowLastColumn="0" w:lastRowFirstColumn="0" w:lastRowLastColumn="0"/>
+              <w:rPr>
+                <w:rFonts w:ascii="Segoe UI" w:hAnsi="Segoe UI" w:cs="Segoe UI"/>
+                <w:sz w:val="22"/>
+                <w:szCs w:val="22"/>
+              </w:rPr>
+            </w:pPr>
+            <w:r>
+              <w:rPr>
+                <w:rFonts w:ascii="Segoe UI" w:hAnsi="Segoe UI" w:cs="Segoe UI"/>
+                <w:sz w:val="22"/>
+                <w:szCs w:val="22"/>
+              </w:rPr>
+              <w:t>BL0016 warning appears in dotnet build output</w:t>
+            </w:r>
+          </w:p>
+        </w:tc>
+        <w:tc>
+          <w:tcPr>
+            <w:tcW w:w="2681" w:type="dxa"/>
+            <w:vAlign w:val="center"/>
+          </w:tcPr>
+          <w:p>
+            <w:pPr>
+              <w:spacing w:line="276" w:lineRule="auto"/>
+              <w:cnfStyle w:val="000000000000" w:firstRow="0" w:lastRow="0" w:firstColumn="0" w:lastColumn="0" w:oddVBand="0" w:evenVBand="0" w:oddHBand="0" w:evenHBand="0" w:firstRowFirstColumn="0" w:firstRowLastColumn="0" w:lastRowFirstColumn="0" w:lastRowLastColumn="0"/>
+              <w:rPr>
+                <w:rFonts w:ascii="Segoe UI" w:hAnsi="Segoe UI" w:cs="Segoe UI"/>
+                <w:sz w:val="22"/>
+                <w:szCs w:val="22"/>
+              </w:rPr>
+            </w:pPr>
+            <w:r>
+              <w:rPr>
+                <w:rFonts w:ascii="Segoe UI" w:hAnsi="Segoe UI" w:cs="Segoe UI"/>
+                <w:sz w:val="22"/>
+                <w:szCs w:val="22"/>
+              </w:rPr>
+              <w:t>BL0016_build_output.png</w:t>
+            </w:r>
+          </w:p>
+        </w:tc>
+      </w:tr>
+      <w:tr>
+        <w:trPr>
+          <w:cnfStyle w:val="000000100000" w:firstRow="0" w:lastRow="0" w:firstColumn="0" w:lastColumn="0" w:oddVBand="0" w:evenVBand="0" w:oddHBand="1" w:evenHBand="0" w:firstRowFirstColumn="0" w:firstRowLastColumn="0" w:lastRowFirstColumn="0" w:lastRowLastColumn="0"/>
+        </w:trPr>
+        <w:tc>
+          <w:tcPr>
+            <w:cnfStyle w:val="001000000000" w:firstRow="0" w:lastRow="0" w:firstColumn="1" w:lastColumn="0" w:oddVBand="0" w:evenVBand="0" w:oddHBand="0" w:evenHBand="0" w:firstRowFirstColumn="0" w:firstRowLastColumn="0" w:lastRowFirstColumn="0" w:lastRowLastColumn="0"/>
+            <w:tcW w:w="708" w:type="dxa"/>
+            <w:vAlign w:val="center"/>
+            <w:hideMark/>
+          </w:tcPr>
+          <w:p>
+            <w:pPr>
+              <w:spacing w:line="276" w:lineRule="auto"/>
+              <w:rPr>
+                <w:rFonts w:ascii="Segoe UI" w:hAnsi="Segoe UI" w:cs="Segoe UI"/>
+                <w:sz w:val="22"/>
+                <w:szCs w:val="22"/>
+              </w:rPr>
+            </w:pPr>
+            <w:r>
+              <w:rPr>
+                <w:rFonts w:ascii="Segoe UI" w:hAnsi="Segoe UI" w:cs="Segoe UI"/>
+                <w:sz w:val="22"/>
+                <w:szCs w:val="22"/>
+              </w:rPr>
+              <w:t>9</w:t>
+            </w:r>
+          </w:p>
+        </w:tc>
+        <w:tc>
+          <w:tcPr>
+            <w:tcW w:w="1855" w:type="dxa"/>
+            <w:vAlign w:val="center"/>
+            <w:hideMark/>
+          </w:tcPr>
+          <w:p>
+            <w:pPr>
+              <w:spacing w:line="276" w:lineRule="auto"/>
+              <w:cnfStyle w:val="000000100000" w:firstRow="0" w:lastRow="0" w:firstColumn="0" w:lastColumn="0" w:oddVBand="0" w:evenVBand="0" w:oddHBand="1" w:evenHBand="0" w:firstRowFirstColumn="0" w:firstRowLastColumn="0" w:lastRowFirstColumn="0" w:lastRowLastColumn="0"/>
+              <w:rPr>
+                <w:rFonts w:ascii="Segoe UI" w:hAnsi="Segoe UI" w:cs="Segoe UI"/>
+                <w:sz w:val="22"/>
+                <w:szCs w:val="22"/>
+              </w:rPr>
+            </w:pPr>
+            <w:r>
+              <w:rPr>
+                <w:rFonts w:ascii="Segoe UI" w:hAnsi="Segoe UI" w:cs="Segoe UI"/>
+                <w:sz w:val="22"/>
+                <w:szCs w:val="22"/>
+              </w:rPr>
+              <w:t>Verify BL0016 warning location</w:t>
+            </w:r>
+          </w:p>
+        </w:tc>
+        <w:tc>
+          <w:tcPr>
+            <w:tcW w:w="1032" w:type="dxa"/>
+            <w:vAlign w:val="center"/>
+            <w:hideMark/>
+          </w:tcPr>
+          <w:p>
+            <w:pPr>
+              <w:spacing w:line="276" w:lineRule="auto"/>
+              <w:cnfStyle w:val="000000100000" w:firstRow="0" w:lastRow="0" w:firstColumn="0" w:lastColumn="0" w:oddVBand="0" w:evenVBand="0" w:oddHBand="1" w:evenHBand="0" w:firstRowFirstColumn="0" w:firstRowLastColumn="0" w:lastRowFirstColumn="0" w:lastRowLastColumn="0"/>
+              <w:rPr>
+                <w:rFonts w:ascii="Segoe UI" w:hAnsi="Segoe UI" w:cs="Segoe UI"/>
+                <w:sz w:val="22"/>
+                <w:szCs w:val="22"/>
+              </w:rPr>
+            </w:pPr>
+            <w:r>
+              <w:rPr>
+                <w:rFonts w:ascii="Segoe UI" w:hAnsi="Segoe UI" w:cs="Segoe UI"/>
+                <w:sz w:val="22"/>
+                <w:szCs w:val="22"/>
+              </w:rPr>
+              <w:t>Works Properly</w:t>
+            </w:r>
+          </w:p>
+        </w:tc>
+        <w:tc>
+          <w:tcPr>
+            <w:tcW w:w="3074" w:type="dxa"/>
+            <w:vAlign w:val="center"/>
+            <w:hideMark/>
+          </w:tcPr>
+          <w:p>
+            <w:pPr>
+              <w:spacing w:line="276" w:lineRule="auto"/>
+              <w:cnfStyle w:val="000000100000" w:firstRow="0" w:lastRow="0" w:firstColumn="0" w:lastColumn="0" w:oddVBand="0" w:evenVBand="0" w:oddHBand="1" w:evenHBand="0" w:firstRowFirstColumn="0" w:firstRowLastColumn="0" w:lastRowFirstColumn="0" w:lastRowLastColumn="0"/>
+              <w:rPr>
+                <w:rFonts w:ascii="Segoe UI" w:hAnsi="Segoe UI" w:cs="Segoe UI"/>
+                <w:sz w:val="22"/>
+                <w:szCs w:val="22"/>
+              </w:rPr>
+            </w:pPr>
+            <w:r>
+              <w:rPr>
+                <w:rFonts w:ascii="Segoe UI" w:hAnsi="Segoe UI" w:cs="Segoe UI"/>
+                <w:sz w:val="22"/>
+                <w:szCs w:val="22"/>
+              </w:rPr>
+              <w:t>Warning shown on unguarded JS interop call</w:t>
+            </w:r>
+          </w:p>
+        </w:tc>
+        <w:tc>
+          <w:tcPr>
+            <w:tcW w:w="2681" w:type="dxa"/>
+            <w:vAlign w:val="center"/>
+          </w:tcPr>
+          <w:p>
+            <w:pPr>
+              <w:spacing w:line="276" w:lineRule="auto"/>
+              <w:cnfStyle w:val="000000100000" w:firstRow="0" w:lastRow="0" w:firstColumn="0" w:lastColumn="0" w:oddVBand="0" w:evenVBand="0" w:oddHBand="1" w:evenHBand="0" w:firstRowFirstColumn="0" w:firstRowLastColumn="0" w:lastRowFirstColumn="0" w:lastRowLastColumn="0"/>
+              <w:rPr>
+                <w:rFonts w:ascii="Segoe UI" w:hAnsi="Segoe UI" w:cs="Segoe UI"/>
+                <w:sz w:val="22"/>
+                <w:szCs w:val="22"/>
+              </w:rPr>
+            </w:pPr>
+            <w:r>
+              <w:rPr>
+                <w:rFonts w:ascii="Segoe UI" w:hAnsi="Segoe UI" w:cs="Segoe UI"/>
+                <w:sz w:val="22"/>
+                <w:szCs w:val="22"/>
+              </w:rPr>
+              <w:t>BL0016_error_list.png</w:t>
+            </w:r>
+          </w:p>
+        </w:tc>
+      </w:tr>
+      <w:tr>
+        <w:tc>
+          <w:tcPr>
+            <w:cnfStyle w:val="001000000000" w:firstRow="0" w:lastRow="0" w:firstColumn="1" w:lastColumn="0" w:oddVBand="0" w:evenVBand="0" w:oddHBand="0" w:evenHBand="0" w:firstRowFirstColumn="0" w:firstRowLastColumn="0" w:lastRowFirstColumn="0" w:lastRowLastColumn="0"/>
+            <w:tcW w:w="708" w:type="dxa"/>
+            <w:vAlign w:val="center"/>
+            <w:hideMark/>
+          </w:tcPr>
+          <w:p>
+            <w:pPr>
+              <w:spacing w:line="276" w:lineRule="auto"/>
+              <w:rPr>
+                <w:rFonts w:ascii="Segoe UI" w:hAnsi="Segoe UI" w:cs="Segoe UI"/>
+                <w:sz w:val="22"/>
+                <w:szCs w:val="22"/>
+              </w:rPr>
+            </w:pPr>
+            <w:r>
+              <w:rPr>
+                <w:rFonts w:ascii="Segoe UI" w:hAnsi="Segoe UI" w:cs="Segoe UI"/>
+                <w:sz w:val="22"/>
+                <w:szCs w:val="22"/>
+              </w:rPr>
+              <w:t>1</w:t>
+            </w:r>
+            <w:r>
+              <w:rPr>
+                <w:rFonts w:ascii="Segoe UI" w:hAnsi="Segoe UI" w:cs="Segoe UI"/>
+                <w:sz w:val="22"/>
+                <w:szCs w:val="22"/>
+              </w:rPr>
+              <w:t>0</w:t>
+            </w:r>
+          </w:p>
+        </w:tc>
+        <w:tc>
+          <w:tcPr>
+            <w:tcW w:w="1855" w:type="dxa"/>
+            <w:vAlign w:val="center"/>
+            <w:hideMark/>
+          </w:tcPr>
+          <w:p>
+            <w:pPr>
+              <w:spacing w:line="276" w:lineRule="auto"/>
+              <w:cnfStyle w:val="000000000000" w:firstRow="0" w:lastRow="0" w:firstColumn="0" w:lastColumn="0" w:oddVBand="0" w:evenVBand="0" w:oddHBand="0" w:evenHBand="0" w:firstRowFirstColumn="0" w:firstRowLastColumn="0" w:lastRowFirstColumn="0" w:lastRowLastColumn="0"/>
+              <w:rPr>
+                <w:rFonts w:ascii="Segoe UI" w:hAnsi="Segoe UI" w:cs="Segoe UI"/>
+                <w:sz w:val="22"/>
+                <w:szCs w:val="22"/>
+              </w:rPr>
+            </w:pPr>
+            <w:r>
+              <w:rPr>
+                <w:rFonts w:ascii="Segoe UI" w:hAnsi="Segoe UI" w:cs="Segoe UI"/>
+                <w:sz w:val="22"/>
+                <w:szCs w:val="22"/>
+              </w:rPr>
+              <w:t>Verify BL0016 warning in Visual Studio</w:t>
+            </w:r>
+          </w:p>
+        </w:tc>
+        <w:tc>
+          <w:tcPr>
+            <w:tcW w:w="1032" w:type="dxa"/>
+            <w:vAlign w:val="center"/>
+            <w:hideMark/>
+          </w:tcPr>
+          <w:p>
+            <w:pPr>
+              <w:spacing w:line="276" w:lineRule="auto"/>
+              <w:cnfStyle w:val="000000000000" w:firstRow="0" w:lastRow="0" w:firstColumn="0" w:lastColumn="0" w:oddVBand="0" w:evenVBand="0" w:oddHBand="0" w:evenHBand="0" w:firstRowFirstColumn="0" w:firstRowLastColumn="0" w:lastRowFirstColumn="0" w:lastRowLastColumn="0"/>
+              <w:rPr>
+                <w:rFonts w:ascii="Segoe UI" w:hAnsi="Segoe UI" w:cs="Segoe UI"/>
+                <w:sz w:val="22"/>
+                <w:szCs w:val="22"/>
+              </w:rPr>
+            </w:pPr>
+            <w:r>
+              <w:rPr>
+                <w:rFonts w:ascii="Segoe UI" w:hAnsi="Segoe UI" w:cs="Segoe UI"/>
+                <w:sz w:val="22"/>
+                <w:szCs w:val="22"/>
+              </w:rPr>
+              <w:t>Works Properly</w:t>
+            </w:r>
+          </w:p>
+        </w:tc>
+        <w:tc>
+          <w:tcPr>
+            <w:tcW w:w="3074" w:type="dxa"/>
+            <w:vAlign w:val="center"/>
+            <w:hideMark/>
+          </w:tcPr>
+          <w:p>
+            <w:pPr>
+              <w:spacing w:line="276" w:lineRule="auto"/>
+              <w:cnfStyle w:val="000000000000" w:firstRow="0" w:lastRow="0" w:firstColumn="0" w:lastColumn="0" w:oddVBand="0" w:evenVBand="0" w:oddHBand="0" w:evenHBand="0" w:firstRowFirstColumn="0" w:firstRowLastColumn="0" w:lastRowFirstColumn="0" w:lastRowLastColumn="0"/>
+              <w:rPr>
+                <w:rFonts w:ascii="Segoe UI" w:hAnsi="Segoe UI" w:cs="Segoe UI"/>
+                <w:sz w:val="22"/>
+                <w:szCs w:val="22"/>
+              </w:rPr>
+            </w:pPr>
+            <w:r>
+              <w:rPr>
+                <w:rFonts w:ascii="Segoe UI" w:hAnsi="Segoe UI" w:cs="Segoe UI"/>
+                <w:sz w:val="22"/>
+                <w:szCs w:val="22"/>
+              </w:rPr>
+              <w:t>Warning displayed in IDE with diagnostic message</w:t>
+            </w:r>
+          </w:p>
+        </w:tc>
+        <w:tc>
+          <w:tcPr>
+            <w:tcW w:w="2681" w:type="dxa"/>
+            <w:vAlign w:val="center"/>
+          </w:tcPr>
+          <w:p>
+            <w:pPr>
+              <w:spacing w:line="276" w:lineRule="auto"/>
+              <w:cnfStyle w:val="000000000000" w:firstRow="0" w:lastRow="0" w:firstColumn="0" w:lastColumn="0" w:oddVBand="0" w:evenVBand="0" w:oddHBand="0" w:evenHBand="0" w:firstRowFirstColumn="0" w:firstRowLastColumn="0" w:lastRowFirstColumn="0" w:lastRowLastColumn="0"/>
+              <w:rPr>
+                <w:rFonts w:ascii="Segoe UI" w:hAnsi="Segoe UI" w:cs="Segoe UI"/>
+                <w:sz w:val="22"/>
+                <w:szCs w:val="22"/>
+              </w:rPr>
+            </w:pPr>
+            <w:r>
+              <w:rPr>
+                <w:rFonts w:ascii="Segoe UI" w:hAnsi="Segoe UI" w:cs="Segoe UI"/>
+                <w:sz w:val="22"/>
+                <w:szCs w:val="22"/>
+              </w:rPr>
+              <w:t>BL0016_IDE.png</w:t>
+            </w:r>
+          </w:p>
+        </w:tc>
+      </w:tr>
+      <w:tr>
+        <w:trPr>
+          <w:cnfStyle w:val="000000100000" w:firstRow="0" w:lastRow="0" w:firstColumn="0" w:lastColumn="0" w:oddVBand="0" w:evenVBand="0" w:oddHBand="1" w:evenHBand="0" w:firstRowFirstColumn="0" w:firstRowLastColumn="0" w:lastRowFirstColumn="0" w:lastRowLastColumn="0"/>
+        </w:trPr>
+        <w:tc>
+          <w:tcPr>
+            <w:cnfStyle w:val="001000000000" w:firstRow="0" w:lastRow="0" w:firstColumn="1" w:lastColumn="0" w:oddVBand="0" w:evenVBand="0" w:oddHBand="0" w:evenHBand="0" w:firstRowFirstColumn="0" w:firstRowLastColumn="0" w:lastRowFirstColumn="0" w:lastRowLastColumn="0"/>
+            <w:tcW w:w="708" w:type="dxa"/>
+            <w:vAlign w:val="center"/>
+          </w:tcPr>
+          <w:p>
+            <w:pPr>
+              <w:spacing w:line="276" w:lineRule="auto"/>
+              <w:rPr>
+                <w:rFonts w:ascii="Segoe UI" w:hAnsi="Segoe UI" w:cs="Segoe UI"/>
+                <w:sz w:val="22"/>
+                <w:szCs w:val="22"/>
+              </w:rPr>
+            </w:pPr>
+            <w:r>
+              <w:rPr>
+                <w:rFonts w:ascii="Segoe UI" w:hAnsi="Segoe UI" w:cs="Segoe UI"/>
+                <w:sz w:val="22"/>
+                <w:szCs w:val="22"/>
+              </w:rPr>
+              <w:t>1</w:t>
+            </w:r>
+            <w:r>
+              <w:rPr>
+                <w:rFonts w:ascii="Segoe UI" w:hAnsi="Segoe UI" w:cs="Segoe UI"/>
+                <w:sz w:val="22"/>
+                <w:szCs w:val="22"/>
+              </w:rPr>
+              <w:t>1</w:t>
+            </w:r>
+          </w:p>
+        </w:tc>
+        <w:tc>
+          <w:tcPr>
+            <w:tcW w:w="1855" w:type="dxa"/>
+            <w:vAlign w:val="center"/>
+          </w:tcPr>
+          <w:p>
+            <w:pPr>
+              <w:spacing w:line="276" w:lineRule="auto"/>
+              <w:cnfStyle w:val="000000100000" w:firstRow="0" w:lastRow="0" w:firstColumn="0" w:lastColumn="0" w:oddVBand="0" w:evenVBand="0" w:oddHBand="1" w:evenHBand="0" w:firstRowFirstColumn="0" w:firstRowLastColumn="0" w:lastRowFirstColumn="0" w:lastRowLastColumn="0"/>
+              <w:rPr>
+                <w:rFonts w:ascii="Segoe UI" w:hAnsi="Segoe UI" w:cs="Segoe UI"/>
+                <w:sz w:val="22"/>
+                <w:szCs w:val="22"/>
+              </w:rPr>
+            </w:pPr>
+            <w:r>
+              <w:rPr>
+                <w:rFonts w:ascii="Segoe UI" w:hAnsi="Segoe UI" w:cs="Segoe UI"/>
+                <w:sz w:val="22"/>
+                <w:szCs w:val="22"/>
+              </w:rPr>
+              <w:t>Correct interop patterns produce zero warnings</w:t>
+            </w:r>
+          </w:p>
+        </w:tc>
+        <w:tc>
+          <w:tcPr>
+            <w:tcW w:w="1032" w:type="dxa"/>
+            <w:vAlign w:val="center"/>
+          </w:tcPr>
+          <w:p>
+            <w:pPr>
+              <w:spacing w:line="276" w:lineRule="auto"/>
+              <w:cnfStyle w:val="000000100000" w:firstRow="0" w:lastRow="0" w:firstColumn="0" w:lastColumn="0" w:oddVBand="0" w:evenVBand="0" w:oddHBand="1" w:evenHBand="0" w:firstRowFirstColumn="0" w:firstRowLastColumn="0" w:lastRowFirstColumn="0" w:lastRowLastColumn="0"/>
+              <w:rPr>
+                <w:rFonts w:ascii="Segoe UI" w:hAnsi="Segoe UI" w:cs="Segoe UI"/>
+                <w:sz w:val="22"/>
+                <w:szCs w:val="22"/>
+              </w:rPr>
+            </w:pPr>
+            <w:r>
+              <w:rPr>
+                <w:rFonts w:ascii="Segoe UI" w:hAnsi="Segoe UI" w:cs="Segoe UI"/>
+                <w:sz w:val="22"/>
+                <w:szCs w:val="22"/>
+              </w:rPr>
+              <w:t>Works Properly</w:t>
+            </w:r>
+          </w:p>
+        </w:tc>
+        <w:tc>
+          <w:tcPr>
+            <w:tcW w:w="3074" w:type="dxa"/>
+            <w:vAlign w:val="center"/>
+          </w:tcPr>
+          <w:p>
+            <w:pPr>
+              <w:spacing w:line="276" w:lineRule="auto"/>
+              <w:cnfStyle w:val="000000100000" w:firstRow="0" w:lastRow="0" w:firstColumn="0" w:lastColumn="0" w:oddVBand="0" w:evenVBand="0" w:oddHBand="1" w:evenHBand="0" w:firstRowFirstColumn="0" w:firstRowLastColumn="0" w:lastRowFirstColumn="0" w:lastRowLastColumn="0"/>
+              <w:rPr>
+                <w:rFonts w:ascii="Segoe UI" w:hAnsi="Segoe UI" w:cs="Segoe UI"/>
+                <w:sz w:val="22"/>
+                <w:szCs w:val="22"/>
+              </w:rPr>
+            </w:pPr>
+            <w:r>
+              <w:rPr>
+                <w:rFonts w:ascii="Segoe UI" w:hAnsi="Segoe UI" w:cs="Segoe UI"/>
+                <w:sz w:val="22"/>
+                <w:szCs w:val="22"/>
+              </w:rPr>
+              <w:t>CorrectInterop page builds with no BL00xx warnings</w:t>
+            </w:r>
+          </w:p>
+        </w:tc>
+        <w:tc>
+          <w:tcPr>
+            <w:tcW w:w="2681" w:type="dxa"/>
+            <w:vAlign w:val="center"/>
+          </w:tcPr>
+          <w:p>
+            <w:pPr>
+              <w:spacing w:line="276" w:lineRule="auto"/>
+              <w:cnfStyle w:val="000000100000" w:firstRow="0" w:lastRow="0" w:firstColumn="0" w:lastColumn="0" w:oddVBand="0" w:evenVBand="0" w:oddHBand="1" w:evenHBand="0" w:firstRowFirstColumn="0" w:firstRowLastColumn="0" w:lastRowFirstColumn="0" w:lastRowLastColumn="0"/>
+              <w:rPr>
+                <w:rFonts w:ascii="Segoe UI" w:hAnsi="Segoe UI" w:cs="Segoe UI"/>
+                <w:sz w:val="22"/>
+                <w:szCs w:val="22"/>
+              </w:rPr>
+            </w:pPr>
+            <w:r>
+              <w:rPr>
+                <w:rFonts w:ascii="Segoe UI" w:hAnsi="Segoe UI" w:cs="Segoe UI"/>
+                <w:sz w:val="22"/>
+                <w:szCs w:val="22"/>
+              </w:rPr>
+              <w:t>correct-interop-no-warnings.png</w:t>
+            </w:r>
+          </w:p>
+        </w:tc>
+      </w:tr>
+      <w:tr>
+        <w:tc>
+          <w:tcPr>
+            <w:cnfStyle w:val="001000000000" w:firstRow="0" w:lastRow="0" w:firstColumn="1" w:lastColumn="0" w:oddVBand="0" w:evenVBand="0" w:oddHBand="0" w:evenHBand="0" w:firstRowFirstColumn="0" w:firstRowLastColumn="0" w:lastRowFirstColumn="0" w:lastRowLastColumn="0"/>
+            <w:tcW w:w="708" w:type="dxa"/>
+            <w:vAlign w:val="center"/>
+          </w:tcPr>
+          <w:p>
+            <w:pPr>
+              <w:spacing w:line="276" w:lineRule="auto"/>
+              <w:rPr>
+                <w:rFonts w:ascii="Segoe UI" w:hAnsi="Segoe UI" w:cs="Segoe UI"/>
+                <w:sz w:val="22"/>
+                <w:szCs w:val="22"/>
+              </w:rPr>
+            </w:pPr>
+            <w:r>
+              <w:rPr>
+                <w:rFonts w:ascii="Segoe UI" w:hAnsi="Segoe UI" w:cs="Segoe UI"/>
+                <w:sz w:val="22"/>
+                <w:szCs w:val="22"/>
+              </w:rPr>
+              <w:t>1</w:t>
+            </w:r>
+            <w:r>
+              <w:rPr>
+                <w:rFonts w:ascii="Segoe UI" w:hAnsi="Segoe UI" w:cs="Segoe UI"/>
+                <w:sz w:val="22"/>
+                <w:szCs w:val="22"/>
+              </w:rPr>
+              <w:t>2</w:t>
+            </w:r>
+          </w:p>
+        </w:tc>
+        <w:tc>
+          <w:tcPr>
+            <w:tcW w:w="1855" w:type="dxa"/>
+            <w:vAlign w:val="center"/>
+          </w:tcPr>
+          <w:p>
+            <w:pPr>
+              <w:spacing w:line="276" w:lineRule="auto"/>
+              <w:cnfStyle w:val="000000000000" w:firstRow="0" w:lastRow="0" w:firstColumn="0" w:lastColumn="0" w:oddVBand="0" w:evenVBand="0" w:oddHBand="0" w:evenHBand="0" w:firstRowFirstColumn="0" w:firstRowLastColumn="0" w:lastRowFirstColumn="0" w:lastRowLastColumn="0"/>
+              <w:rPr>
+                <w:rFonts w:ascii="Segoe UI" w:hAnsi="Segoe UI" w:cs="Segoe UI"/>
+                <w:sz w:val="22"/>
+                <w:szCs w:val="22"/>
+              </w:rPr>
+            </w:pPr>
+            <w:r>
+              <w:rPr>
+                <w:rFonts w:ascii="Segoe UI" w:hAnsi="Segoe UI" w:cs="Segoe UI"/>
+                <w:sz w:val="22"/>
+                <w:szCs w:val="22"/>
+              </w:rPr>
+              <w:t>All correct patterns execute successfully</w:t>
+            </w:r>
+          </w:p>
+        </w:tc>
+        <w:tc>
+          <w:tcPr>
+            <w:tcW w:w="1032" w:type="dxa"/>
+            <w:vAlign w:val="center"/>
+          </w:tcPr>
+          <w:p>
+            <w:pPr>
+              <w:spacing w:line="276" w:lineRule="auto"/>
+              <w:cnfStyle w:val="000000000000" w:firstRow="0" w:lastRow="0" w:firstColumn="0" w:lastColumn="0" w:oddVBand="0" w:evenVBand="0" w:oddHBand="0" w:evenHBand="0" w:firstRowFirstColumn="0" w:firstRowLastColumn="0" w:lastRowFirstColumn="0" w:lastRowLastColumn="0"/>
+              <w:rPr>
+                <w:rFonts w:ascii="Segoe UI" w:hAnsi="Segoe UI" w:cs="Segoe UI"/>
+                <w:sz w:val="22"/>
+                <w:szCs w:val="22"/>
+              </w:rPr>
+            </w:pPr>
+            <w:r>
+              <w:rPr>
+                <w:rFonts w:ascii="Segoe UI" w:hAnsi="Segoe UI" w:cs="Segoe UI"/>
+                <w:sz w:val="22"/>
+                <w:szCs w:val="22"/>
+              </w:rPr>
+              <w:t>Works Properly</w:t>
+            </w:r>
+          </w:p>
+        </w:tc>
+        <w:tc>
+          <w:tcPr>
+            <w:tcW w:w="3074" w:type="dxa"/>
+            <w:vAlign w:val="center"/>
+          </w:tcPr>
+          <w:p>
+            <w:pPr>
+              <w:spacing w:line="276" w:lineRule="auto"/>
+              <w:cnfStyle w:val="000000000000" w:firstRow="0" w:lastRow="0" w:firstColumn="0" w:lastColumn="0" w:oddVBand="0" w:evenVBand="0" w:oddHBand="0" w:evenHBand="0" w:firstRowFirstColumn="0" w:firstRowLastColumn="0" w:lastRowFirstColumn="0" w:lastRowLastColumn="0"/>
+              <w:rPr>
+                <w:rFonts w:ascii="Segoe UI" w:hAnsi="Segoe UI" w:cs="Segoe UI"/>
+                <w:sz w:val="22"/>
+                <w:szCs w:val="22"/>
+              </w:rPr>
+            </w:pPr>
+            <w:r>
+              <w:rPr>
+                <w:rFonts w:ascii="Segoe UI" w:hAnsi="Segoe UI" w:cs="Segoe UI"/>
+                <w:sz w:val="22"/>
+                <w:szCs w:val="22"/>
+              </w:rPr>
+              <w:t>Five correct patterns run without errors</w:t>
+            </w:r>
+          </w:p>
+        </w:tc>
+        <w:tc>
+          <w:tcPr>
+            <w:tcW w:w="2681" w:type="dxa"/>
+            <w:vAlign w:val="center"/>
+          </w:tcPr>
+          <w:p>
+            <w:pPr>
+              <w:spacing w:line="276" w:lineRule="auto"/>
+              <w:cnfStyle w:val="000000000000" w:firstRow="0" w:lastRow="0" w:firstColumn="0" w:lastColumn="0" w:oddVBand="0" w:evenVBand="0" w:oddHBand="0" w:evenHBand="0" w:firstRowFirstColumn="0" w:firstRowLastColumn="0" w:lastRowFirstColumn="0" w:lastRowLastColumn="0"/>
+              <w:rPr>
+                <w:rFonts w:ascii="Segoe UI" w:hAnsi="Segoe UI" w:cs="Segoe UI"/>
+                <w:sz w:val="22"/>
+                <w:szCs w:val="22"/>
+              </w:rPr>
+            </w:pPr>
+            <w:r>
+              <w:rPr>
+                <w:rFonts w:ascii="Segoe UI" w:hAnsi="Segoe UI" w:cs="Segoe UI"/>
+                <w:sz w:val="22"/>
+                <w:szCs w:val="22"/>
+              </w:rPr>
+              <w:t>correct-interop-output.gif</w:t>
+            </w:r>
+          </w:p>
+        </w:tc>
+      </w:tr>
+      <w:tr>
+        <w:trPr>
+          <w:cnfStyle w:val="000000100000" w:firstRow="0" w:lastRow="0" w:firstColumn="0" w:lastColumn="0" w:oddVBand="0" w:evenVBand="0" w:oddHBand="1" w:evenHBand="0" w:firstRowFirstColumn="0" w:firstRowLastColumn="0" w:lastRowFirstColumn="0" w:lastRowLastColumn="0"/>
+        </w:trPr>
+        <w:tc>
+          <w:tcPr>
+            <w:cnfStyle w:val="001000000000" w:firstRow="0" w:lastRow="0" w:firstColumn="1" w:lastColumn="0" w:oddVBand="0" w:evenVBand="0" w:oddHBand="0" w:evenHBand="0" w:firstRowFirstColumn="0" w:firstRowLastColumn="0" w:lastRowFirstColumn="0" w:lastRowLastColumn="0"/>
+            <w:tcW w:w="708" w:type="dxa"/>
+            <w:vAlign w:val="center"/>
+          </w:tcPr>
+          <w:p>
+            <w:pPr>
+              <w:spacing w:line="276" w:lineRule="auto"/>
+              <w:rPr>
+                <w:rFonts w:ascii="Segoe UI" w:hAnsi="Segoe UI" w:cs="Segoe UI"/>
+                <w:sz w:val="22"/>
+                <w:szCs w:val="22"/>
+              </w:rPr>
+            </w:pPr>
+            <w:r>
+              <w:rPr>
+                <w:rFonts w:ascii="Segoe UI" w:hAnsi="Segoe UI" w:cs="Segoe UI"/>
+                <w:sz w:val="22"/>
+                <w:szCs w:val="22"/>
+              </w:rPr>
+              <w:t>1</w:t>
+            </w:r>
+            <w:r>
+              <w:rPr>
+                <w:rFonts w:ascii="Segoe UI" w:hAnsi="Segoe UI" w:cs="Segoe UI"/>
+                <w:sz w:val="22"/>
+                <w:szCs w:val="22"/>
+              </w:rPr>
+              <w:t>3</w:t>
+            </w:r>
+          </w:p>
+        </w:tc>
+        <w:tc>
+          <w:tcPr>
+            <w:tcW w:w="1855" w:type="dxa"/>
+            <w:vAlign w:val="center"/>
+          </w:tcPr>
+          <w:p>
+            <w:pPr>
+              <w:spacing w:line="276" w:lineRule="auto"/>
+              <w:cnfStyle w:val="000000100000" w:firstRow="0" w:lastRow="0" w:firstColumn="0" w:lastColumn="0" w:oddVBand="0" w:evenVBand="0" w:oddHBand="1" w:evenHBand="0" w:firstRowFirstColumn="0" w:firstRowLastColumn="0" w:lastRowFirstColumn="0" w:lastRowLastColumn="0"/>
+              <w:rPr>
+                <w:rFonts w:ascii="Segoe UI" w:hAnsi="Segoe UI" w:cs="Segoe UI"/>
+                <w:sz w:val="22"/>
+                <w:szCs w:val="22"/>
+              </w:rPr>
+            </w:pPr>
+            <w:r>
+              <w:rPr>
+                <w:rFonts w:ascii="Segoe UI" w:hAnsi="Segoe UI" w:cs="Segoe UI"/>
+                <w:sz w:val="22"/>
+                <w:szCs w:val="22"/>
+              </w:rPr>
+              <w:t>Static SSR prerendering scenario</w:t>
+            </w:r>
+          </w:p>
+        </w:tc>
+        <w:tc>
+          <w:tcPr>
+            <w:tcW w:w="1032" w:type="dxa"/>
+            <w:vAlign w:val="center"/>
+          </w:tcPr>
+          <w:p>
+            <w:pPr>
+              <w:spacing w:line="276" w:lineRule="auto"/>
+              <w:cnfStyle w:val="000000100000" w:firstRow="0" w:lastRow="0" w:firstColumn="0" w:lastColumn="0" w:oddVBand="0" w:evenVBand="0" w:oddHBand="1" w:evenHBand="0" w:firstRowFirstColumn="0" w:firstRowLastColumn="0" w:lastRowFirstColumn="0" w:lastRowLastColumn="0"/>
+              <w:rPr>
+                <w:rFonts w:ascii="Segoe UI" w:hAnsi="Segoe UI" w:cs="Segoe UI"/>
+                <w:sz w:val="22"/>
+                <w:szCs w:val="22"/>
+              </w:rPr>
+            </w:pPr>
+            <w:r>
+              <w:rPr>
+                <w:rFonts w:ascii="Segoe UI" w:hAnsi="Segoe UI" w:cs="Segoe UI"/>
+                <w:sz w:val="22"/>
+                <w:szCs w:val="22"/>
+              </w:rPr>
+              <w:t>Works Properly</w:t>
+            </w:r>
+          </w:p>
+        </w:tc>
+        <w:tc>
+          <w:tcPr>
+            <w:tcW w:w="3074" w:type="dxa"/>
+            <w:vAlign w:val="center"/>
+          </w:tcPr>
+          <w:p>
+            <w:pPr>
+              <w:spacing w:line="276" w:lineRule="auto"/>
+              <w:cnfStyle w:val="000000100000" w:firstRow="0" w:lastRow="0" w:firstColumn="0" w:lastColumn="0" w:oddVBand="0" w:evenVBand="0" w:oddHBand="1" w:evenHBand="0" w:firstRowFirstColumn="0" w:firstRowLastColumn="0" w:lastRowFirstColumn="0" w:lastRowLastColumn="0"/>
+              <w:rPr>
+                <w:rFonts w:ascii="Segoe UI" w:hAnsi="Segoe UI" w:cs="Segoe UI"/>
+                <w:sz w:val="22"/>
+                <w:szCs w:val="22"/>
+              </w:rPr>
+            </w:pPr>
+            <w:r>
+              <w:rPr>
+                <w:rFonts w:ascii="Segoe UI" w:hAnsi="Segoe UI" w:cs="Segoe UI"/>
+                <w:sz w:val="22"/>
+                <w:szCs w:val="22"/>
+              </w:rPr>
+              <w:t>Unguarded JavaScript interop calls reproduce expected HTTP 500 failure during Static SSR prerendering</w:t>
+            </w:r>
+          </w:p>
+        </w:tc>
+        <w:tc>
+          <w:tcPr>
+            <w:tcW w:w="2681" w:type="dxa"/>
+            <w:vAlign w:val="center"/>
+          </w:tcPr>
+          <w:p>
+            <w:pPr>
+              <w:spacing w:line="276" w:lineRule="auto"/>
+              <w:cnfStyle w:val="000000100000" w:firstRow="0" w:lastRow="0" w:firstColumn="0" w:lastColumn="0" w:oddVBand="0" w:evenVBand="0" w:oddHBand="1" w:evenHBand="0" w:firstRowFirstColumn="0" w:firstRowLastColumn="0" w:lastRowFirstColumn="0" w:lastRowLastColumn="0"/>
+              <w:rPr>
+                <w:rFonts w:ascii="Segoe UI" w:hAnsi="Segoe UI" w:cs="Segoe UI"/>
+                <w:sz w:val="22"/>
+                <w:szCs w:val="22"/>
+              </w:rPr>
+            </w:pPr>
+            <w:r>
+              <w:rPr>
+                <w:rFonts w:ascii="Segoe UI" w:hAnsi="Segoe UI" w:cs="Segoe UI"/>
+                <w:sz w:val="22"/>
+                <w:szCs w:val="22"/>
+              </w:rPr>
+              <w:t>BL0016-prerendering-ssr.png</w:t>
+            </w:r>
+          </w:p>
+        </w:tc>
+      </w:tr>
+      <w:tr>
+        <w:tc>
+          <w:tcPr>
+            <w:cnfStyle w:val="001000000000" w:firstRow="0" w:lastRow="0" w:firstColumn="1" w:lastColumn="0" w:oddVBand="0" w:evenVBand="0" w:oddHBand="0" w:evenHBand="0" w:firstRowFirstColumn="0" w:firstRowLastColumn="0" w:lastRowFirstColumn="0" w:lastRowLastColumn="0"/>
+            <w:tcW w:w="708" w:type="dxa"/>
+            <w:vAlign w:val="center"/>
+          </w:tcPr>
+          <w:p>
+            <w:pPr>
+              <w:spacing w:line="276" w:lineRule="auto"/>
+              <w:rPr>
+                <w:rFonts w:ascii="Segoe UI" w:hAnsi="Segoe UI" w:cs="Segoe UI"/>
+                <w:sz w:val="22"/>
+                <w:szCs w:val="22"/>
+              </w:rPr>
+            </w:pPr>
+            <w:r>
+              <w:rPr>
+                <w:rFonts w:ascii="Segoe UI" w:hAnsi="Segoe UI" w:cs="Segoe UI"/>
+                <w:sz w:val="22"/>
+                <w:szCs w:val="22"/>
+              </w:rPr>
+              <w:t>14</w:t>
+            </w:r>
+          </w:p>
+        </w:tc>
+        <w:tc>
+          <w:tcPr>
+            <w:tcW w:w="1855" w:type="dxa"/>
+            <w:vAlign w:val="center"/>
+          </w:tcPr>
+          <w:p>
+            <w:pPr>
+              <w:spacing w:line="276" w:lineRule="auto"/>
+              <w:cnfStyle w:val="000000000000" w:firstRow="0" w:lastRow="0" w:firstColumn="0" w:lastColumn="0" w:oddVBand="0" w:evenVBand="0" w:oddHBand="0" w:evenHBand="0" w:firstRowFirstColumn="0" w:firstRowLastColumn="0" w:lastRowFirstColumn="0" w:lastRowLastColumn="0"/>
+              <w:rPr>
+                <w:rFonts w:ascii="Segoe UI" w:hAnsi="Segoe UI" w:cs="Segoe UI"/>
+                <w:sz w:val="22"/>
+                <w:szCs w:val="22"/>
+              </w:rPr>
+            </w:pPr>
+            <w:r>
+              <w:rPr>
+                <w:rFonts w:ascii="Segoe UI" w:hAnsi="Segoe UI" w:cs="Segoe UI"/>
+                <w:sz w:val="22"/>
+                <w:szCs w:val="22"/>
+              </w:rPr>
+              <w:t>JavaScript files load correctly</w:t>
+            </w:r>
+          </w:p>
+        </w:tc>
+        <w:tc>
+          <w:tcPr>
+            <w:tcW w:w="1032" w:type="dxa"/>
+            <w:vAlign w:val="center"/>
+          </w:tcPr>
+          <w:p>
+            <w:pPr>
+              <w:spacing w:line="276" w:lineRule="auto"/>
+              <w:cnfStyle w:val="000000000000" w:firstRow="0" w:lastRow="0" w:firstColumn="0" w:lastColumn="0" w:oddVBand="0" w:evenVBand="0" w:oddHBand="0" w:evenHBand="0" w:firstRowFirstColumn="0" w:firstRowLastColumn="0" w:lastRowFirstColumn="0" w:lastRowLastColumn="0"/>
+              <w:rPr>
+                <w:rFonts w:ascii="Segoe UI" w:hAnsi="Segoe UI" w:cs="Segoe UI"/>
+                <w:sz w:val="22"/>
+                <w:szCs w:val="22"/>
+              </w:rPr>
+            </w:pPr>
+            <w:r>
+              <w:rPr>
+                <w:rFonts w:ascii="Segoe UI" w:hAnsi="Segoe UI" w:cs="Segoe UI"/>
+                <w:sz w:val="22"/>
+                <w:szCs w:val="22"/>
+              </w:rPr>
+              <w:t>Works Properly</w:t>
+            </w:r>
+          </w:p>
+        </w:tc>
+        <w:tc>
+          <w:tcPr>
+            <w:tcW w:w="3074" w:type="dxa"/>
+            <w:vAlign w:val="center"/>
+          </w:tcPr>
+          <w:p>
+            <w:pPr>
+              <w:spacing w:line="276" w:lineRule="auto"/>
+              <w:cnfStyle w:val="000000000000" w:firstRow="0" w:lastRow="0" w:firstColumn="0" w:lastColumn="0" w:oddVBand="0" w:evenVBand="0" w:oddHBand="0" w:evenHBand="0" w:firstRowFirstColumn="0" w:firstRowLastColumn="0" w:lastRowFirstColumn="0" w:lastRowLastColumn="0"/>
+              <w:rPr>
+                <w:rFonts w:ascii="Segoe UI" w:hAnsi="Segoe UI" w:cs="Segoe UI"/>
+                <w:sz w:val="22"/>
+                <w:szCs w:val="22"/>
+              </w:rPr>
+            </w:pPr>
+            <w:r>
+              <w:rPr>
+                <w:rFonts w:ascii="Segoe UI" w:hAnsi="Segoe UI" w:cs="Segoe UI"/>
+                <w:sz w:val="22"/>
+                <w:szCs w:val="22"/>
+              </w:rPr>
+              <w:t>All JS files loaded in correct order, no conflicts</w:t>
+            </w:r>
+          </w:p>
+        </w:tc>
+        <w:tc>
+          <w:tcPr>
+            <w:tcW w:w="2681" w:type="dxa"/>
+            <w:vAlign w:val="center"/>
+          </w:tcPr>
+          <w:p>
+            <w:pPr>
+              <w:spacing w:line="276" w:lineRule="auto"/>
+              <w:cnfStyle w:val="000000000000" w:firstRow="0" w:lastRow="0" w:firstColumn="0" w:lastColumn="0" w:oddVBand="0" w:evenVBand="0" w:oddHBand="0" w:evenHBand="0" w:firstRowFirstColumn="0" w:firstRowLastColumn="0" w:lastRowFirstColumn="0" w:lastRowLastColumn="0"/>
+              <w:rPr>
+                <w:rFonts w:ascii="Segoe UI" w:hAnsi="Segoe UI" w:cs="Segoe UI"/>
+                <w:sz w:val="22"/>
+                <w:szCs w:val="22"/>
+              </w:rPr>
+            </w:pPr>
+            <w:r>
+              <w:rPr>
+                <w:rFonts w:ascii="Segoe UI" w:hAnsi="Segoe UI" w:cs="Segoe UI"/>
+                <w:sz w:val="22"/>
+                <w:szCs w:val="22"/>
+              </w:rPr>
+              <w:t>js-file-loads.png</w:t>
+            </w:r>
+          </w:p>
+        </w:tc>
+      </w:tr>
+    </w:tbl>
+    <w:p>
+      <w:pPr>
+        <w:jc w:val="center"/>
+        <w:rPr>
+          <w:rFonts w:ascii="Segoe UI" w:hAnsi="Segoe UI" w:cs="Segoe UI"/>
+          <w:sz w:val="22"/>
+          <w:szCs w:val="22"/>
+        </w:rPr>
+      </w:pPr>
+    </w:p>
+    <w:p>
+      <w:pPr>
+        <w:jc w:val="center"/>
+        <w:rPr>
+          <w:rFonts w:ascii="Segoe UI" w:hAnsi="Segoe UI" w:cs="Segoe UI"/>
+          <w:sz w:val="22"/>
+          <w:szCs w:val="22"/>
+        </w:rPr>
+      </w:pPr>
+      <w:r>
+        <w:rPr>
+          <w:rFonts w:ascii="Segoe UI" w:hAnsi="Segoe UI" w:cs="Segoe UI"/>
+          <w:sz w:val="22"/>
+          <w:szCs w:val="22"/>
+        </w:rPr>
+        <w:t>-----</w:t>
+      </w:r>
+      <w:r>
+        <w:rPr>
+          <w:rFonts w:ascii="Segoe UI" w:hAnsi="Segoe UI" w:cs="Segoe UI"/>
+          <w:sz w:val="22"/>
+          <w:szCs w:val="22"/>
+        </w:rPr>
+        <w:t>-----------------------------------------------------------------------------------------------</w:t>
+      </w:r>
+      <w:r>
+        <w:rPr>
+          <w:rFonts w:ascii="Segoe UI" w:hAnsi="Segoe UI" w:cs="Segoe UI"/>
+          <w:sz w:val="22"/>
+          <w:szCs w:val="22"/>
+        </w:rPr>
+        <w:t>------</w:t>
+      </w:r>
+    </w:p>
+    <w:p>
+      <w:pPr>
+        <w:rPr>
+          <w:rFonts w:ascii="Segoe UI" w:hAnsi="Segoe UI" w:cs="Segoe UI"/>
+          <w:b/>
+          <w:bCs/>
+          <w:sz w:val="26"/>
+          <w:szCs w:val="26"/>
+        </w:rPr>
+      </w:pPr>
+      <w:r>
+        <w:rPr>
+          <w:rFonts w:ascii="Segoe UI" w:hAnsi="Segoe UI" w:cs="Segoe UI"/>
+          <w:b/>
+          <w:bCs/>
+          <w:sz w:val="26"/>
+          <w:szCs w:val="26"/>
+        </w:rPr>
+        <w:br w:type="page"/>
+      </w:r>
+    </w:p>
+    <w:p>
+      <w:pPr>
+        <w:rPr>
+          <w:rFonts w:ascii="Segoe UI" w:hAnsi="Segoe UI" w:cs="Segoe UI"/>
+          <w:b/>
+          <w:bCs/>
+          <w:sz w:val="26"/>
+          <w:szCs w:val="26"/>
+        </w:rPr>
+      </w:pPr>
+      <w:r>
+        <w:rPr>
+          <w:rFonts w:ascii="Segoe UI" w:hAnsi="Segoe UI" w:cs="Segoe UI"/>
+          <w:b/>
+          <w:bCs/>
+          <w:sz w:val="26"/>
+          <w:szCs w:val="26"/>
+        </w:rPr>
+        <w:lastRenderedPageBreak/>
+        <w:t xml:space="preserve">AUTOMATIC </w:t>
+      </w:r>
+      <w:r>
+        <w:rPr>
+          <w:rFonts w:ascii="Segoe UI" w:hAnsi="Segoe UI" w:cs="Segoe UI"/>
+          <w:b/>
+          <w:bCs/>
+          <w:sz w:val="26"/>
+          <w:szCs w:val="26"/>
+        </w:rPr>
+        <w:t>CODE FIXES</w:t>
+      </w:r>
+      <w:r>
+        <w:rPr>
+          <w:rFonts w:ascii="Segoe UI" w:hAnsi="Segoe UI" w:cs="Segoe UI"/>
+          <w:b/>
+          <w:bCs/>
+          <w:sz w:val="26"/>
+          <w:szCs w:val="26"/>
+        </w:rPr>
+        <w:t xml:space="preserve"> </w:t>
+      </w:r>
+      <w:r>
+        <w:rPr>
+          <w:rFonts w:ascii="Segoe UI" w:hAnsi="Segoe UI" w:cs="Segoe UI"/>
+          <w:b/>
+          <w:bCs/>
+          <w:sz w:val="26"/>
+          <w:szCs w:val="26"/>
+        </w:rPr>
+        <w:t>TEST RESULTS</w:t>
+      </w:r>
+    </w:p>
+    <w:tbl>
+      <w:tblPr>
+        <w:tblStyle w:val="PlainTable1"/>
+        <w:tblW w:w="0" w:type="auto"/>
+        <w:tblLook w:val="04A0" w:firstRow="1" w:lastRow="0" w:firstColumn="1" w:lastColumn="0" w:noHBand="0" w:noVBand="1"/>
+      </w:tblPr>
+      <w:tblGrid>
+        <w:gridCol w:w="711"/>
+        <w:gridCol w:w="1800"/>
+        <w:gridCol w:w="1714"/>
+        <w:gridCol w:w="2444"/>
+        <w:gridCol w:w="2681"/>
+      </w:tblGrid>
+      <w:tr>
+        <w:trPr>
+          <w:cnfStyle w:val="100000000000" w:firstRow="1" w:lastRow="0" w:firstColumn="0" w:lastColumn="0" w:oddVBand="0" w:evenVBand="0" w:oddHBand="0" w:evenHBand="0" w:firstRowFirstColumn="0" w:firstRowLastColumn="0" w:lastRowFirstColumn="0" w:lastRowLastColumn="0"/>
+        </w:trPr>
+        <w:tc>
+          <w:tcPr>
+            <w:cnfStyle w:val="001000000000" w:firstRow="0" w:lastRow="0" w:firstColumn="1" w:lastColumn="0" w:oddVBand="0" w:evenVBand="0" w:oddHBand="0" w:evenHBand="0" w:firstRowFirstColumn="0" w:firstRowLastColumn="0" w:lastRowFirstColumn="0" w:lastRowLastColumn="0"/>
+            <w:tcW w:w="711" w:type="dxa"/>
+          </w:tcPr>
+          <w:p>
+            <w:pPr>
+              <w:spacing w:line="276" w:lineRule="auto"/>
+              <w:jc w:val="center"/>
+              <w:rPr>
+                <w:rFonts w:ascii="Segoe UI" w:hAnsi="Segoe UI" w:cs="Segoe UI"/>
+                <w:sz w:val="22"/>
+                <w:szCs w:val="22"/>
+              </w:rPr>
+            </w:pPr>
+            <w:r>
+              <w:rPr>
+                <w:rFonts w:ascii="Segoe UI" w:hAnsi="Segoe UI" w:cs="Segoe UI"/>
+                <w:sz w:val="22"/>
+                <w:szCs w:val="22"/>
+              </w:rPr>
+              <w:t>S</w:t>
+            </w:r>
+            <w:r>
+              <w:rPr>
+                <w:rFonts w:ascii="Segoe UI" w:hAnsi="Segoe UI" w:cs="Segoe UI"/>
+                <w:sz w:val="22"/>
+                <w:szCs w:val="22"/>
+              </w:rPr>
+              <w:t>.</w:t>
+            </w:r>
+            <w:r>
+              <w:rPr>
+                <w:rFonts w:ascii="Segoe UI" w:hAnsi="Segoe UI" w:cs="Segoe UI"/>
+                <w:sz w:val="22"/>
+                <w:szCs w:val="22"/>
+              </w:rPr>
+              <w:t>No</w:t>
+            </w:r>
+          </w:p>
+        </w:tc>
+        <w:tc>
+          <w:tcPr>
+            <w:tcW w:w="1800" w:type="dxa"/>
+          </w:tcPr>
+          <w:p>
+            <w:pPr>
+              <w:spacing w:line="276" w:lineRule="auto"/>
+              <w:jc w:val="center"/>
+              <w:cnfStyle w:val="100000000000" w:firstRow="1" w:lastRow="0" w:firstColumn="0" w:lastColumn="0" w:oddVBand="0" w:evenVBand="0" w:oddHBand="0" w:evenHBand="0" w:firstRowFirstColumn="0" w:firstRowLastColumn="0" w:lastRowFirstColumn="0" w:lastRowLastColumn="0"/>
+              <w:rPr>
+                <w:rFonts w:ascii="Segoe UI" w:hAnsi="Segoe UI" w:cs="Segoe UI"/>
+                <w:sz w:val="22"/>
+                <w:szCs w:val="22"/>
+              </w:rPr>
+            </w:pPr>
+            <w:r>
+              <w:rPr>
+                <w:rFonts w:ascii="Segoe UI" w:hAnsi="Segoe UI" w:cs="Segoe UI"/>
+                <w:sz w:val="22"/>
+                <w:szCs w:val="22"/>
+              </w:rPr>
+              <w:t>Scenario</w:t>
+            </w:r>
+          </w:p>
+        </w:tc>
+        <w:tc>
+          <w:tcPr>
+            <w:tcW w:w="1714" w:type="dxa"/>
+          </w:tcPr>
+          <w:p>
+            <w:pPr>
+              <w:spacing w:line="276" w:lineRule="auto"/>
+              <w:jc w:val="center"/>
+              <w:cnfStyle w:val="100000000000" w:firstRow="1" w:lastRow="0" w:firstColumn="0" w:lastColumn="0" w:oddVBand="0" w:evenVBand="0" w:oddHBand="0" w:evenHBand="0" w:firstRowFirstColumn="0" w:firstRowLastColumn="0" w:lastRowFirstColumn="0" w:lastRowLastColumn="0"/>
+              <w:rPr>
+                <w:rFonts w:ascii="Segoe UI" w:hAnsi="Segoe UI" w:cs="Segoe UI"/>
+                <w:sz w:val="22"/>
+                <w:szCs w:val="22"/>
+              </w:rPr>
+            </w:pPr>
+            <w:r>
+              <w:rPr>
+                <w:rFonts w:ascii="Segoe UI" w:hAnsi="Segoe UI" w:cs="Segoe UI"/>
+                <w:sz w:val="22"/>
+                <w:szCs w:val="22"/>
+              </w:rPr>
+              <w:t>Test Status</w:t>
+            </w:r>
+          </w:p>
+        </w:tc>
+        <w:tc>
+          <w:tcPr>
+            <w:tcW w:w="2444" w:type="dxa"/>
+          </w:tcPr>
+          <w:p>
+            <w:pPr>
+              <w:spacing w:line="276" w:lineRule="auto"/>
+              <w:jc w:val="center"/>
+              <w:cnfStyle w:val="100000000000" w:firstRow="1" w:lastRow="0" w:firstColumn="0" w:lastColumn="0" w:oddVBand="0" w:evenVBand="0" w:oddHBand="0" w:evenHBand="0" w:firstRowFirstColumn="0" w:firstRowLastColumn="0" w:lastRowFirstColumn="0" w:lastRowLastColumn="0"/>
+              <w:rPr>
+                <w:rFonts w:ascii="Segoe UI" w:hAnsi="Segoe UI" w:cs="Segoe UI"/>
+                <w:sz w:val="22"/>
+                <w:szCs w:val="22"/>
+              </w:rPr>
+            </w:pPr>
+            <w:r>
+              <w:rPr>
+                <w:rFonts w:ascii="Segoe UI" w:hAnsi="Segoe UI" w:cs="Segoe UI"/>
+                <w:sz w:val="22"/>
+                <w:szCs w:val="22"/>
+              </w:rPr>
+              <w:t>Comments</w:t>
+            </w:r>
+          </w:p>
+        </w:tc>
+        <w:tc>
+          <w:tcPr>
+            <w:tcW w:w="2681" w:type="dxa"/>
+          </w:tcPr>
+          <w:p>
+            <w:pPr>
+              <w:spacing w:line="276" w:lineRule="auto"/>
+              <w:jc w:val="center"/>
+              <w:cnfStyle w:val="100000000000" w:firstRow="1" w:lastRow="0" w:firstColumn="0" w:lastColumn="0" w:oddVBand="0" w:evenVBand="0" w:oddHBand="0" w:evenHBand="0" w:firstRowFirstColumn="0" w:firstRowLastColumn="0" w:lastRowFirstColumn="0" w:lastRowLastColumn="0"/>
+              <w:rPr>
+                <w:rFonts w:ascii="Segoe UI" w:hAnsi="Segoe UI" w:cs="Segoe UI"/>
+                <w:sz w:val="22"/>
+                <w:szCs w:val="22"/>
+              </w:rPr>
+            </w:pPr>
+            <w:r>
+              <w:rPr>
+                <w:rFonts w:ascii="Segoe UI" w:hAnsi="Segoe UI" w:cs="Segoe UI"/>
+                <w:sz w:val="22"/>
+                <w:szCs w:val="22"/>
+              </w:rPr>
+              <w:t>Evidence</w:t>
+            </w:r>
+          </w:p>
+        </w:tc>
+      </w:tr>
+      <w:tr>
+        <w:trPr>
+          <w:cnfStyle w:val="000000100000" w:firstRow="0" w:lastRow="0" w:firstColumn="0" w:lastColumn="0" w:oddVBand="0" w:evenVBand="0" w:oddHBand="1" w:evenHBand="0" w:firstRowFirstColumn="0" w:firstRowLastColumn="0" w:lastRowFirstColumn="0" w:lastRowLastColumn="0"/>
+        </w:trPr>
+        <w:tc>
+          <w:tcPr>
+            <w:cnfStyle w:val="001000000000" w:firstRow="0" w:lastRow="0" w:firstColumn="1" w:lastColumn="0" w:oddVBand="0" w:evenVBand="0" w:oddHBand="0" w:evenHBand="0" w:firstRowFirstColumn="0" w:firstRowLastColumn="0" w:lastRowFirstColumn="0" w:lastRowLastColumn="0"/>
+            <w:tcW w:w="711" w:type="dxa"/>
+            <w:vAlign w:val="center"/>
+            <w:hideMark/>
+          </w:tcPr>
+          <w:p>
+            <w:pPr>
+              <w:spacing w:line="276" w:lineRule="auto"/>
+              <w:rPr>
+                <w:rFonts w:ascii="Segoe UI" w:hAnsi="Segoe UI" w:cs="Segoe UI"/>
+                <w:sz w:val="22"/>
+                <w:szCs w:val="22"/>
+              </w:rPr>
+            </w:pPr>
+            <w:r>
+              <w:rPr>
+                <w:rFonts w:ascii="Segoe UI" w:hAnsi="Segoe UI" w:cs="Segoe UI"/>
+                <w:sz w:val="22"/>
+                <w:szCs w:val="22"/>
+              </w:rPr>
+              <w:t>1</w:t>
+            </w:r>
+          </w:p>
+        </w:tc>
+        <w:tc>
+          <w:tcPr>
+            <w:tcW w:w="1800" w:type="dxa"/>
+            <w:vAlign w:val="center"/>
+            <w:hideMark/>
+          </w:tcPr>
+          <w:p>
+            <w:pPr>
+              <w:spacing w:line="276" w:lineRule="auto"/>
+              <w:cnfStyle w:val="000000100000" w:firstRow="0" w:lastRow="0" w:firstColumn="0" w:lastColumn="0" w:oddVBand="0" w:evenVBand="0" w:oddHBand="1" w:evenHBand="0" w:firstRowFirstColumn="0" w:firstRowLastColumn="0" w:lastRowFirstColumn="0" w:lastRowLastColumn="0"/>
+              <w:rPr>
+                <w:rFonts w:ascii="Segoe UI" w:hAnsi="Segoe UI" w:cs="Segoe UI"/>
+                <w:sz w:val="22"/>
+                <w:szCs w:val="22"/>
+              </w:rPr>
+            </w:pPr>
+            <w:r>
+              <w:rPr>
+                <w:rFonts w:ascii="Segoe UI" w:hAnsi="Segoe UI" w:cs="Segoe UI"/>
+                <w:sz w:val="22"/>
+                <w:szCs w:val="22"/>
+              </w:rPr>
+              <w:t>BL0015 automatic code fix</w:t>
+            </w:r>
+          </w:p>
+        </w:tc>
+        <w:tc>
+          <w:tcPr>
+            <w:tcW w:w="1714" w:type="dxa"/>
+            <w:vAlign w:val="center"/>
+            <w:hideMark/>
+          </w:tcPr>
+          <w:p>
+            <w:pPr>
+              <w:spacing w:line="276" w:lineRule="auto"/>
+              <w:cnfStyle w:val="000000100000" w:firstRow="0" w:lastRow="0" w:firstColumn="0" w:lastColumn="0" w:oddVBand="0" w:evenVBand="0" w:oddHBand="1" w:evenHBand="0" w:firstRowFirstColumn="0" w:firstRowLastColumn="0" w:lastRowFirstColumn="0" w:lastRowLastColumn="0"/>
+              <w:rPr>
+                <w:rFonts w:ascii="Segoe UI" w:hAnsi="Segoe UI" w:cs="Segoe UI"/>
+                <w:sz w:val="22"/>
+                <w:szCs w:val="22"/>
+              </w:rPr>
+            </w:pPr>
+            <w:r>
+              <w:rPr>
+                <w:rFonts w:ascii="Segoe UI" w:hAnsi="Segoe UI" w:cs="Segoe UI"/>
+                <w:sz w:val="22"/>
+                <w:szCs w:val="22"/>
+              </w:rPr>
+              <w:t>Not Available</w:t>
+            </w:r>
+            <w:r>
+              <w:rPr>
+                <w:rFonts w:ascii="Segoe UI" w:hAnsi="Segoe UI" w:cs="Segoe UI"/>
+                <w:sz w:val="22"/>
+                <w:szCs w:val="22"/>
+              </w:rPr>
+              <w:t xml:space="preserve"> in Server and .Client projects</w:t>
+            </w:r>
+          </w:p>
+        </w:tc>
+        <w:tc>
+          <w:tcPr>
+            <w:tcW w:w="2444" w:type="dxa"/>
+            <w:vAlign w:val="center"/>
+            <w:hideMark/>
+          </w:tcPr>
+          <w:p>
+            <w:pPr>
+              <w:spacing w:line="276" w:lineRule="auto"/>
+              <w:cnfStyle w:val="000000100000" w:firstRow="0" w:lastRow="0" w:firstColumn="0" w:lastColumn="0" w:oddVBand="0" w:evenVBand="0" w:oddHBand="1" w:evenHBand="0" w:firstRowFirstColumn="0" w:firstRowLastColumn="0" w:lastRowFirstColumn="0" w:lastRowLastColumn="0"/>
+              <w:rPr>
+                <w:rFonts w:ascii="Segoe UI" w:hAnsi="Segoe UI" w:cs="Segoe UI"/>
+                <w:sz w:val="22"/>
+                <w:szCs w:val="22"/>
+              </w:rPr>
+            </w:pPr>
+            <w:r>
+              <w:rPr>
+                <w:rFonts w:ascii="Segoe UI" w:hAnsi="Segoe UI" w:cs="Segoe UI"/>
+                <w:sz w:val="22"/>
+                <w:szCs w:val="22"/>
+              </w:rPr>
+              <w:t>No automatic code fix provided. Only explanation available</w:t>
+            </w:r>
+          </w:p>
+        </w:tc>
+        <w:tc>
+          <w:tcPr>
+            <w:tcW w:w="2681" w:type="dxa"/>
+            <w:vAlign w:val="center"/>
+          </w:tcPr>
+          <w:p>
+            <w:pPr>
+              <w:spacing w:line="276" w:lineRule="auto"/>
+              <w:cnfStyle w:val="000000100000" w:firstRow="0" w:lastRow="0" w:firstColumn="0" w:lastColumn="0" w:oddVBand="0" w:evenVBand="0" w:oddHBand="1" w:evenHBand="0" w:firstRowFirstColumn="0" w:firstRowLastColumn="0" w:lastRowFirstColumn="0" w:lastRowLastColumn="0"/>
+              <w:rPr>
+                <w:rFonts w:ascii="Segoe UI" w:hAnsi="Segoe UI" w:cs="Segoe UI"/>
+                <w:sz w:val="22"/>
+                <w:szCs w:val="22"/>
+              </w:rPr>
+            </w:pPr>
+            <w:r>
+              <w:rPr>
+                <w:rFonts w:ascii="Segoe UI" w:hAnsi="Segoe UI" w:cs="Segoe UI"/>
+                <w:sz w:val="22"/>
+                <w:szCs w:val="22"/>
+              </w:rPr>
+              <w:t>BL0015-codefix-preview.png</w:t>
+            </w:r>
+          </w:p>
+        </w:tc>
+      </w:tr>
+      <w:tr>
+        <w:tc>
+          <w:tcPr>
+            <w:cnfStyle w:val="001000000000" w:firstRow="0" w:lastRow="0" w:firstColumn="1" w:lastColumn="0" w:oddVBand="0" w:evenVBand="0" w:oddHBand="0" w:evenHBand="0" w:firstRowFirstColumn="0" w:firstRowLastColumn="0" w:lastRowFirstColumn="0" w:lastRowLastColumn="0"/>
+            <w:tcW w:w="711" w:type="dxa"/>
+            <w:vAlign w:val="center"/>
+          </w:tcPr>
+          <w:p>
+            <w:pPr>
+              <w:spacing w:line="276" w:lineRule="auto"/>
+              <w:rPr>
+                <w:rFonts w:ascii="Segoe UI" w:hAnsi="Segoe UI" w:cs="Segoe UI"/>
+                <w:sz w:val="22"/>
+                <w:szCs w:val="22"/>
+              </w:rPr>
+            </w:pPr>
+            <w:r>
+              <w:rPr>
+                <w:rFonts w:ascii="Segoe UI" w:hAnsi="Segoe UI" w:cs="Segoe UI"/>
+                <w:sz w:val="22"/>
+                <w:szCs w:val="22"/>
+              </w:rPr>
+              <w:t>2</w:t>
+            </w:r>
+          </w:p>
+        </w:tc>
+        <w:tc>
+          <w:tcPr>
+            <w:tcW w:w="1800" w:type="dxa"/>
+            <w:vAlign w:val="center"/>
+          </w:tcPr>
+          <w:p>
+            <w:pPr>
+              <w:spacing w:line="276" w:lineRule="auto"/>
+              <w:cnfStyle w:val="000000000000" w:firstRow="0" w:lastRow="0" w:firstColumn="0" w:lastColumn="0" w:oddVBand="0" w:evenVBand="0" w:oddHBand="0" w:evenHBand="0" w:firstRowFirstColumn="0" w:firstRowLastColumn="0" w:lastRowFirstColumn="0" w:lastRowLastColumn="0"/>
+              <w:rPr>
+                <w:rFonts w:ascii="Segoe UI" w:hAnsi="Segoe UI" w:cs="Segoe UI"/>
+                <w:sz w:val="22"/>
+                <w:szCs w:val="22"/>
+              </w:rPr>
+            </w:pPr>
+            <w:r>
+              <w:rPr>
+                <w:rFonts w:ascii="Segoe UI" w:hAnsi="Segoe UI" w:cs="Segoe UI"/>
+                <w:sz w:val="22"/>
+                <w:szCs w:val="22"/>
+              </w:rPr>
+              <w:t>BL001</w:t>
+            </w:r>
+            <w:r>
+              <w:rPr>
+                <w:rFonts w:ascii="Segoe UI" w:hAnsi="Segoe UI" w:cs="Segoe UI"/>
+                <w:sz w:val="22"/>
+                <w:szCs w:val="22"/>
+              </w:rPr>
+              <w:t>6</w:t>
+            </w:r>
+            <w:r>
+              <w:rPr>
+                <w:rFonts w:ascii="Segoe UI" w:hAnsi="Segoe UI" w:cs="Segoe UI"/>
+                <w:sz w:val="22"/>
+                <w:szCs w:val="22"/>
+              </w:rPr>
+              <w:t xml:space="preserve"> automatic code fix</w:t>
+            </w:r>
+          </w:p>
+        </w:tc>
+        <w:tc>
+          <w:tcPr>
+            <w:tcW w:w="1714" w:type="dxa"/>
+            <w:vAlign w:val="center"/>
+          </w:tcPr>
+          <w:p>
+            <w:pPr>
+              <w:spacing w:line="276" w:lineRule="auto"/>
+              <w:cnfStyle w:val="000000000000" w:firstRow="0" w:lastRow="0" w:firstColumn="0" w:lastColumn="0" w:oddVBand="0" w:evenVBand="0" w:oddHBand="0" w:evenHBand="0" w:firstRowFirstColumn="0" w:firstRowLastColumn="0" w:lastRowFirstColumn="0" w:lastRowLastColumn="0"/>
+              <w:rPr>
+                <w:rFonts w:ascii="Segoe UI" w:hAnsi="Segoe UI" w:cs="Segoe UI"/>
+                <w:sz w:val="22"/>
+                <w:szCs w:val="22"/>
+              </w:rPr>
+            </w:pPr>
+            <w:r>
+              <w:rPr>
+                <w:rFonts w:ascii="Segoe UI" w:hAnsi="Segoe UI" w:cs="Segoe UI"/>
+                <w:sz w:val="22"/>
+                <w:szCs w:val="22"/>
+              </w:rPr>
+              <w:t>Not Available</w:t>
+            </w:r>
+            <w:r>
+              <w:rPr>
+                <w:rFonts w:ascii="Segoe UI" w:hAnsi="Segoe UI" w:cs="Segoe UI"/>
+                <w:sz w:val="22"/>
+                <w:szCs w:val="22"/>
+              </w:rPr>
+              <w:t xml:space="preserve"> in Server, .Client and RCL projects</w:t>
+            </w:r>
+          </w:p>
+        </w:tc>
+        <w:tc>
+          <w:tcPr>
+            <w:tcW w:w="2444" w:type="dxa"/>
+            <w:vAlign w:val="center"/>
+          </w:tcPr>
+          <w:p>
+            <w:pPr>
+              <w:spacing w:line="276" w:lineRule="auto"/>
+              <w:cnfStyle w:val="000000000000" w:firstRow="0" w:lastRow="0" w:firstColumn="0" w:lastColumn="0" w:oddVBand="0" w:evenVBand="0" w:oddHBand="0" w:evenHBand="0" w:firstRowFirstColumn="0" w:firstRowLastColumn="0" w:lastRowFirstColumn="0" w:lastRowLastColumn="0"/>
+              <w:rPr>
+                <w:rFonts w:ascii="Segoe UI" w:hAnsi="Segoe UI" w:cs="Segoe UI"/>
+                <w:sz w:val="22"/>
+                <w:szCs w:val="22"/>
+              </w:rPr>
+            </w:pPr>
+            <w:r>
+              <w:rPr>
+                <w:rFonts w:ascii="Segoe UI" w:hAnsi="Segoe UI" w:cs="Segoe UI"/>
+                <w:sz w:val="22"/>
+                <w:szCs w:val="22"/>
+              </w:rPr>
+              <w:t>No automatic code fix provided. Only explanation available</w:t>
+            </w:r>
+          </w:p>
+        </w:tc>
+        <w:tc>
+          <w:tcPr>
+            <w:tcW w:w="2681" w:type="dxa"/>
+            <w:vAlign w:val="center"/>
+          </w:tcPr>
+          <w:p>
+            <w:pPr>
+              <w:spacing w:line="276" w:lineRule="auto"/>
+              <w:cnfStyle w:val="000000000000" w:firstRow="0" w:lastRow="0" w:firstColumn="0" w:lastColumn="0" w:oddVBand="0" w:evenVBand="0" w:oddHBand="0" w:evenHBand="0" w:firstRowFirstColumn="0" w:firstRowLastColumn="0" w:lastRowFirstColumn="0" w:lastRowLastColumn="0"/>
+              <w:rPr>
+                <w:rFonts w:ascii="Segoe UI" w:hAnsi="Segoe UI" w:cs="Segoe UI"/>
+                <w:sz w:val="22"/>
+                <w:szCs w:val="22"/>
+              </w:rPr>
+            </w:pPr>
+            <w:r>
+              <w:rPr>
+                <w:rFonts w:ascii="Segoe UI" w:hAnsi="Segoe UI" w:cs="Segoe UI"/>
+                <w:sz w:val="22"/>
+                <w:szCs w:val="22"/>
+              </w:rPr>
+              <w:t>BL0016-codefix-preview.png</w:t>
+            </w:r>
+          </w:p>
+        </w:tc>
+      </w:tr>
+      <w:tr>
+        <w:trPr>
+          <w:cnfStyle w:val="000000100000" w:firstRow="0" w:lastRow="0" w:firstColumn="0" w:lastColumn="0" w:oddVBand="0" w:evenVBand="0" w:oddHBand="1" w:evenHBand="0" w:firstRowFirstColumn="0" w:firstRowLastColumn="0" w:lastRowFirstColumn="0" w:lastRowLastColumn="0"/>
+        </w:trPr>
+        <w:tc>
+          <w:tcPr>
+            <w:cnfStyle w:val="001000000000" w:firstRow="0" w:lastRow="0" w:firstColumn="1" w:lastColumn="0" w:oddVBand="0" w:evenVBand="0" w:oddHBand="0" w:evenHBand="0" w:firstRowFirstColumn="0" w:firstRowLastColumn="0" w:lastRowFirstColumn="0" w:lastRowLastColumn="0"/>
+            <w:tcW w:w="711" w:type="dxa"/>
+            <w:vAlign w:val="center"/>
+          </w:tcPr>
+          <w:p>
+            <w:pPr>
+              <w:spacing w:line="276" w:lineRule="auto"/>
+              <w:rPr>
+                <w:rFonts w:ascii="Segoe UI" w:hAnsi="Segoe UI" w:cs="Segoe UI"/>
+                <w:sz w:val="22"/>
+                <w:szCs w:val="22"/>
+              </w:rPr>
+            </w:pPr>
+            <w:r>
+              <w:rPr>
+                <w:rFonts w:ascii="Segoe UI" w:hAnsi="Segoe UI" w:cs="Segoe UI"/>
+                <w:sz w:val="22"/>
+                <w:szCs w:val="22"/>
+              </w:rPr>
+              <w:t>3</w:t>
+            </w:r>
+          </w:p>
+        </w:tc>
+        <w:tc>
+          <w:tcPr>
+            <w:tcW w:w="1800" w:type="dxa"/>
+            <w:vAlign w:val="center"/>
+          </w:tcPr>
+          <w:p>
+            <w:pPr>
+              <w:spacing w:line="276" w:lineRule="auto"/>
+              <w:cnfStyle w:val="000000100000" w:firstRow="0" w:lastRow="0" w:firstColumn="0" w:lastColumn="0" w:oddVBand="0" w:evenVBand="0" w:oddHBand="1" w:evenHBand="0" w:firstRowFirstColumn="0" w:firstRowLastColumn="0" w:lastRowFirstColumn="0" w:lastRowLastColumn="0"/>
+              <w:rPr>
+                <w:rFonts w:ascii="Segoe UI" w:hAnsi="Segoe UI" w:cs="Segoe UI"/>
+                <w:sz w:val="22"/>
+                <w:szCs w:val="22"/>
+              </w:rPr>
+            </w:pPr>
+            <w:r>
+              <w:rPr>
+                <w:rFonts w:ascii="Segoe UI" w:hAnsi="Segoe UI" w:cs="Segoe UI"/>
+                <w:sz w:val="22"/>
+                <w:szCs w:val="22"/>
+              </w:rPr>
+              <w:t xml:space="preserve">BL0015 automatic code fix in </w:t>
+            </w:r>
+            <w:r>
+              <w:rPr>
+                <w:rFonts w:ascii="Segoe UI" w:hAnsi="Segoe UI" w:cs="Segoe UI"/>
+                <w:b/>
+                <w:bCs/>
+                <w:sz w:val="22"/>
+                <w:szCs w:val="22"/>
+              </w:rPr>
+              <w:t>RCL</w:t>
+            </w:r>
+          </w:p>
+        </w:tc>
+        <w:tc>
+          <w:tcPr>
+            <w:tcW w:w="1714" w:type="dxa"/>
+            <w:vAlign w:val="center"/>
+          </w:tcPr>
+          <w:p>
+            <w:pPr>
+              <w:spacing w:line="276" w:lineRule="auto"/>
+              <w:cnfStyle w:val="000000100000" w:firstRow="0" w:lastRow="0" w:firstColumn="0" w:lastColumn="0" w:oddVBand="0" w:evenVBand="0" w:oddHBand="1" w:evenHBand="0" w:firstRowFirstColumn="0" w:firstRowLastColumn="0" w:lastRowFirstColumn="0" w:lastRowLastColumn="0"/>
+              <w:rPr>
+                <w:rFonts w:ascii="Segoe UI" w:hAnsi="Segoe UI" w:cs="Segoe UI"/>
+                <w:b/>
+                <w:bCs/>
+                <w:sz w:val="22"/>
+                <w:szCs w:val="22"/>
+              </w:rPr>
+            </w:pPr>
+            <w:r>
+              <w:rPr>
+                <w:rStyle w:val="Strong"/>
+                <w:rFonts w:ascii="Segoe UI" w:hAnsi="Segoe UI" w:cs="Segoe UI"/>
+                <w:b w:val="0"/>
+                <w:bCs w:val="0"/>
+                <w:sz w:val="22"/>
+                <w:szCs w:val="22"/>
+              </w:rPr>
+              <w:t>Available in RCL project alone</w:t>
+            </w:r>
+          </w:p>
+        </w:tc>
+        <w:tc>
+          <w:tcPr>
+            <w:tcW w:w="2444" w:type="dxa"/>
+            <w:vAlign w:val="center"/>
+          </w:tcPr>
+          <w:p>
+            <w:pPr>
+              <w:spacing w:line="276" w:lineRule="auto"/>
+              <w:cnfStyle w:val="000000100000" w:firstRow="0" w:lastRow="0" w:firstColumn="0" w:lastColumn="0" w:oddVBand="0" w:evenVBand="0" w:oddHBand="1" w:evenHBand="0" w:firstRowFirstColumn="0" w:firstRowLastColumn="0" w:lastRowFirstColumn="0" w:lastRowLastColumn="0"/>
+              <w:rPr>
+                <w:rFonts w:ascii="Segoe UI" w:hAnsi="Segoe UI" w:cs="Segoe UI"/>
+                <w:sz w:val="22"/>
+                <w:szCs w:val="22"/>
+              </w:rPr>
+            </w:pPr>
+            <w:r>
+              <w:rPr>
+                <w:rFonts w:ascii="Segoe UI" w:hAnsi="Segoe UI" w:cs="Segoe UI"/>
+                <w:sz w:val="22"/>
+                <w:szCs w:val="22"/>
+              </w:rPr>
+              <w:t>Automatic code fix "Make [JSInvokable] method public" is available ONLY in RCL project</w:t>
+            </w:r>
+          </w:p>
+        </w:tc>
+        <w:tc>
+          <w:tcPr>
+            <w:tcW w:w="2681" w:type="dxa"/>
+            <w:vAlign w:val="center"/>
+          </w:tcPr>
+          <w:p>
+            <w:pPr>
+              <w:spacing w:line="276" w:lineRule="auto"/>
+              <w:cnfStyle w:val="000000100000" w:firstRow="0" w:lastRow="0" w:firstColumn="0" w:lastColumn="0" w:oddVBand="0" w:evenVBand="0" w:oddHBand="1" w:evenHBand="0" w:firstRowFirstColumn="0" w:firstRowLastColumn="0" w:lastRowFirstColumn="0" w:lastRowLastColumn="0"/>
+              <w:rPr>
+                <w:rFonts w:ascii="Segoe UI" w:hAnsi="Segoe UI" w:cs="Segoe UI"/>
+                <w:sz w:val="22"/>
+                <w:szCs w:val="22"/>
+              </w:rPr>
+            </w:pPr>
+            <w:r>
+              <w:rPr>
+                <w:rFonts w:ascii="Segoe UI" w:hAnsi="Segoe UI" w:cs="Segoe UI"/>
+                <w:sz w:val="22"/>
+                <w:szCs w:val="22"/>
+              </w:rPr>
+              <w:t>RCL-BL0015-codefix-preview.png</w:t>
+            </w:r>
+          </w:p>
+        </w:tc>
+      </w:tr>
+      <w:tr>
+        <w:tc>
+          <w:tcPr>
+            <w:cnfStyle w:val="001000000000" w:firstRow="0" w:lastRow="0" w:firstColumn="1" w:lastColumn="0" w:oddVBand="0" w:evenVBand="0" w:oddHBand="0" w:evenHBand="0" w:firstRowFirstColumn="0" w:firstRowLastColumn="0" w:lastRowFirstColumn="0" w:lastRowLastColumn="0"/>
+            <w:tcW w:w="711" w:type="dxa"/>
+            <w:vAlign w:val="center"/>
+          </w:tcPr>
+          <w:p>
+            <w:pPr>
+              <w:spacing w:line="276" w:lineRule="auto"/>
+              <w:rPr>
+                <w:rFonts w:ascii="Segoe UI" w:hAnsi="Segoe UI" w:cs="Segoe UI"/>
+                <w:sz w:val="22"/>
+                <w:szCs w:val="22"/>
+              </w:rPr>
+            </w:pPr>
+            <w:r>
+              <w:rPr>
+                <w:rFonts w:ascii="Segoe UI" w:hAnsi="Segoe UI" w:cs="Segoe UI"/>
+                <w:sz w:val="22"/>
+                <w:szCs w:val="22"/>
+              </w:rPr>
+              <w:t>4</w:t>
+            </w:r>
+          </w:p>
+        </w:tc>
+        <w:tc>
+          <w:tcPr>
+            <w:tcW w:w="1800" w:type="dxa"/>
+            <w:vAlign w:val="center"/>
+          </w:tcPr>
+          <w:p>
+            <w:pPr>
+              <w:spacing w:line="276" w:lineRule="auto"/>
+              <w:cnfStyle w:val="000000000000" w:firstRow="0" w:lastRow="0" w:firstColumn="0" w:lastColumn="0" w:oddVBand="0" w:evenVBand="0" w:oddHBand="0" w:evenHBand="0" w:firstRowFirstColumn="0" w:firstRowLastColumn="0" w:lastRowFirstColumn="0" w:lastRowLastColumn="0"/>
+              <w:rPr>
+                <w:rFonts w:ascii="Segoe UI" w:hAnsi="Segoe UI" w:cs="Segoe UI"/>
+                <w:sz w:val="22"/>
+                <w:szCs w:val="22"/>
+              </w:rPr>
+            </w:pPr>
+            <w:r>
+              <w:rPr>
+                <w:rFonts w:ascii="Segoe UI" w:hAnsi="Segoe UI" w:cs="Segoe UI"/>
+                <w:sz w:val="22"/>
+                <w:szCs w:val="22"/>
+              </w:rPr>
+              <w:t>BL0015 automatic code fix</w:t>
+            </w:r>
+            <w:r>
+              <w:rPr>
+                <w:rFonts w:ascii="Segoe UI" w:hAnsi="Segoe UI" w:cs="Segoe UI"/>
+                <w:sz w:val="22"/>
+                <w:szCs w:val="22"/>
+              </w:rPr>
+              <w:t xml:space="preserve"> with multiple modifiers</w:t>
+            </w:r>
+            <w:r>
+              <w:rPr>
+                <w:rFonts w:ascii="Segoe UI" w:hAnsi="Segoe UI" w:cs="Segoe UI"/>
+                <w:sz w:val="22"/>
+                <w:szCs w:val="22"/>
+              </w:rPr>
+              <w:t xml:space="preserve"> in </w:t>
+            </w:r>
+            <w:r>
+              <w:rPr>
+                <w:rFonts w:ascii="Segoe UI" w:hAnsi="Segoe UI" w:cs="Segoe UI"/>
+                <w:b/>
+                <w:bCs/>
+                <w:sz w:val="22"/>
+                <w:szCs w:val="22"/>
+              </w:rPr>
+              <w:t>RCL</w:t>
+            </w:r>
+          </w:p>
+        </w:tc>
+        <w:tc>
+          <w:tcPr>
+            <w:tcW w:w="1714" w:type="dxa"/>
+            <w:vAlign w:val="center"/>
+          </w:tcPr>
+          <w:p>
+            <w:pPr>
+              <w:spacing w:line="276" w:lineRule="auto"/>
+              <w:cnfStyle w:val="000000000000" w:firstRow="0" w:lastRow="0" w:firstColumn="0" w:lastColumn="0" w:oddVBand="0" w:evenVBand="0" w:oddHBand="0" w:evenHBand="0" w:firstRowFirstColumn="0" w:firstRowLastColumn="0" w:lastRowFirstColumn="0" w:lastRowLastColumn="0"/>
+              <w:rPr>
+                <w:rStyle w:val="Strong"/>
+                <w:rFonts w:ascii="Segoe UI" w:hAnsi="Segoe UI" w:cs="Segoe UI"/>
+                <w:b w:val="0"/>
+                <w:bCs w:val="0"/>
+                <w:sz w:val="22"/>
+                <w:szCs w:val="22"/>
+              </w:rPr>
+            </w:pPr>
+            <w:r>
+              <w:rPr>
+                <w:rFonts w:ascii="Segoe UI" w:hAnsi="Segoe UI" w:cs="Segoe UI"/>
+                <w:sz w:val="22"/>
+                <w:szCs w:val="22"/>
+              </w:rPr>
+              <w:t>Works Properly</w:t>
+            </w:r>
+          </w:p>
+        </w:tc>
+        <w:tc>
+          <w:tcPr>
+            <w:tcW w:w="2444" w:type="dxa"/>
+            <w:vAlign w:val="center"/>
+          </w:tcPr>
+          <w:p>
+            <w:pPr>
+              <w:spacing w:line="276" w:lineRule="auto"/>
+              <w:cnfStyle w:val="000000000000" w:firstRow="0" w:lastRow="0" w:firstColumn="0" w:lastColumn="0" w:oddVBand="0" w:evenVBand="0" w:oddHBand="0" w:evenHBand="0" w:firstRowFirstColumn="0" w:firstRowLastColumn="0" w:lastRowFirstColumn="0" w:lastRowLastColumn="0"/>
+              <w:rPr>
+                <w:rFonts w:ascii="Segoe UI" w:hAnsi="Segoe UI" w:cs="Segoe UI"/>
+                <w:sz w:val="22"/>
+                <w:szCs w:val="22"/>
+              </w:rPr>
+            </w:pPr>
+            <w:r>
+              <w:rPr>
+                <w:rFonts w:ascii="Segoe UI" w:hAnsi="Segoe UI" w:cs="Segoe UI"/>
+                <w:sz w:val="22"/>
+                <w:szCs w:val="22"/>
+              </w:rPr>
+              <w:t>BL0015 code fix preserves multiple method modifiers (static, async) when applied</w:t>
+            </w:r>
+          </w:p>
+        </w:tc>
+        <w:tc>
+          <w:tcPr>
+            <w:tcW w:w="2681" w:type="dxa"/>
+            <w:vAlign w:val="center"/>
+          </w:tcPr>
+          <w:p>
+            <w:pPr>
+              <w:spacing w:line="276" w:lineRule="auto"/>
+              <w:cnfStyle w:val="000000000000" w:firstRow="0" w:lastRow="0" w:firstColumn="0" w:lastColumn="0" w:oddVBand="0" w:evenVBand="0" w:oddHBand="0" w:evenHBand="0" w:firstRowFirstColumn="0" w:firstRowLastColumn="0" w:lastRowFirstColumn="0" w:lastRowLastColumn="0"/>
+              <w:rPr>
+                <w:rFonts w:ascii="Segoe UI" w:hAnsi="Segoe UI" w:cs="Segoe UI"/>
+                <w:sz w:val="22"/>
+                <w:szCs w:val="22"/>
+              </w:rPr>
+            </w:pPr>
+            <w:r>
+              <w:rPr>
+                <w:rFonts w:ascii="Segoe UI" w:hAnsi="Segoe UI" w:cs="Segoe UI"/>
+                <w:sz w:val="22"/>
+                <w:szCs w:val="22"/>
+              </w:rPr>
+              <w:t>RCL-BL0015-before-fix-multimodifier</w:t>
+            </w:r>
+            <w:r>
+              <w:rPr>
+                <w:rFonts w:ascii="Segoe UI" w:hAnsi="Segoe UI" w:cs="Segoe UI"/>
+                <w:sz w:val="22"/>
+                <w:szCs w:val="22"/>
+              </w:rPr>
+              <w:t xml:space="preserve">, </w:t>
+            </w:r>
+            <w:r>
+              <w:rPr>
+                <w:rFonts w:ascii="Segoe UI" w:hAnsi="Segoe UI" w:cs="Segoe UI"/>
+                <w:sz w:val="22"/>
+                <w:szCs w:val="22"/>
+              </w:rPr>
+              <w:t>RCL-BL0015-after-fix-multimodifier</w:t>
+            </w:r>
+          </w:p>
+        </w:tc>
+      </w:tr>
+    </w:tbl>
+    <w:p>
+      <w:pPr>
+        <w:jc w:val="center"/>
+        <w:rPr>
+          <w:rFonts w:ascii="Segoe UI" w:hAnsi="Segoe UI" w:cs="Segoe UI"/>
+          <w:sz w:val="22"/>
+          <w:szCs w:val="22"/>
+        </w:rPr>
+      </w:pPr>
+      <w:r>
+        <w:rPr>
+          <w:rFonts w:ascii="Segoe UI" w:hAnsi="Segoe UI" w:cs="Segoe UI"/>
+          <w:sz w:val="22"/>
+          <w:szCs w:val="22"/>
+        </w:rPr>
+        <w:t>-----</w:t>
+      </w:r>
+      <w:r>
+        <w:rPr>
+          <w:rFonts w:ascii="Segoe UI" w:hAnsi="Segoe UI" w:cs="Segoe UI"/>
+          <w:sz w:val="22"/>
+          <w:szCs w:val="22"/>
+        </w:rPr>
+        <w:t>-----------------------------------------------------------------------------------------------</w:t>
+      </w:r>
+      <w:r>
+        <w:rPr>
+          <w:rFonts w:ascii="Segoe UI" w:hAnsi="Segoe UI" w:cs="Segoe UI"/>
+          <w:sz w:val="22"/>
+          <w:szCs w:val="22"/>
+        </w:rPr>
+        <w:t>------</w:t>
+      </w:r>
+    </w:p>
+    <w:p>
+      <w:pPr>
+        <w:rPr>
+          <w:rFonts w:ascii="Segoe UI" w:hAnsi="Segoe UI" w:cs="Segoe UI"/>
+          <w:b/>
+          <w:bCs/>
+          <w:sz w:val="26"/>
+          <w:szCs w:val="26"/>
+          <w:u w:val="single"/>
+        </w:rPr>
+      </w:pPr>
+      <w:r>
+        <w:rPr>
+          <w:rFonts w:ascii="Segoe UI" w:hAnsi="Segoe UI" w:cs="Segoe UI"/>
+          <w:b/>
+          <w:bCs/>
+          <w:sz w:val="26"/>
+          <w:szCs w:val="26"/>
+        </w:rPr>
+        <w:t xml:space="preserve">RUN TIME </w:t>
+      </w:r>
       <w:r>
         <w:rPr>
           <w:rFonts w:ascii="Segoe UI" w:hAnsi="Segoe UI" w:cs="Segoe UI"/>
@@ -408,11 +3397,10 @@
           <w:tcPr>
             <w:cnfStyle w:val="001000000000" w:firstRow="0" w:lastRow="0" w:firstColumn="1" w:lastColumn="0" w:oddVBand="0" w:evenVBand="0" w:oddHBand="0" w:evenHBand="0" w:firstRowFirstColumn="0" w:firstRowLastColumn="0" w:lastRowFirstColumn="0" w:lastRowLastColumn="0"/>
             <w:tcW w:w="714" w:type="dxa"/>
-            <w:hideMark/>
-          </w:tcPr>
-          <w:p>
-            <w:pPr>
-              <w:spacing w:after="160" w:line="276" w:lineRule="auto"/>
+          </w:tcPr>
+          <w:p>
+            <w:pPr>
+              <w:spacing w:line="276" w:lineRule="auto"/>
               <w:jc w:val="center"/>
               <w:rPr>
                 <w:rFonts w:ascii="Segoe UI" w:hAnsi="Segoe UI" w:cs="Segoe UI"/>
@@ -420,8 +3408,6 @@
                 <w:szCs w:val="22"/>
               </w:rPr>
             </w:pPr>
-            <w:proofErr w:type="spellStart"/>
-            <w:proofErr w:type="gramStart"/>
             <w:r>
               <w:rPr>
                 <w:rFonts w:ascii="Segoe UI" w:hAnsi="Segoe UI" w:cs="Segoe UI"/>
@@ -446,18 +3432,15 @@
               </w:rPr>
               <w:t>No</w:t>
             </w:r>
-            <w:proofErr w:type="spellEnd"/>
-            <w:proofErr w:type="gramEnd"/>
           </w:p>
         </w:tc>
         <w:tc>
           <w:tcPr>
             <w:tcW w:w="1806" w:type="dxa"/>
-            <w:hideMark/>
-          </w:tcPr>
-          <w:p>
-            <w:pPr>
-              <w:spacing w:after="160" w:line="276" w:lineRule="auto"/>
+          </w:tcPr>
+          <w:p>
+            <w:pPr>
+              <w:spacing w:line="276" w:lineRule="auto"/>
               <w:jc w:val="center"/>
               <w:cnfStyle w:val="100000000000" w:firstRow="1" w:lastRow="0" w:firstColumn="0" w:lastColumn="0" w:oddVBand="0" w:evenVBand="0" w:oddHBand="0" w:evenHBand="0" w:firstRowFirstColumn="0" w:firstRowLastColumn="0" w:lastRowFirstColumn="0" w:lastRowLastColumn="0"/>
               <w:rPr>
@@ -479,11 +3462,10 @@
         <w:tc>
           <w:tcPr>
             <w:tcW w:w="1136" w:type="dxa"/>
-            <w:hideMark/>
-          </w:tcPr>
-          <w:p>
-            <w:pPr>
-              <w:spacing w:after="160" w:line="276" w:lineRule="auto"/>
+          </w:tcPr>
+          <w:p>
+            <w:pPr>
+              <w:spacing w:line="276" w:lineRule="auto"/>
               <w:jc w:val="center"/>
               <w:cnfStyle w:val="100000000000" w:firstRow="1" w:lastRow="0" w:firstColumn="0" w:lastColumn="0" w:oddVBand="0" w:evenVBand="0" w:oddHBand="0" w:evenHBand="0" w:firstRowFirstColumn="0" w:firstRowLastColumn="0" w:lastRowFirstColumn="0" w:lastRowLastColumn="0"/>
               <w:rPr>
@@ -505,11 +3487,10 @@
         <w:tc>
           <w:tcPr>
             <w:tcW w:w="3013" w:type="dxa"/>
-            <w:hideMark/>
-          </w:tcPr>
-          <w:p>
-            <w:pPr>
-              <w:spacing w:after="160" w:line="276" w:lineRule="auto"/>
+          </w:tcPr>
+          <w:p>
+            <w:pPr>
+              <w:spacing w:line="276" w:lineRule="auto"/>
               <w:jc w:val="center"/>
               <w:cnfStyle w:val="100000000000" w:firstRow="1" w:lastRow="0" w:firstColumn="0" w:lastColumn="0" w:oddVBand="0" w:evenVBand="0" w:oddHBand="0" w:evenHBand="0" w:firstRowFirstColumn="0" w:firstRowLastColumn="0" w:lastRowFirstColumn="0" w:lastRowLastColumn="0"/>
               <w:rPr>
@@ -563,7 +3544,6 @@
             <w:cnfStyle w:val="001000000000" w:firstRow="0" w:lastRow="0" w:firstColumn="1" w:lastColumn="0" w:oddVBand="0" w:evenVBand="0" w:oddHBand="0" w:evenHBand="0" w:firstRowFirstColumn="0" w:firstRowLastColumn="0" w:lastRowFirstColumn="0" w:lastRowLastColumn="0"/>
             <w:tcW w:w="714" w:type="dxa"/>
             <w:vAlign w:val="center"/>
-            <w:hideMark/>
           </w:tcPr>
           <w:p>
             <w:pPr>
@@ -588,7 +3568,6 @@
           <w:tcPr>
             <w:tcW w:w="1806" w:type="dxa"/>
             <w:vAlign w:val="center"/>
-            <w:hideMark/>
           </w:tcPr>
           <w:p>
             <w:pPr>
@@ -606,7 +3585,31 @@
                 <w:sz w:val="22"/>
                 <w:szCs w:val="22"/>
               </w:rPr>
-              <w:t>Build BL0010 warning in command line</w:t>
+              <w:t xml:space="preserve">Runtime behavior - BL0010 incorrect </w:t>
+            </w:r>
+            <w:r>
+              <w:rPr>
+                <w:rFonts w:ascii="Segoe UI" w:hAnsi="Segoe UI" w:cs="Segoe UI"/>
+                <w:sz w:val="22"/>
+                <w:szCs w:val="22"/>
+              </w:rPr>
+              <w:t xml:space="preserve">and correct </w:t>
+            </w:r>
+            <w:r>
+              <w:rPr>
+                <w:rFonts w:ascii="Segoe UI" w:hAnsi="Segoe UI" w:cs="Segoe UI"/>
+                <w:sz w:val="22"/>
+                <w:szCs w:val="22"/>
+              </w:rPr>
+              <w:t>pattern</w:t>
+            </w:r>
+            <w:r>
+              <w:rPr>
+                <w:rFonts w:ascii="Segoe UI" w:hAnsi="Segoe UI" w:cs="Segoe UI"/>
+                <w:sz w:val="22"/>
+                <w:szCs w:val="22"/>
+              </w:rPr>
+              <w:t>s</w:t>
             </w:r>
           </w:p>
         </w:tc>
@@ -614,7 +3617,6 @@
           <w:tcPr>
             <w:tcW w:w="1136" w:type="dxa"/>
             <w:vAlign w:val="center"/>
-            <w:hideMark/>
           </w:tcPr>
           <w:p>
             <w:pPr>
@@ -640,7 +3642,6 @@
           <w:tcPr>
             <w:tcW w:w="3013" w:type="dxa"/>
             <w:vAlign w:val="center"/>
-            <w:hideMark/>
           </w:tcPr>
           <w:p>
             <w:pPr>
@@ -658,7 +3659,15 @@
                 <w:sz w:val="22"/>
                 <w:szCs w:val="22"/>
               </w:rPr>
-              <w:t>BL0010 warning appears in dotnet build output</w:t>
+              <w:t>Serialization error occurs when InvokeAsync&lt;object&gt; used</w:t>
+            </w:r>
+            <w:r>
+              <w:rPr>
+                <w:rFonts w:ascii="Segoe UI" w:hAnsi="Segoe UI" w:cs="Segoe UI"/>
+                <w:sz w:val="22"/>
+                <w:szCs w:val="22"/>
+              </w:rPr>
+              <w:t xml:space="preserve"> and resolved when InvokeVoidAsync used.</w:t>
             </w:r>
           </w:p>
         </w:tc>
@@ -683,7 +3692,7 @@
                 <w:sz w:val="22"/>
                 <w:szCs w:val="22"/>
               </w:rPr>
-              <w:t>BL0010_build_output.png</w:t>
+              <w:t>BL0010-run-time-output.png, BL0010-runtime-output.gif</w:t>
             </w:r>
           </w:p>
         </w:tc>
@@ -694,7 +3703,6 @@
             <w:cnfStyle w:val="001000000000" w:firstRow="0" w:lastRow="0" w:firstColumn="1" w:lastColumn="0" w:oddVBand="0" w:evenVBand="0" w:oddHBand="0" w:evenHBand="0" w:firstRowFirstColumn="0" w:firstRowLastColumn="0" w:lastRowFirstColumn="0" w:lastRowLastColumn="0"/>
             <w:tcW w:w="714" w:type="dxa"/>
             <w:vAlign w:val="center"/>
-            <w:hideMark/>
           </w:tcPr>
           <w:p>
             <w:pPr>
@@ -719,7 +3727,6 @@
           <w:tcPr>
             <w:tcW w:w="1806" w:type="dxa"/>
             <w:vAlign w:val="center"/>
-            <w:hideMark/>
           </w:tcPr>
           <w:p>
             <w:pPr>
@@ -737,7 +3744,31 @@
                 <w:sz w:val="22"/>
                 <w:szCs w:val="22"/>
               </w:rPr>
-              <w:t>Verify BL0010 warning location</w:t>
+              <w:t>Runtime behavior - BL0015 incorrect</w:t>
+            </w:r>
+            <w:r>
+              <w:rPr>
+                <w:rFonts w:ascii="Segoe UI" w:hAnsi="Segoe UI" w:cs="Segoe UI"/>
+                <w:sz w:val="22"/>
+                <w:szCs w:val="22"/>
+              </w:rPr>
+              <w:t xml:space="preserve"> and correct</w:t>
+            </w:r>
+            <w:r>
+              <w:rPr>
+                <w:rFonts w:ascii="Segoe UI" w:hAnsi="Segoe UI" w:cs="Segoe UI"/>
+                <w:sz w:val="22"/>
+                <w:szCs w:val="22"/>
+              </w:rPr>
+              <w:t xml:space="preserve"> pattern</w:t>
+            </w:r>
+            <w:r>
+              <w:rPr>
+                <w:rFonts w:ascii="Segoe UI" w:hAnsi="Segoe UI" w:cs="Segoe UI"/>
+                <w:sz w:val="22"/>
+                <w:szCs w:val="22"/>
+              </w:rPr>
+              <w:t>s</w:t>
             </w:r>
           </w:p>
         </w:tc>
@@ -745,7 +3776,6 @@
           <w:tcPr>
             <w:tcW w:w="1136" w:type="dxa"/>
             <w:vAlign w:val="center"/>
-            <w:hideMark/>
           </w:tcPr>
           <w:p>
             <w:pPr>
@@ -771,7 +3801,6 @@
           <w:tcPr>
             <w:tcW w:w="3013" w:type="dxa"/>
             <w:vAlign w:val="center"/>
-            <w:hideMark/>
           </w:tcPr>
           <w:p>
             <w:pPr>
@@ -789,7 +3818,31 @@
                 <w:sz w:val="22"/>
                 <w:szCs w:val="22"/>
               </w:rPr>
-              <w:t>Warning shown on correct component and line number</w:t>
+              <w:t>Method lookup fails when [JSInvokable] is private</w:t>
+            </w:r>
+            <w:r>
+              <w:rPr>
+                <w:rFonts w:ascii="Segoe UI" w:hAnsi="Segoe UI" w:cs="Segoe UI"/>
+                <w:sz w:val="22"/>
+                <w:szCs w:val="22"/>
+              </w:rPr>
+              <w:t xml:space="preserve"> and it succeed </w:t>
+            </w:r>
+            <w:r>
+              <w:rPr>
+                <w:rFonts w:ascii="Segoe UI" w:hAnsi="Segoe UI" w:cs="Segoe UI"/>
+                <w:sz w:val="22"/>
+                <w:szCs w:val="22"/>
+              </w:rPr>
+              <w:t xml:space="preserve">[JSInvokable] is </w:t>
+            </w:r>
+            <w:r>
+              <w:rPr>
+                <w:rFonts w:ascii="Segoe UI" w:hAnsi="Segoe UI" w:cs="Segoe UI"/>
+                <w:sz w:val="22"/>
+                <w:szCs w:val="22"/>
+              </w:rPr>
+              <w:t>public</w:t>
             </w:r>
           </w:p>
         </w:tc>
@@ -814,7 +3867,7 @@
                 <w:sz w:val="22"/>
                 <w:szCs w:val="22"/>
               </w:rPr>
-              <w:t>BL0010_error_list.png</w:t>
+              <w:t>BL0015-run-time-output.png, BL0015-runtime-output.gif</w:t>
             </w:r>
           </w:p>
         </w:tc>
@@ -828,7 +3881,6 @@
             <w:cnfStyle w:val="001000000000" w:firstRow="0" w:lastRow="0" w:firstColumn="1" w:lastColumn="0" w:oddVBand="0" w:evenVBand="0" w:oddHBand="0" w:evenHBand="0" w:firstRowFirstColumn="0" w:firstRowLastColumn="0" w:lastRowFirstColumn="0" w:lastRowLastColumn="0"/>
             <w:tcW w:w="714" w:type="dxa"/>
             <w:vAlign w:val="center"/>
-            <w:hideMark/>
           </w:tcPr>
           <w:p>
             <w:pPr>
@@ -853,7 +3905,6 @@
           <w:tcPr>
             <w:tcW w:w="1806" w:type="dxa"/>
             <w:vAlign w:val="center"/>
-            <w:hideMark/>
           </w:tcPr>
           <w:p>
             <w:pPr>
@@ -871,7 +3922,16 @@
                 <w:sz w:val="22"/>
                 <w:szCs w:val="22"/>
               </w:rPr>
-              <w:t>Verify BL0010 warning in Visual Studio</w:t>
+              <w:t xml:space="preserve">Runtime behavior - </w:t>
+            </w:r>
+            <w:r>
+              <w:rPr>
+                <w:rFonts w:ascii="Segoe UI" w:hAnsi="Segoe UI" w:cs="Segoe UI"/>
+                <w:sz w:val="22"/>
+                <w:szCs w:val="22"/>
+              </w:rPr>
+              <w:lastRenderedPageBreak/>
+              <w:t>BL0016 unguarded call</w:t>
             </w:r>
           </w:p>
         </w:tc>
@@ -879,7 +3939,6 @@
           <w:tcPr>
             <w:tcW w:w="1136" w:type="dxa"/>
             <w:vAlign w:val="center"/>
-            <w:hideMark/>
           </w:tcPr>
           <w:p>
             <w:pPr>
@@ -897,6 +3956,7 @@
                 <w:sz w:val="22"/>
                 <w:szCs w:val="22"/>
               </w:rPr>
+              <w:lastRenderedPageBreak/>
               <w:t>Works Properly</w:t>
             </w:r>
           </w:p>
@@ -905,7 +3965,6 @@
           <w:tcPr>
             <w:tcW w:w="3013" w:type="dxa"/>
             <w:vAlign w:val="center"/>
-            <w:hideMark/>
           </w:tcPr>
           <w:p>
             <w:pPr>
@@ -923,7 +3982,7 @@
                 <w:sz w:val="22"/>
                 <w:szCs w:val="22"/>
               </w:rPr>
-              <w:t>Warning displayed in IDE error list with tooltip</w:t>
+              <w:t>JavaScript unavailable error when called unguarded</w:t>
             </w:r>
           </w:p>
         </w:tc>
@@ -948,7 +4007,32 @@
                 <w:sz w:val="22"/>
                 <w:szCs w:val="22"/>
               </w:rPr>
-              <w:t>BL0010_IDE.png</w:t>
+              <w:t>BL0016-run-time-error-output1.png, BL0016-run-time-error-</w:t>
+            </w:r>
+            <w:r>
+              <w:rPr>
+                <w:rFonts w:ascii="Segoe UI" w:hAnsi="Segoe UI" w:cs="Segoe UI"/>
+                <w:sz w:val="22"/>
+                <w:szCs w:val="22"/>
+              </w:rPr>
+              <w:lastRenderedPageBreak/>
+              <w:t>output</w:t>
+            </w:r>
+            <w:r>
+              <w:rPr>
+                <w:rFonts w:ascii="Segoe UI" w:hAnsi="Segoe UI" w:cs="Segoe UI"/>
+                <w:sz w:val="22"/>
+                <w:szCs w:val="22"/>
+              </w:rPr>
+              <w:t>2</w:t>
+            </w:r>
+            <w:r>
+              <w:rPr>
+                <w:rFonts w:ascii="Segoe UI" w:hAnsi="Segoe UI" w:cs="Segoe UI"/>
+                <w:sz w:val="22"/>
+                <w:szCs w:val="22"/>
+              </w:rPr>
+              <w:t>.png, BL0016-ungaurded-js-call-runtime-output.gif</w:t>
             </w:r>
           </w:p>
         </w:tc>
@@ -959,7 +4043,6 @@
             <w:cnfStyle w:val="001000000000" w:firstRow="0" w:lastRow="0" w:firstColumn="1" w:lastColumn="0" w:oddVBand="0" w:evenVBand="0" w:oddHBand="0" w:evenHBand="0" w:firstRowFirstColumn="0" w:firstRowLastColumn="0" w:lastRowFirstColumn="0" w:lastRowLastColumn="0"/>
             <w:tcW w:w="714" w:type="dxa"/>
             <w:vAlign w:val="center"/>
-            <w:hideMark/>
           </w:tcPr>
           <w:p>
             <w:pPr>
@@ -985,7 +4068,6 @@
           <w:tcPr>
             <w:tcW w:w="1806" w:type="dxa"/>
             <w:vAlign w:val="center"/>
-            <w:hideMark/>
           </w:tcPr>
           <w:p>
             <w:pPr>
@@ -1003,7 +4085,7 @@
                 <w:sz w:val="22"/>
                 <w:szCs w:val="22"/>
               </w:rPr>
-              <w:t>Verify same warning appears in command line build</w:t>
+              <w:t>Runtime behavior - BL0016 guarded call</w:t>
             </w:r>
           </w:p>
         </w:tc>
@@ -1011,7 +4093,6 @@
           <w:tcPr>
             <w:tcW w:w="1136" w:type="dxa"/>
             <w:vAlign w:val="center"/>
-            <w:hideMark/>
           </w:tcPr>
           <w:p>
             <w:pPr>
@@ -1037,7 +4118,6 @@
           <w:tcPr>
             <w:tcW w:w="3013" w:type="dxa"/>
             <w:vAlign w:val="center"/>
-            <w:hideMark/>
           </w:tcPr>
           <w:p>
             <w:pPr>
@@ -1055,7 +4135,7 @@
                 <w:sz w:val="22"/>
                 <w:szCs w:val="22"/>
               </w:rPr>
-              <w:t>Same warning ID and count in CLI and IDE</w:t>
+              <w:t>Guarded call in OnAfterRender succeeds</w:t>
             </w:r>
           </w:p>
         </w:tc>
@@ -1080,2381 +4160,12 @@
                 <w:sz w:val="22"/>
                 <w:szCs w:val="22"/>
               </w:rPr>
-              <w:t>BL0010_build_output.png</w:t>
-            </w:r>
-          </w:p>
-        </w:tc>
-      </w:tr>
-      <w:tr>
-        <w:trPr>
-          <w:cnfStyle w:val="000000100000" w:firstRow="0" w:lastRow="0" w:firstColumn="0" w:lastColumn="0" w:oddVBand="0" w:evenVBand="0" w:oddHBand="1" w:evenHBand="0" w:firstRowFirstColumn="0" w:firstRowLastColumn="0" w:lastRowFirstColumn="0" w:lastRowLastColumn="0"/>
-        </w:trPr>
-        <w:tc>
-          <w:tcPr>
-            <w:cnfStyle w:val="001000000000" w:firstRow="0" w:lastRow="0" w:firstColumn="1" w:lastColumn="0" w:oddVBand="0" w:evenVBand="0" w:oddHBand="0" w:evenHBand="0" w:firstRowFirstColumn="0" w:firstRowLastColumn="0" w:lastRowFirstColumn="0" w:lastRowLastColumn="0"/>
-            <w:tcW w:w="714" w:type="dxa"/>
-            <w:vAlign w:val="center"/>
-            <w:hideMark/>
-          </w:tcPr>
-          <w:p>
-            <w:pPr>
-              <w:spacing w:line="276" w:lineRule="auto"/>
-              <w:rPr>
-                <w:rFonts w:ascii="Segoe UI" w:hAnsi="Segoe UI" w:cs="Segoe UI"/>
-                <w:sz w:val="22"/>
-                <w:szCs w:val="22"/>
-              </w:rPr>
-            </w:pPr>
-            <w:r>
-              <w:rPr>
-                <w:rFonts w:ascii="Segoe UI" w:hAnsi="Segoe UI" w:cs="Segoe UI"/>
-                <w:sz w:val="22"/>
-                <w:szCs w:val="22"/>
-              </w:rPr>
-              <w:t>5</w:t>
-            </w:r>
-          </w:p>
-        </w:tc>
-        <w:tc>
-          <w:tcPr>
-            <w:tcW w:w="1806" w:type="dxa"/>
-            <w:vAlign w:val="center"/>
-            <w:hideMark/>
-          </w:tcPr>
-          <w:p>
-            <w:pPr>
-              <w:spacing w:line="276" w:lineRule="auto"/>
-              <w:cnfStyle w:val="000000100000" w:firstRow="0" w:lastRow="0" w:firstColumn="0" w:lastColumn="0" w:oddVBand="0" w:evenVBand="0" w:oddHBand="1" w:evenHBand="0" w:firstRowFirstColumn="0" w:firstRowLastColumn="0" w:lastRowFirstColumn="0" w:lastRowLastColumn="0"/>
-              <w:rPr>
-                <w:rFonts w:ascii="Segoe UI" w:hAnsi="Segoe UI" w:cs="Segoe UI"/>
-                <w:sz w:val="22"/>
-                <w:szCs w:val="22"/>
-              </w:rPr>
-            </w:pPr>
-            <w:r>
-              <w:rPr>
-                <w:rFonts w:ascii="Segoe UI" w:hAnsi="Segoe UI" w:cs="Segoe UI"/>
-                <w:sz w:val="22"/>
-                <w:szCs w:val="22"/>
-              </w:rPr>
-              <w:t>Build BL0015 warning in command line</w:t>
-            </w:r>
-          </w:p>
-        </w:tc>
-        <w:tc>
-          <w:tcPr>
-            <w:tcW w:w="1136" w:type="dxa"/>
-            <w:vAlign w:val="center"/>
-            <w:hideMark/>
-          </w:tcPr>
-          <w:p>
-            <w:pPr>
-              <w:spacing w:line="276" w:lineRule="auto"/>
-              <w:cnfStyle w:val="000000100000" w:firstRow="0" w:lastRow="0" w:firstColumn="0" w:lastColumn="0" w:oddVBand="0" w:evenVBand="0" w:oddHBand="1" w:evenHBand="0" w:firstRowFirstColumn="0" w:firstRowLastColumn="0" w:lastRowFirstColumn="0" w:lastRowLastColumn="0"/>
-              <w:rPr>
-                <w:rFonts w:ascii="Segoe UI" w:hAnsi="Segoe UI" w:cs="Segoe UI"/>
-                <w:sz w:val="22"/>
-                <w:szCs w:val="22"/>
-              </w:rPr>
-            </w:pPr>
-            <w:r>
-              <w:rPr>
-                <w:rFonts w:ascii="Segoe UI" w:hAnsi="Segoe UI" w:cs="Segoe UI"/>
-                <w:sz w:val="22"/>
-                <w:szCs w:val="22"/>
-              </w:rPr>
-              <w:t>Works Properly</w:t>
-            </w:r>
-          </w:p>
-        </w:tc>
-        <w:tc>
-          <w:tcPr>
-            <w:tcW w:w="3013" w:type="dxa"/>
-            <w:vAlign w:val="center"/>
-            <w:hideMark/>
-          </w:tcPr>
-          <w:p>
-            <w:pPr>
-              <w:spacing w:line="276" w:lineRule="auto"/>
-              <w:cnfStyle w:val="000000100000" w:firstRow="0" w:lastRow="0" w:firstColumn="0" w:lastColumn="0" w:oddVBand="0" w:evenVBand="0" w:oddHBand="1" w:evenHBand="0" w:firstRowFirstColumn="0" w:firstRowLastColumn="0" w:lastRowFirstColumn="0" w:lastRowLastColumn="0"/>
-              <w:rPr>
-                <w:rFonts w:ascii="Segoe UI" w:hAnsi="Segoe UI" w:cs="Segoe UI"/>
-                <w:sz w:val="22"/>
-                <w:szCs w:val="22"/>
-              </w:rPr>
-            </w:pPr>
-            <w:r>
-              <w:rPr>
-                <w:rFonts w:ascii="Segoe UI" w:hAnsi="Segoe UI" w:cs="Segoe UI"/>
-                <w:sz w:val="22"/>
-                <w:szCs w:val="22"/>
-              </w:rPr>
-              <w:t>BL0015 warning appears in dotnet build output</w:t>
-            </w:r>
-          </w:p>
-        </w:tc>
-        <w:tc>
-          <w:tcPr>
-            <w:tcW w:w="2681" w:type="dxa"/>
-            <w:vAlign w:val="center"/>
-          </w:tcPr>
-          <w:p>
-            <w:pPr>
-              <w:spacing w:line="276" w:lineRule="auto"/>
-              <w:cnfStyle w:val="000000100000" w:firstRow="0" w:lastRow="0" w:firstColumn="0" w:lastColumn="0" w:oddVBand="0" w:evenVBand="0" w:oddHBand="1" w:evenHBand="0" w:firstRowFirstColumn="0" w:firstRowLastColumn="0" w:lastRowFirstColumn="0" w:lastRowLastColumn="0"/>
-              <w:rPr>
-                <w:rFonts w:ascii="Segoe UI" w:hAnsi="Segoe UI" w:cs="Segoe UI"/>
-                <w:sz w:val="22"/>
-                <w:szCs w:val="22"/>
-              </w:rPr>
-            </w:pPr>
-            <w:r>
-              <w:rPr>
-                <w:rFonts w:ascii="Segoe UI" w:hAnsi="Segoe UI" w:cs="Segoe UI"/>
-                <w:sz w:val="22"/>
-                <w:szCs w:val="22"/>
-              </w:rPr>
-              <w:t>BL0015_build_output.png</w:t>
-            </w:r>
-          </w:p>
-        </w:tc>
-      </w:tr>
-      <w:tr>
-        <w:tc>
-          <w:tcPr>
-            <w:cnfStyle w:val="001000000000" w:firstRow="0" w:lastRow="0" w:firstColumn="1" w:lastColumn="0" w:oddVBand="0" w:evenVBand="0" w:oddHBand="0" w:evenHBand="0" w:firstRowFirstColumn="0" w:firstRowLastColumn="0" w:lastRowFirstColumn="0" w:lastRowLastColumn="0"/>
-            <w:tcW w:w="714" w:type="dxa"/>
-            <w:vAlign w:val="center"/>
-            <w:hideMark/>
-          </w:tcPr>
-          <w:p>
-            <w:pPr>
-              <w:spacing w:line="276" w:lineRule="auto"/>
-              <w:rPr>
-                <w:rFonts w:ascii="Segoe UI" w:hAnsi="Segoe UI" w:cs="Segoe UI"/>
-                <w:sz w:val="22"/>
-                <w:szCs w:val="22"/>
-              </w:rPr>
-            </w:pPr>
-            <w:r>
-              <w:rPr>
-                <w:rFonts w:ascii="Segoe UI" w:hAnsi="Segoe UI" w:cs="Segoe UI"/>
-                <w:sz w:val="22"/>
-                <w:szCs w:val="22"/>
-              </w:rPr>
-              <w:t>6</w:t>
-            </w:r>
-          </w:p>
-        </w:tc>
-        <w:tc>
-          <w:tcPr>
-            <w:tcW w:w="1806" w:type="dxa"/>
-            <w:vAlign w:val="center"/>
-            <w:hideMark/>
-          </w:tcPr>
-          <w:p>
-            <w:pPr>
-              <w:spacing w:line="276" w:lineRule="auto"/>
-              <w:cnfStyle w:val="000000000000" w:firstRow="0" w:lastRow="0" w:firstColumn="0" w:lastColumn="0" w:oddVBand="0" w:evenVBand="0" w:oddHBand="0" w:evenHBand="0" w:firstRowFirstColumn="0" w:firstRowLastColumn="0" w:lastRowFirstColumn="0" w:lastRowLastColumn="0"/>
-              <w:rPr>
-                <w:rFonts w:ascii="Segoe UI" w:hAnsi="Segoe UI" w:cs="Segoe UI"/>
-                <w:sz w:val="22"/>
-                <w:szCs w:val="22"/>
-              </w:rPr>
-            </w:pPr>
-            <w:r>
-              <w:rPr>
-                <w:rFonts w:ascii="Segoe UI" w:hAnsi="Segoe UI" w:cs="Segoe UI"/>
-                <w:sz w:val="22"/>
-                <w:szCs w:val="22"/>
-              </w:rPr>
-              <w:t>Verify BL0015 warning location</w:t>
-            </w:r>
-          </w:p>
-        </w:tc>
-        <w:tc>
-          <w:tcPr>
-            <w:tcW w:w="1136" w:type="dxa"/>
-            <w:vAlign w:val="center"/>
-            <w:hideMark/>
-          </w:tcPr>
-          <w:p>
-            <w:pPr>
-              <w:spacing w:line="276" w:lineRule="auto"/>
-              <w:cnfStyle w:val="000000000000" w:firstRow="0" w:lastRow="0" w:firstColumn="0" w:lastColumn="0" w:oddVBand="0" w:evenVBand="0" w:oddHBand="0" w:evenHBand="0" w:firstRowFirstColumn="0" w:firstRowLastColumn="0" w:lastRowFirstColumn="0" w:lastRowLastColumn="0"/>
-              <w:rPr>
-                <w:rFonts w:ascii="Segoe UI" w:hAnsi="Segoe UI" w:cs="Segoe UI"/>
-                <w:sz w:val="22"/>
-                <w:szCs w:val="22"/>
-              </w:rPr>
-            </w:pPr>
-            <w:r>
-              <w:rPr>
-                <w:rFonts w:ascii="Segoe UI" w:hAnsi="Segoe UI" w:cs="Segoe UI"/>
-                <w:sz w:val="22"/>
-                <w:szCs w:val="22"/>
-              </w:rPr>
-              <w:t>Works Properly</w:t>
-            </w:r>
-          </w:p>
-        </w:tc>
-        <w:tc>
-          <w:tcPr>
-            <w:tcW w:w="3013" w:type="dxa"/>
-            <w:vAlign w:val="center"/>
-            <w:hideMark/>
-          </w:tcPr>
-          <w:p>
-            <w:pPr>
-              <w:spacing w:line="276" w:lineRule="auto"/>
-              <w:cnfStyle w:val="000000000000" w:firstRow="0" w:lastRow="0" w:firstColumn="0" w:lastColumn="0" w:oddVBand="0" w:evenVBand="0" w:oddHBand="0" w:evenHBand="0" w:firstRowFirstColumn="0" w:firstRowLastColumn="0" w:lastRowFirstColumn="0" w:lastRowLastColumn="0"/>
-              <w:rPr>
-                <w:rFonts w:ascii="Segoe UI" w:hAnsi="Segoe UI" w:cs="Segoe UI"/>
-                <w:sz w:val="22"/>
-                <w:szCs w:val="22"/>
-              </w:rPr>
-            </w:pPr>
-            <w:r>
-              <w:rPr>
-                <w:rFonts w:ascii="Segoe UI" w:hAnsi="Segoe UI" w:cs="Segoe UI"/>
-                <w:sz w:val="22"/>
-                <w:szCs w:val="22"/>
-              </w:rPr>
-              <w:t>Warning shown on correct private [</w:t>
-            </w:r>
-            <w:proofErr w:type="spellStart"/>
-            <w:r>
-              <w:rPr>
-                <w:rFonts w:ascii="Segoe UI" w:hAnsi="Segoe UI" w:cs="Segoe UI"/>
-                <w:sz w:val="22"/>
-                <w:szCs w:val="22"/>
-              </w:rPr>
-              <w:t>JSInvokable</w:t>
-            </w:r>
-            <w:proofErr w:type="spellEnd"/>
-            <w:r>
-              <w:rPr>
-                <w:rFonts w:ascii="Segoe UI" w:hAnsi="Segoe UI" w:cs="Segoe UI"/>
-                <w:sz w:val="22"/>
-                <w:szCs w:val="22"/>
-              </w:rPr>
-              <w:t>] method</w:t>
-            </w:r>
-          </w:p>
-        </w:tc>
-        <w:tc>
-          <w:tcPr>
-            <w:tcW w:w="2681" w:type="dxa"/>
-            <w:vAlign w:val="center"/>
-          </w:tcPr>
-          <w:p>
-            <w:pPr>
-              <w:spacing w:line="276" w:lineRule="auto"/>
-              <w:cnfStyle w:val="000000000000" w:firstRow="0" w:lastRow="0" w:firstColumn="0" w:lastColumn="0" w:oddVBand="0" w:evenVBand="0" w:oddHBand="0" w:evenHBand="0" w:firstRowFirstColumn="0" w:firstRowLastColumn="0" w:lastRowFirstColumn="0" w:lastRowLastColumn="0"/>
-              <w:rPr>
-                <w:rFonts w:ascii="Segoe UI" w:hAnsi="Segoe UI" w:cs="Segoe UI"/>
-                <w:sz w:val="22"/>
-                <w:szCs w:val="22"/>
-              </w:rPr>
-            </w:pPr>
-            <w:r>
-              <w:rPr>
-                <w:rFonts w:ascii="Segoe UI" w:hAnsi="Segoe UI" w:cs="Segoe UI"/>
-                <w:sz w:val="22"/>
-                <w:szCs w:val="22"/>
-              </w:rPr>
-              <w:t>BL0015_error_list.png</w:t>
-            </w:r>
-          </w:p>
-        </w:tc>
-      </w:tr>
-      <w:tr>
-        <w:trPr>
-          <w:cnfStyle w:val="000000100000" w:firstRow="0" w:lastRow="0" w:firstColumn="0" w:lastColumn="0" w:oddVBand="0" w:evenVBand="0" w:oddHBand="1" w:evenHBand="0" w:firstRowFirstColumn="0" w:firstRowLastColumn="0" w:lastRowFirstColumn="0" w:lastRowLastColumn="0"/>
-        </w:trPr>
-        <w:tc>
-          <w:tcPr>
-            <w:cnfStyle w:val="001000000000" w:firstRow="0" w:lastRow="0" w:firstColumn="1" w:lastColumn="0" w:oddVBand="0" w:evenVBand="0" w:oddHBand="0" w:evenHBand="0" w:firstRowFirstColumn="0" w:firstRowLastColumn="0" w:lastRowFirstColumn="0" w:lastRowLastColumn="0"/>
-            <w:tcW w:w="714" w:type="dxa"/>
-            <w:vAlign w:val="center"/>
-            <w:hideMark/>
-          </w:tcPr>
-          <w:p>
-            <w:pPr>
-              <w:spacing w:line="276" w:lineRule="auto"/>
-              <w:rPr>
-                <w:rFonts w:ascii="Segoe UI" w:hAnsi="Segoe UI" w:cs="Segoe UI"/>
-                <w:sz w:val="22"/>
-                <w:szCs w:val="22"/>
-              </w:rPr>
-            </w:pPr>
-            <w:r>
-              <w:rPr>
-                <w:rFonts w:ascii="Segoe UI" w:hAnsi="Segoe UI" w:cs="Segoe UI"/>
-                <w:sz w:val="22"/>
-                <w:szCs w:val="22"/>
-              </w:rPr>
-              <w:t>7</w:t>
-            </w:r>
-          </w:p>
-        </w:tc>
-        <w:tc>
-          <w:tcPr>
-            <w:tcW w:w="1806" w:type="dxa"/>
-            <w:vAlign w:val="center"/>
-            <w:hideMark/>
-          </w:tcPr>
-          <w:p>
-            <w:pPr>
-              <w:spacing w:line="276" w:lineRule="auto"/>
-              <w:cnfStyle w:val="000000100000" w:firstRow="0" w:lastRow="0" w:firstColumn="0" w:lastColumn="0" w:oddVBand="0" w:evenVBand="0" w:oddHBand="1" w:evenHBand="0" w:firstRowFirstColumn="0" w:firstRowLastColumn="0" w:lastRowFirstColumn="0" w:lastRowLastColumn="0"/>
-              <w:rPr>
-                <w:rFonts w:ascii="Segoe UI" w:hAnsi="Segoe UI" w:cs="Segoe UI"/>
-                <w:sz w:val="22"/>
-                <w:szCs w:val="22"/>
-              </w:rPr>
-            </w:pPr>
-            <w:r>
-              <w:rPr>
-                <w:rFonts w:ascii="Segoe UI" w:hAnsi="Segoe UI" w:cs="Segoe UI"/>
-                <w:sz w:val="22"/>
-                <w:szCs w:val="22"/>
-              </w:rPr>
-              <w:t>Verify BL0015 warning in Visual Studio</w:t>
-            </w:r>
-          </w:p>
-        </w:tc>
-        <w:tc>
-          <w:tcPr>
-            <w:tcW w:w="1136" w:type="dxa"/>
-            <w:vAlign w:val="center"/>
-            <w:hideMark/>
-          </w:tcPr>
-          <w:p>
-            <w:pPr>
-              <w:spacing w:line="276" w:lineRule="auto"/>
-              <w:cnfStyle w:val="000000100000" w:firstRow="0" w:lastRow="0" w:firstColumn="0" w:lastColumn="0" w:oddVBand="0" w:evenVBand="0" w:oddHBand="1" w:evenHBand="0" w:firstRowFirstColumn="0" w:firstRowLastColumn="0" w:lastRowFirstColumn="0" w:lastRowLastColumn="0"/>
-              <w:rPr>
-                <w:rFonts w:ascii="Segoe UI" w:hAnsi="Segoe UI" w:cs="Segoe UI"/>
-                <w:sz w:val="22"/>
-                <w:szCs w:val="22"/>
-              </w:rPr>
-            </w:pPr>
-            <w:r>
-              <w:rPr>
-                <w:rFonts w:ascii="Segoe UI" w:hAnsi="Segoe UI" w:cs="Segoe UI"/>
-                <w:sz w:val="22"/>
-                <w:szCs w:val="22"/>
-              </w:rPr>
-              <w:t>Works Properly</w:t>
-            </w:r>
-          </w:p>
-        </w:tc>
-        <w:tc>
-          <w:tcPr>
-            <w:tcW w:w="3013" w:type="dxa"/>
-            <w:vAlign w:val="center"/>
-            <w:hideMark/>
-          </w:tcPr>
-          <w:p>
-            <w:pPr>
-              <w:spacing w:line="276" w:lineRule="auto"/>
-              <w:cnfStyle w:val="000000100000" w:firstRow="0" w:lastRow="0" w:firstColumn="0" w:lastColumn="0" w:oddVBand="0" w:evenVBand="0" w:oddHBand="1" w:evenHBand="0" w:firstRowFirstColumn="0" w:firstRowLastColumn="0" w:lastRowFirstColumn="0" w:lastRowLastColumn="0"/>
-              <w:rPr>
-                <w:rFonts w:ascii="Segoe UI" w:hAnsi="Segoe UI" w:cs="Segoe UI"/>
-                <w:sz w:val="22"/>
-                <w:szCs w:val="22"/>
-              </w:rPr>
-            </w:pPr>
-            <w:r>
-              <w:rPr>
-                <w:rFonts w:ascii="Segoe UI" w:hAnsi="Segoe UI" w:cs="Segoe UI"/>
-                <w:sz w:val="22"/>
-                <w:szCs w:val="22"/>
-              </w:rPr>
-              <w:t>Warning displayed in IDE with squiggle and tooltip</w:t>
-            </w:r>
-          </w:p>
-        </w:tc>
-        <w:tc>
-          <w:tcPr>
-            <w:tcW w:w="2681" w:type="dxa"/>
-            <w:vAlign w:val="center"/>
-          </w:tcPr>
-          <w:p>
-            <w:pPr>
-              <w:spacing w:line="276" w:lineRule="auto"/>
-              <w:cnfStyle w:val="000000100000" w:firstRow="0" w:lastRow="0" w:firstColumn="0" w:lastColumn="0" w:oddVBand="0" w:evenVBand="0" w:oddHBand="1" w:evenHBand="0" w:firstRowFirstColumn="0" w:firstRowLastColumn="0" w:lastRowFirstColumn="0" w:lastRowLastColumn="0"/>
-              <w:rPr>
-                <w:rFonts w:ascii="Segoe UI" w:hAnsi="Segoe UI" w:cs="Segoe UI"/>
-                <w:sz w:val="22"/>
-                <w:szCs w:val="22"/>
-              </w:rPr>
-            </w:pPr>
-            <w:r>
-              <w:rPr>
-                <w:rFonts w:ascii="Segoe UI" w:hAnsi="Segoe UI" w:cs="Segoe UI"/>
-                <w:sz w:val="22"/>
-                <w:szCs w:val="22"/>
-              </w:rPr>
-              <w:t>BL0015_IDE.png</w:t>
-            </w:r>
-          </w:p>
-        </w:tc>
-      </w:tr>
-      <w:tr>
-        <w:tc>
-          <w:tcPr>
-            <w:cnfStyle w:val="001000000000" w:firstRow="0" w:lastRow="0" w:firstColumn="1" w:lastColumn="0" w:oddVBand="0" w:evenVBand="0" w:oddHBand="0" w:evenHBand="0" w:firstRowFirstColumn="0" w:firstRowLastColumn="0" w:lastRowFirstColumn="0" w:lastRowLastColumn="0"/>
-            <w:tcW w:w="714" w:type="dxa"/>
-            <w:vAlign w:val="center"/>
-            <w:hideMark/>
-          </w:tcPr>
-          <w:p>
-            <w:pPr>
-              <w:spacing w:line="276" w:lineRule="auto"/>
-              <w:rPr>
-                <w:rFonts w:ascii="Segoe UI" w:hAnsi="Segoe UI" w:cs="Segoe UI"/>
-                <w:sz w:val="22"/>
-                <w:szCs w:val="22"/>
-              </w:rPr>
-            </w:pPr>
-            <w:r>
-              <w:rPr>
-                <w:rFonts w:ascii="Segoe UI" w:hAnsi="Segoe UI" w:cs="Segoe UI"/>
-                <w:sz w:val="22"/>
-                <w:szCs w:val="22"/>
-              </w:rPr>
-              <w:t>8</w:t>
-            </w:r>
-          </w:p>
-        </w:tc>
-        <w:tc>
-          <w:tcPr>
-            <w:tcW w:w="1806" w:type="dxa"/>
-            <w:vAlign w:val="center"/>
-            <w:hideMark/>
-          </w:tcPr>
-          <w:p>
-            <w:pPr>
-              <w:spacing w:line="276" w:lineRule="auto"/>
-              <w:cnfStyle w:val="000000000000" w:firstRow="0" w:lastRow="0" w:firstColumn="0" w:lastColumn="0" w:oddVBand="0" w:evenVBand="0" w:oddHBand="0" w:evenHBand="0" w:firstRowFirstColumn="0" w:firstRowLastColumn="0" w:lastRowFirstColumn="0" w:lastRowLastColumn="0"/>
-              <w:rPr>
-                <w:rFonts w:ascii="Segoe UI" w:hAnsi="Segoe UI" w:cs="Segoe UI"/>
-                <w:sz w:val="22"/>
-                <w:szCs w:val="22"/>
-              </w:rPr>
-            </w:pPr>
-            <w:r>
-              <w:rPr>
-                <w:rFonts w:ascii="Segoe UI" w:hAnsi="Segoe UI" w:cs="Segoe UI"/>
-                <w:sz w:val="22"/>
-                <w:szCs w:val="22"/>
-              </w:rPr>
-              <w:t>Build BL0016 warning in command line</w:t>
-            </w:r>
-          </w:p>
-        </w:tc>
-        <w:tc>
-          <w:tcPr>
-            <w:tcW w:w="1136" w:type="dxa"/>
-            <w:vAlign w:val="center"/>
-            <w:hideMark/>
-          </w:tcPr>
-          <w:p>
-            <w:pPr>
-              <w:spacing w:line="276" w:lineRule="auto"/>
-              <w:cnfStyle w:val="000000000000" w:firstRow="0" w:lastRow="0" w:firstColumn="0" w:lastColumn="0" w:oddVBand="0" w:evenVBand="0" w:oddHBand="0" w:evenHBand="0" w:firstRowFirstColumn="0" w:firstRowLastColumn="0" w:lastRowFirstColumn="0" w:lastRowLastColumn="0"/>
-              <w:rPr>
-                <w:rFonts w:ascii="Segoe UI" w:hAnsi="Segoe UI" w:cs="Segoe UI"/>
-                <w:sz w:val="22"/>
-                <w:szCs w:val="22"/>
-              </w:rPr>
-            </w:pPr>
-            <w:r>
-              <w:rPr>
-                <w:rFonts w:ascii="Segoe UI" w:hAnsi="Segoe UI" w:cs="Segoe UI"/>
-                <w:sz w:val="22"/>
-                <w:szCs w:val="22"/>
-              </w:rPr>
-              <w:t>Works Properly</w:t>
-            </w:r>
-          </w:p>
-        </w:tc>
-        <w:tc>
-          <w:tcPr>
-            <w:tcW w:w="3013" w:type="dxa"/>
-            <w:vAlign w:val="center"/>
-            <w:hideMark/>
-          </w:tcPr>
-          <w:p>
-            <w:pPr>
-              <w:spacing w:line="276" w:lineRule="auto"/>
-              <w:cnfStyle w:val="000000000000" w:firstRow="0" w:lastRow="0" w:firstColumn="0" w:lastColumn="0" w:oddVBand="0" w:evenVBand="0" w:oddHBand="0" w:evenHBand="0" w:firstRowFirstColumn="0" w:firstRowLastColumn="0" w:lastRowFirstColumn="0" w:lastRowLastColumn="0"/>
-              <w:rPr>
-                <w:rFonts w:ascii="Segoe UI" w:hAnsi="Segoe UI" w:cs="Segoe UI"/>
-                <w:sz w:val="22"/>
-                <w:szCs w:val="22"/>
-              </w:rPr>
-            </w:pPr>
-            <w:r>
-              <w:rPr>
-                <w:rFonts w:ascii="Segoe UI" w:hAnsi="Segoe UI" w:cs="Segoe UI"/>
-                <w:sz w:val="22"/>
-                <w:szCs w:val="22"/>
-              </w:rPr>
-              <w:t>BL0016 warning appears in dotnet build output</w:t>
-            </w:r>
-          </w:p>
-        </w:tc>
-        <w:tc>
-          <w:tcPr>
-            <w:tcW w:w="2681" w:type="dxa"/>
-            <w:vAlign w:val="center"/>
-          </w:tcPr>
-          <w:p>
-            <w:pPr>
-              <w:spacing w:line="276" w:lineRule="auto"/>
-              <w:cnfStyle w:val="000000000000" w:firstRow="0" w:lastRow="0" w:firstColumn="0" w:lastColumn="0" w:oddVBand="0" w:evenVBand="0" w:oddHBand="0" w:evenHBand="0" w:firstRowFirstColumn="0" w:firstRowLastColumn="0" w:lastRowFirstColumn="0" w:lastRowLastColumn="0"/>
-              <w:rPr>
-                <w:rFonts w:ascii="Segoe UI" w:hAnsi="Segoe UI" w:cs="Segoe UI"/>
-                <w:sz w:val="22"/>
-                <w:szCs w:val="22"/>
-              </w:rPr>
-            </w:pPr>
-            <w:r>
-              <w:rPr>
-                <w:rFonts w:ascii="Segoe UI" w:hAnsi="Segoe UI" w:cs="Segoe UI"/>
-                <w:sz w:val="22"/>
-                <w:szCs w:val="22"/>
-              </w:rPr>
-              <w:t>BL0016_build_output.png</w:t>
-            </w:r>
-          </w:p>
-        </w:tc>
-      </w:tr>
-      <w:tr>
-        <w:trPr>
-          <w:cnfStyle w:val="000000100000" w:firstRow="0" w:lastRow="0" w:firstColumn="0" w:lastColumn="0" w:oddVBand="0" w:evenVBand="0" w:oddHBand="1" w:evenHBand="0" w:firstRowFirstColumn="0" w:firstRowLastColumn="0" w:lastRowFirstColumn="0" w:lastRowLastColumn="0"/>
-        </w:trPr>
-        <w:tc>
-          <w:tcPr>
-            <w:cnfStyle w:val="001000000000" w:firstRow="0" w:lastRow="0" w:firstColumn="1" w:lastColumn="0" w:oddVBand="0" w:evenVBand="0" w:oddHBand="0" w:evenHBand="0" w:firstRowFirstColumn="0" w:firstRowLastColumn="0" w:lastRowFirstColumn="0" w:lastRowLastColumn="0"/>
-            <w:tcW w:w="714" w:type="dxa"/>
-            <w:vAlign w:val="center"/>
-            <w:hideMark/>
-          </w:tcPr>
-          <w:p>
-            <w:pPr>
-              <w:spacing w:line="276" w:lineRule="auto"/>
-              <w:rPr>
-                <w:rFonts w:ascii="Segoe UI" w:hAnsi="Segoe UI" w:cs="Segoe UI"/>
-                <w:sz w:val="22"/>
-                <w:szCs w:val="22"/>
-              </w:rPr>
-            </w:pPr>
-            <w:r>
-              <w:rPr>
-                <w:rFonts w:ascii="Segoe UI" w:hAnsi="Segoe UI" w:cs="Segoe UI"/>
-                <w:sz w:val="22"/>
-                <w:szCs w:val="22"/>
-              </w:rPr>
-              <w:t>9</w:t>
-            </w:r>
-          </w:p>
-        </w:tc>
-        <w:tc>
-          <w:tcPr>
-            <w:tcW w:w="1806" w:type="dxa"/>
-            <w:vAlign w:val="center"/>
-            <w:hideMark/>
-          </w:tcPr>
-          <w:p>
-            <w:pPr>
-              <w:spacing w:line="276" w:lineRule="auto"/>
-              <w:cnfStyle w:val="000000100000" w:firstRow="0" w:lastRow="0" w:firstColumn="0" w:lastColumn="0" w:oddVBand="0" w:evenVBand="0" w:oddHBand="1" w:evenHBand="0" w:firstRowFirstColumn="0" w:firstRowLastColumn="0" w:lastRowFirstColumn="0" w:lastRowLastColumn="0"/>
-              <w:rPr>
-                <w:rFonts w:ascii="Segoe UI" w:hAnsi="Segoe UI" w:cs="Segoe UI"/>
-                <w:sz w:val="22"/>
-                <w:szCs w:val="22"/>
-              </w:rPr>
-            </w:pPr>
-            <w:r>
-              <w:rPr>
-                <w:rFonts w:ascii="Segoe UI" w:hAnsi="Segoe UI" w:cs="Segoe UI"/>
-                <w:sz w:val="22"/>
-                <w:szCs w:val="22"/>
-              </w:rPr>
-              <w:t>Verify BL0016 warning location</w:t>
-            </w:r>
-          </w:p>
-        </w:tc>
-        <w:tc>
-          <w:tcPr>
-            <w:tcW w:w="1136" w:type="dxa"/>
-            <w:vAlign w:val="center"/>
-            <w:hideMark/>
-          </w:tcPr>
-          <w:p>
-            <w:pPr>
-              <w:spacing w:line="276" w:lineRule="auto"/>
-              <w:cnfStyle w:val="000000100000" w:firstRow="0" w:lastRow="0" w:firstColumn="0" w:lastColumn="0" w:oddVBand="0" w:evenVBand="0" w:oddHBand="1" w:evenHBand="0" w:firstRowFirstColumn="0" w:firstRowLastColumn="0" w:lastRowFirstColumn="0" w:lastRowLastColumn="0"/>
-              <w:rPr>
-                <w:rFonts w:ascii="Segoe UI" w:hAnsi="Segoe UI" w:cs="Segoe UI"/>
-                <w:sz w:val="22"/>
-                <w:szCs w:val="22"/>
-              </w:rPr>
-            </w:pPr>
-            <w:r>
-              <w:rPr>
-                <w:rFonts w:ascii="Segoe UI" w:hAnsi="Segoe UI" w:cs="Segoe UI"/>
-                <w:sz w:val="22"/>
-                <w:szCs w:val="22"/>
-              </w:rPr>
-              <w:t>Works Properly</w:t>
-            </w:r>
-          </w:p>
-        </w:tc>
-        <w:tc>
-          <w:tcPr>
-            <w:tcW w:w="3013" w:type="dxa"/>
-            <w:vAlign w:val="center"/>
-            <w:hideMark/>
-          </w:tcPr>
-          <w:p>
-            <w:pPr>
-              <w:spacing w:line="276" w:lineRule="auto"/>
-              <w:cnfStyle w:val="000000100000" w:firstRow="0" w:lastRow="0" w:firstColumn="0" w:lastColumn="0" w:oddVBand="0" w:evenVBand="0" w:oddHBand="1" w:evenHBand="0" w:firstRowFirstColumn="0" w:firstRowLastColumn="0" w:lastRowFirstColumn="0" w:lastRowLastColumn="0"/>
-              <w:rPr>
-                <w:rFonts w:ascii="Segoe UI" w:hAnsi="Segoe UI" w:cs="Segoe UI"/>
-                <w:sz w:val="22"/>
-                <w:szCs w:val="22"/>
-              </w:rPr>
-            </w:pPr>
-            <w:r>
-              <w:rPr>
-                <w:rFonts w:ascii="Segoe UI" w:hAnsi="Segoe UI" w:cs="Segoe UI"/>
-                <w:sz w:val="22"/>
-                <w:szCs w:val="22"/>
-              </w:rPr>
-              <w:t>Warning shown on unguarded JS interop call</w:t>
-            </w:r>
-          </w:p>
-        </w:tc>
-        <w:tc>
-          <w:tcPr>
-            <w:tcW w:w="2681" w:type="dxa"/>
-            <w:vAlign w:val="center"/>
-          </w:tcPr>
-          <w:p>
-            <w:pPr>
-              <w:spacing w:line="276" w:lineRule="auto"/>
-              <w:cnfStyle w:val="000000100000" w:firstRow="0" w:lastRow="0" w:firstColumn="0" w:lastColumn="0" w:oddVBand="0" w:evenVBand="0" w:oddHBand="1" w:evenHBand="0" w:firstRowFirstColumn="0" w:firstRowLastColumn="0" w:lastRowFirstColumn="0" w:lastRowLastColumn="0"/>
-              <w:rPr>
-                <w:rFonts w:ascii="Segoe UI" w:hAnsi="Segoe UI" w:cs="Segoe UI"/>
-                <w:sz w:val="22"/>
-                <w:szCs w:val="22"/>
-              </w:rPr>
-            </w:pPr>
-            <w:r>
-              <w:rPr>
-                <w:rFonts w:ascii="Segoe UI" w:hAnsi="Segoe UI" w:cs="Segoe UI"/>
-                <w:sz w:val="22"/>
-                <w:szCs w:val="22"/>
-              </w:rPr>
-              <w:t>BL0016_error_list.png</w:t>
-            </w:r>
-          </w:p>
-        </w:tc>
-      </w:tr>
-      <w:tr>
-        <w:tc>
-          <w:tcPr>
-            <w:cnfStyle w:val="001000000000" w:firstRow="0" w:lastRow="0" w:firstColumn="1" w:lastColumn="0" w:oddVBand="0" w:evenVBand="0" w:oddHBand="0" w:evenHBand="0" w:firstRowFirstColumn="0" w:firstRowLastColumn="0" w:lastRowFirstColumn="0" w:lastRowLastColumn="0"/>
-            <w:tcW w:w="714" w:type="dxa"/>
-            <w:vAlign w:val="center"/>
-            <w:hideMark/>
-          </w:tcPr>
-          <w:p>
-            <w:pPr>
-              <w:spacing w:line="276" w:lineRule="auto"/>
-              <w:rPr>
-                <w:rFonts w:ascii="Segoe UI" w:hAnsi="Segoe UI" w:cs="Segoe UI"/>
-                <w:sz w:val="22"/>
-                <w:szCs w:val="22"/>
-              </w:rPr>
-            </w:pPr>
-            <w:r>
-              <w:rPr>
-                <w:rFonts w:ascii="Segoe UI" w:hAnsi="Segoe UI" w:cs="Segoe UI"/>
-                <w:sz w:val="22"/>
-                <w:szCs w:val="22"/>
-              </w:rPr>
-              <w:t>1</w:t>
-            </w:r>
-            <w:r>
-              <w:rPr>
-                <w:rFonts w:ascii="Segoe UI" w:hAnsi="Segoe UI" w:cs="Segoe UI"/>
-                <w:sz w:val="22"/>
-                <w:szCs w:val="22"/>
-              </w:rPr>
-              <w:t>0</w:t>
-            </w:r>
-          </w:p>
-        </w:tc>
-        <w:tc>
-          <w:tcPr>
-            <w:tcW w:w="1806" w:type="dxa"/>
-            <w:vAlign w:val="center"/>
-            <w:hideMark/>
-          </w:tcPr>
-          <w:p>
-            <w:pPr>
-              <w:spacing w:line="276" w:lineRule="auto"/>
-              <w:cnfStyle w:val="000000000000" w:firstRow="0" w:lastRow="0" w:firstColumn="0" w:lastColumn="0" w:oddVBand="0" w:evenVBand="0" w:oddHBand="0" w:evenHBand="0" w:firstRowFirstColumn="0" w:firstRowLastColumn="0" w:lastRowFirstColumn="0" w:lastRowLastColumn="0"/>
-              <w:rPr>
-                <w:rFonts w:ascii="Segoe UI" w:hAnsi="Segoe UI" w:cs="Segoe UI"/>
-                <w:sz w:val="22"/>
-                <w:szCs w:val="22"/>
-              </w:rPr>
-            </w:pPr>
-            <w:r>
-              <w:rPr>
-                <w:rFonts w:ascii="Segoe UI" w:hAnsi="Segoe UI" w:cs="Segoe UI"/>
-                <w:sz w:val="22"/>
-                <w:szCs w:val="22"/>
-              </w:rPr>
-              <w:t xml:space="preserve">Verify BL0016 </w:t>
-            </w:r>
-            <w:proofErr w:type="gramStart"/>
-            <w:r>
-              <w:rPr>
-                <w:rFonts w:ascii="Segoe UI" w:hAnsi="Segoe UI" w:cs="Segoe UI"/>
-                <w:sz w:val="22"/>
-                <w:szCs w:val="22"/>
-              </w:rPr>
-              <w:t>warning</w:t>
-            </w:r>
-            <w:proofErr w:type="gramEnd"/>
-            <w:r>
-              <w:rPr>
-                <w:rFonts w:ascii="Segoe UI" w:hAnsi="Segoe UI" w:cs="Segoe UI"/>
-                <w:sz w:val="22"/>
-                <w:szCs w:val="22"/>
-              </w:rPr>
-              <w:t xml:space="preserve"> in Visual Studio</w:t>
-            </w:r>
-          </w:p>
-        </w:tc>
-        <w:tc>
-          <w:tcPr>
-            <w:tcW w:w="1136" w:type="dxa"/>
-            <w:vAlign w:val="center"/>
-            <w:hideMark/>
-          </w:tcPr>
-          <w:p>
-            <w:pPr>
-              <w:spacing w:line="276" w:lineRule="auto"/>
-              <w:cnfStyle w:val="000000000000" w:firstRow="0" w:lastRow="0" w:firstColumn="0" w:lastColumn="0" w:oddVBand="0" w:evenVBand="0" w:oddHBand="0" w:evenHBand="0" w:firstRowFirstColumn="0" w:firstRowLastColumn="0" w:lastRowFirstColumn="0" w:lastRowLastColumn="0"/>
-              <w:rPr>
-                <w:rFonts w:ascii="Segoe UI" w:hAnsi="Segoe UI" w:cs="Segoe UI"/>
-                <w:sz w:val="22"/>
-                <w:szCs w:val="22"/>
-              </w:rPr>
-            </w:pPr>
-            <w:r>
-              <w:rPr>
-                <w:rFonts w:ascii="Segoe UI" w:hAnsi="Segoe UI" w:cs="Segoe UI"/>
-                <w:sz w:val="22"/>
-                <w:szCs w:val="22"/>
-              </w:rPr>
-              <w:t>Works Properly</w:t>
-            </w:r>
-          </w:p>
-        </w:tc>
-        <w:tc>
-          <w:tcPr>
-            <w:tcW w:w="3013" w:type="dxa"/>
-            <w:vAlign w:val="center"/>
-            <w:hideMark/>
-          </w:tcPr>
-          <w:p>
-            <w:pPr>
-              <w:spacing w:line="276" w:lineRule="auto"/>
-              <w:cnfStyle w:val="000000000000" w:firstRow="0" w:lastRow="0" w:firstColumn="0" w:lastColumn="0" w:oddVBand="0" w:evenVBand="0" w:oddHBand="0" w:evenHBand="0" w:firstRowFirstColumn="0" w:firstRowLastColumn="0" w:lastRowFirstColumn="0" w:lastRowLastColumn="0"/>
-              <w:rPr>
-                <w:rFonts w:ascii="Segoe UI" w:hAnsi="Segoe UI" w:cs="Segoe UI"/>
-                <w:sz w:val="22"/>
-                <w:szCs w:val="22"/>
-              </w:rPr>
-            </w:pPr>
-            <w:r>
-              <w:rPr>
-                <w:rFonts w:ascii="Segoe UI" w:hAnsi="Segoe UI" w:cs="Segoe UI"/>
-                <w:sz w:val="22"/>
-                <w:szCs w:val="22"/>
-              </w:rPr>
-              <w:t>Warning displayed in IDE with diagnostic message</w:t>
-            </w:r>
-          </w:p>
-        </w:tc>
-        <w:tc>
-          <w:tcPr>
-            <w:tcW w:w="2681" w:type="dxa"/>
-            <w:vAlign w:val="center"/>
-          </w:tcPr>
-          <w:p>
-            <w:pPr>
-              <w:spacing w:line="276" w:lineRule="auto"/>
-              <w:cnfStyle w:val="000000000000" w:firstRow="0" w:lastRow="0" w:firstColumn="0" w:lastColumn="0" w:oddVBand="0" w:evenVBand="0" w:oddHBand="0" w:evenHBand="0" w:firstRowFirstColumn="0" w:firstRowLastColumn="0" w:lastRowFirstColumn="0" w:lastRowLastColumn="0"/>
-              <w:rPr>
-                <w:rFonts w:ascii="Segoe UI" w:hAnsi="Segoe UI" w:cs="Segoe UI"/>
-                <w:sz w:val="22"/>
-                <w:szCs w:val="22"/>
-              </w:rPr>
-            </w:pPr>
-            <w:r>
-              <w:rPr>
-                <w:rFonts w:ascii="Segoe UI" w:hAnsi="Segoe UI" w:cs="Segoe UI"/>
-                <w:sz w:val="22"/>
-                <w:szCs w:val="22"/>
-              </w:rPr>
-              <w:t>BL0016_IDE.png</w:t>
-            </w:r>
-          </w:p>
-        </w:tc>
-      </w:tr>
-      <w:tr>
-        <w:trPr>
-          <w:cnfStyle w:val="000000100000" w:firstRow="0" w:lastRow="0" w:firstColumn="0" w:lastColumn="0" w:oddVBand="0" w:evenVBand="0" w:oddHBand="1" w:evenHBand="0" w:firstRowFirstColumn="0" w:firstRowLastColumn="0" w:lastRowFirstColumn="0" w:lastRowLastColumn="0"/>
-        </w:trPr>
-        <w:tc>
-          <w:tcPr>
-            <w:cnfStyle w:val="001000000000" w:firstRow="0" w:lastRow="0" w:firstColumn="1" w:lastColumn="0" w:oddVBand="0" w:evenVBand="0" w:oddHBand="0" w:evenHBand="0" w:firstRowFirstColumn="0" w:firstRowLastColumn="0" w:lastRowFirstColumn="0" w:lastRowLastColumn="0"/>
-            <w:tcW w:w="714" w:type="dxa"/>
-            <w:vAlign w:val="center"/>
-          </w:tcPr>
-          <w:p>
-            <w:pPr>
-              <w:spacing w:line="276" w:lineRule="auto"/>
-              <w:rPr>
-                <w:rFonts w:ascii="Segoe UI" w:hAnsi="Segoe UI" w:cs="Segoe UI"/>
-                <w:sz w:val="22"/>
-                <w:szCs w:val="22"/>
-              </w:rPr>
-            </w:pPr>
-            <w:r>
-              <w:rPr>
-                <w:rFonts w:ascii="Segoe UI" w:hAnsi="Segoe UI" w:cs="Segoe UI"/>
-                <w:sz w:val="22"/>
-                <w:szCs w:val="22"/>
-              </w:rPr>
-              <w:t>1</w:t>
-            </w:r>
-            <w:r>
-              <w:rPr>
-                <w:rFonts w:ascii="Segoe UI" w:hAnsi="Segoe UI" w:cs="Segoe UI"/>
-                <w:sz w:val="22"/>
-                <w:szCs w:val="22"/>
-              </w:rPr>
-              <w:t>1</w:t>
-            </w:r>
-          </w:p>
-        </w:tc>
-        <w:tc>
-          <w:tcPr>
-            <w:tcW w:w="1806" w:type="dxa"/>
-            <w:vAlign w:val="center"/>
-          </w:tcPr>
-          <w:p>
-            <w:pPr>
-              <w:spacing w:line="276" w:lineRule="auto"/>
-              <w:cnfStyle w:val="000000100000" w:firstRow="0" w:lastRow="0" w:firstColumn="0" w:lastColumn="0" w:oddVBand="0" w:evenVBand="0" w:oddHBand="1" w:evenHBand="0" w:firstRowFirstColumn="0" w:firstRowLastColumn="0" w:lastRowFirstColumn="0" w:lastRowLastColumn="0"/>
-              <w:rPr>
-                <w:rFonts w:ascii="Segoe UI" w:hAnsi="Segoe UI" w:cs="Segoe UI"/>
-                <w:sz w:val="22"/>
-                <w:szCs w:val="22"/>
-              </w:rPr>
-            </w:pPr>
-            <w:r>
-              <w:rPr>
-                <w:rFonts w:ascii="Segoe UI" w:hAnsi="Segoe UI" w:cs="Segoe UI"/>
-                <w:sz w:val="22"/>
-                <w:szCs w:val="22"/>
-              </w:rPr>
-              <w:t>Correct interop patterns produce zero warnings</w:t>
-            </w:r>
-          </w:p>
-        </w:tc>
-        <w:tc>
-          <w:tcPr>
-            <w:tcW w:w="1136" w:type="dxa"/>
-            <w:vAlign w:val="center"/>
-          </w:tcPr>
-          <w:p>
-            <w:pPr>
-              <w:spacing w:line="276" w:lineRule="auto"/>
-              <w:cnfStyle w:val="000000100000" w:firstRow="0" w:lastRow="0" w:firstColumn="0" w:lastColumn="0" w:oddVBand="0" w:evenVBand="0" w:oddHBand="1" w:evenHBand="0" w:firstRowFirstColumn="0" w:firstRowLastColumn="0" w:lastRowFirstColumn="0" w:lastRowLastColumn="0"/>
-              <w:rPr>
-                <w:rFonts w:ascii="Segoe UI" w:hAnsi="Segoe UI" w:cs="Segoe UI"/>
-                <w:sz w:val="22"/>
-                <w:szCs w:val="22"/>
-              </w:rPr>
-            </w:pPr>
-            <w:r>
-              <w:rPr>
-                <w:rFonts w:ascii="Segoe UI" w:hAnsi="Segoe UI" w:cs="Segoe UI"/>
-                <w:sz w:val="22"/>
-                <w:szCs w:val="22"/>
-              </w:rPr>
-              <w:t>Works Properly</w:t>
-            </w:r>
-          </w:p>
-        </w:tc>
-        <w:tc>
-          <w:tcPr>
-            <w:tcW w:w="3013" w:type="dxa"/>
-            <w:vAlign w:val="center"/>
-          </w:tcPr>
-          <w:p>
-            <w:pPr>
-              <w:spacing w:line="276" w:lineRule="auto"/>
-              <w:cnfStyle w:val="000000100000" w:firstRow="0" w:lastRow="0" w:firstColumn="0" w:lastColumn="0" w:oddVBand="0" w:evenVBand="0" w:oddHBand="1" w:evenHBand="0" w:firstRowFirstColumn="0" w:firstRowLastColumn="0" w:lastRowFirstColumn="0" w:lastRowLastColumn="0"/>
-              <w:rPr>
-                <w:rFonts w:ascii="Segoe UI" w:hAnsi="Segoe UI" w:cs="Segoe UI"/>
-                <w:sz w:val="22"/>
-                <w:szCs w:val="22"/>
-              </w:rPr>
-            </w:pPr>
-            <w:proofErr w:type="spellStart"/>
-            <w:r>
-              <w:rPr>
-                <w:rFonts w:ascii="Segoe UI" w:hAnsi="Segoe UI" w:cs="Segoe UI"/>
-                <w:sz w:val="22"/>
-                <w:szCs w:val="22"/>
-              </w:rPr>
-              <w:t>CorrectInterop</w:t>
-            </w:r>
-            <w:proofErr w:type="spellEnd"/>
-            <w:r>
-              <w:rPr>
-                <w:rFonts w:ascii="Segoe UI" w:hAnsi="Segoe UI" w:cs="Segoe UI"/>
-                <w:sz w:val="22"/>
-                <w:szCs w:val="22"/>
-              </w:rPr>
-              <w:t xml:space="preserve"> page builds with no BL00xx warnings</w:t>
-            </w:r>
-          </w:p>
-        </w:tc>
-        <w:tc>
-          <w:tcPr>
-            <w:tcW w:w="2681" w:type="dxa"/>
-            <w:vAlign w:val="center"/>
-          </w:tcPr>
-          <w:p>
-            <w:pPr>
-              <w:spacing w:line="276" w:lineRule="auto"/>
-              <w:cnfStyle w:val="000000100000" w:firstRow="0" w:lastRow="0" w:firstColumn="0" w:lastColumn="0" w:oddVBand="0" w:evenVBand="0" w:oddHBand="1" w:evenHBand="0" w:firstRowFirstColumn="0" w:firstRowLastColumn="0" w:lastRowFirstColumn="0" w:lastRowLastColumn="0"/>
-              <w:rPr>
-                <w:rFonts w:ascii="Segoe UI" w:hAnsi="Segoe UI" w:cs="Segoe UI"/>
-                <w:sz w:val="22"/>
-                <w:szCs w:val="22"/>
-              </w:rPr>
-            </w:pPr>
-            <w:r>
-              <w:rPr>
-                <w:rFonts w:ascii="Segoe UI" w:hAnsi="Segoe UI" w:cs="Segoe UI"/>
-                <w:sz w:val="22"/>
-                <w:szCs w:val="22"/>
-              </w:rPr>
-              <w:t>correct-interop-no-warnings.png</w:t>
-            </w:r>
-          </w:p>
-        </w:tc>
-      </w:tr>
-      <w:tr>
-        <w:tc>
-          <w:tcPr>
-            <w:cnfStyle w:val="001000000000" w:firstRow="0" w:lastRow="0" w:firstColumn="1" w:lastColumn="0" w:oddVBand="0" w:evenVBand="0" w:oddHBand="0" w:evenHBand="0" w:firstRowFirstColumn="0" w:firstRowLastColumn="0" w:lastRowFirstColumn="0" w:lastRowLastColumn="0"/>
-            <w:tcW w:w="714" w:type="dxa"/>
-            <w:vAlign w:val="center"/>
-          </w:tcPr>
-          <w:p>
-            <w:pPr>
-              <w:spacing w:line="276" w:lineRule="auto"/>
-              <w:rPr>
-                <w:rFonts w:ascii="Segoe UI" w:hAnsi="Segoe UI" w:cs="Segoe UI"/>
-                <w:sz w:val="22"/>
-                <w:szCs w:val="22"/>
-              </w:rPr>
-            </w:pPr>
-            <w:r>
-              <w:rPr>
-                <w:rFonts w:ascii="Segoe UI" w:hAnsi="Segoe UI" w:cs="Segoe UI"/>
-                <w:sz w:val="22"/>
-                <w:szCs w:val="22"/>
-              </w:rPr>
-              <w:t>1</w:t>
-            </w:r>
-            <w:r>
-              <w:rPr>
-                <w:rFonts w:ascii="Segoe UI" w:hAnsi="Segoe UI" w:cs="Segoe UI"/>
-                <w:sz w:val="22"/>
-                <w:szCs w:val="22"/>
-              </w:rPr>
-              <w:t>2</w:t>
-            </w:r>
-          </w:p>
-        </w:tc>
-        <w:tc>
-          <w:tcPr>
-            <w:tcW w:w="1806" w:type="dxa"/>
-            <w:vAlign w:val="center"/>
-          </w:tcPr>
-          <w:p>
-            <w:pPr>
-              <w:spacing w:line="276" w:lineRule="auto"/>
-              <w:cnfStyle w:val="000000000000" w:firstRow="0" w:lastRow="0" w:firstColumn="0" w:lastColumn="0" w:oddVBand="0" w:evenVBand="0" w:oddHBand="0" w:evenHBand="0" w:firstRowFirstColumn="0" w:firstRowLastColumn="0" w:lastRowFirstColumn="0" w:lastRowLastColumn="0"/>
-              <w:rPr>
-                <w:rFonts w:ascii="Segoe UI" w:hAnsi="Segoe UI" w:cs="Segoe UI"/>
-                <w:sz w:val="22"/>
-                <w:szCs w:val="22"/>
-              </w:rPr>
-            </w:pPr>
-            <w:r>
-              <w:rPr>
-                <w:rFonts w:ascii="Segoe UI" w:hAnsi="Segoe UI" w:cs="Segoe UI"/>
-                <w:sz w:val="22"/>
-                <w:szCs w:val="22"/>
-              </w:rPr>
-              <w:t>All correct patterns execute successfully</w:t>
-            </w:r>
-          </w:p>
-        </w:tc>
-        <w:tc>
-          <w:tcPr>
-            <w:tcW w:w="1136" w:type="dxa"/>
-            <w:vAlign w:val="center"/>
-          </w:tcPr>
-          <w:p>
-            <w:pPr>
-              <w:spacing w:line="276" w:lineRule="auto"/>
-              <w:cnfStyle w:val="000000000000" w:firstRow="0" w:lastRow="0" w:firstColumn="0" w:lastColumn="0" w:oddVBand="0" w:evenVBand="0" w:oddHBand="0" w:evenHBand="0" w:firstRowFirstColumn="0" w:firstRowLastColumn="0" w:lastRowFirstColumn="0" w:lastRowLastColumn="0"/>
-              <w:rPr>
-                <w:rFonts w:ascii="Segoe UI" w:hAnsi="Segoe UI" w:cs="Segoe UI"/>
-                <w:sz w:val="22"/>
-                <w:szCs w:val="22"/>
-              </w:rPr>
-            </w:pPr>
-            <w:r>
-              <w:rPr>
-                <w:rFonts w:ascii="Segoe UI" w:hAnsi="Segoe UI" w:cs="Segoe UI"/>
-                <w:sz w:val="22"/>
-                <w:szCs w:val="22"/>
-              </w:rPr>
-              <w:t>Works Properly</w:t>
-            </w:r>
-          </w:p>
-        </w:tc>
-        <w:tc>
-          <w:tcPr>
-            <w:tcW w:w="3013" w:type="dxa"/>
-            <w:vAlign w:val="center"/>
-          </w:tcPr>
-          <w:p>
-            <w:pPr>
-              <w:spacing w:line="276" w:lineRule="auto"/>
-              <w:cnfStyle w:val="000000000000" w:firstRow="0" w:lastRow="0" w:firstColumn="0" w:lastColumn="0" w:oddVBand="0" w:evenVBand="0" w:oddHBand="0" w:evenHBand="0" w:firstRowFirstColumn="0" w:firstRowLastColumn="0" w:lastRowFirstColumn="0" w:lastRowLastColumn="0"/>
-              <w:rPr>
-                <w:rFonts w:ascii="Segoe UI" w:hAnsi="Segoe UI" w:cs="Segoe UI"/>
-                <w:sz w:val="22"/>
-                <w:szCs w:val="22"/>
-              </w:rPr>
-            </w:pPr>
-            <w:r>
-              <w:rPr>
-                <w:rFonts w:ascii="Segoe UI" w:hAnsi="Segoe UI" w:cs="Segoe UI"/>
-                <w:sz w:val="22"/>
-                <w:szCs w:val="22"/>
-              </w:rPr>
-              <w:t>Five correct patterns run without errors</w:t>
-            </w:r>
-          </w:p>
-        </w:tc>
-        <w:tc>
-          <w:tcPr>
-            <w:tcW w:w="2681" w:type="dxa"/>
-            <w:vAlign w:val="center"/>
-          </w:tcPr>
-          <w:p>
-            <w:pPr>
-              <w:spacing w:line="276" w:lineRule="auto"/>
-              <w:cnfStyle w:val="000000000000" w:firstRow="0" w:lastRow="0" w:firstColumn="0" w:lastColumn="0" w:oddVBand="0" w:evenVBand="0" w:oddHBand="0" w:evenHBand="0" w:firstRowFirstColumn="0" w:firstRowLastColumn="0" w:lastRowFirstColumn="0" w:lastRowLastColumn="0"/>
-              <w:rPr>
-                <w:rFonts w:ascii="Segoe UI" w:hAnsi="Segoe UI" w:cs="Segoe UI"/>
-                <w:sz w:val="22"/>
-                <w:szCs w:val="22"/>
-              </w:rPr>
-            </w:pPr>
-            <w:r>
-              <w:rPr>
-                <w:rFonts w:ascii="Segoe UI" w:hAnsi="Segoe UI" w:cs="Segoe UI"/>
-                <w:sz w:val="22"/>
-                <w:szCs w:val="22"/>
-              </w:rPr>
-              <w:t>correct-interop-output.gif</w:t>
-            </w:r>
-          </w:p>
-        </w:tc>
-      </w:tr>
-      <w:tr>
-        <w:trPr>
-          <w:cnfStyle w:val="000000100000" w:firstRow="0" w:lastRow="0" w:firstColumn="0" w:lastColumn="0" w:oddVBand="0" w:evenVBand="0" w:oddHBand="1" w:evenHBand="0" w:firstRowFirstColumn="0" w:firstRowLastColumn="0" w:lastRowFirstColumn="0" w:lastRowLastColumn="0"/>
-        </w:trPr>
-        <w:tc>
-          <w:tcPr>
-            <w:cnfStyle w:val="001000000000" w:firstRow="0" w:lastRow="0" w:firstColumn="1" w:lastColumn="0" w:oddVBand="0" w:evenVBand="0" w:oddHBand="0" w:evenHBand="0" w:firstRowFirstColumn="0" w:firstRowLastColumn="0" w:lastRowFirstColumn="0" w:lastRowLastColumn="0"/>
-            <w:tcW w:w="714" w:type="dxa"/>
-            <w:vAlign w:val="center"/>
-          </w:tcPr>
-          <w:p>
-            <w:pPr>
-              <w:spacing w:line="276" w:lineRule="auto"/>
-              <w:rPr>
-                <w:rFonts w:ascii="Segoe UI" w:hAnsi="Segoe UI" w:cs="Segoe UI"/>
-                <w:sz w:val="22"/>
-                <w:szCs w:val="22"/>
-              </w:rPr>
-            </w:pPr>
-            <w:r>
-              <w:rPr>
-                <w:rFonts w:ascii="Segoe UI" w:hAnsi="Segoe UI" w:cs="Segoe UI"/>
-                <w:sz w:val="22"/>
-                <w:szCs w:val="22"/>
-              </w:rPr>
-              <w:t>1</w:t>
-            </w:r>
-            <w:r>
-              <w:rPr>
-                <w:rFonts w:ascii="Segoe UI" w:hAnsi="Segoe UI" w:cs="Segoe UI"/>
-                <w:sz w:val="22"/>
-                <w:szCs w:val="22"/>
-              </w:rPr>
-              <w:t>3</w:t>
-            </w:r>
-          </w:p>
-        </w:tc>
-        <w:tc>
-          <w:tcPr>
-            <w:tcW w:w="1806" w:type="dxa"/>
-            <w:vAlign w:val="center"/>
-          </w:tcPr>
-          <w:p>
-            <w:pPr>
-              <w:spacing w:line="276" w:lineRule="auto"/>
-              <w:cnfStyle w:val="000000100000" w:firstRow="0" w:lastRow="0" w:firstColumn="0" w:lastColumn="0" w:oddVBand="0" w:evenVBand="0" w:oddHBand="1" w:evenHBand="0" w:firstRowFirstColumn="0" w:firstRowLastColumn="0" w:lastRowFirstColumn="0" w:lastRowLastColumn="0"/>
-              <w:rPr>
-                <w:rFonts w:ascii="Segoe UI" w:hAnsi="Segoe UI" w:cs="Segoe UI"/>
-                <w:sz w:val="22"/>
-                <w:szCs w:val="22"/>
-              </w:rPr>
-            </w:pPr>
-            <w:r>
-              <w:rPr>
-                <w:rFonts w:ascii="Segoe UI" w:hAnsi="Segoe UI" w:cs="Segoe UI"/>
-                <w:sz w:val="22"/>
-                <w:szCs w:val="22"/>
-              </w:rPr>
-              <w:t>Static SSR prerendering scenario</w:t>
-            </w:r>
-          </w:p>
-        </w:tc>
-        <w:tc>
-          <w:tcPr>
-            <w:tcW w:w="1136" w:type="dxa"/>
-            <w:vAlign w:val="center"/>
-          </w:tcPr>
-          <w:p>
-            <w:pPr>
-              <w:spacing w:line="276" w:lineRule="auto"/>
-              <w:cnfStyle w:val="000000100000" w:firstRow="0" w:lastRow="0" w:firstColumn="0" w:lastColumn="0" w:oddVBand="0" w:evenVBand="0" w:oddHBand="1" w:evenHBand="0" w:firstRowFirstColumn="0" w:firstRowLastColumn="0" w:lastRowFirstColumn="0" w:lastRowLastColumn="0"/>
-              <w:rPr>
-                <w:rFonts w:ascii="Segoe UI" w:hAnsi="Segoe UI" w:cs="Segoe UI"/>
-                <w:sz w:val="22"/>
-                <w:szCs w:val="22"/>
-              </w:rPr>
-            </w:pPr>
-            <w:r>
-              <w:rPr>
-                <w:rFonts w:ascii="Segoe UI" w:hAnsi="Segoe UI" w:cs="Segoe UI"/>
-                <w:sz w:val="22"/>
-                <w:szCs w:val="22"/>
-              </w:rPr>
-              <w:t>Works Properly</w:t>
-            </w:r>
-          </w:p>
-        </w:tc>
-        <w:tc>
-          <w:tcPr>
-            <w:tcW w:w="3013" w:type="dxa"/>
-            <w:vAlign w:val="center"/>
-          </w:tcPr>
-          <w:p>
-            <w:pPr>
-              <w:spacing w:line="276" w:lineRule="auto"/>
-              <w:cnfStyle w:val="000000100000" w:firstRow="0" w:lastRow="0" w:firstColumn="0" w:lastColumn="0" w:oddVBand="0" w:evenVBand="0" w:oddHBand="1" w:evenHBand="0" w:firstRowFirstColumn="0" w:firstRowLastColumn="0" w:lastRowFirstColumn="0" w:lastRowLastColumn="0"/>
-              <w:rPr>
-                <w:rFonts w:ascii="Segoe UI" w:hAnsi="Segoe UI" w:cs="Segoe UI"/>
-                <w:sz w:val="22"/>
-                <w:szCs w:val="22"/>
-              </w:rPr>
-            </w:pPr>
-            <w:r>
-              <w:rPr>
-                <w:rFonts w:ascii="Segoe UI" w:hAnsi="Segoe UI" w:cs="Segoe UI"/>
-                <w:sz w:val="22"/>
-                <w:szCs w:val="22"/>
-              </w:rPr>
-              <w:t>BL0016PrerendingDiagnostic loads on Static SSR</w:t>
-            </w:r>
-          </w:p>
-        </w:tc>
-        <w:tc>
-          <w:tcPr>
-            <w:tcW w:w="2681" w:type="dxa"/>
-            <w:vAlign w:val="center"/>
-          </w:tcPr>
-          <w:p>
-            <w:pPr>
-              <w:spacing w:line="276" w:lineRule="auto"/>
-              <w:cnfStyle w:val="000000100000" w:firstRow="0" w:lastRow="0" w:firstColumn="0" w:lastColumn="0" w:oddVBand="0" w:evenVBand="0" w:oddHBand="1" w:evenHBand="0" w:firstRowFirstColumn="0" w:firstRowLastColumn="0" w:lastRowFirstColumn="0" w:lastRowLastColumn="0"/>
-              <w:rPr>
-                <w:rFonts w:ascii="Segoe UI" w:hAnsi="Segoe UI" w:cs="Segoe UI"/>
-                <w:sz w:val="22"/>
-                <w:szCs w:val="22"/>
-              </w:rPr>
-            </w:pPr>
-            <w:r>
-              <w:rPr>
-                <w:rFonts w:ascii="Segoe UI" w:hAnsi="Segoe UI" w:cs="Segoe UI"/>
-                <w:sz w:val="22"/>
-                <w:szCs w:val="22"/>
-              </w:rPr>
-              <w:t>BL0016-prerendering-ssr.png</w:t>
-            </w:r>
-          </w:p>
-        </w:tc>
-      </w:tr>
-      <w:tr>
-        <w:tc>
-          <w:tcPr>
-            <w:cnfStyle w:val="001000000000" w:firstRow="0" w:lastRow="0" w:firstColumn="1" w:lastColumn="0" w:oddVBand="0" w:evenVBand="0" w:oddHBand="0" w:evenHBand="0" w:firstRowFirstColumn="0" w:firstRowLastColumn="0" w:lastRowFirstColumn="0" w:lastRowLastColumn="0"/>
-            <w:tcW w:w="714" w:type="dxa"/>
-            <w:vAlign w:val="center"/>
-          </w:tcPr>
-          <w:p>
-            <w:pPr>
-              <w:spacing w:line="276" w:lineRule="auto"/>
-              <w:rPr>
-                <w:rFonts w:ascii="Segoe UI" w:hAnsi="Segoe UI" w:cs="Segoe UI"/>
-                <w:sz w:val="22"/>
-                <w:szCs w:val="22"/>
-              </w:rPr>
-            </w:pPr>
-            <w:r>
-              <w:rPr>
-                <w:rFonts w:ascii="Segoe UI" w:hAnsi="Segoe UI" w:cs="Segoe UI"/>
-                <w:sz w:val="22"/>
-                <w:szCs w:val="22"/>
-              </w:rPr>
-              <w:t>14</w:t>
-            </w:r>
-          </w:p>
-        </w:tc>
-        <w:tc>
-          <w:tcPr>
-            <w:tcW w:w="1806" w:type="dxa"/>
-            <w:vAlign w:val="center"/>
-          </w:tcPr>
-          <w:p>
-            <w:pPr>
-              <w:spacing w:line="276" w:lineRule="auto"/>
-              <w:cnfStyle w:val="000000000000" w:firstRow="0" w:lastRow="0" w:firstColumn="0" w:lastColumn="0" w:oddVBand="0" w:evenVBand="0" w:oddHBand="0" w:evenHBand="0" w:firstRowFirstColumn="0" w:firstRowLastColumn="0" w:lastRowFirstColumn="0" w:lastRowLastColumn="0"/>
-              <w:rPr>
-                <w:rFonts w:ascii="Segoe UI" w:hAnsi="Segoe UI" w:cs="Segoe UI"/>
-                <w:sz w:val="22"/>
-                <w:szCs w:val="22"/>
-              </w:rPr>
-            </w:pPr>
-            <w:r>
-              <w:rPr>
-                <w:rFonts w:ascii="Segoe UI" w:hAnsi="Segoe UI" w:cs="Segoe UI"/>
-                <w:sz w:val="22"/>
-                <w:szCs w:val="22"/>
-              </w:rPr>
-              <w:t>JavaScript files load correctly</w:t>
-            </w:r>
-          </w:p>
-        </w:tc>
-        <w:tc>
-          <w:tcPr>
-            <w:tcW w:w="1136" w:type="dxa"/>
-            <w:vAlign w:val="center"/>
-          </w:tcPr>
-          <w:p>
-            <w:pPr>
-              <w:spacing w:line="276" w:lineRule="auto"/>
-              <w:cnfStyle w:val="000000000000" w:firstRow="0" w:lastRow="0" w:firstColumn="0" w:lastColumn="0" w:oddVBand="0" w:evenVBand="0" w:oddHBand="0" w:evenHBand="0" w:firstRowFirstColumn="0" w:firstRowLastColumn="0" w:lastRowFirstColumn="0" w:lastRowLastColumn="0"/>
-              <w:rPr>
-                <w:rFonts w:ascii="Segoe UI" w:hAnsi="Segoe UI" w:cs="Segoe UI"/>
-                <w:sz w:val="22"/>
-                <w:szCs w:val="22"/>
-              </w:rPr>
-            </w:pPr>
-            <w:r>
-              <w:rPr>
-                <w:rFonts w:ascii="Segoe UI" w:hAnsi="Segoe UI" w:cs="Segoe UI"/>
-                <w:sz w:val="22"/>
-                <w:szCs w:val="22"/>
-              </w:rPr>
-              <w:t>Works Properly</w:t>
-            </w:r>
-          </w:p>
-        </w:tc>
-        <w:tc>
-          <w:tcPr>
-            <w:tcW w:w="3013" w:type="dxa"/>
-            <w:vAlign w:val="center"/>
-          </w:tcPr>
-          <w:p>
-            <w:pPr>
-              <w:spacing w:line="276" w:lineRule="auto"/>
-              <w:cnfStyle w:val="000000000000" w:firstRow="0" w:lastRow="0" w:firstColumn="0" w:lastColumn="0" w:oddVBand="0" w:evenVBand="0" w:oddHBand="0" w:evenHBand="0" w:firstRowFirstColumn="0" w:firstRowLastColumn="0" w:lastRowFirstColumn="0" w:lastRowLastColumn="0"/>
-              <w:rPr>
-                <w:rFonts w:ascii="Segoe UI" w:hAnsi="Segoe UI" w:cs="Segoe UI"/>
-                <w:sz w:val="22"/>
-                <w:szCs w:val="22"/>
-              </w:rPr>
-            </w:pPr>
-            <w:r>
-              <w:rPr>
-                <w:rFonts w:ascii="Segoe UI" w:hAnsi="Segoe UI" w:cs="Segoe UI"/>
-                <w:sz w:val="22"/>
-                <w:szCs w:val="22"/>
-              </w:rPr>
-              <w:t>All JS files loaded in correct order, no conflicts</w:t>
-            </w:r>
-          </w:p>
-        </w:tc>
-        <w:tc>
-          <w:tcPr>
-            <w:tcW w:w="2681" w:type="dxa"/>
-            <w:vAlign w:val="center"/>
-          </w:tcPr>
-          <w:p>
-            <w:pPr>
-              <w:spacing w:line="276" w:lineRule="auto"/>
-              <w:cnfStyle w:val="000000000000" w:firstRow="0" w:lastRow="0" w:firstColumn="0" w:lastColumn="0" w:oddVBand="0" w:evenVBand="0" w:oddHBand="0" w:evenHBand="0" w:firstRowFirstColumn="0" w:firstRowLastColumn="0" w:lastRowFirstColumn="0" w:lastRowLastColumn="0"/>
-              <w:rPr>
-                <w:rFonts w:ascii="Segoe UI" w:hAnsi="Segoe UI" w:cs="Segoe UI"/>
-                <w:sz w:val="22"/>
-                <w:szCs w:val="22"/>
-              </w:rPr>
-            </w:pPr>
-            <w:r>
-              <w:rPr>
-                <w:rFonts w:ascii="Segoe UI" w:hAnsi="Segoe UI" w:cs="Segoe UI"/>
-                <w:sz w:val="22"/>
-                <w:szCs w:val="22"/>
-              </w:rPr>
-              <w:t>js-file-loads.png</w:t>
+              <w:t>BL0016-run-time-success-output.png, BL0016-gaurded-js-call-runtime-output.gif</w:t>
             </w:r>
           </w:p>
         </w:tc>
       </w:tr>
     </w:tbl>
-    <w:p>
-      <w:pPr>
-        <w:jc w:val="center"/>
-        <w:rPr>
-          <w:rFonts w:ascii="Segoe UI" w:hAnsi="Segoe UI" w:cs="Segoe UI"/>
-          <w:sz w:val="22"/>
-          <w:szCs w:val="22"/>
-        </w:rPr>
-      </w:pPr>
-    </w:p>
-    <w:p>
-      <w:pPr>
-        <w:jc w:val="center"/>
-        <w:rPr>
-          <w:rFonts w:ascii="Segoe UI" w:hAnsi="Segoe UI" w:cs="Segoe UI"/>
-          <w:sz w:val="22"/>
-          <w:szCs w:val="22"/>
-        </w:rPr>
-      </w:pPr>
-      <w:r>
-        <w:rPr>
-          <w:rFonts w:ascii="Segoe UI" w:hAnsi="Segoe UI" w:cs="Segoe UI"/>
-          <w:sz w:val="22"/>
-          <w:szCs w:val="22"/>
-        </w:rPr>
-        <w:lastRenderedPageBreak/>
-        <w:t>-----</w:t>
-      </w:r>
-      <w:r>
-        <w:rPr>
-          <w:rFonts w:ascii="Segoe UI" w:hAnsi="Segoe UI" w:cs="Segoe UI"/>
-          <w:sz w:val="22"/>
-          <w:szCs w:val="22"/>
-        </w:rPr>
-        <w:t>-----------------------------------------------------------------------------------------------</w:t>
-      </w:r>
-      <w:r>
-        <w:rPr>
-          <w:rFonts w:ascii="Segoe UI" w:hAnsi="Segoe UI" w:cs="Segoe UI"/>
-          <w:sz w:val="22"/>
-          <w:szCs w:val="22"/>
-        </w:rPr>
-        <w:t>------</w:t>
-      </w:r>
-    </w:p>
-    <w:p>
-      <w:pPr>
-        <w:rPr>
-          <w:rFonts w:ascii="Segoe UI" w:hAnsi="Segoe UI" w:cs="Segoe UI"/>
-          <w:b/>
-          <w:bCs/>
-          <w:sz w:val="26"/>
-          <w:szCs w:val="26"/>
-        </w:rPr>
-      </w:pPr>
-      <w:r>
-        <w:rPr>
-          <w:rFonts w:ascii="Segoe UI" w:hAnsi="Segoe UI" w:cs="Segoe UI"/>
-          <w:b/>
-          <w:bCs/>
-          <w:sz w:val="26"/>
-          <w:szCs w:val="26"/>
-        </w:rPr>
-        <w:t xml:space="preserve">AUTOMATIC </w:t>
-      </w:r>
-      <w:r>
-        <w:rPr>
-          <w:rFonts w:ascii="Segoe UI" w:hAnsi="Segoe UI" w:cs="Segoe UI"/>
-          <w:b/>
-          <w:bCs/>
-          <w:sz w:val="26"/>
-          <w:szCs w:val="26"/>
-        </w:rPr>
-        <w:t>CODE FIXES</w:t>
-      </w:r>
-      <w:r>
-        <w:rPr>
-          <w:rFonts w:ascii="Segoe UI" w:hAnsi="Segoe UI" w:cs="Segoe UI"/>
-          <w:b/>
-          <w:bCs/>
-          <w:sz w:val="26"/>
-          <w:szCs w:val="26"/>
-        </w:rPr>
-        <w:t xml:space="preserve"> </w:t>
-      </w:r>
-      <w:r>
-        <w:rPr>
-          <w:rFonts w:ascii="Segoe UI" w:hAnsi="Segoe UI" w:cs="Segoe UI"/>
-          <w:b/>
-          <w:bCs/>
-          <w:sz w:val="26"/>
-          <w:szCs w:val="26"/>
-        </w:rPr>
-        <w:t>TEST RESULTS</w:t>
-      </w:r>
-    </w:p>
-    <w:tbl>
-      <w:tblPr>
-        <w:tblStyle w:val="PlainTable1"/>
-        <w:tblW w:w="0" w:type="auto"/>
-        <w:tblLook w:val="04A0" w:firstRow="1" w:lastRow="0" w:firstColumn="1" w:lastColumn="0" w:noHBand="0" w:noVBand="1"/>
-      </w:tblPr>
-      <w:tblGrid>
-        <w:gridCol w:w="711"/>
-        <w:gridCol w:w="1800"/>
-        <w:gridCol w:w="1714"/>
-        <w:gridCol w:w="2444"/>
-        <w:gridCol w:w="2681"/>
-      </w:tblGrid>
-      <w:tr>
-        <w:trPr>
-          <w:cnfStyle w:val="100000000000" w:firstRow="1" w:lastRow="0" w:firstColumn="0" w:lastColumn="0" w:oddVBand="0" w:evenVBand="0" w:oddHBand="0" w:evenHBand="0" w:firstRowFirstColumn="0" w:firstRowLastColumn="0" w:lastRowFirstColumn="0" w:lastRowLastColumn="0"/>
-        </w:trPr>
-        <w:tc>
-          <w:tcPr>
-            <w:cnfStyle w:val="001000000000" w:firstRow="0" w:lastRow="0" w:firstColumn="1" w:lastColumn="0" w:oddVBand="0" w:evenVBand="0" w:oddHBand="0" w:evenHBand="0" w:firstRowFirstColumn="0" w:firstRowLastColumn="0" w:lastRowFirstColumn="0" w:lastRowLastColumn="0"/>
-            <w:tcW w:w="711" w:type="dxa"/>
-          </w:tcPr>
-          <w:p>
-            <w:pPr>
-              <w:spacing w:line="276" w:lineRule="auto"/>
-              <w:jc w:val="center"/>
-              <w:rPr>
-                <w:rFonts w:ascii="Segoe UI" w:hAnsi="Segoe UI" w:cs="Segoe UI"/>
-                <w:sz w:val="22"/>
-                <w:szCs w:val="22"/>
-              </w:rPr>
-            </w:pPr>
-            <w:proofErr w:type="spellStart"/>
-            <w:proofErr w:type="gramStart"/>
-            <w:r>
-              <w:rPr>
-                <w:rFonts w:ascii="Segoe UI" w:hAnsi="Segoe UI" w:cs="Segoe UI"/>
-                <w:sz w:val="22"/>
-                <w:szCs w:val="22"/>
-              </w:rPr>
-              <w:t>S</w:t>
-            </w:r>
-            <w:r>
-              <w:rPr>
-                <w:rFonts w:ascii="Segoe UI" w:hAnsi="Segoe UI" w:cs="Segoe UI"/>
-                <w:sz w:val="22"/>
-                <w:szCs w:val="22"/>
-              </w:rPr>
-              <w:t>.</w:t>
-            </w:r>
-            <w:r>
-              <w:rPr>
-                <w:rFonts w:ascii="Segoe UI" w:hAnsi="Segoe UI" w:cs="Segoe UI"/>
-                <w:sz w:val="22"/>
-                <w:szCs w:val="22"/>
-              </w:rPr>
-              <w:t>No</w:t>
-            </w:r>
-            <w:proofErr w:type="spellEnd"/>
-            <w:proofErr w:type="gramEnd"/>
-          </w:p>
-        </w:tc>
-        <w:tc>
-          <w:tcPr>
-            <w:tcW w:w="1800" w:type="dxa"/>
-          </w:tcPr>
-          <w:p>
-            <w:pPr>
-              <w:spacing w:line="276" w:lineRule="auto"/>
-              <w:jc w:val="center"/>
-              <w:cnfStyle w:val="100000000000" w:firstRow="1" w:lastRow="0" w:firstColumn="0" w:lastColumn="0" w:oddVBand="0" w:evenVBand="0" w:oddHBand="0" w:evenHBand="0" w:firstRowFirstColumn="0" w:firstRowLastColumn="0" w:lastRowFirstColumn="0" w:lastRowLastColumn="0"/>
-              <w:rPr>
-                <w:rFonts w:ascii="Segoe UI" w:hAnsi="Segoe UI" w:cs="Segoe UI"/>
-                <w:sz w:val="22"/>
-                <w:szCs w:val="22"/>
-              </w:rPr>
-            </w:pPr>
-            <w:r>
-              <w:rPr>
-                <w:rFonts w:ascii="Segoe UI" w:hAnsi="Segoe UI" w:cs="Segoe UI"/>
-                <w:sz w:val="22"/>
-                <w:szCs w:val="22"/>
-              </w:rPr>
-              <w:t>Scenario</w:t>
-            </w:r>
-          </w:p>
-        </w:tc>
-        <w:tc>
-          <w:tcPr>
-            <w:tcW w:w="1714" w:type="dxa"/>
-          </w:tcPr>
-          <w:p>
-            <w:pPr>
-              <w:spacing w:line="276" w:lineRule="auto"/>
-              <w:jc w:val="center"/>
-              <w:cnfStyle w:val="100000000000" w:firstRow="1" w:lastRow="0" w:firstColumn="0" w:lastColumn="0" w:oddVBand="0" w:evenVBand="0" w:oddHBand="0" w:evenHBand="0" w:firstRowFirstColumn="0" w:firstRowLastColumn="0" w:lastRowFirstColumn="0" w:lastRowLastColumn="0"/>
-              <w:rPr>
-                <w:rFonts w:ascii="Segoe UI" w:hAnsi="Segoe UI" w:cs="Segoe UI"/>
-                <w:sz w:val="22"/>
-                <w:szCs w:val="22"/>
-              </w:rPr>
-            </w:pPr>
-            <w:r>
-              <w:rPr>
-                <w:rFonts w:ascii="Segoe UI" w:hAnsi="Segoe UI" w:cs="Segoe UI"/>
-                <w:sz w:val="22"/>
-                <w:szCs w:val="22"/>
-              </w:rPr>
-              <w:t>Test Status</w:t>
-            </w:r>
-          </w:p>
-        </w:tc>
-        <w:tc>
-          <w:tcPr>
-            <w:tcW w:w="2444" w:type="dxa"/>
-          </w:tcPr>
-          <w:p>
-            <w:pPr>
-              <w:spacing w:line="276" w:lineRule="auto"/>
-              <w:jc w:val="center"/>
-              <w:cnfStyle w:val="100000000000" w:firstRow="1" w:lastRow="0" w:firstColumn="0" w:lastColumn="0" w:oddVBand="0" w:evenVBand="0" w:oddHBand="0" w:evenHBand="0" w:firstRowFirstColumn="0" w:firstRowLastColumn="0" w:lastRowFirstColumn="0" w:lastRowLastColumn="0"/>
-              <w:rPr>
-                <w:rFonts w:ascii="Segoe UI" w:hAnsi="Segoe UI" w:cs="Segoe UI"/>
-                <w:sz w:val="22"/>
-                <w:szCs w:val="22"/>
-              </w:rPr>
-            </w:pPr>
-            <w:r>
-              <w:rPr>
-                <w:rFonts w:ascii="Segoe UI" w:hAnsi="Segoe UI" w:cs="Segoe UI"/>
-                <w:sz w:val="22"/>
-                <w:szCs w:val="22"/>
-              </w:rPr>
-              <w:t>Comments</w:t>
-            </w:r>
-          </w:p>
-        </w:tc>
-        <w:tc>
-          <w:tcPr>
-            <w:tcW w:w="2681" w:type="dxa"/>
-          </w:tcPr>
-          <w:p>
-            <w:pPr>
-              <w:spacing w:line="276" w:lineRule="auto"/>
-              <w:jc w:val="center"/>
-              <w:cnfStyle w:val="100000000000" w:firstRow="1" w:lastRow="0" w:firstColumn="0" w:lastColumn="0" w:oddVBand="0" w:evenVBand="0" w:oddHBand="0" w:evenHBand="0" w:firstRowFirstColumn="0" w:firstRowLastColumn="0" w:lastRowFirstColumn="0" w:lastRowLastColumn="0"/>
-              <w:rPr>
-                <w:rFonts w:ascii="Segoe UI" w:hAnsi="Segoe UI" w:cs="Segoe UI"/>
-                <w:sz w:val="22"/>
-                <w:szCs w:val="22"/>
-              </w:rPr>
-            </w:pPr>
-            <w:r>
-              <w:rPr>
-                <w:rFonts w:ascii="Segoe UI" w:hAnsi="Segoe UI" w:cs="Segoe UI"/>
-                <w:sz w:val="22"/>
-                <w:szCs w:val="22"/>
-              </w:rPr>
-              <w:t>Evidence</w:t>
-            </w:r>
-          </w:p>
-        </w:tc>
-      </w:tr>
-      <w:tr>
-        <w:trPr>
-          <w:cnfStyle w:val="000000100000" w:firstRow="0" w:lastRow="0" w:firstColumn="0" w:lastColumn="0" w:oddVBand="0" w:evenVBand="0" w:oddHBand="1" w:evenHBand="0" w:firstRowFirstColumn="0" w:firstRowLastColumn="0" w:lastRowFirstColumn="0" w:lastRowLastColumn="0"/>
-        </w:trPr>
-        <w:tc>
-          <w:tcPr>
-            <w:cnfStyle w:val="001000000000" w:firstRow="0" w:lastRow="0" w:firstColumn="1" w:lastColumn="0" w:oddVBand="0" w:evenVBand="0" w:oddHBand="0" w:evenHBand="0" w:firstRowFirstColumn="0" w:firstRowLastColumn="0" w:lastRowFirstColumn="0" w:lastRowLastColumn="0"/>
-            <w:tcW w:w="711" w:type="dxa"/>
-            <w:vAlign w:val="center"/>
-            <w:hideMark/>
-          </w:tcPr>
-          <w:p>
-            <w:pPr>
-              <w:spacing w:line="276" w:lineRule="auto"/>
-              <w:rPr>
-                <w:rFonts w:ascii="Segoe UI" w:hAnsi="Segoe UI" w:cs="Segoe UI"/>
-                <w:sz w:val="22"/>
-                <w:szCs w:val="22"/>
-              </w:rPr>
-            </w:pPr>
-            <w:r>
-              <w:rPr>
-                <w:rFonts w:ascii="Segoe UI" w:hAnsi="Segoe UI" w:cs="Segoe UI"/>
-                <w:sz w:val="22"/>
-                <w:szCs w:val="22"/>
-              </w:rPr>
-              <w:t>1</w:t>
-            </w:r>
-          </w:p>
-        </w:tc>
-        <w:tc>
-          <w:tcPr>
-            <w:tcW w:w="1800" w:type="dxa"/>
-            <w:vAlign w:val="center"/>
-            <w:hideMark/>
-          </w:tcPr>
-          <w:p>
-            <w:pPr>
-              <w:spacing w:line="276" w:lineRule="auto"/>
-              <w:cnfStyle w:val="000000100000" w:firstRow="0" w:lastRow="0" w:firstColumn="0" w:lastColumn="0" w:oddVBand="0" w:evenVBand="0" w:oddHBand="1" w:evenHBand="0" w:firstRowFirstColumn="0" w:firstRowLastColumn="0" w:lastRowFirstColumn="0" w:lastRowLastColumn="0"/>
-              <w:rPr>
-                <w:rFonts w:ascii="Segoe UI" w:hAnsi="Segoe UI" w:cs="Segoe UI"/>
-                <w:sz w:val="22"/>
-                <w:szCs w:val="22"/>
-              </w:rPr>
-            </w:pPr>
-            <w:r>
-              <w:rPr>
-                <w:rFonts w:ascii="Segoe UI" w:hAnsi="Segoe UI" w:cs="Segoe UI"/>
-                <w:sz w:val="22"/>
-                <w:szCs w:val="22"/>
-              </w:rPr>
-              <w:t>BL0015 automatic code fix</w:t>
-            </w:r>
-          </w:p>
-        </w:tc>
-        <w:tc>
-          <w:tcPr>
-            <w:tcW w:w="1714" w:type="dxa"/>
-            <w:vAlign w:val="center"/>
-            <w:hideMark/>
-          </w:tcPr>
-          <w:p>
-            <w:pPr>
-              <w:spacing w:line="276" w:lineRule="auto"/>
-              <w:cnfStyle w:val="000000100000" w:firstRow="0" w:lastRow="0" w:firstColumn="0" w:lastColumn="0" w:oddVBand="0" w:evenVBand="0" w:oddHBand="1" w:evenHBand="0" w:firstRowFirstColumn="0" w:firstRowLastColumn="0" w:lastRowFirstColumn="0" w:lastRowLastColumn="0"/>
-              <w:rPr>
-                <w:rFonts w:ascii="Segoe UI" w:hAnsi="Segoe UI" w:cs="Segoe UI"/>
-                <w:sz w:val="22"/>
-                <w:szCs w:val="22"/>
-              </w:rPr>
-            </w:pPr>
-            <w:r>
-              <w:rPr>
-                <w:rFonts w:ascii="Segoe UI" w:hAnsi="Segoe UI" w:cs="Segoe UI"/>
-                <w:sz w:val="22"/>
-                <w:szCs w:val="22"/>
-              </w:rPr>
-              <w:t>Not Available</w:t>
-            </w:r>
-            <w:r>
-              <w:rPr>
-                <w:rFonts w:ascii="Segoe UI" w:hAnsi="Segoe UI" w:cs="Segoe UI"/>
-                <w:sz w:val="22"/>
-                <w:szCs w:val="22"/>
-              </w:rPr>
-              <w:t xml:space="preserve"> in Server </w:t>
-            </w:r>
-            <w:proofErr w:type="gramStart"/>
-            <w:r>
-              <w:rPr>
-                <w:rFonts w:ascii="Segoe UI" w:hAnsi="Segoe UI" w:cs="Segoe UI"/>
-                <w:sz w:val="22"/>
-                <w:szCs w:val="22"/>
-              </w:rPr>
-              <w:t>and .Client</w:t>
-            </w:r>
-            <w:proofErr w:type="gramEnd"/>
-            <w:r>
-              <w:rPr>
-                <w:rFonts w:ascii="Segoe UI" w:hAnsi="Segoe UI" w:cs="Segoe UI"/>
-                <w:sz w:val="22"/>
-                <w:szCs w:val="22"/>
-              </w:rPr>
-              <w:t xml:space="preserve"> projects</w:t>
-            </w:r>
-          </w:p>
-        </w:tc>
-        <w:tc>
-          <w:tcPr>
-            <w:tcW w:w="2444" w:type="dxa"/>
-            <w:vAlign w:val="center"/>
-            <w:hideMark/>
-          </w:tcPr>
-          <w:p>
-            <w:pPr>
-              <w:spacing w:line="276" w:lineRule="auto"/>
-              <w:cnfStyle w:val="000000100000" w:firstRow="0" w:lastRow="0" w:firstColumn="0" w:lastColumn="0" w:oddVBand="0" w:evenVBand="0" w:oddHBand="1" w:evenHBand="0" w:firstRowFirstColumn="0" w:firstRowLastColumn="0" w:lastRowFirstColumn="0" w:lastRowLastColumn="0"/>
-              <w:rPr>
-                <w:rFonts w:ascii="Segoe UI" w:hAnsi="Segoe UI" w:cs="Segoe UI"/>
-                <w:sz w:val="22"/>
-                <w:szCs w:val="22"/>
-              </w:rPr>
-            </w:pPr>
-            <w:r>
-              <w:rPr>
-                <w:rFonts w:ascii="Segoe UI" w:hAnsi="Segoe UI" w:cs="Segoe UI"/>
-                <w:sz w:val="22"/>
-                <w:szCs w:val="22"/>
-              </w:rPr>
-              <w:t>No automatic code fix provided. Only explanation available</w:t>
-            </w:r>
-          </w:p>
-        </w:tc>
-        <w:tc>
-          <w:tcPr>
-            <w:tcW w:w="2681" w:type="dxa"/>
-            <w:vAlign w:val="center"/>
-          </w:tcPr>
-          <w:p>
-            <w:pPr>
-              <w:spacing w:line="276" w:lineRule="auto"/>
-              <w:cnfStyle w:val="000000100000" w:firstRow="0" w:lastRow="0" w:firstColumn="0" w:lastColumn="0" w:oddVBand="0" w:evenVBand="0" w:oddHBand="1" w:evenHBand="0" w:firstRowFirstColumn="0" w:firstRowLastColumn="0" w:lastRowFirstColumn="0" w:lastRowLastColumn="0"/>
-              <w:rPr>
-                <w:rFonts w:ascii="Segoe UI" w:hAnsi="Segoe UI" w:cs="Segoe UI"/>
-                <w:sz w:val="22"/>
-                <w:szCs w:val="22"/>
-              </w:rPr>
-            </w:pPr>
-            <w:r>
-              <w:rPr>
-                <w:rFonts w:ascii="Segoe UI" w:hAnsi="Segoe UI" w:cs="Segoe UI"/>
-                <w:sz w:val="22"/>
-                <w:szCs w:val="22"/>
-              </w:rPr>
-              <w:t>BL0015-codefix-preview.png</w:t>
-            </w:r>
-          </w:p>
-        </w:tc>
-      </w:tr>
-      <w:tr>
-        <w:tc>
-          <w:tcPr>
-            <w:cnfStyle w:val="001000000000" w:firstRow="0" w:lastRow="0" w:firstColumn="1" w:lastColumn="0" w:oddVBand="0" w:evenVBand="0" w:oddHBand="0" w:evenHBand="0" w:firstRowFirstColumn="0" w:firstRowLastColumn="0" w:lastRowFirstColumn="0" w:lastRowLastColumn="0"/>
-            <w:tcW w:w="711" w:type="dxa"/>
-            <w:vAlign w:val="center"/>
-          </w:tcPr>
-          <w:p>
-            <w:pPr>
-              <w:spacing w:line="276" w:lineRule="auto"/>
-              <w:rPr>
-                <w:rFonts w:ascii="Segoe UI" w:hAnsi="Segoe UI" w:cs="Segoe UI"/>
-                <w:sz w:val="22"/>
-                <w:szCs w:val="22"/>
-              </w:rPr>
-            </w:pPr>
-            <w:r>
-              <w:rPr>
-                <w:rFonts w:ascii="Segoe UI" w:hAnsi="Segoe UI" w:cs="Segoe UI"/>
-                <w:sz w:val="22"/>
-                <w:szCs w:val="22"/>
-              </w:rPr>
-              <w:t>2</w:t>
-            </w:r>
-          </w:p>
-        </w:tc>
-        <w:tc>
-          <w:tcPr>
-            <w:tcW w:w="1800" w:type="dxa"/>
-            <w:vAlign w:val="center"/>
-          </w:tcPr>
-          <w:p>
-            <w:pPr>
-              <w:spacing w:line="276" w:lineRule="auto"/>
-              <w:cnfStyle w:val="000000000000" w:firstRow="0" w:lastRow="0" w:firstColumn="0" w:lastColumn="0" w:oddVBand="0" w:evenVBand="0" w:oddHBand="0" w:evenHBand="0" w:firstRowFirstColumn="0" w:firstRowLastColumn="0" w:lastRowFirstColumn="0" w:lastRowLastColumn="0"/>
-              <w:rPr>
-                <w:rFonts w:ascii="Segoe UI" w:hAnsi="Segoe UI" w:cs="Segoe UI"/>
-                <w:sz w:val="22"/>
-                <w:szCs w:val="22"/>
-              </w:rPr>
-            </w:pPr>
-            <w:r>
-              <w:rPr>
-                <w:rFonts w:ascii="Segoe UI" w:hAnsi="Segoe UI" w:cs="Segoe UI"/>
-                <w:sz w:val="22"/>
-                <w:szCs w:val="22"/>
-              </w:rPr>
-              <w:t>BL001</w:t>
-            </w:r>
-            <w:r>
-              <w:rPr>
-                <w:rFonts w:ascii="Segoe UI" w:hAnsi="Segoe UI" w:cs="Segoe UI"/>
-                <w:sz w:val="22"/>
-                <w:szCs w:val="22"/>
-              </w:rPr>
-              <w:t>6</w:t>
-            </w:r>
-            <w:r>
-              <w:rPr>
-                <w:rFonts w:ascii="Segoe UI" w:hAnsi="Segoe UI" w:cs="Segoe UI"/>
-                <w:sz w:val="22"/>
-                <w:szCs w:val="22"/>
-              </w:rPr>
-              <w:t xml:space="preserve"> automatic code fix</w:t>
-            </w:r>
-          </w:p>
-        </w:tc>
-        <w:tc>
-          <w:tcPr>
-            <w:tcW w:w="1714" w:type="dxa"/>
-            <w:vAlign w:val="center"/>
-          </w:tcPr>
-          <w:p>
-            <w:pPr>
-              <w:spacing w:line="276" w:lineRule="auto"/>
-              <w:cnfStyle w:val="000000000000" w:firstRow="0" w:lastRow="0" w:firstColumn="0" w:lastColumn="0" w:oddVBand="0" w:evenVBand="0" w:oddHBand="0" w:evenHBand="0" w:firstRowFirstColumn="0" w:firstRowLastColumn="0" w:lastRowFirstColumn="0" w:lastRowLastColumn="0"/>
-              <w:rPr>
-                <w:rFonts w:ascii="Segoe UI" w:hAnsi="Segoe UI" w:cs="Segoe UI"/>
-                <w:sz w:val="22"/>
-                <w:szCs w:val="22"/>
-              </w:rPr>
-            </w:pPr>
-            <w:r>
-              <w:rPr>
-                <w:rFonts w:ascii="Segoe UI" w:hAnsi="Segoe UI" w:cs="Segoe UI"/>
-                <w:sz w:val="22"/>
-                <w:szCs w:val="22"/>
-              </w:rPr>
-              <w:t>Not Available</w:t>
-            </w:r>
-            <w:r>
-              <w:rPr>
-                <w:rFonts w:ascii="Segoe UI" w:hAnsi="Segoe UI" w:cs="Segoe UI"/>
-                <w:sz w:val="22"/>
-                <w:szCs w:val="22"/>
-              </w:rPr>
-              <w:t xml:space="preserve"> in Server</w:t>
-            </w:r>
-            <w:proofErr w:type="gramStart"/>
-            <w:r>
-              <w:rPr>
-                <w:rFonts w:ascii="Segoe UI" w:hAnsi="Segoe UI" w:cs="Segoe UI"/>
-                <w:sz w:val="22"/>
-                <w:szCs w:val="22"/>
-              </w:rPr>
-              <w:t>, .Client</w:t>
-            </w:r>
-            <w:proofErr w:type="gramEnd"/>
-            <w:r>
-              <w:rPr>
-                <w:rFonts w:ascii="Segoe UI" w:hAnsi="Segoe UI" w:cs="Segoe UI"/>
-                <w:sz w:val="22"/>
-                <w:szCs w:val="22"/>
-              </w:rPr>
-              <w:t xml:space="preserve"> and RCL projects</w:t>
-            </w:r>
-          </w:p>
-        </w:tc>
-        <w:tc>
-          <w:tcPr>
-            <w:tcW w:w="2444" w:type="dxa"/>
-            <w:vAlign w:val="center"/>
-          </w:tcPr>
-          <w:p>
-            <w:pPr>
-              <w:spacing w:line="276" w:lineRule="auto"/>
-              <w:cnfStyle w:val="000000000000" w:firstRow="0" w:lastRow="0" w:firstColumn="0" w:lastColumn="0" w:oddVBand="0" w:evenVBand="0" w:oddHBand="0" w:evenHBand="0" w:firstRowFirstColumn="0" w:firstRowLastColumn="0" w:lastRowFirstColumn="0" w:lastRowLastColumn="0"/>
-              <w:rPr>
-                <w:rFonts w:ascii="Segoe UI" w:hAnsi="Segoe UI" w:cs="Segoe UI"/>
-                <w:sz w:val="22"/>
-                <w:szCs w:val="22"/>
-              </w:rPr>
-            </w:pPr>
-            <w:r>
-              <w:rPr>
-                <w:rFonts w:ascii="Segoe UI" w:hAnsi="Segoe UI" w:cs="Segoe UI"/>
-                <w:sz w:val="22"/>
-                <w:szCs w:val="22"/>
-              </w:rPr>
-              <w:t>No automatic code fix provided. Only explanation available</w:t>
-            </w:r>
-          </w:p>
-        </w:tc>
-        <w:tc>
-          <w:tcPr>
-            <w:tcW w:w="2681" w:type="dxa"/>
-            <w:vAlign w:val="center"/>
-          </w:tcPr>
-          <w:p>
-            <w:pPr>
-              <w:spacing w:line="276" w:lineRule="auto"/>
-              <w:cnfStyle w:val="000000000000" w:firstRow="0" w:lastRow="0" w:firstColumn="0" w:lastColumn="0" w:oddVBand="0" w:evenVBand="0" w:oddHBand="0" w:evenHBand="0" w:firstRowFirstColumn="0" w:firstRowLastColumn="0" w:lastRowFirstColumn="0" w:lastRowLastColumn="0"/>
-              <w:rPr>
-                <w:rFonts w:ascii="Segoe UI" w:hAnsi="Segoe UI" w:cs="Segoe UI"/>
-                <w:sz w:val="22"/>
-                <w:szCs w:val="22"/>
-              </w:rPr>
-            </w:pPr>
-            <w:r>
-              <w:rPr>
-                <w:rFonts w:ascii="Segoe UI" w:hAnsi="Segoe UI" w:cs="Segoe UI"/>
-                <w:sz w:val="22"/>
-                <w:szCs w:val="22"/>
-              </w:rPr>
-              <w:t>BL0016-codefix-preview.png</w:t>
-            </w:r>
-          </w:p>
-        </w:tc>
-      </w:tr>
-      <w:tr>
-        <w:trPr>
-          <w:cnfStyle w:val="000000100000" w:firstRow="0" w:lastRow="0" w:firstColumn="0" w:lastColumn="0" w:oddVBand="0" w:evenVBand="0" w:oddHBand="1" w:evenHBand="0" w:firstRowFirstColumn="0" w:firstRowLastColumn="0" w:lastRowFirstColumn="0" w:lastRowLastColumn="0"/>
-        </w:trPr>
-        <w:tc>
-          <w:tcPr>
-            <w:cnfStyle w:val="001000000000" w:firstRow="0" w:lastRow="0" w:firstColumn="1" w:lastColumn="0" w:oddVBand="0" w:evenVBand="0" w:oddHBand="0" w:evenHBand="0" w:firstRowFirstColumn="0" w:firstRowLastColumn="0" w:lastRowFirstColumn="0" w:lastRowLastColumn="0"/>
-            <w:tcW w:w="711" w:type="dxa"/>
-            <w:vAlign w:val="center"/>
-          </w:tcPr>
-          <w:p>
-            <w:pPr>
-              <w:spacing w:line="276" w:lineRule="auto"/>
-              <w:rPr>
-                <w:rFonts w:ascii="Segoe UI" w:hAnsi="Segoe UI" w:cs="Segoe UI"/>
-                <w:sz w:val="22"/>
-                <w:szCs w:val="22"/>
-              </w:rPr>
-            </w:pPr>
-            <w:r>
-              <w:rPr>
-                <w:rFonts w:ascii="Segoe UI" w:hAnsi="Segoe UI" w:cs="Segoe UI"/>
-                <w:sz w:val="22"/>
-                <w:szCs w:val="22"/>
-              </w:rPr>
-              <w:t>3</w:t>
-            </w:r>
-          </w:p>
-        </w:tc>
-        <w:tc>
-          <w:tcPr>
-            <w:tcW w:w="1800" w:type="dxa"/>
-            <w:vAlign w:val="center"/>
-          </w:tcPr>
-          <w:p>
-            <w:pPr>
-              <w:spacing w:line="276" w:lineRule="auto"/>
-              <w:cnfStyle w:val="000000100000" w:firstRow="0" w:lastRow="0" w:firstColumn="0" w:lastColumn="0" w:oddVBand="0" w:evenVBand="0" w:oddHBand="1" w:evenHBand="0" w:firstRowFirstColumn="0" w:firstRowLastColumn="0" w:lastRowFirstColumn="0" w:lastRowLastColumn="0"/>
-              <w:rPr>
-                <w:rFonts w:ascii="Segoe UI" w:hAnsi="Segoe UI" w:cs="Segoe UI"/>
-                <w:sz w:val="22"/>
-                <w:szCs w:val="22"/>
-              </w:rPr>
-            </w:pPr>
-            <w:r>
-              <w:rPr>
-                <w:rFonts w:ascii="Segoe UI" w:hAnsi="Segoe UI" w:cs="Segoe UI"/>
-                <w:sz w:val="22"/>
-                <w:szCs w:val="22"/>
-              </w:rPr>
-              <w:t xml:space="preserve">BL0015 automatic code fix in </w:t>
-            </w:r>
-            <w:r>
-              <w:rPr>
-                <w:rFonts w:ascii="Segoe UI" w:hAnsi="Segoe UI" w:cs="Segoe UI"/>
-                <w:b/>
-                <w:bCs/>
-                <w:sz w:val="22"/>
-                <w:szCs w:val="22"/>
-              </w:rPr>
-              <w:t>RCL</w:t>
-            </w:r>
-          </w:p>
-        </w:tc>
-        <w:tc>
-          <w:tcPr>
-            <w:tcW w:w="1714" w:type="dxa"/>
-            <w:vAlign w:val="center"/>
-          </w:tcPr>
-          <w:p>
-            <w:pPr>
-              <w:spacing w:line="276" w:lineRule="auto"/>
-              <w:cnfStyle w:val="000000100000" w:firstRow="0" w:lastRow="0" w:firstColumn="0" w:lastColumn="0" w:oddVBand="0" w:evenVBand="0" w:oddHBand="1" w:evenHBand="0" w:firstRowFirstColumn="0" w:firstRowLastColumn="0" w:lastRowFirstColumn="0" w:lastRowLastColumn="0"/>
-              <w:rPr>
-                <w:rFonts w:ascii="Segoe UI" w:hAnsi="Segoe UI" w:cs="Segoe UI"/>
-                <w:b/>
-                <w:bCs/>
-                <w:sz w:val="22"/>
-                <w:szCs w:val="22"/>
-              </w:rPr>
-            </w:pPr>
-            <w:r>
-              <w:rPr>
-                <w:rStyle w:val="Strong"/>
-                <w:rFonts w:ascii="Segoe UI" w:hAnsi="Segoe UI" w:cs="Segoe UI"/>
-                <w:b w:val="0"/>
-                <w:bCs w:val="0"/>
-                <w:sz w:val="22"/>
-                <w:szCs w:val="22"/>
-              </w:rPr>
-              <w:t xml:space="preserve">Available </w:t>
-            </w:r>
-            <w:proofErr w:type="gramStart"/>
-            <w:r>
-              <w:rPr>
-                <w:rStyle w:val="Strong"/>
-                <w:rFonts w:ascii="Segoe UI" w:hAnsi="Segoe UI" w:cs="Segoe UI"/>
-                <w:b w:val="0"/>
-                <w:bCs w:val="0"/>
-                <w:sz w:val="22"/>
-                <w:szCs w:val="22"/>
-              </w:rPr>
-              <w:t>in</w:t>
-            </w:r>
-            <w:proofErr w:type="gramEnd"/>
-            <w:r>
-              <w:rPr>
-                <w:rStyle w:val="Strong"/>
-                <w:rFonts w:ascii="Segoe UI" w:hAnsi="Segoe UI" w:cs="Segoe UI"/>
-                <w:b w:val="0"/>
-                <w:bCs w:val="0"/>
-                <w:sz w:val="22"/>
-                <w:szCs w:val="22"/>
-              </w:rPr>
-              <w:t xml:space="preserve"> RCL project alone</w:t>
-            </w:r>
-          </w:p>
-        </w:tc>
-        <w:tc>
-          <w:tcPr>
-            <w:tcW w:w="2444" w:type="dxa"/>
-            <w:vAlign w:val="center"/>
-          </w:tcPr>
-          <w:p>
-            <w:pPr>
-              <w:spacing w:line="276" w:lineRule="auto"/>
-              <w:cnfStyle w:val="000000100000" w:firstRow="0" w:lastRow="0" w:firstColumn="0" w:lastColumn="0" w:oddVBand="0" w:evenVBand="0" w:oddHBand="1" w:evenHBand="0" w:firstRowFirstColumn="0" w:firstRowLastColumn="0" w:lastRowFirstColumn="0" w:lastRowLastColumn="0"/>
-              <w:rPr>
-                <w:rFonts w:ascii="Segoe UI" w:hAnsi="Segoe UI" w:cs="Segoe UI"/>
-                <w:sz w:val="22"/>
-                <w:szCs w:val="22"/>
-              </w:rPr>
-            </w:pPr>
-            <w:r>
-              <w:rPr>
-                <w:rFonts w:ascii="Segoe UI" w:hAnsi="Segoe UI" w:cs="Segoe UI"/>
-                <w:sz w:val="22"/>
-                <w:szCs w:val="22"/>
-              </w:rPr>
-              <w:t>Automatic code fix "Make [</w:t>
-            </w:r>
-            <w:proofErr w:type="spellStart"/>
-            <w:r>
-              <w:rPr>
-                <w:rFonts w:ascii="Segoe UI" w:hAnsi="Segoe UI" w:cs="Segoe UI"/>
-                <w:sz w:val="22"/>
-                <w:szCs w:val="22"/>
-              </w:rPr>
-              <w:t>JSInvokable</w:t>
-            </w:r>
-            <w:proofErr w:type="spellEnd"/>
-            <w:r>
-              <w:rPr>
-                <w:rFonts w:ascii="Segoe UI" w:hAnsi="Segoe UI" w:cs="Segoe UI"/>
-                <w:sz w:val="22"/>
-                <w:szCs w:val="22"/>
-              </w:rPr>
-              <w:t>] method public" is available ONLY in RCL project</w:t>
-            </w:r>
-          </w:p>
-        </w:tc>
-        <w:tc>
-          <w:tcPr>
-            <w:tcW w:w="2681" w:type="dxa"/>
-            <w:vAlign w:val="center"/>
-          </w:tcPr>
-          <w:p>
-            <w:pPr>
-              <w:spacing w:line="276" w:lineRule="auto"/>
-              <w:cnfStyle w:val="000000100000" w:firstRow="0" w:lastRow="0" w:firstColumn="0" w:lastColumn="0" w:oddVBand="0" w:evenVBand="0" w:oddHBand="1" w:evenHBand="0" w:firstRowFirstColumn="0" w:firstRowLastColumn="0" w:lastRowFirstColumn="0" w:lastRowLastColumn="0"/>
-              <w:rPr>
-                <w:rFonts w:ascii="Segoe UI" w:hAnsi="Segoe UI" w:cs="Segoe UI"/>
-                <w:sz w:val="22"/>
-                <w:szCs w:val="22"/>
-              </w:rPr>
-            </w:pPr>
-            <w:r>
-              <w:rPr>
-                <w:rFonts w:ascii="Segoe UI" w:hAnsi="Segoe UI" w:cs="Segoe UI"/>
-                <w:sz w:val="22"/>
-                <w:szCs w:val="22"/>
-              </w:rPr>
-              <w:t>RCL-BL0015-codefix-preview.png</w:t>
-            </w:r>
-          </w:p>
-        </w:tc>
-      </w:tr>
-      <w:tr>
-        <w:tc>
-          <w:tcPr>
-            <w:cnfStyle w:val="001000000000" w:firstRow="0" w:lastRow="0" w:firstColumn="1" w:lastColumn="0" w:oddVBand="0" w:evenVBand="0" w:oddHBand="0" w:evenHBand="0" w:firstRowFirstColumn="0" w:firstRowLastColumn="0" w:lastRowFirstColumn="0" w:lastRowLastColumn="0"/>
-            <w:tcW w:w="711" w:type="dxa"/>
-            <w:vAlign w:val="center"/>
-          </w:tcPr>
-          <w:p>
-            <w:pPr>
-              <w:spacing w:line="276" w:lineRule="auto"/>
-              <w:rPr>
-                <w:rFonts w:ascii="Segoe UI" w:hAnsi="Segoe UI" w:cs="Segoe UI"/>
-                <w:sz w:val="22"/>
-                <w:szCs w:val="22"/>
-              </w:rPr>
-            </w:pPr>
-            <w:r>
-              <w:rPr>
-                <w:rFonts w:ascii="Segoe UI" w:hAnsi="Segoe UI" w:cs="Segoe UI"/>
-                <w:sz w:val="22"/>
-                <w:szCs w:val="22"/>
-              </w:rPr>
-              <w:t>4</w:t>
-            </w:r>
-          </w:p>
-        </w:tc>
-        <w:tc>
-          <w:tcPr>
-            <w:tcW w:w="1800" w:type="dxa"/>
-            <w:vAlign w:val="center"/>
-          </w:tcPr>
-          <w:p>
-            <w:pPr>
-              <w:spacing w:line="276" w:lineRule="auto"/>
-              <w:cnfStyle w:val="000000000000" w:firstRow="0" w:lastRow="0" w:firstColumn="0" w:lastColumn="0" w:oddVBand="0" w:evenVBand="0" w:oddHBand="0" w:evenHBand="0" w:firstRowFirstColumn="0" w:firstRowLastColumn="0" w:lastRowFirstColumn="0" w:lastRowLastColumn="0"/>
-              <w:rPr>
-                <w:rFonts w:ascii="Segoe UI" w:hAnsi="Segoe UI" w:cs="Segoe UI"/>
-                <w:sz w:val="22"/>
-                <w:szCs w:val="22"/>
-              </w:rPr>
-            </w:pPr>
-            <w:r>
-              <w:rPr>
-                <w:rFonts w:ascii="Segoe UI" w:hAnsi="Segoe UI" w:cs="Segoe UI"/>
-                <w:sz w:val="22"/>
-                <w:szCs w:val="22"/>
-              </w:rPr>
-              <w:t>BL0015 automatic code fix</w:t>
-            </w:r>
-            <w:r>
-              <w:rPr>
-                <w:rFonts w:ascii="Segoe UI" w:hAnsi="Segoe UI" w:cs="Segoe UI"/>
-                <w:sz w:val="22"/>
-                <w:szCs w:val="22"/>
-              </w:rPr>
-              <w:t xml:space="preserve"> with multiple modifiers</w:t>
-            </w:r>
-            <w:r>
-              <w:rPr>
-                <w:rFonts w:ascii="Segoe UI" w:hAnsi="Segoe UI" w:cs="Segoe UI"/>
-                <w:sz w:val="22"/>
-                <w:szCs w:val="22"/>
-              </w:rPr>
-              <w:t xml:space="preserve"> in </w:t>
-            </w:r>
-            <w:r>
-              <w:rPr>
-                <w:rFonts w:ascii="Segoe UI" w:hAnsi="Segoe UI" w:cs="Segoe UI"/>
-                <w:b/>
-                <w:bCs/>
-                <w:sz w:val="22"/>
-                <w:szCs w:val="22"/>
-              </w:rPr>
-              <w:t>RCL</w:t>
-            </w:r>
-          </w:p>
-        </w:tc>
-        <w:tc>
-          <w:tcPr>
-            <w:tcW w:w="1714" w:type="dxa"/>
-            <w:vAlign w:val="center"/>
-          </w:tcPr>
-          <w:p>
-            <w:pPr>
-              <w:spacing w:line="276" w:lineRule="auto"/>
-              <w:cnfStyle w:val="000000000000" w:firstRow="0" w:lastRow="0" w:firstColumn="0" w:lastColumn="0" w:oddVBand="0" w:evenVBand="0" w:oddHBand="0" w:evenHBand="0" w:firstRowFirstColumn="0" w:firstRowLastColumn="0" w:lastRowFirstColumn="0" w:lastRowLastColumn="0"/>
-              <w:rPr>
-                <w:rStyle w:val="Strong"/>
-                <w:rFonts w:ascii="Segoe UI" w:hAnsi="Segoe UI" w:cs="Segoe UI"/>
-                <w:b w:val="0"/>
-                <w:bCs w:val="0"/>
-                <w:sz w:val="22"/>
-                <w:szCs w:val="22"/>
-              </w:rPr>
-            </w:pPr>
-            <w:r>
-              <w:rPr>
-                <w:rFonts w:ascii="Segoe UI" w:hAnsi="Segoe UI" w:cs="Segoe UI"/>
-                <w:sz w:val="22"/>
-                <w:szCs w:val="22"/>
-              </w:rPr>
-              <w:t>Works Properly</w:t>
-            </w:r>
-          </w:p>
-        </w:tc>
-        <w:tc>
-          <w:tcPr>
-            <w:tcW w:w="2444" w:type="dxa"/>
-            <w:vAlign w:val="center"/>
-          </w:tcPr>
-          <w:p>
-            <w:pPr>
-              <w:spacing w:line="276" w:lineRule="auto"/>
-              <w:cnfStyle w:val="000000000000" w:firstRow="0" w:lastRow="0" w:firstColumn="0" w:lastColumn="0" w:oddVBand="0" w:evenVBand="0" w:oddHBand="0" w:evenHBand="0" w:firstRowFirstColumn="0" w:firstRowLastColumn="0" w:lastRowFirstColumn="0" w:lastRowLastColumn="0"/>
-              <w:rPr>
-                <w:rFonts w:ascii="Segoe UI" w:hAnsi="Segoe UI" w:cs="Segoe UI"/>
-                <w:sz w:val="22"/>
-                <w:szCs w:val="22"/>
-              </w:rPr>
-            </w:pPr>
-            <w:r>
-              <w:rPr>
-                <w:rFonts w:ascii="Segoe UI" w:hAnsi="Segoe UI" w:cs="Segoe UI"/>
-                <w:sz w:val="22"/>
-                <w:szCs w:val="22"/>
-              </w:rPr>
-              <w:t>BL0015 code fix preserves multiple method modifiers (static, async) when applied</w:t>
-            </w:r>
-          </w:p>
-        </w:tc>
-        <w:tc>
-          <w:tcPr>
-            <w:tcW w:w="2681" w:type="dxa"/>
-            <w:vAlign w:val="center"/>
-          </w:tcPr>
-          <w:p>
-            <w:pPr>
-              <w:spacing w:line="276" w:lineRule="auto"/>
-              <w:cnfStyle w:val="000000000000" w:firstRow="0" w:lastRow="0" w:firstColumn="0" w:lastColumn="0" w:oddVBand="0" w:evenVBand="0" w:oddHBand="0" w:evenHBand="0" w:firstRowFirstColumn="0" w:firstRowLastColumn="0" w:lastRowFirstColumn="0" w:lastRowLastColumn="0"/>
-              <w:rPr>
-                <w:rFonts w:ascii="Segoe UI" w:hAnsi="Segoe UI" w:cs="Segoe UI"/>
-                <w:sz w:val="22"/>
-                <w:szCs w:val="22"/>
-              </w:rPr>
-            </w:pPr>
-            <w:r>
-              <w:rPr>
-                <w:rFonts w:ascii="Segoe UI" w:hAnsi="Segoe UI" w:cs="Segoe UI"/>
-                <w:sz w:val="22"/>
-                <w:szCs w:val="22"/>
-              </w:rPr>
-              <w:t>RCL-BL0015-before-fix-multimodifier</w:t>
-            </w:r>
-            <w:r>
-              <w:rPr>
-                <w:rFonts w:ascii="Segoe UI" w:hAnsi="Segoe UI" w:cs="Segoe UI"/>
-                <w:sz w:val="22"/>
-                <w:szCs w:val="22"/>
-              </w:rPr>
-              <w:t xml:space="preserve">, </w:t>
-            </w:r>
-            <w:r>
-              <w:rPr>
-                <w:rFonts w:ascii="Segoe UI" w:hAnsi="Segoe UI" w:cs="Segoe UI"/>
-                <w:sz w:val="22"/>
-                <w:szCs w:val="22"/>
-              </w:rPr>
-              <w:t>RCL-BL0015-after-fix-multimodifier</w:t>
-            </w:r>
-          </w:p>
-        </w:tc>
-      </w:tr>
-    </w:tbl>
-    <w:p>
-      <w:pPr>
-        <w:jc w:val="center"/>
-        <w:rPr>
-          <w:rFonts w:ascii="Segoe UI" w:hAnsi="Segoe UI" w:cs="Segoe UI"/>
-          <w:sz w:val="22"/>
-          <w:szCs w:val="22"/>
-        </w:rPr>
-      </w:pPr>
-      <w:r>
-        <w:rPr>
-          <w:rFonts w:ascii="Segoe UI" w:hAnsi="Segoe UI" w:cs="Segoe UI"/>
-          <w:sz w:val="22"/>
-          <w:szCs w:val="22"/>
-        </w:rPr>
-        <w:t>-----</w:t>
-      </w:r>
-      <w:r>
-        <w:rPr>
-          <w:rFonts w:ascii="Segoe UI" w:hAnsi="Segoe UI" w:cs="Segoe UI"/>
-          <w:sz w:val="22"/>
-          <w:szCs w:val="22"/>
-        </w:rPr>
-        <w:t>-----------------------------------------------------------------------------------------------</w:t>
-      </w:r>
-      <w:r>
-        <w:rPr>
-          <w:rFonts w:ascii="Segoe UI" w:hAnsi="Segoe UI" w:cs="Segoe UI"/>
-          <w:sz w:val="22"/>
-          <w:szCs w:val="22"/>
-        </w:rPr>
-        <w:t>------</w:t>
-      </w:r>
-    </w:p>
     <w:p>
       <w:pPr>
         <w:rPr>
@@ -3469,13 +4180,38 @@
       <w:r>
         <w:rPr>
           <w:rFonts w:ascii="Segoe UI" w:hAnsi="Segoe UI" w:cs="Segoe UI"/>
+          <w:sz w:val="22"/>
+          <w:szCs w:val="22"/>
+        </w:rPr>
+        <w:t>-----</w:t>
+      </w:r>
+      <w:r>
+        <w:rPr>
+          <w:rFonts w:ascii="Segoe UI" w:hAnsi="Segoe UI" w:cs="Segoe UI"/>
+          <w:sz w:val="22"/>
+          <w:szCs w:val="22"/>
+        </w:rPr>
+        <w:t>-----------------------------------------------------------------------------------------------</w:t>
+      </w:r>
+      <w:r>
+        <w:rPr>
+          <w:rFonts w:ascii="Segoe UI" w:hAnsi="Segoe UI" w:cs="Segoe UI"/>
+          <w:sz w:val="22"/>
+          <w:szCs w:val="22"/>
+        </w:rPr>
+        <w:t>------</w:t>
+      </w:r>
+    </w:p>
+    <w:p>
+      <w:pPr>
+        <w:rPr>
+          <w:rFonts w:ascii="Segoe UI" w:hAnsi="Segoe UI" w:cs="Segoe UI"/>
           <w:b/>
           <w:bCs/>
           <w:sz w:val="26"/>
           <w:szCs w:val="26"/>
         </w:rPr>
-        <w:t xml:space="preserve">RUN TIME </w:t>
-      </w:r>
+      </w:pPr>
       <w:r>
         <w:rPr>
           <w:rFonts w:ascii="Segoe UI" w:hAnsi="Segoe UI" w:cs="Segoe UI"/>
@@ -3484,7 +4220,7 @@
           <w:sz w:val="26"/>
           <w:szCs w:val="26"/>
         </w:rPr>
-        <w:t>TEST RESULTS</w:t>
+        <w:t>CLIENT PROJECT TEST RESULTS</w:t>
       </w:r>
     </w:p>
     <w:tbl>
@@ -3519,34 +4255,14 @@
                 <w:szCs w:val="22"/>
               </w:rPr>
             </w:pPr>
-            <w:proofErr w:type="spellStart"/>
-            <w:proofErr w:type="gramStart"/>
-            <w:r>
-              <w:rPr>
-                <w:rFonts w:ascii="Segoe UI" w:hAnsi="Segoe UI" w:cs="Segoe UI"/>
-                <w:sz w:val="22"/>
-                <w:szCs w:val="22"/>
-              </w:rPr>
-              <w:t>S</w:t>
-            </w:r>
-            <w:r>
-              <w:rPr>
-                <w:rFonts w:ascii="Segoe UI" w:hAnsi="Segoe UI" w:cs="Segoe UI"/>
-                <w:sz w:val="22"/>
-                <w:szCs w:val="22"/>
-              </w:rPr>
-              <w:t>.</w:t>
-            </w:r>
-            <w:r>
-              <w:rPr>
-                <w:rFonts w:ascii="Segoe UI" w:hAnsi="Segoe UI" w:cs="Segoe UI"/>
-                <w:sz w:val="22"/>
-                <w:szCs w:val="22"/>
-              </w:rPr>
-              <w:t>No</w:t>
-            </w:r>
-            <w:proofErr w:type="spellEnd"/>
-            <w:proofErr w:type="gramEnd"/>
+            <w:r>
+              <w:rPr>
+                <w:rFonts w:ascii="Segoe UI" w:hAnsi="Segoe UI" w:cs="Segoe UI"/>
+                <w:sz w:val="22"/>
+                <w:szCs w:val="22"/>
+              </w:rPr>
+              <w:t>S.No</w:t>
+            </w:r>
           </w:p>
         </w:tc>
         <w:tc>
@@ -3700,31 +4416,7 @@
                 <w:sz w:val="22"/>
                 <w:szCs w:val="22"/>
               </w:rPr>
-              <w:t xml:space="preserve">Runtime behavior - BL0010 incorrect </w:t>
-            </w:r>
-            <w:r>
-              <w:rPr>
-                <w:rFonts w:ascii="Segoe UI" w:hAnsi="Segoe UI" w:cs="Segoe UI"/>
-                <w:sz w:val="22"/>
-                <w:szCs w:val="22"/>
-              </w:rPr>
-              <w:t xml:space="preserve">and correct </w:t>
-            </w:r>
-            <w:r>
-              <w:rPr>
-                <w:rFonts w:ascii="Segoe UI" w:hAnsi="Segoe UI" w:cs="Segoe UI"/>
-                <w:sz w:val="22"/>
-                <w:szCs w:val="22"/>
-              </w:rPr>
-              <w:t>pattern</w:t>
-            </w:r>
-            <w:r>
-              <w:rPr>
-                <w:rFonts w:ascii="Segoe UI" w:hAnsi="Segoe UI" w:cs="Segoe UI"/>
-                <w:sz w:val="22"/>
-                <w:szCs w:val="22"/>
-              </w:rPr>
-              <w:t>s</w:t>
+              <w:t>Build BL0010 warning in .Client project</w:t>
             </w:r>
           </w:p>
         </w:tc>
@@ -3774,51 +4466,7 @@
                 <w:sz w:val="22"/>
                 <w:szCs w:val="22"/>
               </w:rPr>
-              <w:t xml:space="preserve">Serialization error occurs when </w:t>
-            </w:r>
-            <w:proofErr w:type="spellStart"/>
-            <w:r>
-              <w:rPr>
-                <w:rFonts w:ascii="Segoe UI" w:hAnsi="Segoe UI" w:cs="Segoe UI"/>
-                <w:sz w:val="22"/>
-                <w:szCs w:val="22"/>
-              </w:rPr>
-              <w:t>InvokeAsync</w:t>
-            </w:r>
-            <w:proofErr w:type="spellEnd"/>
-            <w:r>
-              <w:rPr>
-                <w:rFonts w:ascii="Segoe UI" w:hAnsi="Segoe UI" w:cs="Segoe UI"/>
-                <w:sz w:val="22"/>
-                <w:szCs w:val="22"/>
-              </w:rPr>
-              <w:t>&lt;object&gt; used</w:t>
-            </w:r>
-            <w:r>
-              <w:rPr>
-                <w:rFonts w:ascii="Segoe UI" w:hAnsi="Segoe UI" w:cs="Segoe UI"/>
-                <w:sz w:val="22"/>
-                <w:szCs w:val="22"/>
-              </w:rPr>
-              <w:t xml:space="preserve"> and resolved when </w:t>
-            </w:r>
-            <w:proofErr w:type="spellStart"/>
-            <w:r>
-              <w:rPr>
-                <w:rFonts w:ascii="Segoe UI" w:hAnsi="Segoe UI" w:cs="Segoe UI"/>
-                <w:sz w:val="22"/>
-                <w:szCs w:val="22"/>
-              </w:rPr>
-              <w:t>InvokeVoidAsync</w:t>
-            </w:r>
-            <w:proofErr w:type="spellEnd"/>
-            <w:r>
-              <w:rPr>
-                <w:rFonts w:ascii="Segoe UI" w:hAnsi="Segoe UI" w:cs="Segoe UI"/>
-                <w:sz w:val="22"/>
-                <w:szCs w:val="22"/>
-              </w:rPr>
-              <w:t xml:space="preserve"> used.</w:t>
+              <w:t>Same BL0010 warning appears in Client project</w:t>
             </w:r>
           </w:p>
         </w:tc>
@@ -3843,7 +4491,7 @@
                 <w:sz w:val="22"/>
                 <w:szCs w:val="22"/>
               </w:rPr>
-              <w:t>BL0010-run-time-output.png, BL0010-runtime-output.gif</w:t>
+              <w:t>Client-BL0010-IDE-Errorlist.png</w:t>
             </w:r>
           </w:p>
         </w:tc>
@@ -3895,31 +4543,7 @@
                 <w:sz w:val="22"/>
                 <w:szCs w:val="22"/>
               </w:rPr>
-              <w:t>Runtime behavior - BL0015 incorrect</w:t>
-            </w:r>
-            <w:r>
-              <w:rPr>
-                <w:rFonts w:ascii="Segoe UI" w:hAnsi="Segoe UI" w:cs="Segoe UI"/>
-                <w:sz w:val="22"/>
-                <w:szCs w:val="22"/>
-              </w:rPr>
-              <w:t xml:space="preserve"> and correct</w:t>
-            </w:r>
-            <w:r>
-              <w:rPr>
-                <w:rFonts w:ascii="Segoe UI" w:hAnsi="Segoe UI" w:cs="Segoe UI"/>
-                <w:sz w:val="22"/>
-                <w:szCs w:val="22"/>
-              </w:rPr>
-              <w:t xml:space="preserve"> pattern</w:t>
-            </w:r>
-            <w:r>
-              <w:rPr>
-                <w:rFonts w:ascii="Segoe UI" w:hAnsi="Segoe UI" w:cs="Segoe UI"/>
-                <w:sz w:val="22"/>
-                <w:szCs w:val="22"/>
-              </w:rPr>
-              <w:t>s</w:t>
+              <w:t>Build BL0015 warning in .Client project</w:t>
             </w:r>
           </w:p>
         </w:tc>
@@ -3969,85 +4593,7 @@
                 <w:sz w:val="22"/>
                 <w:szCs w:val="22"/>
               </w:rPr>
-              <w:t>Method lookup fails when [</w:t>
-            </w:r>
-            <w:proofErr w:type="spellStart"/>
-            <w:r>
-              <w:rPr>
-                <w:rFonts w:ascii="Segoe UI" w:hAnsi="Segoe UI" w:cs="Segoe UI"/>
-                <w:sz w:val="22"/>
-                <w:szCs w:val="22"/>
-              </w:rPr>
-              <w:t>JSInvokable</w:t>
-            </w:r>
-            <w:proofErr w:type="spellEnd"/>
-            <w:r>
-              <w:rPr>
-                <w:rFonts w:ascii="Segoe UI" w:hAnsi="Segoe UI" w:cs="Segoe UI"/>
-                <w:sz w:val="22"/>
-                <w:szCs w:val="22"/>
-              </w:rPr>
-              <w:t>] is private</w:t>
-            </w:r>
-            <w:r>
-              <w:rPr>
-                <w:rFonts w:ascii="Segoe UI" w:hAnsi="Segoe UI" w:cs="Segoe UI"/>
-                <w:sz w:val="22"/>
-                <w:szCs w:val="22"/>
-              </w:rPr>
-              <w:t xml:space="preserve"> and it </w:t>
-            </w:r>
-            <w:proofErr w:type="gramStart"/>
-            <w:r>
-              <w:rPr>
-                <w:rFonts w:ascii="Segoe UI" w:hAnsi="Segoe UI" w:cs="Segoe UI"/>
-                <w:sz w:val="22"/>
-                <w:szCs w:val="22"/>
-              </w:rPr>
-              <w:t>succeed</w:t>
-            </w:r>
-            <w:proofErr w:type="gramEnd"/>
-            <w:r>
-              <w:rPr>
-                <w:rFonts w:ascii="Segoe UI" w:hAnsi="Segoe UI" w:cs="Segoe UI"/>
-                <w:sz w:val="22"/>
-                <w:szCs w:val="22"/>
-              </w:rPr>
-              <w:t xml:space="preserve"> </w:t>
-            </w:r>
-            <w:r>
-              <w:rPr>
-                <w:rFonts w:ascii="Segoe UI" w:hAnsi="Segoe UI" w:cs="Segoe UI"/>
-                <w:sz w:val="22"/>
-                <w:szCs w:val="22"/>
-              </w:rPr>
-              <w:t>[</w:t>
-            </w:r>
-            <w:proofErr w:type="spellStart"/>
-            <w:r>
-              <w:rPr>
-                <w:rFonts w:ascii="Segoe UI" w:hAnsi="Segoe UI" w:cs="Segoe UI"/>
-                <w:sz w:val="22"/>
-                <w:szCs w:val="22"/>
-              </w:rPr>
-              <w:t>JSInvokable</w:t>
-            </w:r>
-            <w:proofErr w:type="spellEnd"/>
-            <w:r>
-              <w:rPr>
-                <w:rFonts w:ascii="Segoe UI" w:hAnsi="Segoe UI" w:cs="Segoe UI"/>
-                <w:sz w:val="22"/>
-                <w:szCs w:val="22"/>
-              </w:rPr>
-              <w:t xml:space="preserve">] is </w:t>
-            </w:r>
-            <w:r>
-              <w:rPr>
-                <w:rFonts w:ascii="Segoe UI" w:hAnsi="Segoe UI" w:cs="Segoe UI"/>
-                <w:sz w:val="22"/>
-                <w:szCs w:val="22"/>
-              </w:rPr>
-              <w:t>public</w:t>
+              <w:t>Same BL0015 warning appears in Client project</w:t>
             </w:r>
           </w:p>
         </w:tc>
@@ -4072,7 +4618,7 @@
                 <w:sz w:val="22"/>
                 <w:szCs w:val="22"/>
               </w:rPr>
-              <w:t>BL0015-run-time-output.png, BL0015-runtime-output.gif</w:t>
+              <w:t>Client-BL0015-IDE-Errorlist.png</w:t>
             </w:r>
           </w:p>
         </w:tc>
@@ -4102,7 +4648,6 @@
                 <w:sz w:val="22"/>
                 <w:szCs w:val="22"/>
               </w:rPr>
-              <w:lastRenderedPageBreak/>
               <w:t>3</w:t>
             </w:r>
           </w:p>
@@ -4128,25 +4673,7 @@
                 <w:sz w:val="22"/>
                 <w:szCs w:val="22"/>
               </w:rPr>
-              <w:t xml:space="preserve">Runtime </w:t>
-            </w:r>
-            <w:proofErr w:type="gramStart"/>
-            <w:r>
-              <w:rPr>
-                <w:rFonts w:ascii="Segoe UI" w:hAnsi="Segoe UI" w:cs="Segoe UI"/>
-                <w:sz w:val="22"/>
-                <w:szCs w:val="22"/>
-              </w:rPr>
-              <w:t>behavior</w:t>
-            </w:r>
-            <w:proofErr w:type="gramEnd"/>
-            <w:r>
-              <w:rPr>
-                <w:rFonts w:ascii="Segoe UI" w:hAnsi="Segoe UI" w:cs="Segoe UI"/>
-                <w:sz w:val="22"/>
-                <w:szCs w:val="22"/>
-              </w:rPr>
-              <w:t xml:space="preserve"> - BL0016 unguarded call</w:t>
+              <w:t>Build BL0016 warning in .Client project</w:t>
             </w:r>
           </w:p>
         </w:tc>
@@ -4196,7 +4723,7 @@
                 <w:sz w:val="22"/>
                 <w:szCs w:val="22"/>
               </w:rPr>
-              <w:t>JavaScript unavailable error when called unguarded</w:t>
+              <w:t>Same BL0016 warning appears in Client project</w:t>
             </w:r>
           </w:p>
         </w:tc>
@@ -4221,173 +4748,37 @@
                 <w:sz w:val="22"/>
                 <w:szCs w:val="22"/>
               </w:rPr>
-              <w:t>BL0016-run-time-error-output1.png, BL0016-run-time-error-output</w:t>
-            </w:r>
-            <w:r>
-              <w:rPr>
-                <w:rFonts w:ascii="Segoe UI" w:hAnsi="Segoe UI" w:cs="Segoe UI"/>
-                <w:sz w:val="22"/>
-                <w:szCs w:val="22"/>
-              </w:rPr>
-              <w:t>2</w:t>
-            </w:r>
-            <w:r>
-              <w:rPr>
-                <w:rFonts w:ascii="Segoe UI" w:hAnsi="Segoe UI" w:cs="Segoe UI"/>
-                <w:sz w:val="22"/>
-                <w:szCs w:val="22"/>
-              </w:rPr>
-              <w:t>.png, BL0016-ungaurded-js-call-runtime-output.gif</w:t>
-            </w:r>
-          </w:p>
-        </w:tc>
-      </w:tr>
-      <w:tr>
-        <w:tc>
-          <w:tcPr>
-            <w:cnfStyle w:val="001000000000" w:firstRow="0" w:lastRow="0" w:firstColumn="1" w:lastColumn="0" w:oddVBand="0" w:evenVBand="0" w:oddHBand="0" w:evenHBand="0" w:firstRowFirstColumn="0" w:firstRowLastColumn="0" w:lastRowFirstColumn="0" w:lastRowLastColumn="0"/>
-            <w:tcW w:w="714" w:type="dxa"/>
-            <w:vAlign w:val="center"/>
-          </w:tcPr>
-          <w:p>
-            <w:pPr>
-              <w:spacing w:line="276" w:lineRule="auto"/>
-              <w:rPr>
-                <w:rFonts w:ascii="Segoe UI" w:hAnsi="Segoe UI" w:cs="Segoe UI"/>
-                <w:sz w:val="22"/>
-                <w:szCs w:val="22"/>
-              </w:rPr>
-            </w:pPr>
-            <w:r>
-              <w:rPr>
-                <w:rFonts w:ascii="Segoe UI" w:hAnsi="Segoe UI" w:cs="Segoe UI"/>
-                <w:sz w:val="22"/>
-                <w:szCs w:val="22"/>
-              </w:rPr>
-              <w:t>4</w:t>
-            </w:r>
-          </w:p>
-        </w:tc>
-        <w:tc>
-          <w:tcPr>
-            <w:tcW w:w="1806" w:type="dxa"/>
-            <w:vAlign w:val="center"/>
-          </w:tcPr>
-          <w:p>
-            <w:pPr>
-              <w:spacing w:line="276" w:lineRule="auto"/>
-              <w:cnfStyle w:val="000000000000" w:firstRow="0" w:lastRow="0" w:firstColumn="0" w:lastColumn="0" w:oddVBand="0" w:evenVBand="0" w:oddHBand="0" w:evenHBand="0" w:firstRowFirstColumn="0" w:firstRowLastColumn="0" w:lastRowFirstColumn="0" w:lastRowLastColumn="0"/>
-              <w:rPr>
-                <w:rFonts w:ascii="Segoe UI" w:hAnsi="Segoe UI" w:cs="Segoe UI"/>
-                <w:sz w:val="22"/>
-                <w:szCs w:val="22"/>
-              </w:rPr>
-            </w:pPr>
-            <w:r>
-              <w:rPr>
-                <w:rFonts w:ascii="Segoe UI" w:hAnsi="Segoe UI" w:cs="Segoe UI"/>
-                <w:sz w:val="22"/>
-                <w:szCs w:val="22"/>
-              </w:rPr>
-              <w:t>Runtime behavior - BL0016 guarded call</w:t>
-            </w:r>
-          </w:p>
-        </w:tc>
-        <w:tc>
-          <w:tcPr>
-            <w:tcW w:w="1136" w:type="dxa"/>
-            <w:vAlign w:val="center"/>
-          </w:tcPr>
-          <w:p>
-            <w:pPr>
-              <w:spacing w:line="276" w:lineRule="auto"/>
-              <w:cnfStyle w:val="000000000000" w:firstRow="0" w:lastRow="0" w:firstColumn="0" w:lastColumn="0" w:oddVBand="0" w:evenVBand="0" w:oddHBand="0" w:evenHBand="0" w:firstRowFirstColumn="0" w:firstRowLastColumn="0" w:lastRowFirstColumn="0" w:lastRowLastColumn="0"/>
-              <w:rPr>
-                <w:rFonts w:ascii="Segoe UI" w:hAnsi="Segoe UI" w:cs="Segoe UI"/>
-                <w:sz w:val="22"/>
-                <w:szCs w:val="22"/>
-              </w:rPr>
-            </w:pPr>
-            <w:r>
-              <w:rPr>
-                <w:rFonts w:ascii="Segoe UI" w:hAnsi="Segoe UI" w:cs="Segoe UI"/>
-                <w:sz w:val="22"/>
-                <w:szCs w:val="22"/>
-              </w:rPr>
-              <w:t>Works Properly</w:t>
-            </w:r>
-          </w:p>
-        </w:tc>
-        <w:tc>
-          <w:tcPr>
-            <w:tcW w:w="3013" w:type="dxa"/>
-            <w:vAlign w:val="center"/>
-          </w:tcPr>
-          <w:p>
-            <w:pPr>
-              <w:spacing w:line="276" w:lineRule="auto"/>
-              <w:cnfStyle w:val="000000000000" w:firstRow="0" w:lastRow="0" w:firstColumn="0" w:lastColumn="0" w:oddVBand="0" w:evenVBand="0" w:oddHBand="0" w:evenHBand="0" w:firstRowFirstColumn="0" w:firstRowLastColumn="0" w:lastRowFirstColumn="0" w:lastRowLastColumn="0"/>
-              <w:rPr>
-                <w:rFonts w:ascii="Segoe UI" w:hAnsi="Segoe UI" w:cs="Segoe UI"/>
-                <w:sz w:val="22"/>
-                <w:szCs w:val="22"/>
-              </w:rPr>
-            </w:pPr>
-            <w:r>
-              <w:rPr>
-                <w:rFonts w:ascii="Segoe UI" w:hAnsi="Segoe UI" w:cs="Segoe UI"/>
-                <w:sz w:val="22"/>
-                <w:szCs w:val="22"/>
-              </w:rPr>
-              <w:t xml:space="preserve">Guarded call in </w:t>
-            </w:r>
-            <w:proofErr w:type="spellStart"/>
-            <w:r>
-              <w:rPr>
-                <w:rFonts w:ascii="Segoe UI" w:hAnsi="Segoe UI" w:cs="Segoe UI"/>
-                <w:sz w:val="22"/>
-                <w:szCs w:val="22"/>
-              </w:rPr>
-              <w:t>OnAfterRender</w:t>
-            </w:r>
-            <w:proofErr w:type="spellEnd"/>
-            <w:r>
-              <w:rPr>
-                <w:rFonts w:ascii="Segoe UI" w:hAnsi="Segoe UI" w:cs="Segoe UI"/>
-                <w:sz w:val="22"/>
-                <w:szCs w:val="22"/>
-              </w:rPr>
-              <w:t xml:space="preserve"> succeeds</w:t>
-            </w:r>
-          </w:p>
-        </w:tc>
-        <w:tc>
-          <w:tcPr>
-            <w:tcW w:w="2681" w:type="dxa"/>
-            <w:vAlign w:val="center"/>
-          </w:tcPr>
-          <w:p>
-            <w:pPr>
-              <w:spacing w:line="276" w:lineRule="auto"/>
-              <w:cnfStyle w:val="000000000000" w:firstRow="0" w:lastRow="0" w:firstColumn="0" w:lastColumn="0" w:oddVBand="0" w:evenVBand="0" w:oddHBand="0" w:evenHBand="0" w:firstRowFirstColumn="0" w:firstRowLastColumn="0" w:lastRowFirstColumn="0" w:lastRowLastColumn="0"/>
-              <w:rPr>
-                <w:rFonts w:ascii="Segoe UI" w:hAnsi="Segoe UI" w:cs="Segoe UI"/>
-                <w:sz w:val="22"/>
-                <w:szCs w:val="22"/>
-              </w:rPr>
-            </w:pPr>
-            <w:r>
-              <w:rPr>
-                <w:rFonts w:ascii="Segoe UI" w:hAnsi="Segoe UI" w:cs="Segoe UI"/>
-                <w:sz w:val="22"/>
-                <w:szCs w:val="22"/>
-              </w:rPr>
-              <w:t>BL0016-run-time-success-output.png, BL0016-gaurded-js-call-runtime-output.gif</w:t>
+              <w:t>Client-BL0016-IDE-Errorlist.png</w:t>
             </w:r>
           </w:p>
         </w:tc>
       </w:tr>
     </w:tbl>
+    <w:p>
+      <w:pPr>
+        <w:rPr>
+          <w:rFonts w:ascii="Segoe UI" w:hAnsi="Segoe UI" w:cs="Segoe UI"/>
+          <w:sz w:val="22"/>
+          <w:szCs w:val="22"/>
+        </w:rPr>
+      </w:pPr>
+      <w:r>
+        <w:rPr>
+          <w:rFonts w:ascii="Segoe UI" w:hAnsi="Segoe UI" w:cs="Segoe UI"/>
+          <w:sz w:val="22"/>
+          <w:szCs w:val="22"/>
+        </w:rPr>
+        <w:t>------------------------------------------------------------------------------------------</w:t>
+      </w:r>
+      <w:r>
+        <w:rPr>
+          <w:rFonts w:ascii="Segoe UI" w:hAnsi="Segoe UI" w:cs="Segoe UI"/>
+          <w:sz w:val="22"/>
+          <w:szCs w:val="22"/>
+        </w:rPr>
+        <w:t>----------------</w:t>
+      </w:r>
+    </w:p>
     <w:p>
       <w:pPr>
         <w:rPr>
@@ -4396,36 +4787,9 @@
           <w:bCs/>
           <w:sz w:val="26"/>
           <w:szCs w:val="26"/>
-          <w:u w:val="single"/>
-        </w:rPr>
-      </w:pPr>
-      <w:r>
-        <w:rPr>
-          <w:rFonts w:ascii="Segoe UI" w:hAnsi="Segoe UI" w:cs="Segoe UI"/>
-          <w:sz w:val="22"/>
-          <w:szCs w:val="22"/>
-        </w:rPr>
-        <w:t>-----</w:t>
-      </w:r>
-      <w:r>
-        <w:rPr>
-          <w:rFonts w:ascii="Segoe UI" w:hAnsi="Segoe UI" w:cs="Segoe UI"/>
-          <w:sz w:val="22"/>
-          <w:szCs w:val="22"/>
-        </w:rPr>
-        <w:t>-----------------------------------------------------------------------------------------------</w:t>
-      </w:r>
-      <w:r>
-        <w:rPr>
-          <w:rFonts w:ascii="Segoe UI" w:hAnsi="Segoe UI" w:cs="Segoe UI"/>
-          <w:sz w:val="22"/>
-          <w:szCs w:val="22"/>
-        </w:rPr>
-        <w:t>------</w:t>
-      </w:r>
-    </w:p>
-    <w:p>
-      <w:pPr>
+        </w:rPr>
+      </w:pPr>
+      <w:r>
         <w:rPr>
           <w:rFonts w:ascii="Segoe UI" w:hAnsi="Segoe UI" w:cs="Segoe UI"/>
           <w:b/>
@@ -4433,16 +4797,7 @@
           <w:sz w:val="26"/>
           <w:szCs w:val="26"/>
         </w:rPr>
-      </w:pPr>
-      <w:r>
-        <w:rPr>
-          <w:rFonts w:ascii="Segoe UI" w:hAnsi="Segoe UI" w:cs="Segoe UI"/>
-          <w:b/>
-          <w:bCs/>
-          <w:sz w:val="26"/>
-          <w:szCs w:val="26"/>
-        </w:rPr>
-        <w:t>CLIENT PROJECT TEST RESULTS</w:t>
+        <w:t>RAZOR CLASS LIBRARY (RCL) TEST RESULTS</w:t>
       </w:r>
     </w:p>
     <w:tbl>
@@ -4477,8 +4832,6 @@
                 <w:szCs w:val="22"/>
               </w:rPr>
             </w:pPr>
-            <w:proofErr w:type="spellStart"/>
-            <w:proofErr w:type="gramStart"/>
             <w:r>
               <w:rPr>
                 <w:rFonts w:ascii="Segoe UI" w:hAnsi="Segoe UI" w:cs="Segoe UI"/>
@@ -4487,643 +4840,6 @@
               </w:rPr>
               <w:t>S.No</w:t>
             </w:r>
-            <w:proofErr w:type="spellEnd"/>
-            <w:proofErr w:type="gramEnd"/>
-          </w:p>
-        </w:tc>
-        <w:tc>
-          <w:tcPr>
-            <w:tcW w:w="1806" w:type="dxa"/>
-          </w:tcPr>
-          <w:p>
-            <w:pPr>
-              <w:spacing w:line="276" w:lineRule="auto"/>
-              <w:jc w:val="center"/>
-              <w:cnfStyle w:val="100000000000" w:firstRow="1" w:lastRow="0" w:firstColumn="0" w:lastColumn="0" w:oddVBand="0" w:evenVBand="0" w:oddHBand="0" w:evenHBand="0" w:firstRowFirstColumn="0" w:firstRowLastColumn="0" w:lastRowFirstColumn="0" w:lastRowLastColumn="0"/>
-              <w:rPr>
-                <w:rFonts w:ascii="Segoe UI" w:hAnsi="Segoe UI" w:cs="Segoe UI"/>
-                <w:sz w:val="22"/>
-                <w:szCs w:val="22"/>
-              </w:rPr>
-            </w:pPr>
-            <w:r>
-              <w:rPr>
-                <w:rFonts w:ascii="Segoe UI" w:hAnsi="Segoe UI" w:cs="Segoe UI"/>
-                <w:sz w:val="22"/>
-                <w:szCs w:val="22"/>
-              </w:rPr>
-              <w:t>Scenario</w:t>
-            </w:r>
-          </w:p>
-        </w:tc>
-        <w:tc>
-          <w:tcPr>
-            <w:tcW w:w="1136" w:type="dxa"/>
-          </w:tcPr>
-          <w:p>
-            <w:pPr>
-              <w:spacing w:line="276" w:lineRule="auto"/>
-              <w:jc w:val="center"/>
-              <w:cnfStyle w:val="100000000000" w:firstRow="1" w:lastRow="0" w:firstColumn="0" w:lastColumn="0" w:oddVBand="0" w:evenVBand="0" w:oddHBand="0" w:evenHBand="0" w:firstRowFirstColumn="0" w:firstRowLastColumn="0" w:lastRowFirstColumn="0" w:lastRowLastColumn="0"/>
-              <w:rPr>
-                <w:rFonts w:ascii="Segoe UI" w:hAnsi="Segoe UI" w:cs="Segoe UI"/>
-                <w:sz w:val="22"/>
-                <w:szCs w:val="22"/>
-              </w:rPr>
-            </w:pPr>
-            <w:r>
-              <w:rPr>
-                <w:rFonts w:ascii="Segoe UI" w:hAnsi="Segoe UI" w:cs="Segoe UI"/>
-                <w:sz w:val="22"/>
-                <w:szCs w:val="22"/>
-              </w:rPr>
-              <w:t>Test Status</w:t>
-            </w:r>
-          </w:p>
-        </w:tc>
-        <w:tc>
-          <w:tcPr>
-            <w:tcW w:w="3013" w:type="dxa"/>
-          </w:tcPr>
-          <w:p>
-            <w:pPr>
-              <w:spacing w:line="276" w:lineRule="auto"/>
-              <w:jc w:val="center"/>
-              <w:cnfStyle w:val="100000000000" w:firstRow="1" w:lastRow="0" w:firstColumn="0" w:lastColumn="0" w:oddVBand="0" w:evenVBand="0" w:oddHBand="0" w:evenHBand="0" w:firstRowFirstColumn="0" w:firstRowLastColumn="0" w:lastRowFirstColumn="0" w:lastRowLastColumn="0"/>
-              <w:rPr>
-                <w:rFonts w:ascii="Segoe UI" w:hAnsi="Segoe UI" w:cs="Segoe UI"/>
-                <w:sz w:val="22"/>
-                <w:szCs w:val="22"/>
-              </w:rPr>
-            </w:pPr>
-            <w:r>
-              <w:rPr>
-                <w:rFonts w:ascii="Segoe UI" w:hAnsi="Segoe UI" w:cs="Segoe UI"/>
-                <w:sz w:val="22"/>
-                <w:szCs w:val="22"/>
-              </w:rPr>
-              <w:t>Comments</w:t>
-            </w:r>
-          </w:p>
-        </w:tc>
-        <w:tc>
-          <w:tcPr>
-            <w:tcW w:w="2681" w:type="dxa"/>
-          </w:tcPr>
-          <w:p>
-            <w:pPr>
-              <w:spacing w:line="276" w:lineRule="auto"/>
-              <w:jc w:val="center"/>
-              <w:cnfStyle w:val="100000000000" w:firstRow="1" w:lastRow="0" w:firstColumn="0" w:lastColumn="0" w:oddVBand="0" w:evenVBand="0" w:oddHBand="0" w:evenHBand="0" w:firstRowFirstColumn="0" w:firstRowLastColumn="0" w:lastRowFirstColumn="0" w:lastRowLastColumn="0"/>
-              <w:rPr>
-                <w:rFonts w:ascii="Segoe UI" w:hAnsi="Segoe UI" w:cs="Segoe UI"/>
-                <w:sz w:val="22"/>
-                <w:szCs w:val="22"/>
-              </w:rPr>
-            </w:pPr>
-            <w:r>
-              <w:rPr>
-                <w:rFonts w:ascii="Segoe UI" w:hAnsi="Segoe UI" w:cs="Segoe UI"/>
-                <w:sz w:val="22"/>
-                <w:szCs w:val="22"/>
-              </w:rPr>
-              <w:t>Evidence</w:t>
-            </w:r>
-          </w:p>
-        </w:tc>
-      </w:tr>
-      <w:tr>
-        <w:trPr>
-          <w:cnfStyle w:val="000000100000" w:firstRow="0" w:lastRow="0" w:firstColumn="0" w:lastColumn="0" w:oddVBand="0" w:evenVBand="0" w:oddHBand="1" w:evenHBand="0" w:firstRowFirstColumn="0" w:firstRowLastColumn="0" w:lastRowFirstColumn="0" w:lastRowLastColumn="0"/>
-        </w:trPr>
-        <w:tc>
-          <w:tcPr>
-            <w:cnfStyle w:val="001000000000" w:firstRow="0" w:lastRow="0" w:firstColumn="1" w:lastColumn="0" w:oddVBand="0" w:evenVBand="0" w:oddHBand="0" w:evenHBand="0" w:firstRowFirstColumn="0" w:firstRowLastColumn="0" w:lastRowFirstColumn="0" w:lastRowLastColumn="0"/>
-            <w:tcW w:w="714" w:type="dxa"/>
-            <w:vAlign w:val="center"/>
-          </w:tcPr>
-          <w:p>
-            <w:pPr>
-              <w:spacing w:line="276" w:lineRule="auto"/>
-              <w:rPr>
-                <w:rFonts w:ascii="Segoe UI" w:hAnsi="Segoe UI" w:cs="Segoe UI"/>
-                <w:sz w:val="22"/>
-                <w:szCs w:val="22"/>
-              </w:rPr>
-            </w:pPr>
-            <w:r>
-              <w:rPr>
-                <w:rFonts w:ascii="Segoe UI" w:hAnsi="Segoe UI" w:cs="Segoe UI"/>
-                <w:sz w:val="22"/>
-                <w:szCs w:val="22"/>
-              </w:rPr>
-              <w:t>1</w:t>
-            </w:r>
-          </w:p>
-        </w:tc>
-        <w:tc>
-          <w:tcPr>
-            <w:tcW w:w="1806" w:type="dxa"/>
-            <w:vAlign w:val="center"/>
-          </w:tcPr>
-          <w:p>
-            <w:pPr>
-              <w:spacing w:line="276" w:lineRule="auto"/>
-              <w:cnfStyle w:val="000000100000" w:firstRow="0" w:lastRow="0" w:firstColumn="0" w:lastColumn="0" w:oddVBand="0" w:evenVBand="0" w:oddHBand="1" w:evenHBand="0" w:firstRowFirstColumn="0" w:firstRowLastColumn="0" w:lastRowFirstColumn="0" w:lastRowLastColumn="0"/>
-              <w:rPr>
-                <w:rFonts w:ascii="Segoe UI" w:hAnsi="Segoe UI" w:cs="Segoe UI"/>
-                <w:sz w:val="22"/>
-                <w:szCs w:val="22"/>
-              </w:rPr>
-            </w:pPr>
-            <w:r>
-              <w:rPr>
-                <w:rFonts w:ascii="Segoe UI" w:hAnsi="Segoe UI" w:cs="Segoe UI"/>
-                <w:sz w:val="22"/>
-                <w:szCs w:val="22"/>
-              </w:rPr>
-              <w:t xml:space="preserve">Build BL0010 warning </w:t>
-            </w:r>
-            <w:proofErr w:type="gramStart"/>
-            <w:r>
-              <w:rPr>
-                <w:rFonts w:ascii="Segoe UI" w:hAnsi="Segoe UI" w:cs="Segoe UI"/>
-                <w:sz w:val="22"/>
-                <w:szCs w:val="22"/>
-              </w:rPr>
-              <w:t>in .Client</w:t>
-            </w:r>
-            <w:proofErr w:type="gramEnd"/>
-            <w:r>
-              <w:rPr>
-                <w:rFonts w:ascii="Segoe UI" w:hAnsi="Segoe UI" w:cs="Segoe UI"/>
-                <w:sz w:val="22"/>
-                <w:szCs w:val="22"/>
-              </w:rPr>
-              <w:t xml:space="preserve"> project</w:t>
-            </w:r>
-          </w:p>
-        </w:tc>
-        <w:tc>
-          <w:tcPr>
-            <w:tcW w:w="1136" w:type="dxa"/>
-            <w:vAlign w:val="center"/>
-          </w:tcPr>
-          <w:p>
-            <w:pPr>
-              <w:spacing w:line="276" w:lineRule="auto"/>
-              <w:cnfStyle w:val="000000100000" w:firstRow="0" w:lastRow="0" w:firstColumn="0" w:lastColumn="0" w:oddVBand="0" w:evenVBand="0" w:oddHBand="1" w:evenHBand="0" w:firstRowFirstColumn="0" w:firstRowLastColumn="0" w:lastRowFirstColumn="0" w:lastRowLastColumn="0"/>
-              <w:rPr>
-                <w:rFonts w:ascii="Segoe UI" w:hAnsi="Segoe UI" w:cs="Segoe UI"/>
-                <w:sz w:val="22"/>
-                <w:szCs w:val="22"/>
-              </w:rPr>
-            </w:pPr>
-            <w:r>
-              <w:rPr>
-                <w:rFonts w:ascii="Segoe UI" w:hAnsi="Segoe UI" w:cs="Segoe UI"/>
-                <w:sz w:val="22"/>
-                <w:szCs w:val="22"/>
-              </w:rPr>
-              <w:t>Works Properly</w:t>
-            </w:r>
-          </w:p>
-        </w:tc>
-        <w:tc>
-          <w:tcPr>
-            <w:tcW w:w="3013" w:type="dxa"/>
-            <w:vAlign w:val="center"/>
-          </w:tcPr>
-          <w:p>
-            <w:pPr>
-              <w:spacing w:line="276" w:lineRule="auto"/>
-              <w:cnfStyle w:val="000000100000" w:firstRow="0" w:lastRow="0" w:firstColumn="0" w:lastColumn="0" w:oddVBand="0" w:evenVBand="0" w:oddHBand="1" w:evenHBand="0" w:firstRowFirstColumn="0" w:firstRowLastColumn="0" w:lastRowFirstColumn="0" w:lastRowLastColumn="0"/>
-              <w:rPr>
-                <w:rFonts w:ascii="Segoe UI" w:hAnsi="Segoe UI" w:cs="Segoe UI"/>
-                <w:sz w:val="22"/>
-                <w:szCs w:val="22"/>
-              </w:rPr>
-            </w:pPr>
-            <w:r>
-              <w:rPr>
-                <w:rFonts w:ascii="Segoe UI" w:hAnsi="Segoe UI" w:cs="Segoe UI"/>
-                <w:sz w:val="22"/>
-                <w:szCs w:val="22"/>
-              </w:rPr>
-              <w:t>Same BL0010 warning appears in Client project</w:t>
-            </w:r>
-          </w:p>
-        </w:tc>
-        <w:tc>
-          <w:tcPr>
-            <w:tcW w:w="2681" w:type="dxa"/>
-            <w:vAlign w:val="center"/>
-          </w:tcPr>
-          <w:p>
-            <w:pPr>
-              <w:spacing w:line="276" w:lineRule="auto"/>
-              <w:cnfStyle w:val="000000100000" w:firstRow="0" w:lastRow="0" w:firstColumn="0" w:lastColumn="0" w:oddVBand="0" w:evenVBand="0" w:oddHBand="1" w:evenHBand="0" w:firstRowFirstColumn="0" w:firstRowLastColumn="0" w:lastRowFirstColumn="0" w:lastRowLastColumn="0"/>
-              <w:rPr>
-                <w:rFonts w:ascii="Segoe UI" w:hAnsi="Segoe UI" w:cs="Segoe UI"/>
-                <w:sz w:val="22"/>
-                <w:szCs w:val="22"/>
-              </w:rPr>
-            </w:pPr>
-            <w:r>
-              <w:rPr>
-                <w:rFonts w:ascii="Segoe UI" w:hAnsi="Segoe UI" w:cs="Segoe UI"/>
-                <w:sz w:val="22"/>
-                <w:szCs w:val="22"/>
-              </w:rPr>
-              <w:t>Client-BL0010-IDE-Errorlist.png</w:t>
-            </w:r>
-          </w:p>
-        </w:tc>
-      </w:tr>
-      <w:tr>
-        <w:tc>
-          <w:tcPr>
-            <w:cnfStyle w:val="001000000000" w:firstRow="0" w:lastRow="0" w:firstColumn="1" w:lastColumn="0" w:oddVBand="0" w:evenVBand="0" w:oddHBand="0" w:evenHBand="0" w:firstRowFirstColumn="0" w:firstRowLastColumn="0" w:lastRowFirstColumn="0" w:lastRowLastColumn="0"/>
-            <w:tcW w:w="714" w:type="dxa"/>
-            <w:vAlign w:val="center"/>
-          </w:tcPr>
-          <w:p>
-            <w:pPr>
-              <w:spacing w:line="276" w:lineRule="auto"/>
-              <w:rPr>
-                <w:rFonts w:ascii="Segoe UI" w:hAnsi="Segoe UI" w:cs="Segoe UI"/>
-                <w:sz w:val="22"/>
-                <w:szCs w:val="22"/>
-              </w:rPr>
-            </w:pPr>
-            <w:r>
-              <w:rPr>
-                <w:rFonts w:ascii="Segoe UI" w:hAnsi="Segoe UI" w:cs="Segoe UI"/>
-                <w:sz w:val="22"/>
-                <w:szCs w:val="22"/>
-              </w:rPr>
-              <w:t>2</w:t>
-            </w:r>
-          </w:p>
-        </w:tc>
-        <w:tc>
-          <w:tcPr>
-            <w:tcW w:w="1806" w:type="dxa"/>
-            <w:vAlign w:val="center"/>
-          </w:tcPr>
-          <w:p>
-            <w:pPr>
-              <w:spacing w:line="276" w:lineRule="auto"/>
-              <w:cnfStyle w:val="000000000000" w:firstRow="0" w:lastRow="0" w:firstColumn="0" w:lastColumn="0" w:oddVBand="0" w:evenVBand="0" w:oddHBand="0" w:evenHBand="0" w:firstRowFirstColumn="0" w:firstRowLastColumn="0" w:lastRowFirstColumn="0" w:lastRowLastColumn="0"/>
-              <w:rPr>
-                <w:rFonts w:ascii="Segoe UI" w:hAnsi="Segoe UI" w:cs="Segoe UI"/>
-                <w:sz w:val="22"/>
-                <w:szCs w:val="22"/>
-              </w:rPr>
-            </w:pPr>
-            <w:r>
-              <w:rPr>
-                <w:rFonts w:ascii="Segoe UI" w:hAnsi="Segoe UI" w:cs="Segoe UI"/>
-                <w:sz w:val="22"/>
-                <w:szCs w:val="22"/>
-              </w:rPr>
-              <w:t xml:space="preserve">Build BL0015 warning </w:t>
-            </w:r>
-            <w:proofErr w:type="gramStart"/>
-            <w:r>
-              <w:rPr>
-                <w:rFonts w:ascii="Segoe UI" w:hAnsi="Segoe UI" w:cs="Segoe UI"/>
-                <w:sz w:val="22"/>
-                <w:szCs w:val="22"/>
-              </w:rPr>
-              <w:t>in .Client</w:t>
-            </w:r>
-            <w:proofErr w:type="gramEnd"/>
-            <w:r>
-              <w:rPr>
-                <w:rFonts w:ascii="Segoe UI" w:hAnsi="Segoe UI" w:cs="Segoe UI"/>
-                <w:sz w:val="22"/>
-                <w:szCs w:val="22"/>
-              </w:rPr>
-              <w:t xml:space="preserve"> project</w:t>
-            </w:r>
-          </w:p>
-        </w:tc>
-        <w:tc>
-          <w:tcPr>
-            <w:tcW w:w="1136" w:type="dxa"/>
-            <w:vAlign w:val="center"/>
-          </w:tcPr>
-          <w:p>
-            <w:pPr>
-              <w:spacing w:line="276" w:lineRule="auto"/>
-              <w:cnfStyle w:val="000000000000" w:firstRow="0" w:lastRow="0" w:firstColumn="0" w:lastColumn="0" w:oddVBand="0" w:evenVBand="0" w:oddHBand="0" w:evenHBand="0" w:firstRowFirstColumn="0" w:firstRowLastColumn="0" w:lastRowFirstColumn="0" w:lastRowLastColumn="0"/>
-              <w:rPr>
-                <w:rFonts w:ascii="Segoe UI" w:hAnsi="Segoe UI" w:cs="Segoe UI"/>
-                <w:sz w:val="22"/>
-                <w:szCs w:val="22"/>
-              </w:rPr>
-            </w:pPr>
-            <w:r>
-              <w:rPr>
-                <w:rFonts w:ascii="Segoe UI" w:hAnsi="Segoe UI" w:cs="Segoe UI"/>
-                <w:sz w:val="22"/>
-                <w:szCs w:val="22"/>
-              </w:rPr>
-              <w:t>Works Properly</w:t>
-            </w:r>
-          </w:p>
-        </w:tc>
-        <w:tc>
-          <w:tcPr>
-            <w:tcW w:w="3013" w:type="dxa"/>
-            <w:vAlign w:val="center"/>
-          </w:tcPr>
-          <w:p>
-            <w:pPr>
-              <w:spacing w:line="276" w:lineRule="auto"/>
-              <w:cnfStyle w:val="000000000000" w:firstRow="0" w:lastRow="0" w:firstColumn="0" w:lastColumn="0" w:oddVBand="0" w:evenVBand="0" w:oddHBand="0" w:evenHBand="0" w:firstRowFirstColumn="0" w:firstRowLastColumn="0" w:lastRowFirstColumn="0" w:lastRowLastColumn="0"/>
-              <w:rPr>
-                <w:rFonts w:ascii="Segoe UI" w:hAnsi="Segoe UI" w:cs="Segoe UI"/>
-                <w:sz w:val="22"/>
-                <w:szCs w:val="22"/>
-              </w:rPr>
-            </w:pPr>
-            <w:r>
-              <w:rPr>
-                <w:rFonts w:ascii="Segoe UI" w:hAnsi="Segoe UI" w:cs="Segoe UI"/>
-                <w:sz w:val="22"/>
-                <w:szCs w:val="22"/>
-              </w:rPr>
-              <w:t>Same BL0015 warning appears in Client project</w:t>
-            </w:r>
-          </w:p>
-        </w:tc>
-        <w:tc>
-          <w:tcPr>
-            <w:tcW w:w="2681" w:type="dxa"/>
-            <w:vAlign w:val="center"/>
-          </w:tcPr>
-          <w:p>
-            <w:pPr>
-              <w:spacing w:line="276" w:lineRule="auto"/>
-              <w:cnfStyle w:val="000000000000" w:firstRow="0" w:lastRow="0" w:firstColumn="0" w:lastColumn="0" w:oddVBand="0" w:evenVBand="0" w:oddHBand="0" w:evenHBand="0" w:firstRowFirstColumn="0" w:firstRowLastColumn="0" w:lastRowFirstColumn="0" w:lastRowLastColumn="0"/>
-              <w:rPr>
-                <w:rFonts w:ascii="Segoe UI" w:hAnsi="Segoe UI" w:cs="Segoe UI"/>
-                <w:sz w:val="22"/>
-                <w:szCs w:val="22"/>
-              </w:rPr>
-            </w:pPr>
-            <w:r>
-              <w:rPr>
-                <w:rFonts w:ascii="Segoe UI" w:hAnsi="Segoe UI" w:cs="Segoe UI"/>
-                <w:sz w:val="22"/>
-                <w:szCs w:val="22"/>
-              </w:rPr>
-              <w:t>Client-BL0015-IDE-Errorlist.png</w:t>
-            </w:r>
-          </w:p>
-        </w:tc>
-      </w:tr>
-      <w:tr>
-        <w:trPr>
-          <w:cnfStyle w:val="000000100000" w:firstRow="0" w:lastRow="0" w:firstColumn="0" w:lastColumn="0" w:oddVBand="0" w:evenVBand="0" w:oddHBand="1" w:evenHBand="0" w:firstRowFirstColumn="0" w:firstRowLastColumn="0" w:lastRowFirstColumn="0" w:lastRowLastColumn="0"/>
-        </w:trPr>
-        <w:tc>
-          <w:tcPr>
-            <w:cnfStyle w:val="001000000000" w:firstRow="0" w:lastRow="0" w:firstColumn="1" w:lastColumn="0" w:oddVBand="0" w:evenVBand="0" w:oddHBand="0" w:evenHBand="0" w:firstRowFirstColumn="0" w:firstRowLastColumn="0" w:lastRowFirstColumn="0" w:lastRowLastColumn="0"/>
-            <w:tcW w:w="714" w:type="dxa"/>
-            <w:vAlign w:val="center"/>
-          </w:tcPr>
-          <w:p>
-            <w:pPr>
-              <w:spacing w:line="276" w:lineRule="auto"/>
-              <w:rPr>
-                <w:rFonts w:ascii="Segoe UI" w:hAnsi="Segoe UI" w:cs="Segoe UI"/>
-                <w:sz w:val="22"/>
-                <w:szCs w:val="22"/>
-              </w:rPr>
-            </w:pPr>
-            <w:r>
-              <w:rPr>
-                <w:rFonts w:ascii="Segoe UI" w:hAnsi="Segoe UI" w:cs="Segoe UI"/>
-                <w:sz w:val="22"/>
-                <w:szCs w:val="22"/>
-              </w:rPr>
-              <w:t>3</w:t>
-            </w:r>
-          </w:p>
-        </w:tc>
-        <w:tc>
-          <w:tcPr>
-            <w:tcW w:w="1806" w:type="dxa"/>
-            <w:vAlign w:val="center"/>
-          </w:tcPr>
-          <w:p>
-            <w:pPr>
-              <w:spacing w:line="276" w:lineRule="auto"/>
-              <w:cnfStyle w:val="000000100000" w:firstRow="0" w:lastRow="0" w:firstColumn="0" w:lastColumn="0" w:oddVBand="0" w:evenVBand="0" w:oddHBand="1" w:evenHBand="0" w:firstRowFirstColumn="0" w:firstRowLastColumn="0" w:lastRowFirstColumn="0" w:lastRowLastColumn="0"/>
-              <w:rPr>
-                <w:rFonts w:ascii="Segoe UI" w:hAnsi="Segoe UI" w:cs="Segoe UI"/>
-                <w:sz w:val="22"/>
-                <w:szCs w:val="22"/>
-              </w:rPr>
-            </w:pPr>
-            <w:r>
-              <w:rPr>
-                <w:rFonts w:ascii="Segoe UI" w:hAnsi="Segoe UI" w:cs="Segoe UI"/>
-                <w:sz w:val="22"/>
-                <w:szCs w:val="22"/>
-              </w:rPr>
-              <w:t xml:space="preserve">Build BL0016 warning </w:t>
-            </w:r>
-            <w:proofErr w:type="gramStart"/>
-            <w:r>
-              <w:rPr>
-                <w:rFonts w:ascii="Segoe UI" w:hAnsi="Segoe UI" w:cs="Segoe UI"/>
-                <w:sz w:val="22"/>
-                <w:szCs w:val="22"/>
-              </w:rPr>
-              <w:t>in .Client</w:t>
-            </w:r>
-            <w:proofErr w:type="gramEnd"/>
-            <w:r>
-              <w:rPr>
-                <w:rFonts w:ascii="Segoe UI" w:hAnsi="Segoe UI" w:cs="Segoe UI"/>
-                <w:sz w:val="22"/>
-                <w:szCs w:val="22"/>
-              </w:rPr>
-              <w:t xml:space="preserve"> project</w:t>
-            </w:r>
-          </w:p>
-        </w:tc>
-        <w:tc>
-          <w:tcPr>
-            <w:tcW w:w="1136" w:type="dxa"/>
-            <w:vAlign w:val="center"/>
-          </w:tcPr>
-          <w:p>
-            <w:pPr>
-              <w:spacing w:line="276" w:lineRule="auto"/>
-              <w:cnfStyle w:val="000000100000" w:firstRow="0" w:lastRow="0" w:firstColumn="0" w:lastColumn="0" w:oddVBand="0" w:evenVBand="0" w:oddHBand="1" w:evenHBand="0" w:firstRowFirstColumn="0" w:firstRowLastColumn="0" w:lastRowFirstColumn="0" w:lastRowLastColumn="0"/>
-              <w:rPr>
-                <w:rFonts w:ascii="Segoe UI" w:hAnsi="Segoe UI" w:cs="Segoe UI"/>
-                <w:sz w:val="22"/>
-                <w:szCs w:val="22"/>
-              </w:rPr>
-            </w:pPr>
-            <w:r>
-              <w:rPr>
-                <w:rFonts w:ascii="Segoe UI" w:hAnsi="Segoe UI" w:cs="Segoe UI"/>
-                <w:sz w:val="22"/>
-                <w:szCs w:val="22"/>
-              </w:rPr>
-              <w:t>Works Properly</w:t>
-            </w:r>
-          </w:p>
-        </w:tc>
-        <w:tc>
-          <w:tcPr>
-            <w:tcW w:w="3013" w:type="dxa"/>
-            <w:vAlign w:val="center"/>
-          </w:tcPr>
-          <w:p>
-            <w:pPr>
-              <w:spacing w:line="276" w:lineRule="auto"/>
-              <w:cnfStyle w:val="000000100000" w:firstRow="0" w:lastRow="0" w:firstColumn="0" w:lastColumn="0" w:oddVBand="0" w:evenVBand="0" w:oddHBand="1" w:evenHBand="0" w:firstRowFirstColumn="0" w:firstRowLastColumn="0" w:lastRowFirstColumn="0" w:lastRowLastColumn="0"/>
-              <w:rPr>
-                <w:rFonts w:ascii="Segoe UI" w:hAnsi="Segoe UI" w:cs="Segoe UI"/>
-                <w:sz w:val="22"/>
-                <w:szCs w:val="22"/>
-              </w:rPr>
-            </w:pPr>
-            <w:r>
-              <w:rPr>
-                <w:rFonts w:ascii="Segoe UI" w:hAnsi="Segoe UI" w:cs="Segoe UI"/>
-                <w:sz w:val="22"/>
-                <w:szCs w:val="22"/>
-              </w:rPr>
-              <w:t>Same BL0016 warning appears in Client project</w:t>
-            </w:r>
-          </w:p>
-        </w:tc>
-        <w:tc>
-          <w:tcPr>
-            <w:tcW w:w="2681" w:type="dxa"/>
-            <w:vAlign w:val="center"/>
-          </w:tcPr>
-          <w:p>
-            <w:pPr>
-              <w:spacing w:line="276" w:lineRule="auto"/>
-              <w:cnfStyle w:val="000000100000" w:firstRow="0" w:lastRow="0" w:firstColumn="0" w:lastColumn="0" w:oddVBand="0" w:evenVBand="0" w:oddHBand="1" w:evenHBand="0" w:firstRowFirstColumn="0" w:firstRowLastColumn="0" w:lastRowFirstColumn="0" w:lastRowLastColumn="0"/>
-              <w:rPr>
-                <w:rFonts w:ascii="Segoe UI" w:hAnsi="Segoe UI" w:cs="Segoe UI"/>
-                <w:sz w:val="22"/>
-                <w:szCs w:val="22"/>
-              </w:rPr>
-            </w:pPr>
-            <w:r>
-              <w:rPr>
-                <w:rFonts w:ascii="Segoe UI" w:hAnsi="Segoe UI" w:cs="Segoe UI"/>
-                <w:sz w:val="22"/>
-                <w:szCs w:val="22"/>
-              </w:rPr>
-              <w:t>Client-BL0016-IDE-Errorlist.png</w:t>
-            </w:r>
-          </w:p>
-        </w:tc>
-      </w:tr>
-    </w:tbl>
-    <w:p>
-      <w:pPr>
-        <w:rPr>
-          <w:rFonts w:ascii="Segoe UI" w:hAnsi="Segoe UI" w:cs="Segoe UI"/>
-          <w:sz w:val="22"/>
-          <w:szCs w:val="22"/>
-        </w:rPr>
-      </w:pPr>
-      <w:r>
-        <w:rPr>
-          <w:rFonts w:ascii="Segoe UI" w:hAnsi="Segoe UI" w:cs="Segoe UI"/>
-          <w:sz w:val="22"/>
-          <w:szCs w:val="22"/>
-        </w:rPr>
-        <w:t>------------------------------------------------------------------------------------------</w:t>
-      </w:r>
-      <w:r>
-        <w:rPr>
-          <w:rFonts w:ascii="Segoe UI" w:hAnsi="Segoe UI" w:cs="Segoe UI"/>
-          <w:sz w:val="22"/>
-          <w:szCs w:val="22"/>
-        </w:rPr>
-        <w:t>----------------</w:t>
-      </w:r>
-    </w:p>
-    <w:p>
-      <w:pPr>
-        <w:rPr>
-          <w:rFonts w:ascii="Segoe UI" w:hAnsi="Segoe UI" w:cs="Segoe UI"/>
-          <w:b/>
-          <w:bCs/>
-          <w:sz w:val="26"/>
-          <w:szCs w:val="26"/>
-        </w:rPr>
-      </w:pPr>
-      <w:r>
-        <w:rPr>
-          <w:rFonts w:ascii="Segoe UI" w:hAnsi="Segoe UI" w:cs="Segoe UI"/>
-          <w:b/>
-          <w:bCs/>
-          <w:sz w:val="26"/>
-          <w:szCs w:val="26"/>
-        </w:rPr>
-        <w:t>RAZOR CLASS LIBRARY (RCL) TEST RESULTS</w:t>
-      </w:r>
-    </w:p>
-    <w:tbl>
-      <w:tblPr>
-        <w:tblStyle w:val="PlainTable1"/>
-        <w:tblW w:w="0" w:type="auto"/>
-        <w:tblLook w:val="04A0" w:firstRow="1" w:lastRow="0" w:firstColumn="1" w:lastColumn="0" w:noHBand="0" w:noVBand="1"/>
-      </w:tblPr>
-      <w:tblGrid>
-        <w:gridCol w:w="714"/>
-        <w:gridCol w:w="1806"/>
-        <w:gridCol w:w="1136"/>
-        <w:gridCol w:w="3013"/>
-        <w:gridCol w:w="2681"/>
-      </w:tblGrid>
-      <w:tr>
-        <w:trPr>
-          <w:cnfStyle w:val="100000000000" w:firstRow="1" w:lastRow="0" w:firstColumn="0" w:lastColumn="0" w:oddVBand="0" w:evenVBand="0" w:oddHBand="0" w:evenHBand="0" w:firstRowFirstColumn="0" w:firstRowLastColumn="0" w:lastRowFirstColumn="0" w:lastRowLastColumn="0"/>
-        </w:trPr>
-        <w:tc>
-          <w:tcPr>
-            <w:cnfStyle w:val="001000000000" w:firstRow="0" w:lastRow="0" w:firstColumn="1" w:lastColumn="0" w:oddVBand="0" w:evenVBand="0" w:oddHBand="0" w:evenHBand="0" w:firstRowFirstColumn="0" w:firstRowLastColumn="0" w:lastRowFirstColumn="0" w:lastRowLastColumn="0"/>
-            <w:tcW w:w="714" w:type="dxa"/>
-          </w:tcPr>
-          <w:p>
-            <w:pPr>
-              <w:spacing w:line="276" w:lineRule="auto"/>
-              <w:jc w:val="center"/>
-              <w:rPr>
-                <w:rFonts w:ascii="Segoe UI" w:hAnsi="Segoe UI" w:cs="Segoe UI"/>
-                <w:sz w:val="22"/>
-                <w:szCs w:val="22"/>
-              </w:rPr>
-            </w:pPr>
-            <w:proofErr w:type="spellStart"/>
-            <w:proofErr w:type="gramStart"/>
-            <w:r>
-              <w:rPr>
-                <w:rFonts w:ascii="Segoe UI" w:hAnsi="Segoe UI" w:cs="Segoe UI"/>
-                <w:sz w:val="22"/>
-                <w:szCs w:val="22"/>
-              </w:rPr>
-              <w:t>S.No</w:t>
-            </w:r>
-            <w:proofErr w:type="spellEnd"/>
-            <w:proofErr w:type="gramEnd"/>
           </w:p>
         </w:tc>
         <w:tc>
@@ -5722,31 +5438,20 @@
               <w:jc w:val="center"/>
               <w:rPr>
                 <w:rFonts w:ascii="Segoe UI" w:hAnsi="Segoe UI" w:cs="Segoe UI"/>
-                <w:sz w:val="22"/>
-                <w:szCs w:val="22"/>
-              </w:rPr>
-            </w:pPr>
-            <w:r>
-              <w:rPr>
-                <w:rFonts w:ascii="Segoe UI" w:hAnsi="Segoe UI" w:cs="Segoe UI"/>
-                <w:sz w:val="22"/>
-                <w:szCs w:val="22"/>
-              </w:rPr>
-              <w:t>Project</w:t>
-            </w:r>
-          </w:p>
-          <w:p>
-            <w:pPr>
-              <w:spacing w:line="276" w:lineRule="auto"/>
-              <w:jc w:val="center"/>
-              <w:rPr>
-                <w:rFonts w:ascii="Segoe UI" w:hAnsi="Segoe UI" w:cs="Segoe UI"/>
                 <w:b w:val="0"/>
                 <w:bCs w:val="0"/>
                 <w:sz w:val="22"/>
                 <w:szCs w:val="22"/>
               </w:rPr>
             </w:pPr>
+            <w:r>
+              <w:rPr>
+                <w:rFonts w:ascii="Segoe UI" w:hAnsi="Segoe UI" w:cs="Segoe UI"/>
+                <w:sz w:val="22"/>
+                <w:szCs w:val="22"/>
+              </w:rPr>
+              <w:t>Project</w:t>
+            </w:r>
           </w:p>
         </w:tc>
         <w:tc>
@@ -5772,18 +5477,6 @@
               </w:rPr>
               <w:t>Warning Type</w:t>
             </w:r>
-          </w:p>
-          <w:p>
-            <w:pPr>
-              <w:spacing w:line="276" w:lineRule="auto"/>
-              <w:jc w:val="center"/>
-              <w:cnfStyle w:val="100000000000" w:firstRow="1" w:lastRow="0" w:firstColumn="0" w:lastColumn="0" w:oddVBand="0" w:evenVBand="0" w:oddHBand="0" w:evenHBand="0" w:firstRowFirstColumn="0" w:firstRowLastColumn="0" w:lastRowFirstColumn="0" w:lastRowLastColumn="0"/>
-              <w:rPr>
-                <w:rFonts w:ascii="Segoe UI" w:hAnsi="Segoe UI" w:cs="Segoe UI"/>
-                <w:sz w:val="22"/>
-                <w:szCs w:val="22"/>
-              </w:rPr>
-            </w:pPr>
           </w:p>
         </w:tc>
         <w:tc>
@@ -6235,7 +5928,7 @@
                 <w:sz w:val="22"/>
                 <w:szCs w:val="22"/>
               </w:rPr>
-              <w:t>1</w:t>
+              <w:t>2</w:t>
             </w:r>
           </w:p>
         </w:tc>
@@ -6261,7 +5954,7 @@
                 <w:sz w:val="22"/>
                 <w:szCs w:val="22"/>
               </w:rPr>
-              <w:t>1</w:t>
+              <w:t>2</w:t>
             </w:r>
           </w:p>
         </w:tc>
@@ -7163,27 +6856,211 @@
       <w:pPr>
         <w:rPr>
           <w:rFonts w:ascii="Segoe UI" w:hAnsi="Segoe UI" w:cs="Segoe UI"/>
-          <w:sz w:val="22"/>
-          <w:szCs w:val="22"/>
-        </w:rPr>
-      </w:pPr>
-      <w:r>
-        <w:rPr>
-          <w:rFonts w:ascii="Segoe UI" w:hAnsi="Segoe UI" w:cs="Segoe UI"/>
           <w:b/>
           <w:bCs/>
-          <w:sz w:val="22"/>
-          <w:szCs w:val="22"/>
-        </w:rPr>
-        <w:t>Note</w:t>
-      </w:r>
-      <w:r>
-        <w:rPr>
-          <w:rFonts w:ascii="Segoe UI" w:hAnsi="Segoe UI" w:cs="Segoe UI"/>
-          <w:sz w:val="22"/>
-          <w:szCs w:val="22"/>
-        </w:rPr>
-        <w:t>: RCL BL0015 count is 2 because the project includes two test methods:</w:t>
+        </w:rPr>
+      </w:pPr>
+      <w:r>
+        <w:rPr>
+          <w:rFonts w:ascii="Segoe UI" w:hAnsi="Segoe UI" w:cs="Segoe UI"/>
+          <w:b/>
+          <w:bCs/>
+        </w:rPr>
+        <w:t>Notes on Warning Counts</w:t>
+      </w:r>
+    </w:p>
+    <w:p>
+      <w:pPr>
+        <w:rPr>
+          <w:rFonts w:ascii="Segoe UI" w:hAnsi="Segoe UI" w:cs="Segoe UI"/>
+          <w:sz w:val="22"/>
+          <w:szCs w:val="22"/>
+        </w:rPr>
+      </w:pPr>
+      <w:r>
+        <w:rPr>
+          <w:rFonts w:ascii="Segoe UI" w:hAnsi="Segoe UI" w:cs="Segoe UI"/>
+          <w:b/>
+          <w:bCs/>
+          <w:i/>
+          <w:iCs/>
+          <w:sz w:val="22"/>
+          <w:szCs w:val="22"/>
+        </w:rPr>
+        <w:t>Server BL0016: 2 Warnings</w:t>
+      </w:r>
+      <w:r>
+        <w:rPr>
+          <w:rFonts w:ascii="Segoe UI" w:hAnsi="Segoe UI" w:cs="Segoe UI"/>
+          <w:sz w:val="22"/>
+          <w:szCs w:val="22"/>
+        </w:rPr>
+        <w:t>:</w:t>
+      </w:r>
+    </w:p>
+    <w:p>
+      <w:pPr>
+        <w:rPr>
+          <w:rFonts w:ascii="Segoe UI" w:hAnsi="Segoe UI" w:cs="Segoe UI"/>
+          <w:sz w:val="22"/>
+          <w:szCs w:val="22"/>
+        </w:rPr>
+      </w:pPr>
+      <w:r>
+        <w:rPr>
+          <w:rFonts w:ascii="Segoe UI" w:hAnsi="Segoe UI" w:cs="Segoe UI"/>
+          <w:sz w:val="22"/>
+          <w:szCs w:val="22"/>
+        </w:rPr>
+        <w:t>The server project has 2 BL0016 warnings because we intentionally created two different test scenarios</w:t>
+      </w:r>
+    </w:p>
+    <w:p>
+      <w:pPr>
+        <w:pStyle w:val="ListParagraph"/>
+        <w:numPr>
+          <w:ilvl w:val="0"/>
+          <w:numId w:val="12"/>
+        </w:numPr>
+        <w:rPr>
+          <w:rFonts w:ascii="Segoe UI" w:hAnsi="Segoe UI" w:cs="Segoe UI"/>
+          <w:sz w:val="22"/>
+          <w:szCs w:val="22"/>
+        </w:rPr>
+      </w:pPr>
+      <w:r>
+        <w:rPr>
+          <w:rFonts w:ascii="Segoe UI" w:hAnsi="Segoe UI" w:cs="Segoe UI"/>
+          <w:b/>
+          <w:bCs/>
+          <w:sz w:val="22"/>
+          <w:szCs w:val="22"/>
+        </w:rPr>
+        <w:t>BL0016Diagnostic.razor</w:t>
+      </w:r>
+      <w:r>
+        <w:rPr>
+          <w:rFonts w:ascii="Segoe UI" w:hAnsi="Segoe UI" w:cs="Segoe UI"/>
+          <w:sz w:val="22"/>
+          <w:szCs w:val="22"/>
+        </w:rPr>
+        <w:t xml:space="preserve"> -</w:t>
+      </w:r>
+      <w:r>
+        <w:rPr>
+          <w:rFonts w:ascii="Segoe UI" w:hAnsi="Segoe UI" w:cs="Segoe UI"/>
+          <w:sz w:val="22"/>
+          <w:szCs w:val="22"/>
+        </w:rPr>
+        <w:t xml:space="preserve"> shows what happens when you call JavaScript without protection</w:t>
+      </w:r>
+    </w:p>
+    <w:p>
+      <w:pPr>
+        <w:pStyle w:val="ListParagraph"/>
+        <w:numPr>
+          <w:ilvl w:val="0"/>
+          <w:numId w:val="12"/>
+        </w:numPr>
+        <w:rPr>
+          <w:rFonts w:ascii="Segoe UI" w:hAnsi="Segoe UI" w:cs="Segoe UI"/>
+          <w:sz w:val="22"/>
+          <w:szCs w:val="22"/>
+        </w:rPr>
+      </w:pPr>
+      <w:r>
+        <w:rPr>
+          <w:rFonts w:ascii="Segoe UI" w:hAnsi="Segoe UI" w:cs="Segoe UI"/>
+          <w:b/>
+          <w:bCs/>
+          <w:sz w:val="22"/>
+          <w:szCs w:val="22"/>
+        </w:rPr>
+        <w:t>BL0016PrerendingDiagnostic.razor</w:t>
+      </w:r>
+      <w:r>
+        <w:rPr>
+          <w:rFonts w:ascii="Segoe UI" w:hAnsi="Segoe UI" w:cs="Segoe UI"/>
+          <w:sz w:val="22"/>
+          <w:szCs w:val="22"/>
+        </w:rPr>
+        <w:t xml:space="preserve"> -</w:t>
+      </w:r>
+      <w:r>
+        <w:rPr>
+          <w:rFonts w:ascii="Segoe UI" w:hAnsi="Segoe UI" w:cs="Segoe UI"/>
+          <w:sz w:val="22"/>
+          <w:szCs w:val="22"/>
+        </w:rPr>
+        <w:t xml:space="preserve"> shows what happens during server-side rendering when JavaScript isn't available</w:t>
+      </w:r>
+    </w:p>
+    <w:p>
+      <w:pPr>
+        <w:rPr>
+          <w:rFonts w:ascii="Segoe UI" w:hAnsi="Segoe UI" w:cs="Segoe UI"/>
+          <w:sz w:val="22"/>
+          <w:szCs w:val="22"/>
+        </w:rPr>
+      </w:pPr>
+      <w:r>
+        <w:rPr>
+          <w:rFonts w:ascii="Segoe UI" w:hAnsi="Segoe UI" w:cs="Segoe UI"/>
+          <w:b/>
+          <w:bCs/>
+          <w:i/>
+          <w:iCs/>
+          <w:sz w:val="22"/>
+          <w:szCs w:val="22"/>
+        </w:rPr>
+        <w:t>RCL BL0015: 2 Warnings</w:t>
+      </w:r>
+      <w:r>
+        <w:rPr>
+          <w:rFonts w:ascii="Segoe UI" w:hAnsi="Segoe UI" w:cs="Segoe UI"/>
+          <w:sz w:val="22"/>
+          <w:szCs w:val="22"/>
+        </w:rPr>
+        <w:t>:</w:t>
+      </w:r>
+    </w:p>
+    <w:p>
+      <w:pPr>
+        <w:rPr>
+          <w:rFonts w:ascii="Segoe UI" w:hAnsi="Segoe UI" w:cs="Segoe UI"/>
+          <w:sz w:val="22"/>
+          <w:szCs w:val="22"/>
+        </w:rPr>
+      </w:pPr>
+      <w:r>
+        <w:rPr>
+          <w:rFonts w:ascii="Segoe UI" w:hAnsi="Segoe UI" w:cs="Segoe UI"/>
+          <w:sz w:val="22"/>
+          <w:szCs w:val="22"/>
+        </w:rPr>
+        <w:t>The RCL project has 2 BL0015 warnings to test different real-world situations:</w:t>
+      </w:r>
+    </w:p>
+    <w:p>
+      <w:pPr>
+        <w:pStyle w:val="ListParagraph"/>
+        <w:numPr>
+          <w:ilvl w:val="0"/>
+          <w:numId w:val="11"/>
+        </w:numPr>
+        <w:rPr>
+          <w:rFonts w:ascii="Segoe UI" w:hAnsi="Segoe UI" w:cs="Segoe UI"/>
+          <w:sz w:val="22"/>
+          <w:szCs w:val="22"/>
+        </w:rPr>
+      </w:pPr>
+      <w:r>
+        <w:rPr>
+          <w:rFonts w:ascii="Segoe UI" w:hAnsi="Segoe UI" w:cs="Segoe UI"/>
+          <w:sz w:val="22"/>
+          <w:szCs w:val="22"/>
+        </w:rPr>
+        <w:t>One test uses a simple private method to show the basic issue</w:t>
       </w:r>
     </w:p>
     <w:p>
@@ -7205,29 +7082,7 @@
           <w:sz w:val="22"/>
           <w:szCs w:val="22"/>
         </w:rPr>
-        <w:t>One with single access modifier (private) - standard scenario.</w:t>
-      </w:r>
-    </w:p>
-    <w:p>
-      <w:pPr>
-        <w:pStyle w:val="ListParagraph"/>
-        <w:numPr>
-          <w:ilvl w:val="0"/>
-          <w:numId w:val="10"/>
-        </w:numPr>
-        <w:rPr>
-          <w:rFonts w:ascii="Segoe UI" w:hAnsi="Segoe UI" w:cs="Segoe UI"/>
-          <w:sz w:val="22"/>
-          <w:szCs w:val="22"/>
-        </w:rPr>
-      </w:pPr>
-      <w:r>
-        <w:rPr>
-          <w:rFonts w:ascii="Segoe UI" w:hAnsi="Segoe UI" w:cs="Segoe UI"/>
-          <w:sz w:val="22"/>
-          <w:szCs w:val="22"/>
-        </w:rPr>
-        <w:t>One with multiple access modifiers (private static async) - modifier preservation test</w:t>
+        <w:t>Another test uses multiple modifiers (private static async) to make sure the code fix works correctly with complex method signatures</w:t>
       </w:r>
     </w:p>
     <w:p>
@@ -7332,8 +7187,6 @@
         </w:rPr>
         <w:t xml:space="preserve">For BL0010, Visual Studio highlights the warning directly on the </w:t>
       </w:r>
-      <w:proofErr w:type="spellStart"/>
-      <w:proofErr w:type="gramStart"/>
       <w:r>
         <w:rPr>
           <w:rFonts w:ascii="Segoe UI" w:hAnsi="Segoe UI" w:cs="Segoe UI"/>
@@ -7342,10 +7195,16 @@
           <w:sz w:val="22"/>
           <w:szCs w:val="22"/>
         </w:rPr>
-        <w:t>JS.InvokeAsync</w:t>
-      </w:r>
-      <w:proofErr w:type="spellEnd"/>
-      <w:proofErr w:type="gramEnd"/>
+        <w:t>JS.InvokeAsync&lt;object&gt;()</w:t>
+      </w:r>
+      <w:r>
+        <w:rPr>
+          <w:rFonts w:ascii="Segoe UI" w:hAnsi="Segoe UI" w:cs="Segoe UI"/>
+          <w:sz w:val="22"/>
+          <w:szCs w:val="22"/>
+        </w:rPr>
+        <w:t xml:space="preserve"> call and provides a tooltip explaining why the pattern is discouraged. The standard </w:t>
+      </w:r>
       <w:r>
         <w:rPr>
           <w:rFonts w:ascii="Segoe UI" w:hAnsi="Segoe UI" w:cs="Segoe UI"/>
@@ -7354,9 +7213,25 @@
           <w:sz w:val="22"/>
           <w:szCs w:val="22"/>
         </w:rPr>
-        <w:t>&lt;object</w:t>
-      </w:r>
-      <w:proofErr w:type="gramStart"/>
+        <w:t>Quick Actions (Alt+.)</w:t>
+      </w:r>
+      <w:r>
+        <w:rPr>
+          <w:rFonts w:ascii="Segoe UI" w:hAnsi="Segoe UI" w:cs="Segoe UI"/>
+          <w:sz w:val="22"/>
+          <w:szCs w:val="22"/>
+        </w:rPr>
+        <w:t xml:space="preserve"> menu is also available for the diagnostic. During validation, no analyzer-specific code fix was found for BL0010, which aligns with the current analyzer behavior.</w:t>
+      </w:r>
+    </w:p>
+    <w:p>
+      <w:pPr>
+        <w:rPr>
+          <w:rFonts w:ascii="Segoe UI" w:hAnsi="Segoe UI" w:cs="Segoe UI"/>
+          <w:sz w:val="22"/>
+          <w:szCs w:val="22"/>
+        </w:rPr>
+      </w:pPr>
       <w:r>
         <w:rPr>
           <w:rFonts w:ascii="Segoe UI" w:hAnsi="Segoe UI" w:cs="Segoe UI"/>
@@ -7365,62 +7240,7 @@
           <w:sz w:val="22"/>
           <w:szCs w:val="22"/>
         </w:rPr>
-        <w:t>&gt;(</w:t>
-      </w:r>
-      <w:proofErr w:type="gramEnd"/>
-      <w:r>
-        <w:rPr>
-          <w:rFonts w:ascii="Segoe UI" w:hAnsi="Segoe UI" w:cs="Segoe UI"/>
-          <w:b/>
-          <w:bCs/>
-          <w:sz w:val="22"/>
-          <w:szCs w:val="22"/>
-        </w:rPr>
-        <w:t>)</w:t>
-      </w:r>
-      <w:r>
-        <w:rPr>
-          <w:rFonts w:ascii="Segoe UI" w:hAnsi="Segoe UI" w:cs="Segoe UI"/>
-          <w:sz w:val="22"/>
-          <w:szCs w:val="22"/>
-        </w:rPr>
-        <w:t xml:space="preserve"> call and provides a tooltip explaining why the pattern is discouraged. The standard </w:t>
-      </w:r>
-      <w:r>
-        <w:rPr>
-          <w:rFonts w:ascii="Segoe UI" w:hAnsi="Segoe UI" w:cs="Segoe UI"/>
-          <w:b/>
-          <w:bCs/>
-          <w:sz w:val="22"/>
-          <w:szCs w:val="22"/>
-        </w:rPr>
-        <w:t>Quick Actions (Alt+.)</w:t>
-      </w:r>
-      <w:r>
-        <w:rPr>
-          <w:rFonts w:ascii="Segoe UI" w:hAnsi="Segoe UI" w:cs="Segoe UI"/>
-          <w:sz w:val="22"/>
-          <w:szCs w:val="22"/>
-        </w:rPr>
-        <w:t xml:space="preserve"> menu is also available for the diagnostic. During validation, no analyzer-specific code fix was found for BL0010, which aligns with the current analyzer behavior.</w:t>
-      </w:r>
-    </w:p>
-    <w:p>
-      <w:pPr>
-        <w:rPr>
-          <w:rFonts w:ascii="Segoe UI" w:hAnsi="Segoe UI" w:cs="Segoe UI"/>
-          <w:sz w:val="22"/>
-          <w:szCs w:val="22"/>
-        </w:rPr>
-      </w:pPr>
-      <w:r>
-        <w:rPr>
-          <w:rFonts w:ascii="Segoe UI" w:hAnsi="Segoe UI" w:cs="Segoe UI"/>
-          <w:b/>
-          <w:bCs/>
-          <w:sz w:val="22"/>
-          <w:szCs w:val="22"/>
-        </w:rPr>
+        <w:lastRenderedPageBreak/>
         <w:t xml:space="preserve">Observation </w:t>
       </w:r>
       <w:r>
@@ -7502,6 +7322,339 @@
           <w:szCs w:val="22"/>
         </w:rPr>
         <w:t>------</w:t>
+      </w:r>
+    </w:p>
+    <w:p>
+      <w:pPr>
+        <w:rPr>
+          <w:rFonts w:ascii="Segoe UI" w:hAnsi="Segoe UI" w:cs="Segoe UI"/>
+          <w:b/>
+          <w:bCs/>
+          <w:sz w:val="26"/>
+          <w:szCs w:val="26"/>
+        </w:rPr>
+      </w:pPr>
+      <w:r>
+        <w:rPr>
+          <w:rFonts w:ascii="Segoe UI" w:hAnsi="Segoe UI" w:cs="Segoe UI"/>
+          <w:b/>
+          <w:bCs/>
+          <w:sz w:val="26"/>
+          <w:szCs w:val="26"/>
+        </w:rPr>
+        <w:t>Issues Found:</w:t>
+      </w:r>
+    </w:p>
+    <w:p>
+      <w:pPr>
+        <w:tabs>
+          <w:tab w:val="left" w:pos="5064"/>
+        </w:tabs>
+        <w:rPr>
+          <w:rFonts w:ascii="Segoe UI" w:hAnsi="Segoe UI" w:cs="Segoe UI"/>
+          <w:b/>
+          <w:bCs/>
+          <w:sz w:val="22"/>
+          <w:szCs w:val="22"/>
+        </w:rPr>
+      </w:pPr>
+      <w:r>
+        <w:rPr>
+          <w:rFonts w:ascii="Segoe UI" w:hAnsi="Segoe UI" w:cs="Segoe UI"/>
+          <w:b/>
+          <w:bCs/>
+          <w:sz w:val="22"/>
+          <w:szCs w:val="22"/>
+        </w:rPr>
+        <w:t xml:space="preserve">Finding 1: </w:t>
+      </w:r>
+      <w:r>
+        <w:rPr>
+          <w:rFonts w:ascii="Segoe UI" w:hAnsi="Segoe UI" w:cs="Segoe UI"/>
+          <w:b/>
+          <w:bCs/>
+          <w:sz w:val="22"/>
+          <w:szCs w:val="22"/>
+        </w:rPr>
+        <w:t>Automatic Code Fix Availability</w:t>
+      </w:r>
+    </w:p>
+    <w:p>
+      <w:pPr>
+        <w:tabs>
+          <w:tab w:val="left" w:pos="5064"/>
+        </w:tabs>
+        <w:rPr>
+          <w:rFonts w:ascii="Segoe UI" w:hAnsi="Segoe UI" w:cs="Segoe UI"/>
+          <w:sz w:val="22"/>
+          <w:szCs w:val="22"/>
+        </w:rPr>
+      </w:pPr>
+      <w:r>
+        <w:rPr>
+          <w:rFonts w:ascii="Segoe UI" w:hAnsi="Segoe UI" w:cs="Segoe UI"/>
+          <w:sz w:val="22"/>
+          <w:szCs w:val="22"/>
+        </w:rPr>
+        <w:t>Automatic code fixes for BL0015 and BL0016 have significant limitations:</w:t>
+      </w:r>
+    </w:p>
+    <w:p>
+      <w:pPr>
+        <w:tabs>
+          <w:tab w:val="left" w:pos="5064"/>
+        </w:tabs>
+        <w:rPr>
+          <w:rFonts w:ascii="Segoe UI" w:hAnsi="Segoe UI" w:cs="Segoe UI"/>
+          <w:sz w:val="22"/>
+          <w:szCs w:val="22"/>
+        </w:rPr>
+      </w:pPr>
+      <w:r>
+        <w:rPr>
+          <w:rFonts w:ascii="Segoe UI" w:hAnsi="Segoe UI" w:cs="Segoe UI"/>
+          <w:b/>
+          <w:bCs/>
+          <w:sz w:val="22"/>
+          <w:szCs w:val="22"/>
+        </w:rPr>
+        <w:t>BL0015 Code Fix Status:</w:t>
+      </w:r>
+    </w:p>
+    <w:p>
+      <w:pPr>
+        <w:pStyle w:val="ListParagraph"/>
+        <w:numPr>
+          <w:ilvl w:val="0"/>
+          <w:numId w:val="9"/>
+        </w:numPr>
+        <w:rPr>
+          <w:rFonts w:ascii="Segoe UI" w:hAnsi="Segoe UI" w:cs="Segoe UI"/>
+          <w:sz w:val="22"/>
+          <w:szCs w:val="22"/>
+        </w:rPr>
+      </w:pPr>
+      <w:r>
+        <w:rPr>
+          <w:rFonts w:ascii="Segoe UI" w:hAnsi="Segoe UI" w:cs="Segoe UI"/>
+          <w:b/>
+          <w:bCs/>
+          <w:sz w:val="22"/>
+          <w:szCs w:val="22"/>
+        </w:rPr>
+        <w:t>Available</w:t>
+      </w:r>
+      <w:r>
+        <w:rPr>
+          <w:rFonts w:ascii="Segoe UI" w:hAnsi="Segoe UI" w:cs="Segoe UI"/>
+          <w:sz w:val="22"/>
+          <w:szCs w:val="22"/>
+        </w:rPr>
+        <w:t xml:space="preserve">: </w:t>
+      </w:r>
+      <w:r>
+        <w:rPr>
+          <w:rFonts w:ascii="Segoe UI" w:hAnsi="Segoe UI" w:cs="Segoe UI"/>
+          <w:sz w:val="22"/>
+          <w:szCs w:val="22"/>
+        </w:rPr>
+        <w:t>Razor Class Library (.cs class files) only</w:t>
+      </w:r>
+    </w:p>
+    <w:p>
+      <w:pPr>
+        <w:pStyle w:val="ListParagraph"/>
+        <w:numPr>
+          <w:ilvl w:val="0"/>
+          <w:numId w:val="9"/>
+        </w:numPr>
+        <w:rPr>
+          <w:rFonts w:ascii="Segoe UI" w:hAnsi="Segoe UI" w:cs="Segoe UI"/>
+          <w:sz w:val="22"/>
+          <w:szCs w:val="22"/>
+        </w:rPr>
+      </w:pPr>
+      <w:r>
+        <w:rPr>
+          <w:rFonts w:ascii="Segoe UI" w:hAnsi="Segoe UI" w:cs="Segoe UI"/>
+          <w:b/>
+          <w:bCs/>
+          <w:sz w:val="22"/>
+          <w:szCs w:val="22"/>
+        </w:rPr>
+        <w:t>Not Available</w:t>
+      </w:r>
+      <w:r>
+        <w:rPr>
+          <w:rFonts w:ascii="Segoe UI" w:hAnsi="Segoe UI" w:cs="Segoe UI"/>
+          <w:sz w:val="22"/>
+          <w:szCs w:val="22"/>
+        </w:rPr>
+        <w:t xml:space="preserve">: </w:t>
+      </w:r>
+      <w:r>
+        <w:rPr>
+          <w:rFonts w:ascii="Segoe UI" w:hAnsi="Segoe UI" w:cs="Segoe UI"/>
+          <w:sz w:val="22"/>
+          <w:szCs w:val="22"/>
+        </w:rPr>
+        <w:t>All Razor component (.razor) files in Server and Client projects</w:t>
+      </w:r>
+      <w:r>
+        <w:rPr>
+          <w:rFonts w:ascii="Segoe UI" w:hAnsi="Segoe UI" w:cs="Segoe UI"/>
+          <w:sz w:val="22"/>
+          <w:szCs w:val="22"/>
+        </w:rPr>
+        <w:t>.</w:t>
+      </w:r>
+    </w:p>
+    <w:p>
+      <w:pPr>
+        <w:pStyle w:val="ListParagraph"/>
+        <w:numPr>
+          <w:ilvl w:val="0"/>
+          <w:numId w:val="9"/>
+        </w:numPr>
+        <w:rPr>
+          <w:rFonts w:ascii="Segoe UI" w:hAnsi="Segoe UI" w:cs="Segoe UI"/>
+          <w:b/>
+          <w:bCs/>
+          <w:sz w:val="22"/>
+          <w:szCs w:val="22"/>
+        </w:rPr>
+      </w:pPr>
+      <w:r>
+        <w:rPr>
+          <w:rFonts w:ascii="Segoe UI" w:hAnsi="Segoe UI" w:cs="Segoe UI"/>
+          <w:b/>
+          <w:bCs/>
+          <w:sz w:val="22"/>
+          <w:szCs w:val="22"/>
+        </w:rPr>
+        <w:t>Impact</w:t>
+      </w:r>
+      <w:r>
+        <w:rPr>
+          <w:rFonts w:ascii="Segoe UI" w:hAnsi="Segoe UI" w:cs="Segoe UI"/>
+          <w:sz w:val="22"/>
+          <w:szCs w:val="22"/>
+        </w:rPr>
+        <w:t>: Developers cannot use automatic fix for BL0015 in components; must manually change private to public</w:t>
+      </w:r>
+    </w:p>
+    <w:p>
+      <w:pPr>
+        <w:tabs>
+          <w:tab w:val="left" w:pos="5064"/>
+        </w:tabs>
+        <w:rPr>
+          <w:rFonts w:ascii="Segoe UI" w:hAnsi="Segoe UI" w:cs="Segoe UI"/>
+          <w:sz w:val="22"/>
+          <w:szCs w:val="22"/>
+        </w:rPr>
+      </w:pPr>
+      <w:r>
+        <w:rPr>
+          <w:rFonts w:ascii="Segoe UI" w:hAnsi="Segoe UI" w:cs="Segoe UI"/>
+          <w:b/>
+          <w:bCs/>
+          <w:sz w:val="22"/>
+          <w:szCs w:val="22"/>
+        </w:rPr>
+        <w:t>BL001</w:t>
+      </w:r>
+      <w:r>
+        <w:rPr>
+          <w:rFonts w:ascii="Segoe UI" w:hAnsi="Segoe UI" w:cs="Segoe UI"/>
+          <w:b/>
+          <w:bCs/>
+          <w:sz w:val="22"/>
+          <w:szCs w:val="22"/>
+        </w:rPr>
+        <w:t>6</w:t>
+      </w:r>
+      <w:r>
+        <w:rPr>
+          <w:rFonts w:ascii="Segoe UI" w:hAnsi="Segoe UI" w:cs="Segoe UI"/>
+          <w:b/>
+          <w:bCs/>
+          <w:sz w:val="22"/>
+          <w:szCs w:val="22"/>
+        </w:rPr>
+        <w:t xml:space="preserve"> Code Fix Status:</w:t>
+      </w:r>
+    </w:p>
+    <w:p>
+      <w:pPr>
+        <w:pStyle w:val="ListParagraph"/>
+        <w:numPr>
+          <w:ilvl w:val="0"/>
+          <w:numId w:val="9"/>
+        </w:numPr>
+        <w:rPr>
+          <w:rFonts w:ascii="Segoe UI" w:hAnsi="Segoe UI" w:cs="Segoe UI"/>
+          <w:sz w:val="22"/>
+          <w:szCs w:val="22"/>
+        </w:rPr>
+      </w:pPr>
+      <w:r>
+        <w:rPr>
+          <w:rFonts w:ascii="Segoe UI" w:hAnsi="Segoe UI" w:cs="Segoe UI"/>
+          <w:b/>
+          <w:bCs/>
+          <w:sz w:val="22"/>
+          <w:szCs w:val="22"/>
+        </w:rPr>
+        <w:t>Not Available</w:t>
+      </w:r>
+      <w:r>
+        <w:rPr>
+          <w:rFonts w:ascii="Segoe UI" w:hAnsi="Segoe UI" w:cs="Segoe UI"/>
+          <w:sz w:val="22"/>
+          <w:szCs w:val="22"/>
+        </w:rPr>
+        <w:t xml:space="preserve">: </w:t>
+      </w:r>
+      <w:r>
+        <w:rPr>
+          <w:rFonts w:ascii="Segoe UI" w:hAnsi="Segoe UI" w:cs="Segoe UI"/>
+          <w:sz w:val="22"/>
+          <w:szCs w:val="22"/>
+        </w:rPr>
+        <w:t>No automatic fix exists in any project type (Server, Client, or RCL)</w:t>
+      </w:r>
+    </w:p>
+    <w:p>
+      <w:pPr>
+        <w:pStyle w:val="ListParagraph"/>
+        <w:numPr>
+          <w:ilvl w:val="0"/>
+          <w:numId w:val="9"/>
+        </w:numPr>
+        <w:rPr>
+          <w:rFonts w:ascii="Segoe UI" w:hAnsi="Segoe UI" w:cs="Segoe UI"/>
+          <w:sz w:val="22"/>
+          <w:szCs w:val="22"/>
+        </w:rPr>
+      </w:pPr>
+      <w:r>
+        <w:rPr>
+          <w:rFonts w:ascii="Segoe UI" w:hAnsi="Segoe UI" w:cs="Segoe UI"/>
+          <w:b/>
+          <w:bCs/>
+          <w:sz w:val="22"/>
+          <w:szCs w:val="22"/>
+        </w:rPr>
+        <w:t>Impact</w:t>
+      </w:r>
+      <w:r>
+        <w:rPr>
+          <w:rFonts w:ascii="Segoe UI" w:hAnsi="Segoe UI" w:cs="Segoe UI"/>
+          <w:sz w:val="22"/>
+          <w:szCs w:val="22"/>
+        </w:rPr>
+        <w:t>: Developers must manually guard all JavaScript interop calls with try/catch or move to OnAfterRender</w:t>
       </w:r>
     </w:p>
     <w:p>
@@ -7515,258 +7668,29 @@
           <w:u w:val="single"/>
         </w:rPr>
       </w:pPr>
-    </w:p>
-    <w:p>
-      <w:pPr>
-        <w:rPr>
-          <w:rFonts w:ascii="Segoe UI" w:hAnsi="Segoe UI" w:cs="Segoe UI"/>
-          <w:b/>
-          <w:bCs/>
-          <w:sz w:val="26"/>
-          <w:szCs w:val="26"/>
-        </w:rPr>
-      </w:pPr>
-      <w:r>
-        <w:rPr>
-          <w:rFonts w:ascii="Segoe UI" w:hAnsi="Segoe UI" w:cs="Segoe UI"/>
-          <w:b/>
-          <w:bCs/>
-          <w:sz w:val="26"/>
-          <w:szCs w:val="26"/>
-        </w:rPr>
-        <w:br w:type="page"/>
-      </w:r>
-    </w:p>
-    <w:p>
-      <w:pPr>
-        <w:rPr>
-          <w:rFonts w:ascii="Segoe UI" w:hAnsi="Segoe UI" w:cs="Segoe UI"/>
-          <w:b/>
-          <w:bCs/>
-          <w:sz w:val="26"/>
-          <w:szCs w:val="26"/>
-        </w:rPr>
-      </w:pPr>
-      <w:r>
-        <w:rPr>
-          <w:rFonts w:ascii="Segoe UI" w:hAnsi="Segoe UI" w:cs="Segoe UI"/>
-          <w:b/>
-          <w:bCs/>
-          <w:sz w:val="26"/>
-          <w:szCs w:val="26"/>
-        </w:rPr>
-        <w:lastRenderedPageBreak/>
-        <w:t>Issues Found:</w:t>
-      </w:r>
-    </w:p>
-    <w:p>
-      <w:pPr>
-        <w:tabs>
-          <w:tab w:val="left" w:pos="5064"/>
-        </w:tabs>
-        <w:rPr>
-          <w:rFonts w:ascii="Segoe UI" w:hAnsi="Segoe UI" w:cs="Segoe UI"/>
-          <w:b/>
-          <w:bCs/>
-          <w:sz w:val="22"/>
-          <w:szCs w:val="22"/>
-        </w:rPr>
-      </w:pPr>
-      <w:r>
-        <w:rPr>
-          <w:rFonts w:ascii="Segoe UI" w:hAnsi="Segoe UI" w:cs="Segoe UI"/>
-          <w:b/>
-          <w:bCs/>
-          <w:sz w:val="22"/>
-          <w:szCs w:val="22"/>
-        </w:rPr>
-        <w:t>Finding 1: Code Fix Availability Limitations</w:t>
-      </w:r>
-    </w:p>
-    <w:p>
-      <w:pPr>
-        <w:tabs>
-          <w:tab w:val="left" w:pos="5064"/>
-        </w:tabs>
-        <w:rPr>
-          <w:rFonts w:ascii="Segoe UI" w:hAnsi="Segoe UI" w:cs="Segoe UI"/>
-          <w:sz w:val="22"/>
-          <w:szCs w:val="22"/>
-        </w:rPr>
-      </w:pPr>
-      <w:r>
-        <w:rPr>
-          <w:rFonts w:ascii="Segoe UI" w:hAnsi="Segoe UI" w:cs="Segoe UI"/>
-          <w:sz w:val="22"/>
-          <w:szCs w:val="22"/>
-        </w:rPr>
-        <w:t>BL0015 and BL0016 diagnostic warnings do not provide automatic code fixes in all scenarios:</w:t>
-      </w:r>
-    </w:p>
-    <w:p>
-      <w:pPr>
-        <w:pStyle w:val="ListParagraph"/>
-        <w:numPr>
-          <w:ilvl w:val="0"/>
-          <w:numId w:val="9"/>
-        </w:numPr>
-        <w:rPr>
-          <w:rFonts w:ascii="Segoe UI" w:hAnsi="Segoe UI" w:cs="Segoe UI"/>
-          <w:sz w:val="22"/>
-          <w:szCs w:val="22"/>
-        </w:rPr>
-      </w:pPr>
-      <w:r>
-        <w:rPr>
-          <w:rFonts w:ascii="Segoe UI" w:hAnsi="Segoe UI" w:cs="Segoe UI"/>
-          <w:b/>
-          <w:bCs/>
-          <w:sz w:val="22"/>
-          <w:szCs w:val="22"/>
-        </w:rPr>
-        <w:t>BL0015 ("Make [</w:t>
-      </w:r>
-      <w:proofErr w:type="spellStart"/>
-      <w:r>
-        <w:rPr>
-          <w:rFonts w:ascii="Segoe UI" w:hAnsi="Segoe UI" w:cs="Segoe UI"/>
-          <w:b/>
-          <w:bCs/>
-          <w:sz w:val="22"/>
-          <w:szCs w:val="22"/>
-        </w:rPr>
-        <w:t>JSInvokable</w:t>
-      </w:r>
-      <w:proofErr w:type="spellEnd"/>
-      <w:r>
-        <w:rPr>
-          <w:rFonts w:ascii="Segoe UI" w:hAnsi="Segoe UI" w:cs="Segoe UI"/>
-          <w:b/>
-          <w:bCs/>
-          <w:sz w:val="22"/>
-          <w:szCs w:val="22"/>
-        </w:rPr>
-        <w:t>] method public")</w:t>
-      </w:r>
-      <w:r>
-        <w:rPr>
-          <w:rFonts w:ascii="Segoe UI" w:hAnsi="Segoe UI" w:cs="Segoe UI"/>
-          <w:sz w:val="22"/>
-          <w:szCs w:val="22"/>
-        </w:rPr>
-        <w:t xml:space="preserve">: </w:t>
-      </w:r>
-      <w:r>
-        <w:rPr>
-          <w:rFonts w:ascii="Segoe UI" w:hAnsi="Segoe UI" w:cs="Segoe UI"/>
-          <w:sz w:val="22"/>
-          <w:szCs w:val="22"/>
-        </w:rPr>
-        <w:t xml:space="preserve">Code fix is available only in Razor Class Library (.cs class files) but is unavailable in Razor component </w:t>
-      </w:r>
-      <w:proofErr w:type="gramStart"/>
-      <w:r>
-        <w:rPr>
-          <w:rFonts w:ascii="Segoe UI" w:hAnsi="Segoe UI" w:cs="Segoe UI"/>
-          <w:sz w:val="22"/>
-          <w:szCs w:val="22"/>
-        </w:rPr>
-        <w:t>(.razor</w:t>
-      </w:r>
-      <w:proofErr w:type="gramEnd"/>
-      <w:r>
-        <w:rPr>
-          <w:rFonts w:ascii="Segoe UI" w:hAnsi="Segoe UI" w:cs="Segoe UI"/>
-          <w:sz w:val="22"/>
-          <w:szCs w:val="22"/>
-        </w:rPr>
-        <w:t xml:space="preserve">) files. Developers must manually change </w:t>
-      </w:r>
-      <w:proofErr w:type="gramStart"/>
-      <w:r>
-        <w:rPr>
-          <w:rFonts w:ascii="Segoe UI" w:hAnsi="Segoe UI" w:cs="Segoe UI"/>
-          <w:sz w:val="22"/>
-          <w:szCs w:val="22"/>
-        </w:rPr>
-        <w:t>method</w:t>
-      </w:r>
-      <w:proofErr w:type="gramEnd"/>
-      <w:r>
-        <w:rPr>
-          <w:rFonts w:ascii="Segoe UI" w:hAnsi="Segoe UI" w:cs="Segoe UI"/>
-          <w:sz w:val="22"/>
-          <w:szCs w:val="22"/>
-        </w:rPr>
-        <w:t xml:space="preserve"> </w:t>
-      </w:r>
-      <w:proofErr w:type="gramStart"/>
-      <w:r>
-        <w:rPr>
-          <w:rFonts w:ascii="Segoe UI" w:hAnsi="Segoe UI" w:cs="Segoe UI"/>
-          <w:sz w:val="22"/>
-          <w:szCs w:val="22"/>
-        </w:rPr>
-        <w:t>access</w:t>
-      </w:r>
-      <w:proofErr w:type="gramEnd"/>
-      <w:r>
-        <w:rPr>
-          <w:rFonts w:ascii="Segoe UI" w:hAnsi="Segoe UI" w:cs="Segoe UI"/>
-          <w:sz w:val="22"/>
-          <w:szCs w:val="22"/>
-        </w:rPr>
-        <w:t xml:space="preserve"> modifiers from private to public when the diagnostic appears in component code.</w:t>
-      </w:r>
-    </w:p>
-    <w:p>
-      <w:pPr>
-        <w:pStyle w:val="ListParagraph"/>
-        <w:numPr>
-          <w:ilvl w:val="0"/>
-          <w:numId w:val="9"/>
-        </w:numPr>
-        <w:rPr>
-          <w:rFonts w:ascii="Segoe UI" w:hAnsi="Segoe UI" w:cs="Segoe UI"/>
-          <w:sz w:val="22"/>
-          <w:szCs w:val="22"/>
-        </w:rPr>
-      </w:pPr>
-      <w:r>
-        <w:rPr>
-          <w:rFonts w:ascii="Segoe UI" w:hAnsi="Segoe UI" w:cs="Segoe UI"/>
-          <w:b/>
-          <w:bCs/>
-          <w:sz w:val="22"/>
-          <w:szCs w:val="22"/>
-        </w:rPr>
-        <w:t>BL0016 ("Guard JavaScript interop calls")</w:t>
-      </w:r>
-      <w:r>
-        <w:rPr>
-          <w:rFonts w:ascii="Segoe UI" w:hAnsi="Segoe UI" w:cs="Segoe UI"/>
-          <w:sz w:val="22"/>
-          <w:szCs w:val="22"/>
-        </w:rPr>
-        <w:t xml:space="preserve">: No automatic code fix is available in any project type (Server, Client, or RCL). Developers must manually update code to guard JavaScript interop calls with try/catch blocks or move calls to </w:t>
-      </w:r>
-      <w:proofErr w:type="spellStart"/>
-      <w:r>
-        <w:rPr>
-          <w:rFonts w:ascii="Segoe UI" w:hAnsi="Segoe UI" w:cs="Segoe UI"/>
-          <w:sz w:val="22"/>
-          <w:szCs w:val="22"/>
-        </w:rPr>
-        <w:t>OnAfterRender</w:t>
-      </w:r>
-      <w:proofErr w:type="spellEnd"/>
-      <w:r>
-        <w:rPr>
-          <w:rFonts w:ascii="Segoe UI" w:hAnsi="Segoe UI" w:cs="Segoe UI"/>
-          <w:sz w:val="22"/>
-          <w:szCs w:val="22"/>
-        </w:rPr>
-        <w:t xml:space="preserve"> lifecycle methods based on diagnostic guidance.</w:t>
+      <w:r>
+        <w:rPr>
+          <w:rFonts w:ascii="Segoe UI" w:hAnsi="Segoe UI" w:cs="Segoe UI"/>
+          <w:sz w:val="22"/>
+          <w:szCs w:val="22"/>
+        </w:rPr>
+        <w:t>-----</w:t>
+      </w:r>
+      <w:r>
+        <w:rPr>
+          <w:rFonts w:ascii="Segoe UI" w:hAnsi="Segoe UI" w:cs="Segoe UI"/>
+          <w:sz w:val="22"/>
+          <w:szCs w:val="22"/>
+        </w:rPr>
+        <w:t>-----------------------------------------------------------------------------------------------</w:t>
+      </w:r>
+      <w:r>
+        <w:rPr>
+          <w:rFonts w:ascii="Segoe UI" w:hAnsi="Segoe UI" w:cs="Segoe UI"/>
+          <w:sz w:val="22"/>
+          <w:szCs w:val="22"/>
+        </w:rPr>
+        <w:t>------</w:t>
       </w:r>
     </w:p>
     <w:p>
@@ -7783,52 +7707,49 @@
       <w:r>
         <w:rPr>
           <w:rFonts w:ascii="Segoe UI" w:hAnsi="Segoe UI" w:cs="Segoe UI"/>
-          <w:sz w:val="22"/>
-          <w:szCs w:val="22"/>
-        </w:rPr>
-        <w:t>-----</w:t>
-      </w:r>
-      <w:r>
-        <w:rPr>
-          <w:rFonts w:ascii="Segoe UI" w:hAnsi="Segoe UI" w:cs="Segoe UI"/>
-          <w:sz w:val="22"/>
-          <w:szCs w:val="22"/>
-        </w:rPr>
-        <w:t>-----------------------------------------------------------------------------------------------</w:t>
-      </w:r>
-      <w:r>
-        <w:rPr>
-          <w:rFonts w:ascii="Segoe UI" w:hAnsi="Segoe UI" w:cs="Segoe UI"/>
-          <w:sz w:val="22"/>
-          <w:szCs w:val="22"/>
-        </w:rPr>
-        <w:t>------</w:t>
-      </w:r>
-    </w:p>
-    <w:p>
-      <w:pPr>
-        <w:rPr>
-          <w:rFonts w:ascii="Segoe UI" w:hAnsi="Segoe UI" w:cs="Segoe UI"/>
           <w:b/>
           <w:bCs/>
           <w:sz w:val="26"/>
           <w:szCs w:val="26"/>
           <w:u w:val="single"/>
         </w:rPr>
-      </w:pPr>
-      <w:proofErr w:type="gramStart"/>
+        <w:t>Final Result</w:t>
+      </w:r>
+    </w:p>
+    <w:p>
+      <w:pPr>
+        <w:rPr>
+          <w:rFonts w:ascii="Segoe UI" w:hAnsi="Segoe UI" w:cs="Segoe UI"/>
+          <w:sz w:val="22"/>
+          <w:szCs w:val="22"/>
+        </w:rPr>
+      </w:pPr>
       <w:r>
         <w:rPr>
           <w:rFonts w:ascii="Segoe UI" w:hAnsi="Segoe UI" w:cs="Segoe UI"/>
           <w:b/>
           <w:bCs/>
-          <w:sz w:val="26"/>
-          <w:szCs w:val="26"/>
-          <w:u w:val="single"/>
-        </w:rPr>
-        <w:t>Final Result</w:t>
-      </w:r>
-      <w:proofErr w:type="gramEnd"/>
+          <w:sz w:val="22"/>
+          <w:szCs w:val="22"/>
+        </w:rPr>
+        <w:t>Status</w:t>
+      </w:r>
+      <w:r>
+        <w:rPr>
+          <w:rFonts w:ascii="Segoe UI" w:hAnsi="Segoe UI" w:cs="Segoe UI"/>
+          <w:sz w:val="22"/>
+          <w:szCs w:val="22"/>
+        </w:rPr>
+        <w:t xml:space="preserve">: </w:t>
+      </w:r>
+      <w:r>
+        <w:rPr>
+          <w:rFonts w:ascii="Segoe UI" w:hAnsi="Segoe UI" w:cs="Segoe UI"/>
+          <w:sz w:val="22"/>
+          <w:szCs w:val="22"/>
+        </w:rPr>
+        <w:t>Validation completed</w:t>
+      </w:r>
     </w:p>
     <w:p>
       <w:pPr>
@@ -7841,41 +7762,6 @@
       <w:r>
         <w:rPr>
           <w:rFonts w:ascii="Segoe UI" w:hAnsi="Segoe UI" w:cs="Segoe UI"/>
-          <w:b/>
-          <w:bCs/>
-          <w:sz w:val="22"/>
-          <w:szCs w:val="22"/>
-        </w:rPr>
-        <w:t>Status</w:t>
-      </w:r>
-      <w:r>
-        <w:rPr>
-          <w:rFonts w:ascii="Segoe UI" w:hAnsi="Segoe UI" w:cs="Segoe UI"/>
-          <w:sz w:val="22"/>
-          <w:szCs w:val="22"/>
-        </w:rPr>
-        <w:t xml:space="preserve">: </w:t>
-      </w:r>
-      <w:r>
-        <w:rPr>
-          <w:rFonts w:ascii="Segoe UI" w:hAnsi="Segoe UI" w:cs="Segoe UI"/>
-          <w:sz w:val="22"/>
-          <w:szCs w:val="22"/>
-        </w:rPr>
-        <w:t>Validation completed</w:t>
-      </w:r>
-    </w:p>
-    <w:p>
-      <w:pPr>
-        <w:rPr>
-          <w:rFonts w:ascii="Segoe UI" w:hAnsi="Segoe UI" w:cs="Segoe UI"/>
-          <w:sz w:val="22"/>
-          <w:szCs w:val="22"/>
-        </w:rPr>
-      </w:pPr>
-      <w:r>
-        <w:rPr>
-          <w:rFonts w:ascii="Segoe UI" w:hAnsi="Segoe UI" w:cs="Segoe UI"/>
           <w:sz w:val="22"/>
           <w:szCs w:val="22"/>
         </w:rPr>
@@ -7895,25 +7781,7 @@
           <w:sz w:val="22"/>
           <w:szCs w:val="22"/>
         </w:rPr>
-        <w:t xml:space="preserve">with clear diagnostic messages and explanations. Runtime behavior matches diagnostic intent. The application demonstrates correct interop patterns producing zero warnings. Static SSR and Interactive Server render modes both </w:t>
-      </w:r>
-      <w:proofErr w:type="gramStart"/>
-      <w:r>
-        <w:rPr>
-          <w:rFonts w:ascii="Segoe UI" w:hAnsi="Segoe UI" w:cs="Segoe UI"/>
-          <w:sz w:val="22"/>
-          <w:szCs w:val="22"/>
-        </w:rPr>
-        <w:t>function</w:t>
-      </w:r>
-      <w:proofErr w:type="gramEnd"/>
-      <w:r>
-        <w:rPr>
-          <w:rFonts w:ascii="Segoe UI" w:hAnsi="Segoe UI" w:cs="Segoe UI"/>
-          <w:sz w:val="22"/>
-          <w:szCs w:val="22"/>
-        </w:rPr>
-        <w:t xml:space="preserve"> correctly. </w:t>
+        <w:t xml:space="preserve">with clear diagnostic messages and explanations. Runtime behavior matches diagnostic intent. The application demonstrates correct interop patterns producing zero warnings. Static SSR and Interactive Server render modes both function correctly. </w:t>
       </w:r>
     </w:p>
     <w:p>
@@ -8258,6 +8126,119 @@
     </w:lvl>
   </w:abstractNum>
   <w:abstractNum w:abstractNumId="3" w15:restartNumberingAfterBreak="0">
+    <w:nsid w:val="08403C6B"/>
+    <w:multiLevelType w:val="hybridMultilevel"/>
+    <w:tmpl w:val="2FBE1650"/>
+    <w:lvl w:ilvl="0" w:tplc="04090001">
+      <w:start w:val="1"/>
+      <w:numFmt w:val="bullet"/>
+      <w:lvlText w:val=""/>
+      <w:lvlJc w:val="left"/>
+      <w:pPr>
+        <w:ind w:left="720" w:hanging="360"/>
+      </w:pPr>
+      <w:rPr>
+        <w:rFonts w:ascii="Symbol" w:hAnsi="Symbol" w:hint="default"/>
+      </w:rPr>
+    </w:lvl>
+    <w:lvl w:ilvl="1" w:tplc="04090003" w:tentative="1">
+      <w:start w:val="1"/>
+      <w:numFmt w:val="bullet"/>
+      <w:lvlText w:val="o"/>
+      <w:lvlJc w:val="left"/>
+      <w:pPr>
+        <w:ind w:left="1440" w:hanging="360"/>
+      </w:pPr>
+      <w:rPr>
+        <w:rFonts w:ascii="Courier New" w:hAnsi="Courier New" w:cs="Courier New" w:hint="default"/>
+      </w:rPr>
+    </w:lvl>
+    <w:lvl w:ilvl="2" w:tplc="04090005" w:tentative="1">
+      <w:start w:val="1"/>
+      <w:numFmt w:val="bullet"/>
+      <w:lvlText w:val=""/>
+      <w:lvlJc w:val="left"/>
+      <w:pPr>
+        <w:ind w:left="2160" w:hanging="360"/>
+      </w:pPr>
+      <w:rPr>
+        <w:rFonts w:ascii="Wingdings" w:hAnsi="Wingdings" w:hint="default"/>
+      </w:rPr>
+    </w:lvl>
+    <w:lvl w:ilvl="3" w:tplc="04090001" w:tentative="1">
+      <w:start w:val="1"/>
+      <w:numFmt w:val="bullet"/>
+      <w:lvlText w:val=""/>
+      <w:lvlJc w:val="left"/>
+      <w:pPr>
+        <w:ind w:left="2880" w:hanging="360"/>
+      </w:pPr>
+      <w:rPr>
+        <w:rFonts w:ascii="Symbol" w:hAnsi="Symbol" w:hint="default"/>
+      </w:rPr>
+    </w:lvl>
+    <w:lvl w:ilvl="4" w:tplc="04090003" w:tentative="1">
+      <w:start w:val="1"/>
+      <w:numFmt w:val="bullet"/>
+      <w:lvlText w:val="o"/>
+      <w:lvlJc w:val="left"/>
+      <w:pPr>
+        <w:ind w:left="3600" w:hanging="360"/>
+      </w:pPr>
+      <w:rPr>
+        <w:rFonts w:ascii="Courier New" w:hAnsi="Courier New" w:cs="Courier New" w:hint="default"/>
+      </w:rPr>
+    </w:lvl>
+    <w:lvl w:ilvl="5" w:tplc="04090005" w:tentative="1">
+      <w:start w:val="1"/>
+      <w:numFmt w:val="bullet"/>
+      <w:lvlText w:val=""/>
+      <w:lvlJc w:val="left"/>
+      <w:pPr>
+        <w:ind w:left="4320" w:hanging="360"/>
+      </w:pPr>
+      <w:rPr>
+        <w:rFonts w:ascii="Wingdings" w:hAnsi="Wingdings" w:hint="default"/>
+      </w:rPr>
+    </w:lvl>
+    <w:lvl w:ilvl="6" w:tplc="04090001" w:tentative="1">
+      <w:start w:val="1"/>
+      <w:numFmt w:val="bullet"/>
+      <w:lvlText w:val=""/>
+      <w:lvlJc w:val="left"/>
+      <w:pPr>
+        <w:ind w:left="5040" w:hanging="360"/>
+      </w:pPr>
+      <w:rPr>
+        <w:rFonts w:ascii="Symbol" w:hAnsi="Symbol" w:hint="default"/>
+      </w:rPr>
+    </w:lvl>
+    <w:lvl w:ilvl="7" w:tplc="04090003" w:tentative="1">
+      <w:start w:val="1"/>
+      <w:numFmt w:val="bullet"/>
+      <w:lvlText w:val="o"/>
+      <w:lvlJc w:val="left"/>
+      <w:pPr>
+        <w:ind w:left="5760" w:hanging="360"/>
+      </w:pPr>
+      <w:rPr>
+        <w:rFonts w:ascii="Courier New" w:hAnsi="Courier New" w:cs="Courier New" w:hint="default"/>
+      </w:rPr>
+    </w:lvl>
+    <w:lvl w:ilvl="8" w:tplc="04090005" w:tentative="1">
+      <w:start w:val="1"/>
+      <w:numFmt w:val="bullet"/>
+      <w:lvlText w:val=""/>
+      <w:lvlJc w:val="left"/>
+      <w:pPr>
+        <w:ind w:left="6480" w:hanging="360"/>
+      </w:pPr>
+      <w:rPr>
+        <w:rFonts w:ascii="Wingdings" w:hAnsi="Wingdings" w:hint="default"/>
+      </w:rPr>
+    </w:lvl>
+  </w:abstractNum>
+  <w:abstractNum w:abstractNumId="4" w15:restartNumberingAfterBreak="0">
     <w:nsid w:val="08804E44"/>
     <w:multiLevelType w:val="multilevel"/>
     <w:tmpl w:val="7B68CC7C"/>
@@ -8406,96 +8387,10 @@
       </w:rPr>
     </w:lvl>
   </w:abstractNum>
-  <w:abstractNum w:abstractNumId="4" w15:restartNumberingAfterBreak="0">
-    <w:nsid w:val="233E4865"/>
+  <w:abstractNum w:abstractNumId="5" w15:restartNumberingAfterBreak="0">
+    <w:nsid w:val="1EB07358"/>
     <w:multiLevelType w:val="hybridMultilevel"/>
-    <w:tmpl w:val="0B14582C"/>
-    <w:lvl w:ilvl="0" w:tplc="0409000F">
-      <w:start w:val="1"/>
-      <w:numFmt w:val="decimal"/>
-      <w:lvlText w:val="%1."/>
-      <w:lvlJc w:val="left"/>
-      <w:pPr>
-        <w:ind w:left="720" w:hanging="360"/>
-      </w:pPr>
-    </w:lvl>
-    <w:lvl w:ilvl="1" w:tplc="04090019" w:tentative="1">
-      <w:start w:val="1"/>
-      <w:numFmt w:val="lowerLetter"/>
-      <w:lvlText w:val="%2."/>
-      <w:lvlJc w:val="left"/>
-      <w:pPr>
-        <w:ind w:left="1440" w:hanging="360"/>
-      </w:pPr>
-    </w:lvl>
-    <w:lvl w:ilvl="2" w:tplc="0409001B" w:tentative="1">
-      <w:start w:val="1"/>
-      <w:numFmt w:val="lowerRoman"/>
-      <w:lvlText w:val="%3."/>
-      <w:lvlJc w:val="right"/>
-      <w:pPr>
-        <w:ind w:left="2160" w:hanging="180"/>
-      </w:pPr>
-    </w:lvl>
-    <w:lvl w:ilvl="3" w:tplc="0409000F" w:tentative="1">
-      <w:start w:val="1"/>
-      <w:numFmt w:val="decimal"/>
-      <w:lvlText w:val="%4."/>
-      <w:lvlJc w:val="left"/>
-      <w:pPr>
-        <w:ind w:left="2880" w:hanging="360"/>
-      </w:pPr>
-    </w:lvl>
-    <w:lvl w:ilvl="4" w:tplc="04090019" w:tentative="1">
-      <w:start w:val="1"/>
-      <w:numFmt w:val="lowerLetter"/>
-      <w:lvlText w:val="%5."/>
-      <w:lvlJc w:val="left"/>
-      <w:pPr>
-        <w:ind w:left="3600" w:hanging="360"/>
-      </w:pPr>
-    </w:lvl>
-    <w:lvl w:ilvl="5" w:tplc="0409001B" w:tentative="1">
-      <w:start w:val="1"/>
-      <w:numFmt w:val="lowerRoman"/>
-      <w:lvlText w:val="%6."/>
-      <w:lvlJc w:val="right"/>
-      <w:pPr>
-        <w:ind w:left="4320" w:hanging="180"/>
-      </w:pPr>
-    </w:lvl>
-    <w:lvl w:ilvl="6" w:tplc="0409000F" w:tentative="1">
-      <w:start w:val="1"/>
-      <w:numFmt w:val="decimal"/>
-      <w:lvlText w:val="%7."/>
-      <w:lvlJc w:val="left"/>
-      <w:pPr>
-        <w:ind w:left="5040" w:hanging="360"/>
-      </w:pPr>
-    </w:lvl>
-    <w:lvl w:ilvl="7" w:tplc="04090019" w:tentative="1">
-      <w:start w:val="1"/>
-      <w:numFmt w:val="lowerLetter"/>
-      <w:lvlText w:val="%8."/>
-      <w:lvlJc w:val="left"/>
-      <w:pPr>
-        <w:ind w:left="5760" w:hanging="360"/>
-      </w:pPr>
-    </w:lvl>
-    <w:lvl w:ilvl="8" w:tplc="0409001B" w:tentative="1">
-      <w:start w:val="1"/>
-      <w:numFmt w:val="lowerRoman"/>
-      <w:lvlText w:val="%9."/>
-      <w:lvlJc w:val="right"/>
-      <w:pPr>
-        <w:ind w:left="6480" w:hanging="180"/>
-      </w:pPr>
-    </w:lvl>
-  </w:abstractNum>
-  <w:abstractNum w:abstractNumId="5" w15:restartNumberingAfterBreak="0">
-    <w:nsid w:val="25B53A80"/>
-    <w:multiLevelType w:val="hybridMultilevel"/>
-    <w:tmpl w:val="218C5626"/>
+    <w:tmpl w:val="9BF6DC4C"/>
     <w:lvl w:ilvl="0" w:tplc="04090001">
       <w:start w:val="1"/>
       <w:numFmt w:val="bullet"/>
@@ -8606,9 +8501,95 @@
     </w:lvl>
   </w:abstractNum>
   <w:abstractNum w:abstractNumId="6" w15:restartNumberingAfterBreak="0">
-    <w:nsid w:val="27B6399F"/>
+    <w:nsid w:val="233E4865"/>
     <w:multiLevelType w:val="hybridMultilevel"/>
-    <w:tmpl w:val="B3B48336"/>
+    <w:tmpl w:val="0B14582C"/>
+    <w:lvl w:ilvl="0" w:tplc="0409000F">
+      <w:start w:val="1"/>
+      <w:numFmt w:val="decimal"/>
+      <w:lvlText w:val="%1."/>
+      <w:lvlJc w:val="left"/>
+      <w:pPr>
+        <w:ind w:left="720" w:hanging="360"/>
+      </w:pPr>
+    </w:lvl>
+    <w:lvl w:ilvl="1" w:tplc="04090019" w:tentative="1">
+      <w:start w:val="1"/>
+      <w:numFmt w:val="lowerLetter"/>
+      <w:lvlText w:val="%2."/>
+      <w:lvlJc w:val="left"/>
+      <w:pPr>
+        <w:ind w:left="1440" w:hanging="360"/>
+      </w:pPr>
+    </w:lvl>
+    <w:lvl w:ilvl="2" w:tplc="0409001B" w:tentative="1">
+      <w:start w:val="1"/>
+      <w:numFmt w:val="lowerRoman"/>
+      <w:lvlText w:val="%3."/>
+      <w:lvlJc w:val="right"/>
+      <w:pPr>
+        <w:ind w:left="2160" w:hanging="180"/>
+      </w:pPr>
+    </w:lvl>
+    <w:lvl w:ilvl="3" w:tplc="0409000F" w:tentative="1">
+      <w:start w:val="1"/>
+      <w:numFmt w:val="decimal"/>
+      <w:lvlText w:val="%4."/>
+      <w:lvlJc w:val="left"/>
+      <w:pPr>
+        <w:ind w:left="2880" w:hanging="360"/>
+      </w:pPr>
+    </w:lvl>
+    <w:lvl w:ilvl="4" w:tplc="04090019" w:tentative="1">
+      <w:start w:val="1"/>
+      <w:numFmt w:val="lowerLetter"/>
+      <w:lvlText w:val="%5."/>
+      <w:lvlJc w:val="left"/>
+      <w:pPr>
+        <w:ind w:left="3600" w:hanging="360"/>
+      </w:pPr>
+    </w:lvl>
+    <w:lvl w:ilvl="5" w:tplc="0409001B" w:tentative="1">
+      <w:start w:val="1"/>
+      <w:numFmt w:val="lowerRoman"/>
+      <w:lvlText w:val="%6."/>
+      <w:lvlJc w:val="right"/>
+      <w:pPr>
+        <w:ind w:left="4320" w:hanging="180"/>
+      </w:pPr>
+    </w:lvl>
+    <w:lvl w:ilvl="6" w:tplc="0409000F" w:tentative="1">
+      <w:start w:val="1"/>
+      <w:numFmt w:val="decimal"/>
+      <w:lvlText w:val="%7."/>
+      <w:lvlJc w:val="left"/>
+      <w:pPr>
+        <w:ind w:left="5040" w:hanging="360"/>
+      </w:pPr>
+    </w:lvl>
+    <w:lvl w:ilvl="7" w:tplc="04090019" w:tentative="1">
+      <w:start w:val="1"/>
+      <w:numFmt w:val="lowerLetter"/>
+      <w:lvlText w:val="%8."/>
+      <w:lvlJc w:val="left"/>
+      <w:pPr>
+        <w:ind w:left="5760" w:hanging="360"/>
+      </w:pPr>
+    </w:lvl>
+    <w:lvl w:ilvl="8" w:tplc="0409001B" w:tentative="1">
+      <w:start w:val="1"/>
+      <w:numFmt w:val="lowerRoman"/>
+      <w:lvlText w:val="%9."/>
+      <w:lvlJc w:val="right"/>
+      <w:pPr>
+        <w:ind w:left="6480" w:hanging="180"/>
+      </w:pPr>
+    </w:lvl>
+  </w:abstractNum>
+  <w:abstractNum w:abstractNumId="7" w15:restartNumberingAfterBreak="0">
+    <w:nsid w:val="25B53A80"/>
+    <w:multiLevelType w:val="hybridMultilevel"/>
+    <w:tmpl w:val="218C5626"/>
     <w:lvl w:ilvl="0" w:tplc="04090001">
       <w:start w:val="1"/>
       <w:numFmt w:val="bullet"/>
@@ -8718,10 +8699,10 @@
       </w:rPr>
     </w:lvl>
   </w:abstractNum>
-  <w:abstractNum w:abstractNumId="7" w15:restartNumberingAfterBreak="0">
-    <w:nsid w:val="59DE631A"/>
+  <w:abstractNum w:abstractNumId="8" w15:restartNumberingAfterBreak="0">
+    <w:nsid w:val="27B6399F"/>
     <w:multiLevelType w:val="hybridMultilevel"/>
-    <w:tmpl w:val="6FF69582"/>
+    <w:tmpl w:val="B3B48336"/>
     <w:lvl w:ilvl="0" w:tplc="04090001">
       <w:start w:val="1"/>
       <w:numFmt w:val="bullet"/>
@@ -8831,10 +8812,10 @@
       </w:rPr>
     </w:lvl>
   </w:abstractNum>
-  <w:abstractNum w:abstractNumId="8" w15:restartNumberingAfterBreak="0">
-    <w:nsid w:val="5A7B6711"/>
+  <w:abstractNum w:abstractNumId="9" w15:restartNumberingAfterBreak="0">
+    <w:nsid w:val="59DE631A"/>
     <w:multiLevelType w:val="hybridMultilevel"/>
-    <w:tmpl w:val="6ED20BDE"/>
+    <w:tmpl w:val="6FF69582"/>
     <w:lvl w:ilvl="0" w:tplc="04090001">
       <w:start w:val="1"/>
       <w:numFmt w:val="bullet"/>
@@ -8944,11 +8925,124 @@
       </w:rPr>
     </w:lvl>
   </w:abstractNum>
+  <w:abstractNum w:abstractNumId="10" w15:restartNumberingAfterBreak="0">
+    <w:nsid w:val="5A7B6711"/>
+    <w:multiLevelType w:val="hybridMultilevel"/>
+    <w:tmpl w:val="6ED20BDE"/>
+    <w:lvl w:ilvl="0" w:tplc="04090001">
+      <w:start w:val="1"/>
+      <w:numFmt w:val="bullet"/>
+      <w:lvlText w:val=""/>
+      <w:lvlJc w:val="left"/>
+      <w:pPr>
+        <w:ind w:left="720" w:hanging="360"/>
+      </w:pPr>
+      <w:rPr>
+        <w:rFonts w:ascii="Symbol" w:hAnsi="Symbol" w:hint="default"/>
+      </w:rPr>
+    </w:lvl>
+    <w:lvl w:ilvl="1" w:tplc="04090003" w:tentative="1">
+      <w:start w:val="1"/>
+      <w:numFmt w:val="bullet"/>
+      <w:lvlText w:val="o"/>
+      <w:lvlJc w:val="left"/>
+      <w:pPr>
+        <w:ind w:left="1440" w:hanging="360"/>
+      </w:pPr>
+      <w:rPr>
+        <w:rFonts w:ascii="Courier New" w:hAnsi="Courier New" w:cs="Courier New" w:hint="default"/>
+      </w:rPr>
+    </w:lvl>
+    <w:lvl w:ilvl="2" w:tplc="04090005" w:tentative="1">
+      <w:start w:val="1"/>
+      <w:numFmt w:val="bullet"/>
+      <w:lvlText w:val=""/>
+      <w:lvlJc w:val="left"/>
+      <w:pPr>
+        <w:ind w:left="2160" w:hanging="360"/>
+      </w:pPr>
+      <w:rPr>
+        <w:rFonts w:ascii="Wingdings" w:hAnsi="Wingdings" w:hint="default"/>
+      </w:rPr>
+    </w:lvl>
+    <w:lvl w:ilvl="3" w:tplc="04090001" w:tentative="1">
+      <w:start w:val="1"/>
+      <w:numFmt w:val="bullet"/>
+      <w:lvlText w:val=""/>
+      <w:lvlJc w:val="left"/>
+      <w:pPr>
+        <w:ind w:left="2880" w:hanging="360"/>
+      </w:pPr>
+      <w:rPr>
+        <w:rFonts w:ascii="Symbol" w:hAnsi="Symbol" w:hint="default"/>
+      </w:rPr>
+    </w:lvl>
+    <w:lvl w:ilvl="4" w:tplc="04090003" w:tentative="1">
+      <w:start w:val="1"/>
+      <w:numFmt w:val="bullet"/>
+      <w:lvlText w:val="o"/>
+      <w:lvlJc w:val="left"/>
+      <w:pPr>
+        <w:ind w:left="3600" w:hanging="360"/>
+      </w:pPr>
+      <w:rPr>
+        <w:rFonts w:ascii="Courier New" w:hAnsi="Courier New" w:cs="Courier New" w:hint="default"/>
+      </w:rPr>
+    </w:lvl>
+    <w:lvl w:ilvl="5" w:tplc="04090005" w:tentative="1">
+      <w:start w:val="1"/>
+      <w:numFmt w:val="bullet"/>
+      <w:lvlText w:val=""/>
+      <w:lvlJc w:val="left"/>
+      <w:pPr>
+        <w:ind w:left="4320" w:hanging="360"/>
+      </w:pPr>
+      <w:rPr>
+        <w:rFonts w:ascii="Wingdings" w:hAnsi="Wingdings" w:hint="default"/>
+      </w:rPr>
+    </w:lvl>
+    <w:lvl w:ilvl="6" w:tplc="04090001" w:tentative="1">
+      <w:start w:val="1"/>
+      <w:numFmt w:val="bullet"/>
+      <w:lvlText w:val=""/>
+      <w:lvlJc w:val="left"/>
+      <w:pPr>
+        <w:ind w:left="5040" w:hanging="360"/>
+      </w:pPr>
+      <w:rPr>
+        <w:rFonts w:ascii="Symbol" w:hAnsi="Symbol" w:hint="default"/>
+      </w:rPr>
+    </w:lvl>
+    <w:lvl w:ilvl="7" w:tplc="04090003" w:tentative="1">
+      <w:start w:val="1"/>
+      <w:numFmt w:val="bullet"/>
+      <w:lvlText w:val="o"/>
+      <w:lvlJc w:val="left"/>
+      <w:pPr>
+        <w:ind w:left="5760" w:hanging="360"/>
+      </w:pPr>
+      <w:rPr>
+        <w:rFonts w:ascii="Courier New" w:hAnsi="Courier New" w:cs="Courier New" w:hint="default"/>
+      </w:rPr>
+    </w:lvl>
+    <w:lvl w:ilvl="8" w:tplc="04090005" w:tentative="1">
+      <w:start w:val="1"/>
+      <w:numFmt w:val="bullet"/>
+      <w:lvlText w:val=""/>
+      <w:lvlJc w:val="left"/>
+      <w:pPr>
+        <w:ind w:left="6480" w:hanging="360"/>
+      </w:pPr>
+      <w:rPr>
+        <w:rFonts w:ascii="Wingdings" w:hAnsi="Wingdings" w:hint="default"/>
+      </w:rPr>
+    </w:lvl>
+  </w:abstractNum>
   <w:num w:numId="1" w16cid:durableId="696152518">
-    <w:abstractNumId w:val="3"/>
+    <w:abstractNumId w:val="4"/>
   </w:num>
   <w:num w:numId="2" w16cid:durableId="2139257778">
-    <w:abstractNumId w:val="6"/>
+    <w:abstractNumId w:val="8"/>
   </w:num>
   <w:num w:numId="3" w16cid:durableId="503666693">
     <w:abstractNumId w:val="0"/>
@@ -8960,19 +9054,25 @@
     <w:abstractNumId w:val="1"/>
   </w:num>
   <w:num w:numId="6" w16cid:durableId="458573642">
-    <w:abstractNumId w:val="5"/>
+    <w:abstractNumId w:val="7"/>
   </w:num>
   <w:num w:numId="7" w16cid:durableId="1774131846">
     <w:abstractNumId w:val="2"/>
   </w:num>
   <w:num w:numId="8" w16cid:durableId="771705788">
-    <w:abstractNumId w:val="4"/>
+    <w:abstractNumId w:val="6"/>
   </w:num>
   <w:num w:numId="9" w16cid:durableId="951666417">
-    <w:abstractNumId w:val="8"/>
+    <w:abstractNumId w:val="10"/>
   </w:num>
   <w:num w:numId="10" w16cid:durableId="1637566183">
-    <w:abstractNumId w:val="7"/>
+    <w:abstractNumId w:val="9"/>
+  </w:num>
+  <w:num w:numId="11" w16cid:durableId="1703555105">
+    <w:abstractNumId w:val="5"/>
+  </w:num>
+  <w:num w:numId="12" w16cid:durableId="1855069265">
+    <w:abstractNumId w:val="3"/>
   </w:num>
 </w:numbering>
 </file>
@@ -9377,7 +9477,7 @@
   <w:style w:type="paragraph" w:default="1" w:styleId="Normal">
     <w:name w:val="Normal"/>
     <w:qFormat/>
-    <w:rsid w:val="003C244D"/>
+    <w:rsid w:val="001A2708"/>
   </w:style>
   <w:style w:type="paragraph" w:styleId="Heading1">
     <w:name w:val="heading 1"/>
@@ -9580,7 +9680,6 @@
   <w:style w:type="character" w:default="1" w:styleId="DefaultParagraphFont">
     <w:name w:val="Default Paragraph Font"/>
     <w:uiPriority w:val="1"/>
-    <w:semiHidden/>
     <w:unhideWhenUsed/>
   </w:style>
   <w:style w:type="table" w:default="1" w:styleId="TableNormal">
